--- a/dist/docs/primers/trade-systems-gtm-e2open-primer.docx
+++ b/dist/docs/primers/trade-systems-gtm-e2open-primer.docx
@@ -268,7 +268,7 @@
               <w:jc w:val="left"/>
             </w:pPr>
             <w:r>
-              <w:t xml:space="preserve">W1 Fri 10/23 (Hire A); W1 or W2 spare slot (Hire B)</w:t>
+              <w:t xml:space="preserve">W1 Fri 10/23 (Hire A); W2 Fri 10/30 13:00–13:45 (Hire B)</w:t>
             </w:r>
           </w:p>
         </w:tc>
@@ -1760,7 +1760,7 @@
         <w:t xml:space="preserve"> </w:t>
       </w:r>
       <w:r>
-        <w:t xml:space="preserve">an automated inventory control system (Anexo 24) tracks each temporarily imported input from its pedimento to consumption, export, transfer or change of regime, with time limits per input. SAT's credit and guarantee account system (the SCCCyG, known as "Anexo 31") must reconcile with it.</w:t>
+        <w:t xml:space="preserve">an automated inventory control system (Anexo 24) tracks each temporarily imported input from its pedimento to consumption, export, transfer or change of regime, with time limits per input. SAT's credit and guarantee account system (the SCCCyG: RGCE Anexo 30, formerly Anexo 31, a name the trade still uses) must reconcile with it.</w:t>
       </w:r>
     </w:p>
     <w:p>

--- a/dist/docs/primers/trade-systems-gtm-e2open-primer.docx
+++ b/dist/docs/primers/trade-systems-gtm-e2open-primer.docx
@@ -97,23 +97,26 @@
     <w:tbl>
       <w:tblPr>
         <w:tblStyle w:val="Table"/>
-        <w:tblW w:type="auto" w:w="0"/>
+        <w:tblW w:type="dxa" w:w="9360"/>
         <w:tblLook w:firstRow="1" w:lastRow="0" w:firstColumn="0" w:lastColumn="0" w:noHBand="0" w:noVBand="0" w:val="0020"/>
         <w:jc w:val="start"/>
+        <w:tblLayout w:type="fixed"/>
       </w:tblPr>
       <w:tblGrid>
-        <w:gridCol w:w="1584"/>
-        <w:gridCol w:w="1584"/>
-        <w:gridCol w:w="1584"/>
-        <w:gridCol w:w="1584"/>
-        <w:gridCol w:w="1584"/>
+        <w:gridCol w:w="824"/>
+        <w:gridCol w:w="2329"/>
+        <w:gridCol w:w="2870"/>
+        <w:gridCol w:w="824"/>
+        <w:gridCol w:w="2510"/>
       </w:tblGrid>
       <w:tr>
         <w:trPr>
           <w:tblHeader w:val="true"/>
         </w:trPr>
         <w:tc>
-          <w:tcPr/>
+          <w:tcPr>
+            <w:tcW w:w="824" w:type="dxa"/>
+          </w:tcPr>
           <w:p>
             <w:pPr>
               <w:pStyle w:val="Compact"/>
@@ -125,7 +128,9 @@
           </w:p>
         </w:tc>
         <w:tc>
-          <w:tcPr/>
+          <w:tcPr>
+            <w:tcW w:w="2329" w:type="dxa"/>
+          </w:tcPr>
           <w:p>
             <w:pPr>
               <w:pStyle w:val="Compact"/>
@@ -149,7 +154,9 @@
           </w:p>
         </w:tc>
         <w:tc>
-          <w:tcPr/>
+          <w:tcPr>
+            <w:tcW w:w="2870" w:type="dxa"/>
+          </w:tcPr>
           <w:p>
             <w:pPr>
               <w:pStyle w:val="Compact"/>
@@ -161,7 +168,9 @@
           </w:p>
         </w:tc>
         <w:tc>
-          <w:tcPr/>
+          <w:tcPr>
+            <w:tcW w:w="824" w:type="dxa"/>
+          </w:tcPr>
           <w:p>
             <w:pPr>
               <w:pStyle w:val="Compact"/>
@@ -173,7 +182,9 @@
           </w:p>
         </w:tc>
         <w:tc>
-          <w:tcPr/>
+          <w:tcPr>
+            <w:tcW w:w="2510" w:type="dxa"/>
+          </w:tcPr>
           <w:p>
             <w:pPr>
               <w:pStyle w:val="Compact"/>
@@ -187,7 +198,9 @@
       </w:tr>
       <w:tr>
         <w:tc>
-          <w:tcPr/>
+          <w:tcPr>
+            <w:tcW w:w="824" w:type="dxa"/>
+          </w:tcPr>
           <w:p>
             <w:pPr>
               <w:pStyle w:val="Compact"/>
@@ -199,7 +212,9 @@
           </w:p>
         </w:tc>
         <w:tc>
-          <w:tcPr/>
+          <w:tcPr>
+            <w:tcW w:w="2329" w:type="dxa"/>
+          </w:tcPr>
           <w:p>
             <w:pPr>
               <w:pStyle w:val="Compact"/>
@@ -211,7 +226,9 @@
           </w:p>
         </w:tc>
         <w:tc>
-          <w:tcPr/>
+          <w:tcPr>
+            <w:tcW w:w="2870" w:type="dxa"/>
+          </w:tcPr>
           <w:p>
             <w:pPr>
               <w:pStyle w:val="Compact"/>
@@ -223,7 +240,9 @@
           </w:p>
         </w:tc>
         <w:tc>
-          <w:tcPr/>
+          <w:tcPr>
+            <w:tcW w:w="824" w:type="dxa"/>
+          </w:tcPr>
           <w:p>
             <w:pPr>
               <w:pStyle w:val="Compact"/>
@@ -235,7 +254,9 @@
           </w:p>
         </w:tc>
         <w:tc>
-          <w:tcPr/>
+          <w:tcPr>
+            <w:tcW w:w="2510" w:type="dxa"/>
+          </w:tcPr>
           <w:p>
             <w:pPr>
               <w:pStyle w:val="Compact"/>
@@ -249,7 +270,9 @@
       </w:tr>
       <w:tr>
         <w:tc>
-          <w:tcPr/>
+          <w:tcPr>
+            <w:tcW w:w="824" w:type="dxa"/>
+          </w:tcPr>
           <w:p>
             <w:pPr>
               <w:pStyle w:val="Compact"/>
@@ -261,7 +284,9 @@
           </w:p>
         </w:tc>
         <w:tc>
-          <w:tcPr/>
+          <w:tcPr>
+            <w:tcW w:w="2329" w:type="dxa"/>
+          </w:tcPr>
           <w:p>
             <w:pPr>
               <w:pStyle w:val="Compact"/>
@@ -273,7 +298,9 @@
           </w:p>
         </w:tc>
         <w:tc>
-          <w:tcPr/>
+          <w:tcPr>
+            <w:tcW w:w="2870" w:type="dxa"/>
+          </w:tcPr>
           <w:p>
             <w:pPr>
               <w:pStyle w:val="Compact"/>
@@ -285,7 +312,9 @@
           </w:p>
         </w:tc>
         <w:tc>
-          <w:tcPr/>
+          <w:tcPr>
+            <w:tcW w:w="824" w:type="dxa"/>
+          </w:tcPr>
           <w:p>
             <w:pPr>
               <w:pStyle w:val="Compact"/>
@@ -297,7 +326,9 @@
           </w:p>
         </w:tc>
         <w:tc>
-          <w:tcPr/>
+          <w:tcPr>
+            <w:tcW w:w="2510" w:type="dxa"/>
+          </w:tcPr>
           <w:p>
             <w:pPr>
               <w:pStyle w:val="Compact"/>
@@ -311,7 +342,9 @@
       </w:tr>
       <w:tr>
         <w:tc>
-          <w:tcPr/>
+          <w:tcPr>
+            <w:tcW w:w="824" w:type="dxa"/>
+          </w:tcPr>
           <w:p>
             <w:pPr>
               <w:pStyle w:val="Compact"/>
@@ -323,7 +356,9 @@
           </w:p>
         </w:tc>
         <w:tc>
-          <w:tcPr/>
+          <w:tcPr>
+            <w:tcW w:w="2329" w:type="dxa"/>
+          </w:tcPr>
           <w:p>
             <w:pPr>
               <w:pStyle w:val="Compact"/>
@@ -335,7 +370,9 @@
           </w:p>
         </w:tc>
         <w:tc>
-          <w:tcPr/>
+          <w:tcPr>
+            <w:tcW w:w="2870" w:type="dxa"/>
+          </w:tcPr>
           <w:p>
             <w:pPr>
               <w:pStyle w:val="Compact"/>
@@ -347,7 +384,9 @@
           </w:p>
         </w:tc>
         <w:tc>
-          <w:tcPr/>
+          <w:tcPr>
+            <w:tcW w:w="824" w:type="dxa"/>
+          </w:tcPr>
           <w:p>
             <w:pPr>
               <w:pStyle w:val="Compact"/>
@@ -359,7 +398,9 @@
           </w:p>
         </w:tc>
         <w:tc>
-          <w:tcPr/>
+          <w:tcPr>
+            <w:tcW w:w="2510" w:type="dxa"/>
+          </w:tcPr>
           <w:p>
             <w:pPr>
               <w:pStyle w:val="Compact"/>
@@ -373,7 +414,9 @@
       </w:tr>
       <w:tr>
         <w:tc>
-          <w:tcPr/>
+          <w:tcPr>
+            <w:tcW w:w="824" w:type="dxa"/>
+          </w:tcPr>
           <w:p>
             <w:pPr>
               <w:pStyle w:val="Compact"/>
@@ -385,7 +428,9 @@
           </w:p>
         </w:tc>
         <w:tc>
-          <w:tcPr/>
+          <w:tcPr>
+            <w:tcW w:w="2329" w:type="dxa"/>
+          </w:tcPr>
           <w:p>
             <w:pPr>
               <w:pStyle w:val="Compact"/>
@@ -397,7 +442,9 @@
           </w:p>
         </w:tc>
         <w:tc>
-          <w:tcPr/>
+          <w:tcPr>
+            <w:tcW w:w="2870" w:type="dxa"/>
+          </w:tcPr>
           <w:p>
             <w:pPr>
               <w:pStyle w:val="Compact"/>
@@ -409,7 +456,9 @@
           </w:p>
         </w:tc>
         <w:tc>
-          <w:tcPr/>
+          <w:tcPr>
+            <w:tcW w:w="824" w:type="dxa"/>
+          </w:tcPr>
           <w:p>
             <w:pPr>
               <w:pStyle w:val="Compact"/>
@@ -421,7 +470,9 @@
           </w:p>
         </w:tc>
         <w:tc>
-          <w:tcPr/>
+          <w:tcPr>
+            <w:tcW w:w="2510" w:type="dxa"/>
+          </w:tcPr>
           <w:p>
             <w:pPr>
               <w:pStyle w:val="Compact"/>
@@ -435,7 +486,9 @@
       </w:tr>
       <w:tr>
         <w:tc>
-          <w:tcPr/>
+          <w:tcPr>
+            <w:tcW w:w="824" w:type="dxa"/>
+          </w:tcPr>
           <w:p>
             <w:pPr>
               <w:pStyle w:val="Compact"/>
@@ -447,7 +500,9 @@
           </w:p>
         </w:tc>
         <w:tc>
-          <w:tcPr/>
+          <w:tcPr>
+            <w:tcW w:w="2329" w:type="dxa"/>
+          </w:tcPr>
           <w:p>
             <w:pPr>
               <w:pStyle w:val="Compact"/>
@@ -459,7 +514,9 @@
           </w:p>
         </w:tc>
         <w:tc>
-          <w:tcPr/>
+          <w:tcPr>
+            <w:tcW w:w="2870" w:type="dxa"/>
+          </w:tcPr>
           <w:p>
             <w:pPr>
               <w:pStyle w:val="Compact"/>
@@ -471,7 +528,9 @@
           </w:p>
         </w:tc>
         <w:tc>
-          <w:tcPr/>
+          <w:tcPr>
+            <w:tcW w:w="824" w:type="dxa"/>
+          </w:tcPr>
           <w:p>
             <w:pPr>
               <w:pStyle w:val="Compact"/>
@@ -483,7 +542,9 @@
           </w:p>
         </w:tc>
         <w:tc>
-          <w:tcPr/>
+          <w:tcPr>
+            <w:tcW w:w="2510" w:type="dxa"/>
+          </w:tcPr>
           <w:p>
             <w:pPr>
               <w:pStyle w:val="Compact"/>
@@ -497,7 +558,9 @@
       </w:tr>
       <w:tr>
         <w:tc>
-          <w:tcPr/>
+          <w:tcPr>
+            <w:tcW w:w="824" w:type="dxa"/>
+          </w:tcPr>
           <w:p>
             <w:pPr>
               <w:pStyle w:val="Compact"/>
@@ -509,7 +572,9 @@
           </w:p>
         </w:tc>
         <w:tc>
-          <w:tcPr/>
+          <w:tcPr>
+            <w:tcW w:w="2329" w:type="dxa"/>
+          </w:tcPr>
           <w:p>
             <w:pPr>
               <w:pStyle w:val="Compact"/>
@@ -521,7 +586,9 @@
           </w:p>
         </w:tc>
         <w:tc>
-          <w:tcPr/>
+          <w:tcPr>
+            <w:tcW w:w="2870" w:type="dxa"/>
+          </w:tcPr>
           <w:p>
             <w:pPr>
               <w:pStyle w:val="Compact"/>
@@ -533,7 +600,9 @@
           </w:p>
         </w:tc>
         <w:tc>
-          <w:tcPr/>
+          <w:tcPr>
+            <w:tcW w:w="824" w:type="dxa"/>
+          </w:tcPr>
           <w:p>
             <w:pPr>
               <w:pStyle w:val="Compact"/>
@@ -545,7 +614,9 @@
           </w:p>
         </w:tc>
         <w:tc>
-          <w:tcPr/>
+          <w:tcPr>
+            <w:tcW w:w="2510" w:type="dxa"/>
+          </w:tcPr>
           <w:p>
             <w:pPr>
               <w:pStyle w:val="Compact"/>
@@ -559,7 +630,9 @@
       </w:tr>
       <w:tr>
         <w:tc>
-          <w:tcPr/>
+          <w:tcPr>
+            <w:tcW w:w="824" w:type="dxa"/>
+          </w:tcPr>
           <w:p>
             <w:pPr>
               <w:pStyle w:val="Compact"/>
@@ -571,7 +644,9 @@
           </w:p>
         </w:tc>
         <w:tc>
-          <w:tcPr/>
+          <w:tcPr>
+            <w:tcW w:w="2329" w:type="dxa"/>
+          </w:tcPr>
           <w:p>
             <w:pPr>
               <w:pStyle w:val="Compact"/>
@@ -583,7 +658,9 @@
           </w:p>
         </w:tc>
         <w:tc>
-          <w:tcPr/>
+          <w:tcPr>
+            <w:tcW w:w="2870" w:type="dxa"/>
+          </w:tcPr>
           <w:p>
             <w:pPr>
               <w:pStyle w:val="Compact"/>
@@ -595,7 +672,9 @@
           </w:p>
         </w:tc>
         <w:tc>
-          <w:tcPr/>
+          <w:tcPr>
+            <w:tcW w:w="824" w:type="dxa"/>
+          </w:tcPr>
           <w:p>
             <w:pPr>
               <w:pStyle w:val="Compact"/>
@@ -607,7 +686,9 @@
           </w:p>
         </w:tc>
         <w:tc>
-          <w:tcPr/>
+          <w:tcPr>
+            <w:tcW w:w="2510" w:type="dxa"/>
+          </w:tcPr>
           <w:p>
             <w:pPr>
               <w:pStyle w:val="Compact"/>
@@ -722,23 +803,26 @@
     <w:tbl>
       <w:tblPr>
         <w:tblStyle w:val="Table"/>
-        <w:tblW w:type="auto" w:w="0"/>
+        <w:tblW w:type="dxa" w:w="9360"/>
         <w:tblLook w:firstRow="1" w:lastRow="0" w:firstColumn="0" w:lastColumn="0" w:noHBand="0" w:noVBand="0" w:val="0020"/>
         <w:jc w:val="start"/>
+        <w:tblLayout w:type="fixed"/>
       </w:tblPr>
       <w:tblGrid>
-        <w:gridCol w:w="1584"/>
-        <w:gridCol w:w="1584"/>
-        <w:gridCol w:w="1584"/>
-        <w:gridCol w:w="1584"/>
-        <w:gridCol w:w="1584"/>
+        <w:gridCol w:w="1155"/>
+        <w:gridCol w:w="3110"/>
+        <w:gridCol w:w="1900"/>
+        <w:gridCol w:w="1666"/>
+        <w:gridCol w:w="1526"/>
       </w:tblGrid>
       <w:tr>
         <w:trPr>
           <w:tblHeader w:val="true"/>
         </w:trPr>
         <w:tc>
-          <w:tcPr/>
+          <w:tcPr>
+            <w:tcW w:w="1155" w:type="dxa"/>
+          </w:tcPr>
           <w:p>
             <w:pPr>
               <w:pStyle w:val="Compact"/>
@@ -750,7 +834,9 @@
           </w:p>
         </w:tc>
         <w:tc>
-          <w:tcPr/>
+          <w:tcPr>
+            <w:tcW w:w="3110" w:type="dxa"/>
+          </w:tcPr>
           <w:p>
             <w:pPr>
               <w:pStyle w:val="Compact"/>
@@ -762,7 +848,9 @@
           </w:p>
         </w:tc>
         <w:tc>
-          <w:tcPr/>
+          <w:tcPr>
+            <w:tcW w:w="1900" w:type="dxa"/>
+          </w:tcPr>
           <w:p>
             <w:pPr>
               <w:pStyle w:val="Compact"/>
@@ -774,7 +862,9 @@
           </w:p>
         </w:tc>
         <w:tc>
-          <w:tcPr/>
+          <w:tcPr>
+            <w:tcW w:w="1666" w:type="dxa"/>
+          </w:tcPr>
           <w:p>
             <w:pPr>
               <w:pStyle w:val="Compact"/>
@@ -786,7 +876,9 @@
           </w:p>
         </w:tc>
         <w:tc>
-          <w:tcPr/>
+          <w:tcPr>
+            <w:tcW w:w="1526" w:type="dxa"/>
+          </w:tcPr>
           <w:p>
             <w:pPr>
               <w:pStyle w:val="Compact"/>
@@ -800,7 +892,9 @@
       </w:tr>
       <w:tr>
         <w:tc>
-          <w:tcPr/>
+          <w:tcPr>
+            <w:tcW w:w="1155" w:type="dxa"/>
+          </w:tcPr>
           <w:p>
             <w:pPr>
               <w:pStyle w:val="Compact"/>
@@ -812,7 +906,9 @@
           </w:p>
         </w:tc>
         <w:tc>
-          <w:tcPr/>
+          <w:tcPr>
+            <w:tcW w:w="3110" w:type="dxa"/>
+          </w:tcPr>
           <w:p>
             <w:pPr>
               <w:pStyle w:val="Compact"/>
@@ -824,7 +920,9 @@
           </w:p>
         </w:tc>
         <w:tc>
-          <w:tcPr/>
+          <w:tcPr>
+            <w:tcW w:w="1900" w:type="dxa"/>
+          </w:tcPr>
           <w:p>
             <w:pPr>
               <w:pStyle w:val="Compact"/>
@@ -836,7 +934,9 @@
           </w:p>
         </w:tc>
         <w:tc>
-          <w:tcPr/>
+          <w:tcPr>
+            <w:tcW w:w="1666" w:type="dxa"/>
+          </w:tcPr>
           <w:p>
             <w:pPr>
               <w:pStyle w:val="Compact"/>
@@ -848,7 +948,9 @@
           </w:p>
         </w:tc>
         <w:tc>
-          <w:tcPr/>
+          <w:tcPr>
+            <w:tcW w:w="1526" w:type="dxa"/>
+          </w:tcPr>
           <w:p>
             <w:pPr>
               <w:pStyle w:val="Compact"/>
@@ -862,7 +964,9 @@
       </w:tr>
       <w:tr>
         <w:tc>
-          <w:tcPr/>
+          <w:tcPr>
+            <w:tcW w:w="1155" w:type="dxa"/>
+          </w:tcPr>
           <w:p>
             <w:pPr>
               <w:pStyle w:val="Compact"/>
@@ -874,7 +978,9 @@
           </w:p>
         </w:tc>
         <w:tc>
-          <w:tcPr/>
+          <w:tcPr>
+            <w:tcW w:w="3110" w:type="dxa"/>
+          </w:tcPr>
           <w:p>
             <w:pPr>
               <w:pStyle w:val="Compact"/>
@@ -886,7 +992,9 @@
           </w:p>
         </w:tc>
         <w:tc>
-          <w:tcPr/>
+          <w:tcPr>
+            <w:tcW w:w="1900" w:type="dxa"/>
+          </w:tcPr>
           <w:p>
             <w:pPr>
               <w:pStyle w:val="Compact"/>
@@ -898,7 +1006,9 @@
           </w:p>
         </w:tc>
         <w:tc>
-          <w:tcPr/>
+          <w:tcPr>
+            <w:tcW w:w="1666" w:type="dxa"/>
+          </w:tcPr>
           <w:p>
             <w:pPr>
               <w:pStyle w:val="Compact"/>
@@ -910,7 +1020,9 @@
           </w:p>
         </w:tc>
         <w:tc>
-          <w:tcPr/>
+          <w:tcPr>
+            <w:tcW w:w="1526" w:type="dxa"/>
+          </w:tcPr>
           <w:p>
             <w:pPr>
               <w:pStyle w:val="Compact"/>
@@ -924,7 +1036,9 @@
       </w:tr>
       <w:tr>
         <w:tc>
-          <w:tcPr/>
+          <w:tcPr>
+            <w:tcW w:w="1155" w:type="dxa"/>
+          </w:tcPr>
           <w:p>
             <w:pPr>
               <w:pStyle w:val="Compact"/>
@@ -936,7 +1050,9 @@
           </w:p>
         </w:tc>
         <w:tc>
-          <w:tcPr/>
+          <w:tcPr>
+            <w:tcW w:w="3110" w:type="dxa"/>
+          </w:tcPr>
           <w:p>
             <w:pPr>
               <w:pStyle w:val="Compact"/>
@@ -948,7 +1064,9 @@
           </w:p>
         </w:tc>
         <w:tc>
-          <w:tcPr/>
+          <w:tcPr>
+            <w:tcW w:w="1900" w:type="dxa"/>
+          </w:tcPr>
           <w:p>
             <w:pPr>
               <w:pStyle w:val="Compact"/>
@@ -960,7 +1078,9 @@
           </w:p>
         </w:tc>
         <w:tc>
-          <w:tcPr/>
+          <w:tcPr>
+            <w:tcW w:w="1666" w:type="dxa"/>
+          </w:tcPr>
           <w:p>
             <w:pPr>
               <w:pStyle w:val="Compact"/>
@@ -972,7 +1092,9 @@
           </w:p>
         </w:tc>
         <w:tc>
-          <w:tcPr/>
+          <w:tcPr>
+            <w:tcW w:w="1526" w:type="dxa"/>
+          </w:tcPr>
           <w:p>
             <w:pPr>
               <w:pStyle w:val="Compact"/>
@@ -986,7 +1108,9 @@
       </w:tr>
       <w:tr>
         <w:tc>
-          <w:tcPr/>
+          <w:tcPr>
+            <w:tcW w:w="1155" w:type="dxa"/>
+          </w:tcPr>
           <w:p>
             <w:pPr>
               <w:pStyle w:val="Compact"/>
@@ -998,7 +1122,9 @@
           </w:p>
         </w:tc>
         <w:tc>
-          <w:tcPr/>
+          <w:tcPr>
+            <w:tcW w:w="3110" w:type="dxa"/>
+          </w:tcPr>
           <w:p>
             <w:pPr>
               <w:pStyle w:val="Compact"/>
@@ -1010,7 +1136,9 @@
           </w:p>
         </w:tc>
         <w:tc>
-          <w:tcPr/>
+          <w:tcPr>
+            <w:tcW w:w="1900" w:type="dxa"/>
+          </w:tcPr>
           <w:p>
             <w:pPr>
               <w:pStyle w:val="Compact"/>
@@ -1022,7 +1150,9 @@
           </w:p>
         </w:tc>
         <w:tc>
-          <w:tcPr/>
+          <w:tcPr>
+            <w:tcW w:w="1666" w:type="dxa"/>
+          </w:tcPr>
           <w:p>
             <w:pPr>
               <w:pStyle w:val="Compact"/>
@@ -1034,7 +1164,9 @@
           </w:p>
         </w:tc>
         <w:tc>
-          <w:tcPr/>
+          <w:tcPr>
+            <w:tcW w:w="1526" w:type="dxa"/>
+          </w:tcPr>
           <w:p>
             <w:pPr>
               <w:pStyle w:val="Compact"/>
@@ -1048,7 +1180,9 @@
       </w:tr>
       <w:tr>
         <w:tc>
-          <w:tcPr/>
+          <w:tcPr>
+            <w:tcW w:w="1155" w:type="dxa"/>
+          </w:tcPr>
           <w:p>
             <w:pPr>
               <w:pStyle w:val="Compact"/>
@@ -1060,7 +1194,9 @@
           </w:p>
         </w:tc>
         <w:tc>
-          <w:tcPr/>
+          <w:tcPr>
+            <w:tcW w:w="3110" w:type="dxa"/>
+          </w:tcPr>
           <w:p>
             <w:pPr>
               <w:pStyle w:val="Compact"/>
@@ -1072,7 +1208,9 @@
           </w:p>
         </w:tc>
         <w:tc>
-          <w:tcPr/>
+          <w:tcPr>
+            <w:tcW w:w="1900" w:type="dxa"/>
+          </w:tcPr>
           <w:p>
             <w:pPr>
               <w:pStyle w:val="Compact"/>
@@ -1084,7 +1222,9 @@
           </w:p>
         </w:tc>
         <w:tc>
-          <w:tcPr/>
+          <w:tcPr>
+            <w:tcW w:w="1666" w:type="dxa"/>
+          </w:tcPr>
           <w:p>
             <w:pPr>
               <w:pStyle w:val="Compact"/>
@@ -1096,7 +1236,9 @@
           </w:p>
         </w:tc>
         <w:tc>
-          <w:tcPr/>
+          <w:tcPr>
+            <w:tcW w:w="1526" w:type="dxa"/>
+          </w:tcPr>
           <w:p>
             <w:pPr>
               <w:pStyle w:val="Compact"/>
@@ -1110,7 +1252,9 @@
       </w:tr>
       <w:tr>
         <w:tc>
-          <w:tcPr/>
+          <w:tcPr>
+            <w:tcW w:w="1155" w:type="dxa"/>
+          </w:tcPr>
           <w:p>
             <w:pPr>
               <w:pStyle w:val="Compact"/>
@@ -1122,7 +1266,9 @@
           </w:p>
         </w:tc>
         <w:tc>
-          <w:tcPr/>
+          <w:tcPr>
+            <w:tcW w:w="3110" w:type="dxa"/>
+          </w:tcPr>
           <w:p>
             <w:pPr>
               <w:pStyle w:val="Compact"/>
@@ -1134,7 +1280,9 @@
           </w:p>
         </w:tc>
         <w:tc>
-          <w:tcPr/>
+          <w:tcPr>
+            <w:tcW w:w="1900" w:type="dxa"/>
+          </w:tcPr>
           <w:p>
             <w:pPr>
               <w:pStyle w:val="Compact"/>
@@ -1146,7 +1294,9 @@
           </w:p>
         </w:tc>
         <w:tc>
-          <w:tcPr/>
+          <w:tcPr>
+            <w:tcW w:w="1666" w:type="dxa"/>
+          </w:tcPr>
           <w:p>
             <w:pPr>
               <w:pStyle w:val="Compact"/>
@@ -1158,7 +1308,9 @@
           </w:p>
         </w:tc>
         <w:tc>
-          <w:tcPr/>
+          <w:tcPr>
+            <w:tcW w:w="1526" w:type="dxa"/>
+          </w:tcPr>
           <w:p>
             <w:pPr>
               <w:pStyle w:val="Compact"/>
@@ -1172,7 +1324,9 @@
       </w:tr>
       <w:tr>
         <w:tc>
-          <w:tcPr/>
+          <w:tcPr>
+            <w:tcW w:w="1155" w:type="dxa"/>
+          </w:tcPr>
           <w:p>
             <w:pPr>
               <w:pStyle w:val="Compact"/>
@@ -1184,7 +1338,9 @@
           </w:p>
         </w:tc>
         <w:tc>
-          <w:tcPr/>
+          <w:tcPr>
+            <w:tcW w:w="3110" w:type="dxa"/>
+          </w:tcPr>
           <w:p>
             <w:pPr>
               <w:pStyle w:val="Compact"/>
@@ -1196,7 +1352,9 @@
           </w:p>
         </w:tc>
         <w:tc>
-          <w:tcPr/>
+          <w:tcPr>
+            <w:tcW w:w="1900" w:type="dxa"/>
+          </w:tcPr>
           <w:p>
             <w:pPr>
               <w:pStyle w:val="Compact"/>
@@ -1208,7 +1366,9 @@
           </w:p>
         </w:tc>
         <w:tc>
-          <w:tcPr/>
+          <w:tcPr>
+            <w:tcW w:w="1666" w:type="dxa"/>
+          </w:tcPr>
           <w:p>
             <w:pPr>
               <w:pStyle w:val="Compact"/>
@@ -1220,7 +1380,9 @@
           </w:p>
         </w:tc>
         <w:tc>
-          <w:tcPr/>
+          <w:tcPr>
+            <w:tcW w:w="1526" w:type="dxa"/>
+          </w:tcPr>
           <w:p>
             <w:pPr>
               <w:pStyle w:val="Compact"/>
@@ -1234,7 +1396,9 @@
       </w:tr>
       <w:tr>
         <w:tc>
-          <w:tcPr/>
+          <w:tcPr>
+            <w:tcW w:w="1155" w:type="dxa"/>
+          </w:tcPr>
           <w:p>
             <w:pPr>
               <w:pStyle w:val="Compact"/>
@@ -1246,7 +1410,9 @@
           </w:p>
         </w:tc>
         <w:tc>
-          <w:tcPr/>
+          <w:tcPr>
+            <w:tcW w:w="3110" w:type="dxa"/>
+          </w:tcPr>
           <w:p>
             <w:pPr>
               <w:pStyle w:val="Compact"/>
@@ -1258,7 +1424,9 @@
           </w:p>
         </w:tc>
         <w:tc>
-          <w:tcPr/>
+          <w:tcPr>
+            <w:tcW w:w="1900" w:type="dxa"/>
+          </w:tcPr>
           <w:p>
             <w:pPr>
               <w:pStyle w:val="Compact"/>
@@ -1270,7 +1438,9 @@
           </w:p>
         </w:tc>
         <w:tc>
-          <w:tcPr/>
+          <w:tcPr>
+            <w:tcW w:w="1666" w:type="dxa"/>
+          </w:tcPr>
           <w:p>
             <w:pPr>
               <w:pStyle w:val="Compact"/>
@@ -1282,7 +1452,9 @@
           </w:p>
         </w:tc>
         <w:tc>
-          <w:tcPr/>
+          <w:tcPr>
+            <w:tcW w:w="1526" w:type="dxa"/>
+          </w:tcPr>
           <w:p>
             <w:pPr>
               <w:pStyle w:val="Compact"/>
@@ -1296,7 +1468,9 @@
       </w:tr>
       <w:tr>
         <w:tc>
-          <w:tcPr/>
+          <w:tcPr>
+            <w:tcW w:w="1155" w:type="dxa"/>
+          </w:tcPr>
           <w:p>
             <w:pPr>
               <w:pStyle w:val="Compact"/>
@@ -1308,7 +1482,9 @@
           </w:p>
         </w:tc>
         <w:tc>
-          <w:tcPr/>
+          <w:tcPr>
+            <w:tcW w:w="3110" w:type="dxa"/>
+          </w:tcPr>
           <w:p>
             <w:pPr>
               <w:pStyle w:val="Compact"/>
@@ -1320,7 +1496,9 @@
           </w:p>
         </w:tc>
         <w:tc>
-          <w:tcPr/>
+          <w:tcPr>
+            <w:tcW w:w="1900" w:type="dxa"/>
+          </w:tcPr>
           <w:p>
             <w:pPr>
               <w:pStyle w:val="Compact"/>
@@ -1332,7 +1510,9 @@
           </w:p>
         </w:tc>
         <w:tc>
-          <w:tcPr/>
+          <w:tcPr>
+            <w:tcW w:w="1666" w:type="dxa"/>
+          </w:tcPr>
           <w:p>
             <w:pPr>
               <w:pStyle w:val="Compact"/>
@@ -1344,7 +1524,9 @@
           </w:p>
         </w:tc>
         <w:tc>
-          <w:tcPr/>
+          <w:tcPr>
+            <w:tcW w:w="1526" w:type="dxa"/>
+          </w:tcPr>
           <w:p>
             <w:pPr>
               <w:pStyle w:val="Compact"/>
@@ -1892,23 +2074,26 @@
     <w:tbl>
       <w:tblPr>
         <w:tblStyle w:val="Table"/>
-        <w:tblW w:type="auto" w:w="0"/>
+        <w:tblW w:type="dxa" w:w="9360"/>
         <w:tblLook w:firstRow="1" w:lastRow="0" w:firstColumn="0" w:lastColumn="0" w:noHBand="0" w:noVBand="0" w:val="0020"/>
         <w:jc w:val="start"/>
+        <w:tblLayout w:type="fixed"/>
       </w:tblPr>
       <w:tblGrid>
-        <w:gridCol w:w="1584"/>
-        <w:gridCol w:w="1584"/>
-        <w:gridCol w:w="1584"/>
-        <w:gridCol w:w="1584"/>
-        <w:gridCol w:w="1584"/>
+        <w:gridCol w:w="1475"/>
+        <w:gridCol w:w="1826"/>
+        <w:gridCol w:w="3111"/>
+        <w:gridCol w:w="1521"/>
+        <w:gridCol w:w="1425"/>
       </w:tblGrid>
       <w:tr>
         <w:trPr>
           <w:tblHeader w:val="true"/>
         </w:trPr>
         <w:tc>
-          <w:tcPr/>
+          <w:tcPr>
+            <w:tcW w:w="1475" w:type="dxa"/>
+          </w:tcPr>
           <w:p>
             <w:pPr>
               <w:pStyle w:val="Compact"/>
@@ -1920,7 +2105,9 @@
           </w:p>
         </w:tc>
         <w:tc>
-          <w:tcPr/>
+          <w:tcPr>
+            <w:tcW w:w="1826" w:type="dxa"/>
+          </w:tcPr>
           <w:p>
             <w:pPr>
               <w:pStyle w:val="Compact"/>
@@ -1932,7 +2119,9 @@
           </w:p>
         </w:tc>
         <w:tc>
-          <w:tcPr/>
+          <w:tcPr>
+            <w:tcW w:w="3111" w:type="dxa"/>
+          </w:tcPr>
           <w:p>
             <w:pPr>
               <w:pStyle w:val="Compact"/>
@@ -1944,7 +2133,9 @@
           </w:p>
         </w:tc>
         <w:tc>
-          <w:tcPr/>
+          <w:tcPr>
+            <w:tcW w:w="1521" w:type="dxa"/>
+          </w:tcPr>
           <w:p>
             <w:pPr>
               <w:pStyle w:val="Compact"/>
@@ -1956,7 +2147,9 @@
           </w:p>
         </w:tc>
         <w:tc>
-          <w:tcPr/>
+          <w:tcPr>
+            <w:tcW w:w="1425" w:type="dxa"/>
+          </w:tcPr>
           <w:p>
             <w:pPr>
               <w:pStyle w:val="Compact"/>
@@ -1970,7 +2163,9 @@
       </w:tr>
       <w:tr>
         <w:tc>
-          <w:tcPr/>
+          <w:tcPr>
+            <w:tcW w:w="1475" w:type="dxa"/>
+          </w:tcPr>
           <w:p>
             <w:pPr>
               <w:pStyle w:val="Compact"/>
@@ -1982,7 +2177,9 @@
           </w:p>
         </w:tc>
         <w:tc>
-          <w:tcPr/>
+          <w:tcPr>
+            <w:tcW w:w="1826" w:type="dxa"/>
+          </w:tcPr>
           <w:p>
             <w:pPr>
               <w:pStyle w:val="Compact"/>
@@ -1994,7 +2191,9 @@
           </w:p>
         </w:tc>
         <w:tc>
-          <w:tcPr/>
+          <w:tcPr>
+            <w:tcW w:w="3111" w:type="dxa"/>
+          </w:tcPr>
           <w:p>
             <w:pPr>
               <w:pStyle w:val="Compact"/>
@@ -2006,7 +2205,9 @@
           </w:p>
         </w:tc>
         <w:tc>
-          <w:tcPr/>
+          <w:tcPr>
+            <w:tcW w:w="1521" w:type="dxa"/>
+          </w:tcPr>
           <w:p>
             <w:pPr>
               <w:pStyle w:val="Compact"/>
@@ -2018,7 +2219,9 @@
           </w:p>
         </w:tc>
         <w:tc>
-          <w:tcPr/>
+          <w:tcPr>
+            <w:tcW w:w="1425" w:type="dxa"/>
+          </w:tcPr>
           <w:p>
             <w:pPr>
               <w:pStyle w:val="Compact"/>
@@ -2032,7 +2235,9 @@
       </w:tr>
       <w:tr>
         <w:tc>
-          <w:tcPr/>
+          <w:tcPr>
+            <w:tcW w:w="1475" w:type="dxa"/>
+          </w:tcPr>
           <w:p>
             <w:pPr>
               <w:pStyle w:val="Compact"/>
@@ -2044,7 +2249,9 @@
           </w:p>
         </w:tc>
         <w:tc>
-          <w:tcPr/>
+          <w:tcPr>
+            <w:tcW w:w="1826" w:type="dxa"/>
+          </w:tcPr>
           <w:p>
             <w:pPr>
               <w:pStyle w:val="Compact"/>
@@ -2056,7 +2263,9 @@
           </w:p>
         </w:tc>
         <w:tc>
-          <w:tcPr/>
+          <w:tcPr>
+            <w:tcW w:w="3111" w:type="dxa"/>
+          </w:tcPr>
           <w:p>
             <w:pPr>
               <w:pStyle w:val="Compact"/>
@@ -2068,7 +2277,9 @@
           </w:p>
         </w:tc>
         <w:tc>
-          <w:tcPr/>
+          <w:tcPr>
+            <w:tcW w:w="1521" w:type="dxa"/>
+          </w:tcPr>
           <w:p>
             <w:pPr>
               <w:pStyle w:val="Compact"/>
@@ -2080,7 +2291,9 @@
           </w:p>
         </w:tc>
         <w:tc>
-          <w:tcPr/>
+          <w:tcPr>
+            <w:tcW w:w="1425" w:type="dxa"/>
+          </w:tcPr>
           <w:p>
             <w:pPr>
               <w:pStyle w:val="Compact"/>
@@ -2094,7 +2307,9 @@
       </w:tr>
       <w:tr>
         <w:tc>
-          <w:tcPr/>
+          <w:tcPr>
+            <w:tcW w:w="1475" w:type="dxa"/>
+          </w:tcPr>
           <w:p>
             <w:pPr>
               <w:pStyle w:val="Compact"/>
@@ -2106,7 +2321,9 @@
           </w:p>
         </w:tc>
         <w:tc>
-          <w:tcPr/>
+          <w:tcPr>
+            <w:tcW w:w="1826" w:type="dxa"/>
+          </w:tcPr>
           <w:p>
             <w:pPr>
               <w:pStyle w:val="Compact"/>
@@ -2118,7 +2335,9 @@
           </w:p>
         </w:tc>
         <w:tc>
-          <w:tcPr/>
+          <w:tcPr>
+            <w:tcW w:w="3111" w:type="dxa"/>
+          </w:tcPr>
           <w:p>
             <w:pPr>
               <w:pStyle w:val="Compact"/>
@@ -2130,7 +2349,9 @@
           </w:p>
         </w:tc>
         <w:tc>
-          <w:tcPr/>
+          <w:tcPr>
+            <w:tcW w:w="1521" w:type="dxa"/>
+          </w:tcPr>
           <w:p>
             <w:pPr>
               <w:pStyle w:val="Compact"/>
@@ -2142,7 +2363,9 @@
           </w:p>
         </w:tc>
         <w:tc>
-          <w:tcPr/>
+          <w:tcPr>
+            <w:tcW w:w="1425" w:type="dxa"/>
+          </w:tcPr>
           <w:p>
             <w:pPr>
               <w:pStyle w:val="Compact"/>
@@ -2156,7 +2379,9 @@
       </w:tr>
       <w:tr>
         <w:tc>
-          <w:tcPr/>
+          <w:tcPr>
+            <w:tcW w:w="1475" w:type="dxa"/>
+          </w:tcPr>
           <w:p>
             <w:pPr>
               <w:pStyle w:val="Compact"/>
@@ -2168,7 +2393,9 @@
           </w:p>
         </w:tc>
         <w:tc>
-          <w:tcPr/>
+          <w:tcPr>
+            <w:tcW w:w="1826" w:type="dxa"/>
+          </w:tcPr>
           <w:p>
             <w:pPr>
               <w:pStyle w:val="Compact"/>
@@ -2180,7 +2407,9 @@
           </w:p>
         </w:tc>
         <w:tc>
-          <w:tcPr/>
+          <w:tcPr>
+            <w:tcW w:w="3111" w:type="dxa"/>
+          </w:tcPr>
           <w:p>
             <w:pPr>
               <w:pStyle w:val="Compact"/>
@@ -2192,7 +2421,9 @@
           </w:p>
         </w:tc>
         <w:tc>
-          <w:tcPr/>
+          <w:tcPr>
+            <w:tcW w:w="1521" w:type="dxa"/>
+          </w:tcPr>
           <w:p>
             <w:pPr>
               <w:pStyle w:val="Compact"/>
@@ -2204,7 +2435,9 @@
           </w:p>
         </w:tc>
         <w:tc>
-          <w:tcPr/>
+          <w:tcPr>
+            <w:tcW w:w="1425" w:type="dxa"/>
+          </w:tcPr>
           <w:p>
             <w:pPr>
               <w:pStyle w:val="Compact"/>
@@ -2218,7 +2451,9 @@
       </w:tr>
       <w:tr>
         <w:tc>
-          <w:tcPr/>
+          <w:tcPr>
+            <w:tcW w:w="1475" w:type="dxa"/>
+          </w:tcPr>
           <w:p>
             <w:pPr>
               <w:pStyle w:val="Compact"/>
@@ -2230,7 +2465,9 @@
           </w:p>
         </w:tc>
         <w:tc>
-          <w:tcPr/>
+          <w:tcPr>
+            <w:tcW w:w="1826" w:type="dxa"/>
+          </w:tcPr>
           <w:p>
             <w:pPr>
               <w:pStyle w:val="Compact"/>
@@ -2242,7 +2479,9 @@
           </w:p>
         </w:tc>
         <w:tc>
-          <w:tcPr/>
+          <w:tcPr>
+            <w:tcW w:w="3111" w:type="dxa"/>
+          </w:tcPr>
           <w:p>
             <w:pPr>
               <w:pStyle w:val="Compact"/>
@@ -2254,7 +2493,9 @@
           </w:p>
         </w:tc>
         <w:tc>
-          <w:tcPr/>
+          <w:tcPr>
+            <w:tcW w:w="1521" w:type="dxa"/>
+          </w:tcPr>
           <w:p>
             <w:pPr>
               <w:pStyle w:val="Compact"/>
@@ -2266,7 +2507,9 @@
           </w:p>
         </w:tc>
         <w:tc>
-          <w:tcPr/>
+          <w:tcPr>
+            <w:tcW w:w="1425" w:type="dxa"/>
+          </w:tcPr>
           <w:p>
             <w:pPr>
               <w:pStyle w:val="Compact"/>
@@ -2280,7 +2523,9 @@
       </w:tr>
       <w:tr>
         <w:tc>
-          <w:tcPr/>
+          <w:tcPr>
+            <w:tcW w:w="1475" w:type="dxa"/>
+          </w:tcPr>
           <w:p>
             <w:pPr>
               <w:pStyle w:val="Compact"/>
@@ -2292,7 +2537,9 @@
           </w:p>
         </w:tc>
         <w:tc>
-          <w:tcPr/>
+          <w:tcPr>
+            <w:tcW w:w="1826" w:type="dxa"/>
+          </w:tcPr>
           <w:p>
             <w:pPr>
               <w:pStyle w:val="Compact"/>
@@ -2304,7 +2551,9 @@
           </w:p>
         </w:tc>
         <w:tc>
-          <w:tcPr/>
+          <w:tcPr>
+            <w:tcW w:w="3111" w:type="dxa"/>
+          </w:tcPr>
           <w:p>
             <w:pPr>
               <w:pStyle w:val="Compact"/>
@@ -2316,7 +2565,9 @@
           </w:p>
         </w:tc>
         <w:tc>
-          <w:tcPr/>
+          <w:tcPr>
+            <w:tcW w:w="1521" w:type="dxa"/>
+          </w:tcPr>
           <w:p>
             <w:pPr>
               <w:pStyle w:val="Compact"/>
@@ -2328,7 +2579,9 @@
           </w:p>
         </w:tc>
         <w:tc>
-          <w:tcPr/>
+          <w:tcPr>
+            <w:tcW w:w="1425" w:type="dxa"/>
+          </w:tcPr>
           <w:p>
             <w:pPr>
               <w:pStyle w:val="Compact"/>
@@ -2342,7 +2595,9 @@
       </w:tr>
       <w:tr>
         <w:tc>
-          <w:tcPr/>
+          <w:tcPr>
+            <w:tcW w:w="1475" w:type="dxa"/>
+          </w:tcPr>
           <w:p>
             <w:pPr>
               <w:pStyle w:val="Compact"/>
@@ -2354,7 +2609,9 @@
           </w:p>
         </w:tc>
         <w:tc>
-          <w:tcPr/>
+          <w:tcPr>
+            <w:tcW w:w="1826" w:type="dxa"/>
+          </w:tcPr>
           <w:p>
             <w:pPr>
               <w:pStyle w:val="Compact"/>
@@ -2366,7 +2623,9 @@
           </w:p>
         </w:tc>
         <w:tc>
-          <w:tcPr/>
+          <w:tcPr>
+            <w:tcW w:w="3111" w:type="dxa"/>
+          </w:tcPr>
           <w:p>
             <w:pPr>
               <w:pStyle w:val="Compact"/>
@@ -2378,7 +2637,9 @@
           </w:p>
         </w:tc>
         <w:tc>
-          <w:tcPr/>
+          <w:tcPr>
+            <w:tcW w:w="1521" w:type="dxa"/>
+          </w:tcPr>
           <w:p>
             <w:pPr>
               <w:pStyle w:val="Compact"/>
@@ -2390,7 +2651,9 @@
           </w:p>
         </w:tc>
         <w:tc>
-          <w:tcPr/>
+          <w:tcPr>
+            <w:tcW w:w="1425" w:type="dxa"/>
+          </w:tcPr>
           <w:p>
             <w:pPr>
               <w:pStyle w:val="Compact"/>
@@ -2404,7 +2667,9 @@
       </w:tr>
       <w:tr>
         <w:tc>
-          <w:tcPr/>
+          <w:tcPr>
+            <w:tcW w:w="1475" w:type="dxa"/>
+          </w:tcPr>
           <w:p>
             <w:pPr>
               <w:pStyle w:val="Compact"/>
@@ -2416,7 +2681,9 @@
           </w:p>
         </w:tc>
         <w:tc>
-          <w:tcPr/>
+          <w:tcPr>
+            <w:tcW w:w="1826" w:type="dxa"/>
+          </w:tcPr>
           <w:p>
             <w:pPr>
               <w:pStyle w:val="Compact"/>
@@ -2428,7 +2695,9 @@
           </w:p>
         </w:tc>
         <w:tc>
-          <w:tcPr/>
+          <w:tcPr>
+            <w:tcW w:w="3111" w:type="dxa"/>
+          </w:tcPr>
           <w:p>
             <w:pPr>
               <w:pStyle w:val="Compact"/>
@@ -2440,7 +2709,9 @@
           </w:p>
         </w:tc>
         <w:tc>
-          <w:tcPr/>
+          <w:tcPr>
+            <w:tcW w:w="1521" w:type="dxa"/>
+          </w:tcPr>
           <w:p>
             <w:pPr>
               <w:pStyle w:val="Compact"/>
@@ -2452,7 +2723,9 @@
           </w:p>
         </w:tc>
         <w:tc>
-          <w:tcPr/>
+          <w:tcPr>
+            <w:tcW w:w="1425" w:type="dxa"/>
+          </w:tcPr>
           <w:p>
             <w:pPr>
               <w:pStyle w:val="Compact"/>
@@ -2466,7 +2739,9 @@
       </w:tr>
       <w:tr>
         <w:tc>
-          <w:tcPr/>
+          <w:tcPr>
+            <w:tcW w:w="1475" w:type="dxa"/>
+          </w:tcPr>
           <w:p>
             <w:pPr>
               <w:pStyle w:val="Compact"/>
@@ -2478,7 +2753,9 @@
           </w:p>
         </w:tc>
         <w:tc>
-          <w:tcPr/>
+          <w:tcPr>
+            <w:tcW w:w="1826" w:type="dxa"/>
+          </w:tcPr>
           <w:p>
             <w:pPr>
               <w:pStyle w:val="Compact"/>
@@ -2490,7 +2767,9 @@
           </w:p>
         </w:tc>
         <w:tc>
-          <w:tcPr/>
+          <w:tcPr>
+            <w:tcW w:w="3111" w:type="dxa"/>
+          </w:tcPr>
           <w:p>
             <w:pPr>
               <w:pStyle w:val="Compact"/>
@@ -2502,7 +2781,9 @@
           </w:p>
         </w:tc>
         <w:tc>
-          <w:tcPr/>
+          <w:tcPr>
+            <w:tcW w:w="1521" w:type="dxa"/>
+          </w:tcPr>
           <w:p>
             <w:pPr>
               <w:pStyle w:val="Compact"/>
@@ -2514,7 +2795,9 @@
           </w:p>
         </w:tc>
         <w:tc>
-          <w:tcPr/>
+          <w:tcPr>
+            <w:tcW w:w="1425" w:type="dxa"/>
+          </w:tcPr>
           <w:p>
             <w:pPr>
               <w:pStyle w:val="Compact"/>
@@ -2528,7 +2811,9 @@
       </w:tr>
       <w:tr>
         <w:tc>
-          <w:tcPr/>
+          <w:tcPr>
+            <w:tcW w:w="1475" w:type="dxa"/>
+          </w:tcPr>
           <w:p>
             <w:pPr>
               <w:pStyle w:val="Compact"/>
@@ -2540,7 +2825,9 @@
           </w:p>
         </w:tc>
         <w:tc>
-          <w:tcPr/>
+          <w:tcPr>
+            <w:tcW w:w="1826" w:type="dxa"/>
+          </w:tcPr>
           <w:p>
             <w:pPr>
               <w:pStyle w:val="Compact"/>
@@ -2552,7 +2839,9 @@
           </w:p>
         </w:tc>
         <w:tc>
-          <w:tcPr/>
+          <w:tcPr>
+            <w:tcW w:w="3111" w:type="dxa"/>
+          </w:tcPr>
           <w:p>
             <w:pPr>
               <w:pStyle w:val="Compact"/>
@@ -2564,7 +2853,9 @@
           </w:p>
         </w:tc>
         <w:tc>
-          <w:tcPr/>
+          <w:tcPr>
+            <w:tcW w:w="1521" w:type="dxa"/>
+          </w:tcPr>
           <w:p>
             <w:pPr>
               <w:pStyle w:val="Compact"/>
@@ -2576,7 +2867,9 @@
           </w:p>
         </w:tc>
         <w:tc>
-          <w:tcPr/>
+          <w:tcPr>
+            <w:tcW w:w="1425" w:type="dxa"/>
+          </w:tcPr>
           <w:p>
             <w:pPr>
               <w:pStyle w:val="Compact"/>
@@ -2590,7 +2883,9 @@
       </w:tr>
       <w:tr>
         <w:tc>
-          <w:tcPr/>
+          <w:tcPr>
+            <w:tcW w:w="1475" w:type="dxa"/>
+          </w:tcPr>
           <w:p>
             <w:pPr>
               <w:pStyle w:val="Compact"/>
@@ -2602,7 +2897,9 @@
           </w:p>
         </w:tc>
         <w:tc>
-          <w:tcPr/>
+          <w:tcPr>
+            <w:tcW w:w="1826" w:type="dxa"/>
+          </w:tcPr>
           <w:p>
             <w:pPr>
               <w:pStyle w:val="Compact"/>
@@ -2614,7 +2911,9 @@
           </w:p>
         </w:tc>
         <w:tc>
-          <w:tcPr/>
+          <w:tcPr>
+            <w:tcW w:w="3111" w:type="dxa"/>
+          </w:tcPr>
           <w:p>
             <w:pPr>
               <w:pStyle w:val="Compact"/>
@@ -2626,7 +2925,9 @@
           </w:p>
         </w:tc>
         <w:tc>
-          <w:tcPr/>
+          <w:tcPr>
+            <w:tcW w:w="1521" w:type="dxa"/>
+          </w:tcPr>
           <w:p>
             <w:pPr>
               <w:pStyle w:val="Compact"/>
@@ -2638,7 +2939,9 @@
           </w:p>
         </w:tc>
         <w:tc>
-          <w:tcPr/>
+          <w:tcPr>
+            <w:tcW w:w="1425" w:type="dxa"/>
+          </w:tcPr>
           <w:p>
             <w:pPr>
               <w:pStyle w:val="Compact"/>
@@ -2652,7 +2955,9 @@
       </w:tr>
       <w:tr>
         <w:tc>
-          <w:tcPr/>
+          <w:tcPr>
+            <w:tcW w:w="1475" w:type="dxa"/>
+          </w:tcPr>
           <w:p>
             <w:pPr>
               <w:pStyle w:val="Compact"/>
@@ -2664,7 +2969,9 @@
           </w:p>
         </w:tc>
         <w:tc>
-          <w:tcPr/>
+          <w:tcPr>
+            <w:tcW w:w="1826" w:type="dxa"/>
+          </w:tcPr>
           <w:p>
             <w:pPr>
               <w:pStyle w:val="Compact"/>
@@ -2676,7 +2983,9 @@
           </w:p>
         </w:tc>
         <w:tc>
-          <w:tcPr/>
+          <w:tcPr>
+            <w:tcW w:w="3111" w:type="dxa"/>
+          </w:tcPr>
           <w:p>
             <w:pPr>
               <w:pStyle w:val="Compact"/>
@@ -2688,7 +2997,9 @@
           </w:p>
         </w:tc>
         <w:tc>
-          <w:tcPr/>
+          <w:tcPr>
+            <w:tcW w:w="1521" w:type="dxa"/>
+          </w:tcPr>
           <w:p>
             <w:pPr>
               <w:pStyle w:val="Compact"/>
@@ -2700,7 +3011,9 @@
           </w:p>
         </w:tc>
         <w:tc>
-          <w:tcPr/>
+          <w:tcPr>
+            <w:tcW w:w="1425" w:type="dxa"/>
+          </w:tcPr>
           <w:p>
             <w:pPr>
               <w:pStyle w:val="Compact"/>
@@ -2714,7 +3027,9 @@
       </w:tr>
       <w:tr>
         <w:tc>
-          <w:tcPr/>
+          <w:tcPr>
+            <w:tcW w:w="1475" w:type="dxa"/>
+          </w:tcPr>
           <w:p>
             <w:pPr>
               <w:pStyle w:val="Compact"/>
@@ -2726,7 +3041,9 @@
           </w:p>
         </w:tc>
         <w:tc>
-          <w:tcPr/>
+          <w:tcPr>
+            <w:tcW w:w="1826" w:type="dxa"/>
+          </w:tcPr>
           <w:p>
             <w:pPr>
               <w:pStyle w:val="Compact"/>
@@ -2738,7 +3055,9 @@
           </w:p>
         </w:tc>
         <w:tc>
-          <w:tcPr/>
+          <w:tcPr>
+            <w:tcW w:w="3111" w:type="dxa"/>
+          </w:tcPr>
           <w:p>
             <w:pPr>
               <w:pStyle w:val="Compact"/>
@@ -2750,7 +3069,9 @@
           </w:p>
         </w:tc>
         <w:tc>
-          <w:tcPr/>
+          <w:tcPr>
+            <w:tcW w:w="1521" w:type="dxa"/>
+          </w:tcPr>
           <w:p>
             <w:pPr>
               <w:pStyle w:val="Compact"/>
@@ -2762,7 +3083,9 @@
           </w:p>
         </w:tc>
         <w:tc>
-          <w:tcPr/>
+          <w:tcPr>
+            <w:tcW w:w="1425" w:type="dxa"/>
+          </w:tcPr>
           <w:p>
             <w:pPr>
               <w:pStyle w:val="Compact"/>
@@ -2776,7 +3099,9 @@
       </w:tr>
       <w:tr>
         <w:tc>
-          <w:tcPr/>
+          <w:tcPr>
+            <w:tcW w:w="1475" w:type="dxa"/>
+          </w:tcPr>
           <w:p>
             <w:pPr>
               <w:pStyle w:val="Compact"/>
@@ -2788,7 +3113,9 @@
           </w:p>
         </w:tc>
         <w:tc>
-          <w:tcPr/>
+          <w:tcPr>
+            <w:tcW w:w="1826" w:type="dxa"/>
+          </w:tcPr>
           <w:p>
             <w:pPr>
               <w:pStyle w:val="Compact"/>
@@ -2800,7 +3127,9 @@
           </w:p>
         </w:tc>
         <w:tc>
-          <w:tcPr/>
+          <w:tcPr>
+            <w:tcW w:w="3111" w:type="dxa"/>
+          </w:tcPr>
           <w:p>
             <w:pPr>
               <w:pStyle w:val="Compact"/>
@@ -2812,7 +3141,9 @@
           </w:p>
         </w:tc>
         <w:tc>
-          <w:tcPr/>
+          <w:tcPr>
+            <w:tcW w:w="1521" w:type="dxa"/>
+          </w:tcPr>
           <w:p>
             <w:pPr>
               <w:pStyle w:val="Compact"/>
@@ -2824,7 +3155,9 @@
           </w:p>
         </w:tc>
         <w:tc>
-          <w:tcPr/>
+          <w:tcPr>
+            <w:tcW w:w="1425" w:type="dxa"/>
+          </w:tcPr>
           <w:p>
             <w:pPr>
               <w:pStyle w:val="Compact"/>
@@ -2838,7 +3171,9 @@
       </w:tr>
       <w:tr>
         <w:tc>
-          <w:tcPr/>
+          <w:tcPr>
+            <w:tcW w:w="1475" w:type="dxa"/>
+          </w:tcPr>
           <w:p>
             <w:pPr>
               <w:pStyle w:val="Compact"/>
@@ -2850,7 +3185,9 @@
           </w:p>
         </w:tc>
         <w:tc>
-          <w:tcPr/>
+          <w:tcPr>
+            <w:tcW w:w="1826" w:type="dxa"/>
+          </w:tcPr>
           <w:p>
             <w:pPr>
               <w:pStyle w:val="Compact"/>
@@ -2862,7 +3199,9 @@
           </w:p>
         </w:tc>
         <w:tc>
-          <w:tcPr/>
+          <w:tcPr>
+            <w:tcW w:w="3111" w:type="dxa"/>
+          </w:tcPr>
           <w:p>
             <w:pPr>
               <w:pStyle w:val="Compact"/>
@@ -2874,7 +3213,9 @@
           </w:p>
         </w:tc>
         <w:tc>
-          <w:tcPr/>
+          <w:tcPr>
+            <w:tcW w:w="1521" w:type="dxa"/>
+          </w:tcPr>
           <w:p>
             <w:pPr>
               <w:pStyle w:val="Compact"/>
@@ -2886,7 +3227,9 @@
           </w:p>
         </w:tc>
         <w:tc>
-          <w:tcPr/>
+          <w:tcPr>
+            <w:tcW w:w="1425" w:type="dxa"/>
+          </w:tcPr>
           <w:p>
             <w:pPr>
               <w:pStyle w:val="Compact"/>
@@ -2900,7 +3243,9 @@
       </w:tr>
       <w:tr>
         <w:tc>
-          <w:tcPr/>
+          <w:tcPr>
+            <w:tcW w:w="1475" w:type="dxa"/>
+          </w:tcPr>
           <w:p>
             <w:pPr>
               <w:pStyle w:val="Compact"/>
@@ -2912,7 +3257,9 @@
           </w:p>
         </w:tc>
         <w:tc>
-          <w:tcPr/>
+          <w:tcPr>
+            <w:tcW w:w="1826" w:type="dxa"/>
+          </w:tcPr>
           <w:p>
             <w:pPr>
               <w:pStyle w:val="Compact"/>
@@ -2924,7 +3271,9 @@
           </w:p>
         </w:tc>
         <w:tc>
-          <w:tcPr/>
+          <w:tcPr>
+            <w:tcW w:w="3111" w:type="dxa"/>
+          </w:tcPr>
           <w:p>
             <w:pPr>
               <w:pStyle w:val="Compact"/>
@@ -2936,7 +3285,9 @@
           </w:p>
         </w:tc>
         <w:tc>
-          <w:tcPr/>
+          <w:tcPr>
+            <w:tcW w:w="1521" w:type="dxa"/>
+          </w:tcPr>
           <w:p>
             <w:pPr>
               <w:pStyle w:val="Compact"/>
@@ -2948,7 +3299,9 @@
           </w:p>
         </w:tc>
         <w:tc>
-          <w:tcPr/>
+          <w:tcPr>
+            <w:tcW w:w="1425" w:type="dxa"/>
+          </w:tcPr>
           <w:p>
             <w:pPr>
               <w:pStyle w:val="Compact"/>
@@ -3371,23 +3724,26 @@
     <w:tbl>
       <w:tblPr>
         <w:tblStyle w:val="Table"/>
-        <w:tblW w:type="auto" w:w="0"/>
+        <w:tblW w:type="dxa" w:w="9360"/>
         <w:tblLook w:firstRow="1" w:lastRow="0" w:firstColumn="0" w:lastColumn="0" w:noHBand="0" w:noVBand="0" w:val="0020"/>
         <w:jc w:val="start"/>
+        <w:tblLayout w:type="fixed"/>
       </w:tblPr>
       <w:tblGrid>
-        <w:gridCol w:w="1584"/>
-        <w:gridCol w:w="1584"/>
-        <w:gridCol w:w="1584"/>
-        <w:gridCol w:w="1584"/>
-        <w:gridCol w:w="1584"/>
+        <w:gridCol w:w="836"/>
+        <w:gridCol w:w="1172"/>
+        <w:gridCol w:w="3201"/>
+        <w:gridCol w:w="1652"/>
+        <w:gridCol w:w="2497"/>
       </w:tblGrid>
       <w:tr>
         <w:trPr>
           <w:tblHeader w:val="true"/>
         </w:trPr>
         <w:tc>
-          <w:tcPr/>
+          <w:tcPr>
+            <w:tcW w:w="836" w:type="dxa"/>
+          </w:tcPr>
           <w:p>
             <w:pPr>
               <w:pStyle w:val="Compact"/>
@@ -3399,7 +3755,9 @@
           </w:p>
         </w:tc>
         <w:tc>
-          <w:tcPr/>
+          <w:tcPr>
+            <w:tcW w:w="1172" w:type="dxa"/>
+          </w:tcPr>
           <w:p>
             <w:pPr>
               <w:pStyle w:val="Compact"/>
@@ -3411,7 +3769,9 @@
           </w:p>
         </w:tc>
         <w:tc>
-          <w:tcPr/>
+          <w:tcPr>
+            <w:tcW w:w="3201" w:type="dxa"/>
+          </w:tcPr>
           <w:p>
             <w:pPr>
               <w:pStyle w:val="Compact"/>
@@ -3423,7 +3783,9 @@
           </w:p>
         </w:tc>
         <w:tc>
-          <w:tcPr/>
+          <w:tcPr>
+            <w:tcW w:w="1652" w:type="dxa"/>
+          </w:tcPr>
           <w:p>
             <w:pPr>
               <w:pStyle w:val="Compact"/>
@@ -3435,7 +3797,9 @@
           </w:p>
         </w:tc>
         <w:tc>
-          <w:tcPr/>
+          <w:tcPr>
+            <w:tcW w:w="2497" w:type="dxa"/>
+          </w:tcPr>
           <w:p>
             <w:pPr>
               <w:pStyle w:val="Compact"/>
@@ -3449,7 +3813,9 @@
       </w:tr>
       <w:tr>
         <w:tc>
-          <w:tcPr/>
+          <w:tcPr>
+            <w:tcW w:w="836" w:type="dxa"/>
+          </w:tcPr>
           <w:p>
             <w:pPr>
               <w:pStyle w:val="Compact"/>
@@ -3461,7 +3827,9 @@
           </w:p>
         </w:tc>
         <w:tc>
-          <w:tcPr/>
+          <w:tcPr>
+            <w:tcW w:w="1172" w:type="dxa"/>
+          </w:tcPr>
           <w:p>
             <w:pPr>
               <w:pStyle w:val="Compact"/>
@@ -3473,7 +3841,9 @@
           </w:p>
         </w:tc>
         <w:tc>
-          <w:tcPr/>
+          <w:tcPr>
+            <w:tcW w:w="3201" w:type="dxa"/>
+          </w:tcPr>
           <w:p>
             <w:pPr>
               <w:pStyle w:val="Compact"/>
@@ -3485,7 +3855,9 @@
           </w:p>
         </w:tc>
         <w:tc>
-          <w:tcPr/>
+          <w:tcPr>
+            <w:tcW w:w="1652" w:type="dxa"/>
+          </w:tcPr>
           <w:p>
             <w:pPr>
               <w:pStyle w:val="Compact"/>
@@ -3497,7 +3869,9 @@
           </w:p>
         </w:tc>
         <w:tc>
-          <w:tcPr/>
+          <w:tcPr>
+            <w:tcW w:w="2497" w:type="dxa"/>
+          </w:tcPr>
           <w:p>
             <w:pPr>
               <w:pStyle w:val="Compact"/>
@@ -3511,7 +3885,9 @@
       </w:tr>
       <w:tr>
         <w:tc>
-          <w:tcPr/>
+          <w:tcPr>
+            <w:tcW w:w="836" w:type="dxa"/>
+          </w:tcPr>
           <w:p>
             <w:pPr>
               <w:pStyle w:val="Compact"/>
@@ -3523,7 +3899,9 @@
           </w:p>
         </w:tc>
         <w:tc>
-          <w:tcPr/>
+          <w:tcPr>
+            <w:tcW w:w="1172" w:type="dxa"/>
+          </w:tcPr>
           <w:p>
             <w:pPr>
               <w:pStyle w:val="Compact"/>
@@ -3535,7 +3913,9 @@
           </w:p>
         </w:tc>
         <w:tc>
-          <w:tcPr/>
+          <w:tcPr>
+            <w:tcW w:w="3201" w:type="dxa"/>
+          </w:tcPr>
           <w:p>
             <w:pPr>
               <w:pStyle w:val="Compact"/>
@@ -3547,7 +3927,9 @@
           </w:p>
         </w:tc>
         <w:tc>
-          <w:tcPr/>
+          <w:tcPr>
+            <w:tcW w:w="1652" w:type="dxa"/>
+          </w:tcPr>
           <w:p>
             <w:pPr>
               <w:pStyle w:val="Compact"/>
@@ -3559,7 +3941,9 @@
           </w:p>
         </w:tc>
         <w:tc>
-          <w:tcPr/>
+          <w:tcPr>
+            <w:tcW w:w="2497" w:type="dxa"/>
+          </w:tcPr>
           <w:p>
             <w:pPr>
               <w:pStyle w:val="Compact"/>
@@ -3573,7 +3957,9 @@
       </w:tr>
       <w:tr>
         <w:tc>
-          <w:tcPr/>
+          <w:tcPr>
+            <w:tcW w:w="836" w:type="dxa"/>
+          </w:tcPr>
           <w:p>
             <w:pPr>
               <w:pStyle w:val="Compact"/>
@@ -3585,7 +3971,9 @@
           </w:p>
         </w:tc>
         <w:tc>
-          <w:tcPr/>
+          <w:tcPr>
+            <w:tcW w:w="1172" w:type="dxa"/>
+          </w:tcPr>
           <w:p>
             <w:pPr>
               <w:pStyle w:val="Compact"/>
@@ -3597,7 +3985,9 @@
           </w:p>
         </w:tc>
         <w:tc>
-          <w:tcPr/>
+          <w:tcPr>
+            <w:tcW w:w="3201" w:type="dxa"/>
+          </w:tcPr>
           <w:p>
             <w:pPr>
               <w:pStyle w:val="Compact"/>
@@ -3609,7 +3999,9 @@
           </w:p>
         </w:tc>
         <w:tc>
-          <w:tcPr/>
+          <w:tcPr>
+            <w:tcW w:w="1652" w:type="dxa"/>
+          </w:tcPr>
           <w:p>
             <w:pPr>
               <w:pStyle w:val="Compact"/>
@@ -3621,7 +4013,9 @@
           </w:p>
         </w:tc>
         <w:tc>
-          <w:tcPr/>
+          <w:tcPr>
+            <w:tcW w:w="2497" w:type="dxa"/>
+          </w:tcPr>
           <w:p>
             <w:pPr>
               <w:pStyle w:val="Compact"/>
@@ -3635,7 +4029,9 @@
       </w:tr>
       <w:tr>
         <w:tc>
-          <w:tcPr/>
+          <w:tcPr>
+            <w:tcW w:w="836" w:type="dxa"/>
+          </w:tcPr>
           <w:p>
             <w:pPr>
               <w:pStyle w:val="Compact"/>
@@ -3647,7 +4043,9 @@
           </w:p>
         </w:tc>
         <w:tc>
-          <w:tcPr/>
+          <w:tcPr>
+            <w:tcW w:w="1172" w:type="dxa"/>
+          </w:tcPr>
           <w:p>
             <w:pPr>
               <w:pStyle w:val="Compact"/>
@@ -3659,7 +4057,9 @@
           </w:p>
         </w:tc>
         <w:tc>
-          <w:tcPr/>
+          <w:tcPr>
+            <w:tcW w:w="3201" w:type="dxa"/>
+          </w:tcPr>
           <w:p>
             <w:pPr>
               <w:pStyle w:val="Compact"/>
@@ -3671,7 +4071,9 @@
           </w:p>
         </w:tc>
         <w:tc>
-          <w:tcPr/>
+          <w:tcPr>
+            <w:tcW w:w="1652" w:type="dxa"/>
+          </w:tcPr>
           <w:p>
             <w:pPr>
               <w:pStyle w:val="Compact"/>
@@ -3683,7 +4085,9 @@
           </w:p>
         </w:tc>
         <w:tc>
-          <w:tcPr/>
+          <w:tcPr>
+            <w:tcW w:w="2497" w:type="dxa"/>
+          </w:tcPr>
           <w:p>
             <w:pPr>
               <w:pStyle w:val="Compact"/>
@@ -3697,7 +4101,9 @@
       </w:tr>
       <w:tr>
         <w:tc>
-          <w:tcPr/>
+          <w:tcPr>
+            <w:tcW w:w="836" w:type="dxa"/>
+          </w:tcPr>
           <w:p>
             <w:pPr>
               <w:pStyle w:val="Compact"/>
@@ -3709,7 +4115,9 @@
           </w:p>
         </w:tc>
         <w:tc>
-          <w:tcPr/>
+          <w:tcPr>
+            <w:tcW w:w="1172" w:type="dxa"/>
+          </w:tcPr>
           <w:p>
             <w:pPr>
               <w:pStyle w:val="Compact"/>
@@ -3721,7 +4129,9 @@
           </w:p>
         </w:tc>
         <w:tc>
-          <w:tcPr/>
+          <w:tcPr>
+            <w:tcW w:w="3201" w:type="dxa"/>
+          </w:tcPr>
           <w:p>
             <w:pPr>
               <w:pStyle w:val="Compact"/>
@@ -3733,7 +4143,9 @@
           </w:p>
         </w:tc>
         <w:tc>
-          <w:tcPr/>
+          <w:tcPr>
+            <w:tcW w:w="1652" w:type="dxa"/>
+          </w:tcPr>
           <w:p>
             <w:pPr>
               <w:pStyle w:val="Compact"/>
@@ -3745,7 +4157,9 @@
           </w:p>
         </w:tc>
         <w:tc>
-          <w:tcPr/>
+          <w:tcPr>
+            <w:tcW w:w="2497" w:type="dxa"/>
+          </w:tcPr>
           <w:p>
             <w:pPr>
               <w:pStyle w:val="Compact"/>
@@ -3759,7 +4173,9 @@
       </w:tr>
       <w:tr>
         <w:tc>
-          <w:tcPr/>
+          <w:tcPr>
+            <w:tcW w:w="836" w:type="dxa"/>
+          </w:tcPr>
           <w:p>
             <w:pPr>
               <w:pStyle w:val="Compact"/>
@@ -3771,7 +4187,9 @@
           </w:p>
         </w:tc>
         <w:tc>
-          <w:tcPr/>
+          <w:tcPr>
+            <w:tcW w:w="1172" w:type="dxa"/>
+          </w:tcPr>
           <w:p>
             <w:pPr>
               <w:pStyle w:val="Compact"/>
@@ -3783,7 +4201,9 @@
           </w:p>
         </w:tc>
         <w:tc>
-          <w:tcPr/>
+          <w:tcPr>
+            <w:tcW w:w="3201" w:type="dxa"/>
+          </w:tcPr>
           <w:p>
             <w:pPr>
               <w:pStyle w:val="Compact"/>
@@ -3795,7 +4215,9 @@
           </w:p>
         </w:tc>
         <w:tc>
-          <w:tcPr/>
+          <w:tcPr>
+            <w:tcW w:w="1652" w:type="dxa"/>
+          </w:tcPr>
           <w:p>
             <w:pPr>
               <w:pStyle w:val="Compact"/>
@@ -3807,7 +4229,9 @@
           </w:p>
         </w:tc>
         <w:tc>
-          <w:tcPr/>
+          <w:tcPr>
+            <w:tcW w:w="2497" w:type="dxa"/>
+          </w:tcPr>
           <w:p>
             <w:pPr>
               <w:pStyle w:val="Compact"/>
@@ -3821,7 +4245,9 @@
       </w:tr>
       <w:tr>
         <w:tc>
-          <w:tcPr/>
+          <w:tcPr>
+            <w:tcW w:w="836" w:type="dxa"/>
+          </w:tcPr>
           <w:p>
             <w:pPr>
               <w:pStyle w:val="Compact"/>
@@ -3833,7 +4259,9 @@
           </w:p>
         </w:tc>
         <w:tc>
-          <w:tcPr/>
+          <w:tcPr>
+            <w:tcW w:w="1172" w:type="dxa"/>
+          </w:tcPr>
           <w:p>
             <w:pPr>
               <w:pStyle w:val="Compact"/>
@@ -3845,7 +4273,9 @@
           </w:p>
         </w:tc>
         <w:tc>
-          <w:tcPr/>
+          <w:tcPr>
+            <w:tcW w:w="3201" w:type="dxa"/>
+          </w:tcPr>
           <w:p>
             <w:pPr>
               <w:pStyle w:val="Compact"/>
@@ -3857,7 +4287,9 @@
           </w:p>
         </w:tc>
         <w:tc>
-          <w:tcPr/>
+          <w:tcPr>
+            <w:tcW w:w="1652" w:type="dxa"/>
+          </w:tcPr>
           <w:p>
             <w:pPr>
               <w:pStyle w:val="Compact"/>
@@ -3869,7 +4301,9 @@
           </w:p>
         </w:tc>
         <w:tc>
-          <w:tcPr/>
+          <w:tcPr>
+            <w:tcW w:w="2497" w:type="dxa"/>
+          </w:tcPr>
           <w:p>
             <w:pPr>
               <w:pStyle w:val="Compact"/>
@@ -3883,7 +4317,9 @@
       </w:tr>
       <w:tr>
         <w:tc>
-          <w:tcPr/>
+          <w:tcPr>
+            <w:tcW w:w="836" w:type="dxa"/>
+          </w:tcPr>
           <w:p>
             <w:pPr>
               <w:pStyle w:val="Compact"/>
@@ -3895,7 +4331,9 @@
           </w:p>
         </w:tc>
         <w:tc>
-          <w:tcPr/>
+          <w:tcPr>
+            <w:tcW w:w="1172" w:type="dxa"/>
+          </w:tcPr>
           <w:p>
             <w:pPr>
               <w:pStyle w:val="Compact"/>
@@ -3907,7 +4345,9 @@
           </w:p>
         </w:tc>
         <w:tc>
-          <w:tcPr/>
+          <w:tcPr>
+            <w:tcW w:w="3201" w:type="dxa"/>
+          </w:tcPr>
           <w:p>
             <w:pPr>
               <w:pStyle w:val="Compact"/>
@@ -3919,7 +4359,9 @@
           </w:p>
         </w:tc>
         <w:tc>
-          <w:tcPr/>
+          <w:tcPr>
+            <w:tcW w:w="1652" w:type="dxa"/>
+          </w:tcPr>
           <w:p>
             <w:pPr>
               <w:pStyle w:val="Compact"/>
@@ -3931,7 +4373,9 @@
           </w:p>
         </w:tc>
         <w:tc>
-          <w:tcPr/>
+          <w:tcPr>
+            <w:tcW w:w="2497" w:type="dxa"/>
+          </w:tcPr>
           <w:p>
             <w:pPr>
               <w:pStyle w:val="Compact"/>
@@ -3945,7 +4389,9 @@
       </w:tr>
       <w:tr>
         <w:tc>
-          <w:tcPr/>
+          <w:tcPr>
+            <w:tcW w:w="836" w:type="dxa"/>
+          </w:tcPr>
           <w:p>
             <w:pPr>
               <w:pStyle w:val="Compact"/>
@@ -3957,7 +4403,9 @@
           </w:p>
         </w:tc>
         <w:tc>
-          <w:tcPr/>
+          <w:tcPr>
+            <w:tcW w:w="1172" w:type="dxa"/>
+          </w:tcPr>
           <w:p>
             <w:pPr>
               <w:pStyle w:val="Compact"/>
@@ -3969,7 +4417,9 @@
           </w:p>
         </w:tc>
         <w:tc>
-          <w:tcPr/>
+          <w:tcPr>
+            <w:tcW w:w="3201" w:type="dxa"/>
+          </w:tcPr>
           <w:p>
             <w:pPr>
               <w:pStyle w:val="Compact"/>
@@ -3981,7 +4431,9 @@
           </w:p>
         </w:tc>
         <w:tc>
-          <w:tcPr/>
+          <w:tcPr>
+            <w:tcW w:w="1652" w:type="dxa"/>
+          </w:tcPr>
           <w:p>
             <w:pPr>
               <w:pStyle w:val="Compact"/>
@@ -3993,7 +4445,9 @@
           </w:p>
         </w:tc>
         <w:tc>
-          <w:tcPr/>
+          <w:tcPr>
+            <w:tcW w:w="2497" w:type="dxa"/>
+          </w:tcPr>
           <w:p>
             <w:pPr>
               <w:pStyle w:val="Compact"/>
@@ -4007,7 +4461,9 @@
       </w:tr>
       <w:tr>
         <w:tc>
-          <w:tcPr/>
+          <w:tcPr>
+            <w:tcW w:w="836" w:type="dxa"/>
+          </w:tcPr>
           <w:p>
             <w:pPr>
               <w:pStyle w:val="Compact"/>
@@ -4019,7 +4475,9 @@
           </w:p>
         </w:tc>
         <w:tc>
-          <w:tcPr/>
+          <w:tcPr>
+            <w:tcW w:w="1172" w:type="dxa"/>
+          </w:tcPr>
           <w:p>
             <w:pPr>
               <w:pStyle w:val="Compact"/>
@@ -4031,7 +4489,9 @@
           </w:p>
         </w:tc>
         <w:tc>
-          <w:tcPr/>
+          <w:tcPr>
+            <w:tcW w:w="3201" w:type="dxa"/>
+          </w:tcPr>
           <w:p>
             <w:pPr>
               <w:pStyle w:val="Compact"/>
@@ -4043,7 +4503,9 @@
           </w:p>
         </w:tc>
         <w:tc>
-          <w:tcPr/>
+          <w:tcPr>
+            <w:tcW w:w="1652" w:type="dxa"/>
+          </w:tcPr>
           <w:p>
             <w:pPr>
               <w:pStyle w:val="Compact"/>
@@ -4055,7 +4517,9 @@
           </w:p>
         </w:tc>
         <w:tc>
-          <w:tcPr/>
+          <w:tcPr>
+            <w:tcW w:w="2497" w:type="dxa"/>
+          </w:tcPr>
           <w:p>
             <w:pPr>
               <w:pStyle w:val="Compact"/>
@@ -4069,7 +4533,9 @@
       </w:tr>
       <w:tr>
         <w:tc>
-          <w:tcPr/>
+          <w:tcPr>
+            <w:tcW w:w="836" w:type="dxa"/>
+          </w:tcPr>
           <w:p>
             <w:pPr>
               <w:pStyle w:val="Compact"/>
@@ -4081,7 +4547,9 @@
           </w:p>
         </w:tc>
         <w:tc>
-          <w:tcPr/>
+          <w:tcPr>
+            <w:tcW w:w="1172" w:type="dxa"/>
+          </w:tcPr>
           <w:p>
             <w:pPr>
               <w:pStyle w:val="Compact"/>
@@ -4093,7 +4561,9 @@
           </w:p>
         </w:tc>
         <w:tc>
-          <w:tcPr/>
+          <w:tcPr>
+            <w:tcW w:w="3201" w:type="dxa"/>
+          </w:tcPr>
           <w:p>
             <w:pPr>
               <w:pStyle w:val="Compact"/>
@@ -4105,7 +4575,9 @@
           </w:p>
         </w:tc>
         <w:tc>
-          <w:tcPr/>
+          <w:tcPr>
+            <w:tcW w:w="1652" w:type="dxa"/>
+          </w:tcPr>
           <w:p>
             <w:pPr>
               <w:pStyle w:val="Compact"/>
@@ -4117,7 +4589,9 @@
           </w:p>
         </w:tc>
         <w:tc>
-          <w:tcPr/>
+          <w:tcPr>
+            <w:tcW w:w="2497" w:type="dxa"/>
+          </w:tcPr>
           <w:p>
             <w:pPr>
               <w:pStyle w:val="Compact"/>
@@ -4131,7 +4605,9 @@
       </w:tr>
       <w:tr>
         <w:tc>
-          <w:tcPr/>
+          <w:tcPr>
+            <w:tcW w:w="836" w:type="dxa"/>
+          </w:tcPr>
           <w:p>
             <w:pPr>
               <w:pStyle w:val="Compact"/>
@@ -4143,7 +4619,9 @@
           </w:p>
         </w:tc>
         <w:tc>
-          <w:tcPr/>
+          <w:tcPr>
+            <w:tcW w:w="1172" w:type="dxa"/>
+          </w:tcPr>
           <w:p>
             <w:pPr>
               <w:pStyle w:val="Compact"/>
@@ -4155,7 +4633,9 @@
           </w:p>
         </w:tc>
         <w:tc>
-          <w:tcPr/>
+          <w:tcPr>
+            <w:tcW w:w="3201" w:type="dxa"/>
+          </w:tcPr>
           <w:p>
             <w:pPr>
               <w:pStyle w:val="Compact"/>
@@ -4167,7 +4647,9 @@
           </w:p>
         </w:tc>
         <w:tc>
-          <w:tcPr/>
+          <w:tcPr>
+            <w:tcW w:w="1652" w:type="dxa"/>
+          </w:tcPr>
           <w:p>
             <w:pPr>
               <w:pStyle w:val="Compact"/>
@@ -4179,7 +4661,9 @@
           </w:p>
         </w:tc>
         <w:tc>
-          <w:tcPr/>
+          <w:tcPr>
+            <w:tcW w:w="2497" w:type="dxa"/>
+          </w:tcPr>
           <w:p>
             <w:pPr>
               <w:pStyle w:val="Compact"/>
@@ -4202,7 +4686,9 @@
       </w:tr>
       <w:tr>
         <w:tc>
-          <w:tcPr/>
+          <w:tcPr>
+            <w:tcW w:w="836" w:type="dxa"/>
+          </w:tcPr>
           <w:p>
             <w:pPr>
               <w:pStyle w:val="Compact"/>
@@ -4214,7 +4700,9 @@
           </w:p>
         </w:tc>
         <w:tc>
-          <w:tcPr/>
+          <w:tcPr>
+            <w:tcW w:w="1172" w:type="dxa"/>
+          </w:tcPr>
           <w:p>
             <w:pPr>
               <w:pStyle w:val="Compact"/>
@@ -4226,7 +4714,9 @@
           </w:p>
         </w:tc>
         <w:tc>
-          <w:tcPr/>
+          <w:tcPr>
+            <w:tcW w:w="3201" w:type="dxa"/>
+          </w:tcPr>
           <w:p>
             <w:pPr>
               <w:pStyle w:val="Compact"/>
@@ -4238,7 +4728,9 @@
           </w:p>
         </w:tc>
         <w:tc>
-          <w:tcPr/>
+          <w:tcPr>
+            <w:tcW w:w="1652" w:type="dxa"/>
+          </w:tcPr>
           <w:p>
             <w:pPr>
               <w:pStyle w:val="Compact"/>
@@ -4250,7 +4742,9 @@
           </w:p>
         </w:tc>
         <w:tc>
-          <w:tcPr/>
+          <w:tcPr>
+            <w:tcW w:w="2497" w:type="dxa"/>
+          </w:tcPr>
           <w:p>
             <w:pPr>
               <w:pStyle w:val="Compact"/>
@@ -4264,7 +4758,9 @@
       </w:tr>
       <w:tr>
         <w:tc>
-          <w:tcPr/>
+          <w:tcPr>
+            <w:tcW w:w="836" w:type="dxa"/>
+          </w:tcPr>
           <w:p>
             <w:pPr>
               <w:pStyle w:val="Compact"/>
@@ -4276,7 +4772,9 @@
           </w:p>
         </w:tc>
         <w:tc>
-          <w:tcPr/>
+          <w:tcPr>
+            <w:tcW w:w="1172" w:type="dxa"/>
+          </w:tcPr>
           <w:p>
             <w:pPr>
               <w:pStyle w:val="Compact"/>
@@ -4288,7 +4786,9 @@
           </w:p>
         </w:tc>
         <w:tc>
-          <w:tcPr/>
+          <w:tcPr>
+            <w:tcW w:w="3201" w:type="dxa"/>
+          </w:tcPr>
           <w:p>
             <w:pPr>
               <w:pStyle w:val="Compact"/>
@@ -4300,7 +4800,9 @@
           </w:p>
         </w:tc>
         <w:tc>
-          <w:tcPr/>
+          <w:tcPr>
+            <w:tcW w:w="1652" w:type="dxa"/>
+          </w:tcPr>
           <w:p>
             <w:pPr>
               <w:pStyle w:val="Compact"/>
@@ -4312,7 +4814,9 @@
           </w:p>
         </w:tc>
         <w:tc>
-          <w:tcPr/>
+          <w:tcPr>
+            <w:tcW w:w="2497" w:type="dxa"/>
+          </w:tcPr>
           <w:p>
             <w:pPr>
               <w:pStyle w:val="Compact"/>
@@ -4338,21 +4842,24 @@
     <w:tbl>
       <w:tblPr>
         <w:tblStyle w:val="Table"/>
-        <w:tblW w:type="auto" w:w="0"/>
+        <w:tblW w:type="dxa" w:w="9360"/>
         <w:tblLook w:firstRow="1" w:lastRow="0" w:firstColumn="0" w:lastColumn="0" w:noHBand="0" w:noVBand="0" w:val="0020"/>
         <w:jc w:val="start"/>
+        <w:tblLayout w:type="fixed"/>
       </w:tblPr>
       <w:tblGrid>
-        <w:gridCol w:w="2640"/>
-        <w:gridCol w:w="2640"/>
-        <w:gridCol w:w="2640"/>
+        <w:gridCol w:w="2735"/>
+        <w:gridCol w:w="3011"/>
+        <w:gridCol w:w="3613"/>
       </w:tblGrid>
       <w:tr>
         <w:trPr>
           <w:tblHeader w:val="true"/>
         </w:trPr>
         <w:tc>
-          <w:tcPr/>
+          <w:tcPr>
+            <w:tcW w:w="2735" w:type="dxa"/>
+          </w:tcPr>
           <w:p>
             <w:pPr>
               <w:pStyle w:val="Compact"/>
@@ -4364,7 +4871,9 @@
           </w:p>
         </w:tc>
         <w:tc>
-          <w:tcPr/>
+          <w:tcPr>
+            <w:tcW w:w="3011" w:type="dxa"/>
+          </w:tcPr>
           <w:p>
             <w:pPr>
               <w:pStyle w:val="Compact"/>
@@ -4376,7 +4885,9 @@
           </w:p>
         </w:tc>
         <w:tc>
-          <w:tcPr/>
+          <w:tcPr>
+            <w:tcW w:w="3613" w:type="dxa"/>
+          </w:tcPr>
           <w:p>
             <w:pPr>
               <w:pStyle w:val="Compact"/>
@@ -4390,7 +4901,9 @@
       </w:tr>
       <w:tr>
         <w:tc>
-          <w:tcPr/>
+          <w:tcPr>
+            <w:tcW w:w="2735" w:type="dxa"/>
+          </w:tcPr>
           <w:p>
             <w:pPr>
               <w:pStyle w:val="Compact"/>
@@ -4402,7 +4915,9 @@
           </w:p>
         </w:tc>
         <w:tc>
-          <w:tcPr/>
+          <w:tcPr>
+            <w:tcW w:w="3011" w:type="dxa"/>
+          </w:tcPr>
           <w:p>
             <w:pPr>
               <w:pStyle w:val="Compact"/>
@@ -4414,7 +4929,9 @@
           </w:p>
         </w:tc>
         <w:tc>
-          <w:tcPr/>
+          <w:tcPr>
+            <w:tcW w:w="3613" w:type="dxa"/>
+          </w:tcPr>
           <w:p>
             <w:pPr>
               <w:pStyle w:val="Compact"/>
@@ -4428,7 +4945,9 @@
       </w:tr>
       <w:tr>
         <w:tc>
-          <w:tcPr/>
+          <w:tcPr>
+            <w:tcW w:w="2735" w:type="dxa"/>
+          </w:tcPr>
           <w:p>
             <w:pPr>
               <w:pStyle w:val="Compact"/>
@@ -4440,7 +4959,9 @@
           </w:p>
         </w:tc>
         <w:tc>
-          <w:tcPr/>
+          <w:tcPr>
+            <w:tcW w:w="3011" w:type="dxa"/>
+          </w:tcPr>
           <w:p>
             <w:pPr>
               <w:pStyle w:val="Compact"/>
@@ -4452,7 +4973,9 @@
           </w:p>
         </w:tc>
         <w:tc>
-          <w:tcPr/>
+          <w:tcPr>
+            <w:tcW w:w="3613" w:type="dxa"/>
+          </w:tcPr>
           <w:p>
             <w:pPr>
               <w:pStyle w:val="Compact"/>
@@ -4466,7 +4989,9 @@
       </w:tr>
       <w:tr>
         <w:tc>
-          <w:tcPr/>
+          <w:tcPr>
+            <w:tcW w:w="2735" w:type="dxa"/>
+          </w:tcPr>
           <w:p>
             <w:pPr>
               <w:pStyle w:val="Compact"/>
@@ -4478,7 +5003,9 @@
           </w:p>
         </w:tc>
         <w:tc>
-          <w:tcPr/>
+          <w:tcPr>
+            <w:tcW w:w="3011" w:type="dxa"/>
+          </w:tcPr>
           <w:p>
             <w:pPr>
               <w:pStyle w:val="Compact"/>
@@ -4490,7 +5017,9 @@
           </w:p>
         </w:tc>
         <w:tc>
-          <w:tcPr/>
+          <w:tcPr>
+            <w:tcW w:w="3613" w:type="dxa"/>
+          </w:tcPr>
           <w:p>
             <w:pPr>
               <w:pStyle w:val="Compact"/>
@@ -4504,7 +5033,9 @@
       </w:tr>
       <w:tr>
         <w:tc>
-          <w:tcPr/>
+          <w:tcPr>
+            <w:tcW w:w="2735" w:type="dxa"/>
+          </w:tcPr>
           <w:p>
             <w:pPr>
               <w:pStyle w:val="Compact"/>
@@ -4516,7 +5047,9 @@
           </w:p>
         </w:tc>
         <w:tc>
-          <w:tcPr/>
+          <w:tcPr>
+            <w:tcW w:w="3011" w:type="dxa"/>
+          </w:tcPr>
           <w:p>
             <w:pPr>
               <w:pStyle w:val="Compact"/>
@@ -4528,7 +5061,9 @@
           </w:p>
         </w:tc>
         <w:tc>
-          <w:tcPr/>
+          <w:tcPr>
+            <w:tcW w:w="3613" w:type="dxa"/>
+          </w:tcPr>
           <w:p>
             <w:pPr>
               <w:pStyle w:val="Compact"/>
@@ -4542,7 +5077,9 @@
       </w:tr>
       <w:tr>
         <w:tc>
-          <w:tcPr/>
+          <w:tcPr>
+            <w:tcW w:w="2735" w:type="dxa"/>
+          </w:tcPr>
           <w:p>
             <w:pPr>
               <w:pStyle w:val="Compact"/>
@@ -4554,7 +5091,9 @@
           </w:p>
         </w:tc>
         <w:tc>
-          <w:tcPr/>
+          <w:tcPr>
+            <w:tcW w:w="3011" w:type="dxa"/>
+          </w:tcPr>
           <w:p>
             <w:pPr>
               <w:pStyle w:val="Compact"/>
@@ -4566,7 +5105,9 @@
           </w:p>
         </w:tc>
         <w:tc>
-          <w:tcPr/>
+          <w:tcPr>
+            <w:tcW w:w="3613" w:type="dxa"/>
+          </w:tcPr>
           <w:p>
             <w:pPr>
               <w:pStyle w:val="Compact"/>
@@ -4580,7 +5121,9 @@
       </w:tr>
       <w:tr>
         <w:tc>
-          <w:tcPr/>
+          <w:tcPr>
+            <w:tcW w:w="2735" w:type="dxa"/>
+          </w:tcPr>
           <w:p>
             <w:pPr>
               <w:pStyle w:val="Compact"/>
@@ -4592,7 +5135,9 @@
           </w:p>
         </w:tc>
         <w:tc>
-          <w:tcPr/>
+          <w:tcPr>
+            <w:tcW w:w="3011" w:type="dxa"/>
+          </w:tcPr>
           <w:p>
             <w:pPr>
               <w:pStyle w:val="Compact"/>
@@ -4604,7 +5149,9 @@
           </w:p>
         </w:tc>
         <w:tc>
-          <w:tcPr/>
+          <w:tcPr>
+            <w:tcW w:w="3613" w:type="dxa"/>
+          </w:tcPr>
           <w:p>
             <w:pPr>
               <w:pStyle w:val="Compact"/>
@@ -4618,7 +5165,9 @@
       </w:tr>
       <w:tr>
         <w:tc>
-          <w:tcPr/>
+          <w:tcPr>
+            <w:tcW w:w="2735" w:type="dxa"/>
+          </w:tcPr>
           <w:p>
             <w:pPr>
               <w:pStyle w:val="Compact"/>
@@ -4630,7 +5179,9 @@
           </w:p>
         </w:tc>
         <w:tc>
-          <w:tcPr/>
+          <w:tcPr>
+            <w:tcW w:w="3011" w:type="dxa"/>
+          </w:tcPr>
           <w:p>
             <w:pPr>
               <w:pStyle w:val="Compact"/>
@@ -4642,7 +5193,9 @@
           </w:p>
         </w:tc>
         <w:tc>
-          <w:tcPr/>
+          <w:tcPr>
+            <w:tcW w:w="3613" w:type="dxa"/>
+          </w:tcPr>
           <w:p>
             <w:pPr>
               <w:pStyle w:val="Compact"/>
@@ -4676,22 +5229,25 @@
     <w:tbl>
       <w:tblPr>
         <w:tblStyle w:val="Table"/>
-        <w:tblW w:type="auto" w:w="0"/>
+        <w:tblW w:type="dxa" w:w="9360"/>
         <w:tblLook w:firstRow="1" w:lastRow="0" w:firstColumn="0" w:lastColumn="0" w:noHBand="0" w:noVBand="0" w:val="0020"/>
         <w:jc w:val="start"/>
+        <w:tblLayout w:type="fixed"/>
       </w:tblPr>
       <w:tblGrid>
-        <w:gridCol w:w="1980"/>
-        <w:gridCol w:w="1980"/>
-        <w:gridCol w:w="1980"/>
-        <w:gridCol w:w="1980"/>
+        <w:gridCol w:w="887"/>
+        <w:gridCol w:w="3625"/>
+        <w:gridCol w:w="1981"/>
+        <w:gridCol w:w="2865"/>
       </w:tblGrid>
       <w:tr>
         <w:trPr>
           <w:tblHeader w:val="true"/>
         </w:trPr>
         <w:tc>
-          <w:tcPr/>
+          <w:tcPr>
+            <w:tcW w:w="887" w:type="dxa"/>
+          </w:tcPr>
           <w:p>
             <w:pPr>
               <w:pStyle w:val="Compact"/>
@@ -4703,7 +5259,9 @@
           </w:p>
         </w:tc>
         <w:tc>
-          <w:tcPr/>
+          <w:tcPr>
+            <w:tcW w:w="3625" w:type="dxa"/>
+          </w:tcPr>
           <w:p>
             <w:pPr>
               <w:pStyle w:val="Compact"/>
@@ -4715,7 +5273,9 @@
           </w:p>
         </w:tc>
         <w:tc>
-          <w:tcPr/>
+          <w:tcPr>
+            <w:tcW w:w="1981" w:type="dxa"/>
+          </w:tcPr>
           <w:p>
             <w:pPr>
               <w:pStyle w:val="Compact"/>
@@ -4727,7 +5287,9 @@
           </w:p>
         </w:tc>
         <w:tc>
-          <w:tcPr/>
+          <w:tcPr>
+            <w:tcW w:w="2865" w:type="dxa"/>
+          </w:tcPr>
           <w:p>
             <w:pPr>
               <w:pStyle w:val="Compact"/>
@@ -4741,7 +5303,9 @@
       </w:tr>
       <w:tr>
         <w:tc>
-          <w:tcPr/>
+          <w:tcPr>
+            <w:tcW w:w="887" w:type="dxa"/>
+          </w:tcPr>
           <w:p>
             <w:pPr>
               <w:pStyle w:val="Compact"/>
@@ -4753,7 +5317,9 @@
           </w:p>
         </w:tc>
         <w:tc>
-          <w:tcPr/>
+          <w:tcPr>
+            <w:tcW w:w="3625" w:type="dxa"/>
+          </w:tcPr>
           <w:p>
             <w:pPr>
               <w:pStyle w:val="Compact"/>
@@ -4765,7 +5331,9 @@
           </w:p>
         </w:tc>
         <w:tc>
-          <w:tcPr/>
+          <w:tcPr>
+            <w:tcW w:w="1981" w:type="dxa"/>
+          </w:tcPr>
           <w:p>
             <w:pPr>
               <w:pStyle w:val="Compact"/>
@@ -4777,7 +5345,9 @@
           </w:p>
         </w:tc>
         <w:tc>
-          <w:tcPr/>
+          <w:tcPr>
+            <w:tcW w:w="2865" w:type="dxa"/>
+          </w:tcPr>
           <w:p>
             <w:pPr>
               <w:pStyle w:val="Compact"/>
@@ -4791,7 +5361,9 @@
       </w:tr>
       <w:tr>
         <w:tc>
-          <w:tcPr/>
+          <w:tcPr>
+            <w:tcW w:w="887" w:type="dxa"/>
+          </w:tcPr>
           <w:p>
             <w:pPr>
               <w:pStyle w:val="Compact"/>
@@ -4803,7 +5375,9 @@
           </w:p>
         </w:tc>
         <w:tc>
-          <w:tcPr/>
+          <w:tcPr>
+            <w:tcW w:w="3625" w:type="dxa"/>
+          </w:tcPr>
           <w:p>
             <w:pPr>
               <w:pStyle w:val="Compact"/>
@@ -4815,7 +5389,9 @@
           </w:p>
         </w:tc>
         <w:tc>
-          <w:tcPr/>
+          <w:tcPr>
+            <w:tcW w:w="1981" w:type="dxa"/>
+          </w:tcPr>
           <w:p>
             <w:pPr>
               <w:pStyle w:val="Compact"/>
@@ -4827,7 +5403,9 @@
           </w:p>
         </w:tc>
         <w:tc>
-          <w:tcPr/>
+          <w:tcPr>
+            <w:tcW w:w="2865" w:type="dxa"/>
+          </w:tcPr>
           <w:p>
             <w:pPr>
               <w:pStyle w:val="Compact"/>
@@ -4841,7 +5419,9 @@
       </w:tr>
       <w:tr>
         <w:tc>
-          <w:tcPr/>
+          <w:tcPr>
+            <w:tcW w:w="887" w:type="dxa"/>
+          </w:tcPr>
           <w:p>
             <w:pPr>
               <w:pStyle w:val="Compact"/>
@@ -4853,7 +5433,9 @@
           </w:p>
         </w:tc>
         <w:tc>
-          <w:tcPr/>
+          <w:tcPr>
+            <w:tcW w:w="3625" w:type="dxa"/>
+          </w:tcPr>
           <w:p>
             <w:pPr>
               <w:pStyle w:val="Compact"/>
@@ -4865,7 +5447,9 @@
           </w:p>
         </w:tc>
         <w:tc>
-          <w:tcPr/>
+          <w:tcPr>
+            <w:tcW w:w="1981" w:type="dxa"/>
+          </w:tcPr>
           <w:p>
             <w:pPr>
               <w:pStyle w:val="Compact"/>
@@ -4877,7 +5461,9 @@
           </w:p>
         </w:tc>
         <w:tc>
-          <w:tcPr/>
+          <w:tcPr>
+            <w:tcW w:w="2865" w:type="dxa"/>
+          </w:tcPr>
           <w:p>
             <w:pPr>
               <w:pStyle w:val="Compact"/>
@@ -4891,7 +5477,9 @@
       </w:tr>
       <w:tr>
         <w:tc>
-          <w:tcPr/>
+          <w:tcPr>
+            <w:tcW w:w="887" w:type="dxa"/>
+          </w:tcPr>
           <w:p>
             <w:pPr>
               <w:pStyle w:val="Compact"/>
@@ -4903,7 +5491,9 @@
           </w:p>
         </w:tc>
         <w:tc>
-          <w:tcPr/>
+          <w:tcPr>
+            <w:tcW w:w="3625" w:type="dxa"/>
+          </w:tcPr>
           <w:p>
             <w:pPr>
               <w:pStyle w:val="Compact"/>
@@ -4915,7 +5505,9 @@
           </w:p>
         </w:tc>
         <w:tc>
-          <w:tcPr/>
+          <w:tcPr>
+            <w:tcW w:w="1981" w:type="dxa"/>
+          </w:tcPr>
           <w:p>
             <w:pPr>
               <w:pStyle w:val="Compact"/>
@@ -4927,7 +5519,9 @@
           </w:p>
         </w:tc>
         <w:tc>
-          <w:tcPr/>
+          <w:tcPr>
+            <w:tcW w:w="2865" w:type="dxa"/>
+          </w:tcPr>
           <w:p>
             <w:pPr>
               <w:pStyle w:val="Compact"/>
@@ -4941,7 +5535,9 @@
       </w:tr>
       <w:tr>
         <w:tc>
-          <w:tcPr/>
+          <w:tcPr>
+            <w:tcW w:w="887" w:type="dxa"/>
+          </w:tcPr>
           <w:p>
             <w:pPr>
               <w:pStyle w:val="Compact"/>
@@ -4953,7 +5549,9 @@
           </w:p>
         </w:tc>
         <w:tc>
-          <w:tcPr/>
+          <w:tcPr>
+            <w:tcW w:w="3625" w:type="dxa"/>
+          </w:tcPr>
           <w:p>
             <w:pPr>
               <w:pStyle w:val="Compact"/>
@@ -4965,7 +5563,9 @@
           </w:p>
         </w:tc>
         <w:tc>
-          <w:tcPr/>
+          <w:tcPr>
+            <w:tcW w:w="1981" w:type="dxa"/>
+          </w:tcPr>
           <w:p>
             <w:pPr>
               <w:pStyle w:val="Compact"/>
@@ -4977,7 +5577,9 @@
           </w:p>
         </w:tc>
         <w:tc>
-          <w:tcPr/>
+          <w:tcPr>
+            <w:tcW w:w="2865" w:type="dxa"/>
+          </w:tcPr>
           <w:p>
             <w:pPr>
               <w:pStyle w:val="Compact"/>
@@ -4991,7 +5593,9 @@
       </w:tr>
       <w:tr>
         <w:tc>
-          <w:tcPr/>
+          <w:tcPr>
+            <w:tcW w:w="887" w:type="dxa"/>
+          </w:tcPr>
           <w:p>
             <w:pPr>
               <w:pStyle w:val="Compact"/>
@@ -5003,7 +5607,9 @@
           </w:p>
         </w:tc>
         <w:tc>
-          <w:tcPr/>
+          <w:tcPr>
+            <w:tcW w:w="3625" w:type="dxa"/>
+          </w:tcPr>
           <w:p>
             <w:pPr>
               <w:pStyle w:val="Compact"/>
@@ -5015,7 +5621,9 @@
           </w:p>
         </w:tc>
         <w:tc>
-          <w:tcPr/>
+          <w:tcPr>
+            <w:tcW w:w="1981" w:type="dxa"/>
+          </w:tcPr>
           <w:p>
             <w:pPr>
               <w:pStyle w:val="Compact"/>
@@ -5027,7 +5635,9 @@
           </w:p>
         </w:tc>
         <w:tc>
-          <w:tcPr/>
+          <w:tcPr>
+            <w:tcW w:w="2865" w:type="dxa"/>
+          </w:tcPr>
           <w:p>
             <w:pPr>
               <w:pStyle w:val="Compact"/>
@@ -5041,7 +5651,9 @@
       </w:tr>
       <w:tr>
         <w:tc>
-          <w:tcPr/>
+          <w:tcPr>
+            <w:tcW w:w="887" w:type="dxa"/>
+          </w:tcPr>
           <w:p>
             <w:pPr>
               <w:pStyle w:val="Compact"/>
@@ -5053,7 +5665,9 @@
           </w:p>
         </w:tc>
         <w:tc>
-          <w:tcPr/>
+          <w:tcPr>
+            <w:tcW w:w="3625" w:type="dxa"/>
+          </w:tcPr>
           <w:p>
             <w:pPr>
               <w:pStyle w:val="Compact"/>
@@ -5065,7 +5679,9 @@
           </w:p>
         </w:tc>
         <w:tc>
-          <w:tcPr/>
+          <w:tcPr>
+            <w:tcW w:w="1981" w:type="dxa"/>
+          </w:tcPr>
           <w:p>
             <w:pPr>
               <w:pStyle w:val="Compact"/>
@@ -5077,7 +5693,9 @@
           </w:p>
         </w:tc>
         <w:tc>
-          <w:tcPr/>
+          <w:tcPr>
+            <w:tcW w:w="2865" w:type="dxa"/>
+          </w:tcPr>
           <w:p>
             <w:pPr>
               <w:pStyle w:val="Compact"/>
@@ -5103,22 +5721,25 @@
     <w:tbl>
       <w:tblPr>
         <w:tblStyle w:val="Table"/>
-        <w:tblW w:type="auto" w:w="0"/>
+        <w:tblW w:type="dxa" w:w="9360"/>
         <w:tblLook w:firstRow="1" w:lastRow="0" w:firstColumn="0" w:lastColumn="0" w:noHBand="0" w:noVBand="0" w:val="0020"/>
         <w:jc w:val="start"/>
+        <w:tblLayout w:type="fixed"/>
       </w:tblPr>
       <w:tblGrid>
-        <w:gridCol w:w="1980"/>
-        <w:gridCol w:w="1980"/>
-        <w:gridCol w:w="1980"/>
-        <w:gridCol w:w="1980"/>
+        <w:gridCol w:w="1191"/>
+        <w:gridCol w:w="3372"/>
+        <w:gridCol w:w="2289"/>
+        <w:gridCol w:w="2507"/>
       </w:tblGrid>
       <w:tr>
         <w:trPr>
           <w:tblHeader w:val="true"/>
         </w:trPr>
         <w:tc>
-          <w:tcPr/>
+          <w:tcPr>
+            <w:tcW w:w="1191" w:type="dxa"/>
+          </w:tcPr>
           <w:p>
             <w:pPr>
               <w:pStyle w:val="Compact"/>
@@ -5130,7 +5751,9 @@
           </w:p>
         </w:tc>
         <w:tc>
-          <w:tcPr/>
+          <w:tcPr>
+            <w:tcW w:w="3372" w:type="dxa"/>
+          </w:tcPr>
           <w:p>
             <w:pPr>
               <w:pStyle w:val="Compact"/>
@@ -5142,7 +5765,9 @@
           </w:p>
         </w:tc>
         <w:tc>
-          <w:tcPr/>
+          <w:tcPr>
+            <w:tcW w:w="2289" w:type="dxa"/>
+          </w:tcPr>
           <w:p>
             <w:pPr>
               <w:pStyle w:val="Compact"/>
@@ -5154,7 +5779,9 @@
           </w:p>
         </w:tc>
         <w:tc>
-          <w:tcPr/>
+          <w:tcPr>
+            <w:tcW w:w="2507" w:type="dxa"/>
+          </w:tcPr>
           <w:p>
             <w:pPr>
               <w:pStyle w:val="Compact"/>
@@ -5168,7 +5795,9 @@
       </w:tr>
       <w:tr>
         <w:tc>
-          <w:tcPr/>
+          <w:tcPr>
+            <w:tcW w:w="1191" w:type="dxa"/>
+          </w:tcPr>
           <w:p>
             <w:pPr>
               <w:pStyle w:val="Compact"/>
@@ -5180,7 +5809,9 @@
           </w:p>
         </w:tc>
         <w:tc>
-          <w:tcPr/>
+          <w:tcPr>
+            <w:tcW w:w="3372" w:type="dxa"/>
+          </w:tcPr>
           <w:p>
             <w:pPr>
               <w:pStyle w:val="Compact"/>
@@ -5192,7 +5823,9 @@
           </w:p>
         </w:tc>
         <w:tc>
-          <w:tcPr/>
+          <w:tcPr>
+            <w:tcW w:w="2289" w:type="dxa"/>
+          </w:tcPr>
           <w:p>
             <w:pPr>
               <w:pStyle w:val="Compact"/>
@@ -5204,7 +5837,9 @@
           </w:p>
         </w:tc>
         <w:tc>
-          <w:tcPr/>
+          <w:tcPr>
+            <w:tcW w:w="2507" w:type="dxa"/>
+          </w:tcPr>
           <w:p>
             <w:pPr>
               <w:pStyle w:val="Compact"/>
@@ -5218,7 +5853,9 @@
       </w:tr>
       <w:tr>
         <w:tc>
-          <w:tcPr/>
+          <w:tcPr>
+            <w:tcW w:w="1191" w:type="dxa"/>
+          </w:tcPr>
           <w:p>
             <w:pPr>
               <w:pStyle w:val="Compact"/>
@@ -5230,7 +5867,9 @@
           </w:p>
         </w:tc>
         <w:tc>
-          <w:tcPr/>
+          <w:tcPr>
+            <w:tcW w:w="3372" w:type="dxa"/>
+          </w:tcPr>
           <w:p>
             <w:pPr>
               <w:pStyle w:val="Compact"/>
@@ -5242,7 +5881,9 @@
           </w:p>
         </w:tc>
         <w:tc>
-          <w:tcPr/>
+          <w:tcPr>
+            <w:tcW w:w="2289" w:type="dxa"/>
+          </w:tcPr>
           <w:p>
             <w:pPr>
               <w:pStyle w:val="Compact"/>
@@ -5254,7 +5895,9 @@
           </w:p>
         </w:tc>
         <w:tc>
-          <w:tcPr/>
+          <w:tcPr>
+            <w:tcW w:w="2507" w:type="dxa"/>
+          </w:tcPr>
           <w:p>
             <w:pPr>
               <w:pStyle w:val="Compact"/>
@@ -5268,7 +5911,9 @@
       </w:tr>
       <w:tr>
         <w:tc>
-          <w:tcPr/>
+          <w:tcPr>
+            <w:tcW w:w="1191" w:type="dxa"/>
+          </w:tcPr>
           <w:p>
             <w:pPr>
               <w:pStyle w:val="Compact"/>
@@ -5280,7 +5925,9 @@
           </w:p>
         </w:tc>
         <w:tc>
-          <w:tcPr/>
+          <w:tcPr>
+            <w:tcW w:w="3372" w:type="dxa"/>
+          </w:tcPr>
           <w:p>
             <w:pPr>
               <w:pStyle w:val="Compact"/>
@@ -5292,7 +5939,9 @@
           </w:p>
         </w:tc>
         <w:tc>
-          <w:tcPr/>
+          <w:tcPr>
+            <w:tcW w:w="2289" w:type="dxa"/>
+          </w:tcPr>
           <w:p>
             <w:pPr>
               <w:pStyle w:val="Compact"/>
@@ -5304,7 +5953,9 @@
           </w:p>
         </w:tc>
         <w:tc>
-          <w:tcPr/>
+          <w:tcPr>
+            <w:tcW w:w="2507" w:type="dxa"/>
+          </w:tcPr>
           <w:p>
             <w:pPr>
               <w:pStyle w:val="Compact"/>
@@ -5318,7 +5969,9 @@
       </w:tr>
       <w:tr>
         <w:tc>
-          <w:tcPr/>
+          <w:tcPr>
+            <w:tcW w:w="1191" w:type="dxa"/>
+          </w:tcPr>
           <w:p>
             <w:pPr>
               <w:pStyle w:val="Compact"/>
@@ -5330,7 +5983,9 @@
           </w:p>
         </w:tc>
         <w:tc>
-          <w:tcPr/>
+          <w:tcPr>
+            <w:tcW w:w="3372" w:type="dxa"/>
+          </w:tcPr>
           <w:p>
             <w:pPr>
               <w:pStyle w:val="Compact"/>
@@ -5342,7 +5997,9 @@
           </w:p>
         </w:tc>
         <w:tc>
-          <w:tcPr/>
+          <w:tcPr>
+            <w:tcW w:w="2289" w:type="dxa"/>
+          </w:tcPr>
           <w:p>
             <w:pPr>
               <w:pStyle w:val="Compact"/>
@@ -5354,7 +6011,9 @@
           </w:p>
         </w:tc>
         <w:tc>
-          <w:tcPr/>
+          <w:tcPr>
+            <w:tcW w:w="2507" w:type="dxa"/>
+          </w:tcPr>
           <w:p>
             <w:pPr>
               <w:pStyle w:val="Compact"/>
@@ -5368,7 +6027,9 @@
       </w:tr>
       <w:tr>
         <w:tc>
-          <w:tcPr/>
+          <w:tcPr>
+            <w:tcW w:w="1191" w:type="dxa"/>
+          </w:tcPr>
           <w:p>
             <w:pPr>
               <w:pStyle w:val="Compact"/>
@@ -5380,7 +6041,9 @@
           </w:p>
         </w:tc>
         <w:tc>
-          <w:tcPr/>
+          <w:tcPr>
+            <w:tcW w:w="3372" w:type="dxa"/>
+          </w:tcPr>
           <w:p>
             <w:pPr>
               <w:pStyle w:val="Compact"/>
@@ -5392,7 +6055,9 @@
           </w:p>
         </w:tc>
         <w:tc>
-          <w:tcPr/>
+          <w:tcPr>
+            <w:tcW w:w="2289" w:type="dxa"/>
+          </w:tcPr>
           <w:p>
             <w:pPr>
               <w:pStyle w:val="Compact"/>
@@ -5404,7 +6069,9 @@
           </w:p>
         </w:tc>
         <w:tc>
-          <w:tcPr/>
+          <w:tcPr>
+            <w:tcW w:w="2507" w:type="dxa"/>
+          </w:tcPr>
           <w:p>
             <w:pPr>
               <w:pStyle w:val="Compact"/>
@@ -5494,22 +6161,25 @@
     <w:tbl>
       <w:tblPr>
         <w:tblStyle w:val="Table"/>
-        <w:tblW w:type="auto" w:w="0"/>
+        <w:tblW w:type="dxa" w:w="9360"/>
         <w:tblLook w:firstRow="1" w:lastRow="0" w:firstColumn="0" w:lastColumn="0" w:noHBand="0" w:noVBand="0" w:val="0020"/>
         <w:jc w:val="start"/>
+        <w:tblLayout w:type="fixed"/>
       </w:tblPr>
       <w:tblGrid>
-        <w:gridCol w:w="1980"/>
-        <w:gridCol w:w="1980"/>
-        <w:gridCol w:w="1980"/>
-        <w:gridCol w:w="1980"/>
+        <w:gridCol w:w="1245"/>
+        <w:gridCol w:w="3256"/>
+        <w:gridCol w:w="1234"/>
+        <w:gridCol w:w="3624"/>
       </w:tblGrid>
       <w:tr>
         <w:trPr>
           <w:tblHeader w:val="true"/>
         </w:trPr>
         <w:tc>
-          <w:tcPr/>
+          <w:tcPr>
+            <w:tcW w:w="1245" w:type="dxa"/>
+          </w:tcPr>
           <w:p>
             <w:pPr>
               <w:pStyle w:val="Compact"/>
@@ -5521,7 +6191,9 @@
           </w:p>
         </w:tc>
         <w:tc>
-          <w:tcPr/>
+          <w:tcPr>
+            <w:tcW w:w="3256" w:type="dxa"/>
+          </w:tcPr>
           <w:p>
             <w:pPr>
               <w:pStyle w:val="Compact"/>
@@ -5533,7 +6205,9 @@
           </w:p>
         </w:tc>
         <w:tc>
-          <w:tcPr/>
+          <w:tcPr>
+            <w:tcW w:w="1234" w:type="dxa"/>
+          </w:tcPr>
           <w:p>
             <w:pPr>
               <w:pStyle w:val="Compact"/>
@@ -5545,7 +6219,9 @@
           </w:p>
         </w:tc>
         <w:tc>
-          <w:tcPr/>
+          <w:tcPr>
+            <w:tcW w:w="3624" w:type="dxa"/>
+          </w:tcPr>
           <w:p>
             <w:pPr>
               <w:pStyle w:val="Compact"/>
@@ -5559,7 +6235,9 @@
       </w:tr>
       <w:tr>
         <w:tc>
-          <w:tcPr/>
+          <w:tcPr>
+            <w:tcW w:w="1245" w:type="dxa"/>
+          </w:tcPr>
           <w:p>
             <w:pPr>
               <w:pStyle w:val="Compact"/>
@@ -5571,7 +6249,9 @@
           </w:p>
         </w:tc>
         <w:tc>
-          <w:tcPr/>
+          <w:tcPr>
+            <w:tcW w:w="3256" w:type="dxa"/>
+          </w:tcPr>
           <w:p>
             <w:pPr>
               <w:pStyle w:val="Compact"/>
@@ -5583,7 +6263,9 @@
           </w:p>
         </w:tc>
         <w:tc>
-          <w:tcPr/>
+          <w:tcPr>
+            <w:tcW w:w="1234" w:type="dxa"/>
+          </w:tcPr>
           <w:p>
             <w:pPr>
               <w:pStyle w:val="Compact"/>
@@ -5595,7 +6277,9 @@
           </w:p>
         </w:tc>
         <w:tc>
-          <w:tcPr/>
+          <w:tcPr>
+            <w:tcW w:w="3624" w:type="dxa"/>
+          </w:tcPr>
           <w:p>
             <w:pPr>
               <w:pStyle w:val="Compact"/>
@@ -5609,7 +6293,9 @@
       </w:tr>
       <w:tr>
         <w:tc>
-          <w:tcPr/>
+          <w:tcPr>
+            <w:tcW w:w="1245" w:type="dxa"/>
+          </w:tcPr>
           <w:p>
             <w:pPr>
               <w:pStyle w:val="Compact"/>
@@ -5621,7 +6307,9 @@
           </w:p>
         </w:tc>
         <w:tc>
-          <w:tcPr/>
+          <w:tcPr>
+            <w:tcW w:w="3256" w:type="dxa"/>
+          </w:tcPr>
           <w:p>
             <w:pPr>
               <w:pStyle w:val="Compact"/>
@@ -5633,7 +6321,9 @@
           </w:p>
         </w:tc>
         <w:tc>
-          <w:tcPr/>
+          <w:tcPr>
+            <w:tcW w:w="1234" w:type="dxa"/>
+          </w:tcPr>
           <w:p>
             <w:pPr>
               <w:pStyle w:val="Compact"/>
@@ -5645,7 +6335,9 @@
           </w:p>
         </w:tc>
         <w:tc>
-          <w:tcPr/>
+          <w:tcPr>
+            <w:tcW w:w="3624" w:type="dxa"/>
+          </w:tcPr>
           <w:p>
             <w:pPr>
               <w:pStyle w:val="Compact"/>
@@ -5659,7 +6351,9 @@
       </w:tr>
       <w:tr>
         <w:tc>
-          <w:tcPr/>
+          <w:tcPr>
+            <w:tcW w:w="1245" w:type="dxa"/>
+          </w:tcPr>
           <w:p>
             <w:pPr>
               <w:pStyle w:val="Compact"/>
@@ -5671,7 +6365,9 @@
           </w:p>
         </w:tc>
         <w:tc>
-          <w:tcPr/>
+          <w:tcPr>
+            <w:tcW w:w="3256" w:type="dxa"/>
+          </w:tcPr>
           <w:p>
             <w:pPr>
               <w:pStyle w:val="Compact"/>
@@ -5683,7 +6379,9 @@
           </w:p>
         </w:tc>
         <w:tc>
-          <w:tcPr/>
+          <w:tcPr>
+            <w:tcW w:w="1234" w:type="dxa"/>
+          </w:tcPr>
           <w:p>
             <w:pPr>
               <w:pStyle w:val="Compact"/>
@@ -5695,7 +6393,9 @@
           </w:p>
         </w:tc>
         <w:tc>
-          <w:tcPr/>
+          <w:tcPr>
+            <w:tcW w:w="3624" w:type="dxa"/>
+          </w:tcPr>
           <w:p>
             <w:pPr>
               <w:pStyle w:val="Compact"/>
@@ -5709,7 +6409,9 @@
       </w:tr>
       <w:tr>
         <w:tc>
-          <w:tcPr/>
+          <w:tcPr>
+            <w:tcW w:w="1245" w:type="dxa"/>
+          </w:tcPr>
           <w:p>
             <w:pPr>
               <w:pStyle w:val="Compact"/>
@@ -5721,7 +6423,9 @@
           </w:p>
         </w:tc>
         <w:tc>
-          <w:tcPr/>
+          <w:tcPr>
+            <w:tcW w:w="3256" w:type="dxa"/>
+          </w:tcPr>
           <w:p>
             <w:pPr>
               <w:pStyle w:val="Compact"/>
@@ -5733,7 +6437,9 @@
           </w:p>
         </w:tc>
         <w:tc>
-          <w:tcPr/>
+          <w:tcPr>
+            <w:tcW w:w="1234" w:type="dxa"/>
+          </w:tcPr>
           <w:p>
             <w:pPr>
               <w:pStyle w:val="Compact"/>
@@ -5745,7 +6451,9 @@
           </w:p>
         </w:tc>
         <w:tc>
-          <w:tcPr/>
+          <w:tcPr>
+            <w:tcW w:w="3624" w:type="dxa"/>
+          </w:tcPr>
           <w:p>
             <w:pPr>
               <w:pStyle w:val="Compact"/>
@@ -5759,7 +6467,9 @@
       </w:tr>
       <w:tr>
         <w:tc>
-          <w:tcPr/>
+          <w:tcPr>
+            <w:tcW w:w="1245" w:type="dxa"/>
+          </w:tcPr>
           <w:p>
             <w:pPr>
               <w:pStyle w:val="Compact"/>
@@ -5771,7 +6481,9 @@
           </w:p>
         </w:tc>
         <w:tc>
-          <w:tcPr/>
+          <w:tcPr>
+            <w:tcW w:w="3256" w:type="dxa"/>
+          </w:tcPr>
           <w:p>
             <w:pPr>
               <w:pStyle w:val="Compact"/>
@@ -5783,7 +6495,9 @@
           </w:p>
         </w:tc>
         <w:tc>
-          <w:tcPr/>
+          <w:tcPr>
+            <w:tcW w:w="1234" w:type="dxa"/>
+          </w:tcPr>
           <w:p>
             <w:pPr>
               <w:pStyle w:val="Compact"/>
@@ -5795,7 +6509,9 @@
           </w:p>
         </w:tc>
         <w:tc>
-          <w:tcPr/>
+          <w:tcPr>
+            <w:tcW w:w="3624" w:type="dxa"/>
+          </w:tcPr>
           <w:p>
             <w:pPr>
               <w:pStyle w:val="Compact"/>
@@ -5809,7 +6525,9 @@
       </w:tr>
       <w:tr>
         <w:tc>
-          <w:tcPr/>
+          <w:tcPr>
+            <w:tcW w:w="1245" w:type="dxa"/>
+          </w:tcPr>
           <w:p>
             <w:pPr>
               <w:pStyle w:val="Compact"/>
@@ -5821,7 +6539,9 @@
           </w:p>
         </w:tc>
         <w:tc>
-          <w:tcPr/>
+          <w:tcPr>
+            <w:tcW w:w="3256" w:type="dxa"/>
+          </w:tcPr>
           <w:p>
             <w:pPr>
               <w:pStyle w:val="Compact"/>
@@ -5833,7 +6553,9 @@
           </w:p>
         </w:tc>
         <w:tc>
-          <w:tcPr/>
+          <w:tcPr>
+            <w:tcW w:w="1234" w:type="dxa"/>
+          </w:tcPr>
           <w:p>
             <w:pPr>
               <w:pStyle w:val="Compact"/>
@@ -5845,7 +6567,9 @@
           </w:p>
         </w:tc>
         <w:tc>
-          <w:tcPr/>
+          <w:tcPr>
+            <w:tcW w:w="3624" w:type="dxa"/>
+          </w:tcPr>
           <w:p>
             <w:pPr>
               <w:pStyle w:val="Compact"/>
@@ -5859,7 +6583,9 @@
       </w:tr>
       <w:tr>
         <w:tc>
-          <w:tcPr/>
+          <w:tcPr>
+            <w:tcW w:w="1245" w:type="dxa"/>
+          </w:tcPr>
           <w:p>
             <w:pPr>
               <w:pStyle w:val="Compact"/>
@@ -5871,7 +6597,9 @@
           </w:p>
         </w:tc>
         <w:tc>
-          <w:tcPr/>
+          <w:tcPr>
+            <w:tcW w:w="3256" w:type="dxa"/>
+          </w:tcPr>
           <w:p>
             <w:pPr>
               <w:pStyle w:val="Compact"/>
@@ -5883,7 +6611,9 @@
           </w:p>
         </w:tc>
         <w:tc>
-          <w:tcPr/>
+          <w:tcPr>
+            <w:tcW w:w="1234" w:type="dxa"/>
+          </w:tcPr>
           <w:p>
             <w:pPr>
               <w:pStyle w:val="Compact"/>
@@ -5895,7 +6625,9 @@
           </w:p>
         </w:tc>
         <w:tc>
-          <w:tcPr/>
+          <w:tcPr>
+            <w:tcW w:w="3624" w:type="dxa"/>
+          </w:tcPr>
           <w:p>
             <w:pPr>
               <w:pStyle w:val="Compact"/>
@@ -5909,7 +6641,9 @@
       </w:tr>
       <w:tr>
         <w:tc>
-          <w:tcPr/>
+          <w:tcPr>
+            <w:tcW w:w="1245" w:type="dxa"/>
+          </w:tcPr>
           <w:p>
             <w:pPr>
               <w:pStyle w:val="Compact"/>
@@ -5921,7 +6655,9 @@
           </w:p>
         </w:tc>
         <w:tc>
-          <w:tcPr/>
+          <w:tcPr>
+            <w:tcW w:w="3256" w:type="dxa"/>
+          </w:tcPr>
           <w:p>
             <w:pPr>
               <w:pStyle w:val="Compact"/>
@@ -5933,7 +6669,9 @@
           </w:p>
         </w:tc>
         <w:tc>
-          <w:tcPr/>
+          <w:tcPr>
+            <w:tcW w:w="1234" w:type="dxa"/>
+          </w:tcPr>
           <w:p>
             <w:pPr>
               <w:pStyle w:val="Compact"/>
@@ -5945,7 +6683,9 @@
           </w:p>
         </w:tc>
         <w:tc>
-          <w:tcPr/>
+          <w:tcPr>
+            <w:tcW w:w="3624" w:type="dxa"/>
+          </w:tcPr>
           <w:p>
             <w:pPr>
               <w:pStyle w:val="Compact"/>
@@ -5959,7 +6699,9 @@
       </w:tr>
       <w:tr>
         <w:tc>
-          <w:tcPr/>
+          <w:tcPr>
+            <w:tcW w:w="1245" w:type="dxa"/>
+          </w:tcPr>
           <w:p>
             <w:pPr>
               <w:pStyle w:val="Compact"/>
@@ -5971,7 +6713,9 @@
           </w:p>
         </w:tc>
         <w:tc>
-          <w:tcPr/>
+          <w:tcPr>
+            <w:tcW w:w="3256" w:type="dxa"/>
+          </w:tcPr>
           <w:p>
             <w:pPr>
               <w:pStyle w:val="Compact"/>
@@ -5983,7 +6727,9 @@
           </w:p>
         </w:tc>
         <w:tc>
-          <w:tcPr/>
+          <w:tcPr>
+            <w:tcW w:w="1234" w:type="dxa"/>
+          </w:tcPr>
           <w:p>
             <w:pPr>
               <w:pStyle w:val="Compact"/>
@@ -5995,7 +6741,9 @@
           </w:p>
         </w:tc>
         <w:tc>
-          <w:tcPr/>
+          <w:tcPr>
+            <w:tcW w:w="3624" w:type="dxa"/>
+          </w:tcPr>
           <w:p>
             <w:pPr>
               <w:pStyle w:val="Compact"/>
@@ -6009,7 +6757,9 @@
       </w:tr>
       <w:tr>
         <w:tc>
-          <w:tcPr/>
+          <w:tcPr>
+            <w:tcW w:w="1245" w:type="dxa"/>
+          </w:tcPr>
           <w:p>
             <w:pPr>
               <w:pStyle w:val="Compact"/>
@@ -6021,7 +6771,9 @@
           </w:p>
         </w:tc>
         <w:tc>
-          <w:tcPr/>
+          <w:tcPr>
+            <w:tcW w:w="3256" w:type="dxa"/>
+          </w:tcPr>
           <w:p>
             <w:pPr>
               <w:pStyle w:val="Compact"/>
@@ -6033,7 +6785,9 @@
           </w:p>
         </w:tc>
         <w:tc>
-          <w:tcPr/>
+          <w:tcPr>
+            <w:tcW w:w="1234" w:type="dxa"/>
+          </w:tcPr>
           <w:p>
             <w:pPr>
               <w:pStyle w:val="Compact"/>
@@ -6045,7 +6799,9 @@
           </w:p>
         </w:tc>
         <w:tc>
-          <w:tcPr/>
+          <w:tcPr>
+            <w:tcW w:w="3624" w:type="dxa"/>
+          </w:tcPr>
           <w:p>
             <w:pPr>
               <w:pStyle w:val="Compact"/>
@@ -6059,7 +6815,9 @@
       </w:tr>
       <w:tr>
         <w:tc>
-          <w:tcPr/>
+          <w:tcPr>
+            <w:tcW w:w="1245" w:type="dxa"/>
+          </w:tcPr>
           <w:p>
             <w:pPr>
               <w:pStyle w:val="Compact"/>
@@ -6071,7 +6829,9 @@
           </w:p>
         </w:tc>
         <w:tc>
-          <w:tcPr/>
+          <w:tcPr>
+            <w:tcW w:w="3256" w:type="dxa"/>
+          </w:tcPr>
           <w:p>
             <w:pPr>
               <w:pStyle w:val="Compact"/>
@@ -6083,7 +6843,9 @@
           </w:p>
         </w:tc>
         <w:tc>
-          <w:tcPr/>
+          <w:tcPr>
+            <w:tcW w:w="1234" w:type="dxa"/>
+          </w:tcPr>
           <w:p>
             <w:pPr>
               <w:pStyle w:val="Compact"/>
@@ -6095,7 +6857,9 @@
           </w:p>
         </w:tc>
         <w:tc>
-          <w:tcPr/>
+          <w:tcPr>
+            <w:tcW w:w="3624" w:type="dxa"/>
+          </w:tcPr>
           <w:p>
             <w:pPr>
               <w:pStyle w:val="Compact"/>
@@ -6109,7 +6873,9 @@
       </w:tr>
       <w:tr>
         <w:tc>
-          <w:tcPr/>
+          <w:tcPr>
+            <w:tcW w:w="1245" w:type="dxa"/>
+          </w:tcPr>
           <w:p>
             <w:pPr>
               <w:pStyle w:val="Compact"/>
@@ -6121,7 +6887,9 @@
           </w:p>
         </w:tc>
         <w:tc>
-          <w:tcPr/>
+          <w:tcPr>
+            <w:tcW w:w="3256" w:type="dxa"/>
+          </w:tcPr>
           <w:p>
             <w:pPr>
               <w:pStyle w:val="Compact"/>
@@ -6133,7 +6901,9 @@
           </w:p>
         </w:tc>
         <w:tc>
-          <w:tcPr/>
+          <w:tcPr>
+            <w:tcW w:w="1234" w:type="dxa"/>
+          </w:tcPr>
           <w:p>
             <w:pPr>
               <w:pStyle w:val="Compact"/>
@@ -6145,7 +6915,9 @@
           </w:p>
         </w:tc>
         <w:tc>
-          <w:tcPr/>
+          <w:tcPr>
+            <w:tcW w:w="3624" w:type="dxa"/>
+          </w:tcPr>
           <w:p>
             <w:pPr>
               <w:pStyle w:val="Compact"/>
@@ -6159,7 +6931,9 @@
       </w:tr>
       <w:tr>
         <w:tc>
-          <w:tcPr/>
+          <w:tcPr>
+            <w:tcW w:w="1245" w:type="dxa"/>
+          </w:tcPr>
           <w:p>
             <w:pPr>
               <w:pStyle w:val="Compact"/>
@@ -6171,7 +6945,9 @@
           </w:p>
         </w:tc>
         <w:tc>
-          <w:tcPr/>
+          <w:tcPr>
+            <w:tcW w:w="3256" w:type="dxa"/>
+          </w:tcPr>
           <w:p>
             <w:pPr>
               <w:pStyle w:val="Compact"/>
@@ -6183,7 +6959,9 @@
           </w:p>
         </w:tc>
         <w:tc>
-          <w:tcPr/>
+          <w:tcPr>
+            <w:tcW w:w="1234" w:type="dxa"/>
+          </w:tcPr>
           <w:p>
             <w:pPr>
               <w:pStyle w:val="Compact"/>
@@ -6195,7 +6973,9 @@
           </w:p>
         </w:tc>
         <w:tc>
-          <w:tcPr/>
+          <w:tcPr>
+            <w:tcW w:w="3624" w:type="dxa"/>
+          </w:tcPr>
           <w:p>
             <w:pPr>
               <w:pStyle w:val="Compact"/>
@@ -6209,7 +6989,9 @@
       </w:tr>
       <w:tr>
         <w:tc>
-          <w:tcPr/>
+          <w:tcPr>
+            <w:tcW w:w="1245" w:type="dxa"/>
+          </w:tcPr>
           <w:p>
             <w:pPr>
               <w:pStyle w:val="Compact"/>
@@ -6221,7 +7003,9 @@
           </w:p>
         </w:tc>
         <w:tc>
-          <w:tcPr/>
+          <w:tcPr>
+            <w:tcW w:w="3256" w:type="dxa"/>
+          </w:tcPr>
           <w:p>
             <w:pPr>
               <w:pStyle w:val="Compact"/>
@@ -6233,7 +7017,9 @@
           </w:p>
         </w:tc>
         <w:tc>
-          <w:tcPr/>
+          <w:tcPr>
+            <w:tcW w:w="1234" w:type="dxa"/>
+          </w:tcPr>
           <w:p>
             <w:pPr>
               <w:pStyle w:val="Compact"/>
@@ -6245,7 +7031,9 @@
           </w:p>
         </w:tc>
         <w:tc>
-          <w:tcPr/>
+          <w:tcPr>
+            <w:tcW w:w="3624" w:type="dxa"/>
+          </w:tcPr>
           <w:p>
             <w:pPr>
               <w:pStyle w:val="Compact"/>
@@ -6271,21 +7059,24 @@
     <w:tbl>
       <w:tblPr>
         <w:tblStyle w:val="Table"/>
-        <w:tblW w:type="auto" w:w="0"/>
+        <w:tblW w:type="dxa" w:w="9360"/>
         <w:tblLook w:firstRow="1" w:lastRow="0" w:firstColumn="0" w:lastColumn="0" w:noHBand="0" w:noVBand="0" w:val="0020"/>
         <w:jc w:val="start"/>
+        <w:tblLayout w:type="fixed"/>
       </w:tblPr>
       <w:tblGrid>
-        <w:gridCol w:w="2640"/>
-        <w:gridCol w:w="2640"/>
-        <w:gridCol w:w="2640"/>
+        <w:gridCol w:w="2225"/>
+        <w:gridCol w:w="4584"/>
+        <w:gridCol w:w="2549"/>
       </w:tblGrid>
       <w:tr>
         <w:trPr>
           <w:tblHeader w:val="true"/>
         </w:trPr>
         <w:tc>
-          <w:tcPr/>
+          <w:tcPr>
+            <w:tcW w:w="2225" w:type="dxa"/>
+          </w:tcPr>
           <w:p>
             <w:pPr>
               <w:pStyle w:val="Compact"/>
@@ -6297,7 +7088,9 @@
           </w:p>
         </w:tc>
         <w:tc>
-          <w:tcPr/>
+          <w:tcPr>
+            <w:tcW w:w="4584" w:type="dxa"/>
+          </w:tcPr>
           <w:p>
             <w:pPr>
               <w:pStyle w:val="Compact"/>
@@ -6309,7 +7102,9 @@
           </w:p>
         </w:tc>
         <w:tc>
-          <w:tcPr/>
+          <w:tcPr>
+            <w:tcW w:w="2549" w:type="dxa"/>
+          </w:tcPr>
           <w:p>
             <w:pPr>
               <w:pStyle w:val="Compact"/>
@@ -6323,7 +7118,9 @@
       </w:tr>
       <w:tr>
         <w:tc>
-          <w:tcPr/>
+          <w:tcPr>
+            <w:tcW w:w="2225" w:type="dxa"/>
+          </w:tcPr>
           <w:p>
             <w:pPr>
               <w:pStyle w:val="Compact"/>
@@ -6335,7 +7132,9 @@
           </w:p>
         </w:tc>
         <w:tc>
-          <w:tcPr/>
+          <w:tcPr>
+            <w:tcW w:w="4584" w:type="dxa"/>
+          </w:tcPr>
           <w:p>
             <w:pPr>
               <w:pStyle w:val="Compact"/>
@@ -6347,7 +7146,9 @@
           </w:p>
         </w:tc>
         <w:tc>
-          <w:tcPr/>
+          <w:tcPr>
+            <w:tcW w:w="2549" w:type="dxa"/>
+          </w:tcPr>
           <w:p>
             <w:pPr>
               <w:pStyle w:val="Compact"/>
@@ -6361,7 +7162,9 @@
       </w:tr>
       <w:tr>
         <w:tc>
-          <w:tcPr/>
+          <w:tcPr>
+            <w:tcW w:w="2225" w:type="dxa"/>
+          </w:tcPr>
           <w:p>
             <w:pPr>
               <w:pStyle w:val="Compact"/>
@@ -6373,7 +7176,9 @@
           </w:p>
         </w:tc>
         <w:tc>
-          <w:tcPr/>
+          <w:tcPr>
+            <w:tcW w:w="4584" w:type="dxa"/>
+          </w:tcPr>
           <w:p>
             <w:pPr>
               <w:pStyle w:val="Compact"/>
@@ -6385,7 +7190,9 @@
           </w:p>
         </w:tc>
         <w:tc>
-          <w:tcPr/>
+          <w:tcPr>
+            <w:tcW w:w="2549" w:type="dxa"/>
+          </w:tcPr>
           <w:p>
             <w:pPr>
               <w:pStyle w:val="Compact"/>
@@ -6399,7 +7206,9 @@
       </w:tr>
       <w:tr>
         <w:tc>
-          <w:tcPr/>
+          <w:tcPr>
+            <w:tcW w:w="2225" w:type="dxa"/>
+          </w:tcPr>
           <w:p>
             <w:pPr>
               <w:pStyle w:val="Compact"/>
@@ -6411,7 +7220,9 @@
           </w:p>
         </w:tc>
         <w:tc>
-          <w:tcPr/>
+          <w:tcPr>
+            <w:tcW w:w="4584" w:type="dxa"/>
+          </w:tcPr>
           <w:p>
             <w:pPr>
               <w:pStyle w:val="Compact"/>
@@ -6423,7 +7234,9 @@
           </w:p>
         </w:tc>
         <w:tc>
-          <w:tcPr/>
+          <w:tcPr>
+            <w:tcW w:w="2549" w:type="dxa"/>
+          </w:tcPr>
           <w:p>
             <w:pPr>
               <w:pStyle w:val="Compact"/>
@@ -6437,7 +7250,9 @@
       </w:tr>
       <w:tr>
         <w:tc>
-          <w:tcPr/>
+          <w:tcPr>
+            <w:tcW w:w="2225" w:type="dxa"/>
+          </w:tcPr>
           <w:p>
             <w:pPr>
               <w:pStyle w:val="Compact"/>
@@ -6449,7 +7264,9 @@
           </w:p>
         </w:tc>
         <w:tc>
-          <w:tcPr/>
+          <w:tcPr>
+            <w:tcW w:w="4584" w:type="dxa"/>
+          </w:tcPr>
           <w:p>
             <w:pPr>
               <w:pStyle w:val="Compact"/>
@@ -6461,7 +7278,9 @@
           </w:p>
         </w:tc>
         <w:tc>
-          <w:tcPr/>
+          <w:tcPr>
+            <w:tcW w:w="2549" w:type="dxa"/>
+          </w:tcPr>
           <w:p>
             <w:pPr>
               <w:pStyle w:val="Compact"/>
@@ -6475,7 +7294,9 @@
       </w:tr>
       <w:tr>
         <w:tc>
-          <w:tcPr/>
+          <w:tcPr>
+            <w:tcW w:w="2225" w:type="dxa"/>
+          </w:tcPr>
           <w:p>
             <w:pPr>
               <w:pStyle w:val="Compact"/>
@@ -6487,7 +7308,9 @@
           </w:p>
         </w:tc>
         <w:tc>
-          <w:tcPr/>
+          <w:tcPr>
+            <w:tcW w:w="4584" w:type="dxa"/>
+          </w:tcPr>
           <w:p>
             <w:pPr>
               <w:pStyle w:val="Compact"/>
@@ -6499,7 +7322,9 @@
           </w:p>
         </w:tc>
         <w:tc>
-          <w:tcPr/>
+          <w:tcPr>
+            <w:tcW w:w="2549" w:type="dxa"/>
+          </w:tcPr>
           <w:p>
             <w:pPr>
               <w:pStyle w:val="Compact"/>
@@ -6513,7 +7338,9 @@
       </w:tr>
       <w:tr>
         <w:tc>
-          <w:tcPr/>
+          <w:tcPr>
+            <w:tcW w:w="2225" w:type="dxa"/>
+          </w:tcPr>
           <w:p>
             <w:pPr>
               <w:pStyle w:val="Compact"/>
@@ -6525,7 +7352,9 @@
           </w:p>
         </w:tc>
         <w:tc>
-          <w:tcPr/>
+          <w:tcPr>
+            <w:tcW w:w="4584" w:type="dxa"/>
+          </w:tcPr>
           <w:p>
             <w:pPr>
               <w:pStyle w:val="Compact"/>
@@ -6537,7 +7366,9 @@
           </w:p>
         </w:tc>
         <w:tc>
-          <w:tcPr/>
+          <w:tcPr>
+            <w:tcW w:w="2549" w:type="dxa"/>
+          </w:tcPr>
           <w:p>
             <w:pPr>
               <w:pStyle w:val="Compact"/>
@@ -6551,7 +7382,9 @@
       </w:tr>
       <w:tr>
         <w:tc>
-          <w:tcPr/>
+          <w:tcPr>
+            <w:tcW w:w="2225" w:type="dxa"/>
+          </w:tcPr>
           <w:p>
             <w:pPr>
               <w:pStyle w:val="Compact"/>
@@ -6563,7 +7396,9 @@
           </w:p>
         </w:tc>
         <w:tc>
-          <w:tcPr/>
+          <w:tcPr>
+            <w:tcW w:w="4584" w:type="dxa"/>
+          </w:tcPr>
           <w:p>
             <w:pPr>
               <w:pStyle w:val="Compact"/>
@@ -6575,7 +7410,9 @@
           </w:p>
         </w:tc>
         <w:tc>
-          <w:tcPr/>
+          <w:tcPr>
+            <w:tcW w:w="2549" w:type="dxa"/>
+          </w:tcPr>
           <w:p>
             <w:pPr>
               <w:pStyle w:val="Compact"/>
@@ -6589,7 +7426,9 @@
       </w:tr>
       <w:tr>
         <w:tc>
-          <w:tcPr/>
+          <w:tcPr>
+            <w:tcW w:w="2225" w:type="dxa"/>
+          </w:tcPr>
           <w:p>
             <w:pPr>
               <w:pStyle w:val="Compact"/>
@@ -6601,7 +7440,9 @@
           </w:p>
         </w:tc>
         <w:tc>
-          <w:tcPr/>
+          <w:tcPr>
+            <w:tcW w:w="4584" w:type="dxa"/>
+          </w:tcPr>
           <w:p>
             <w:pPr>
               <w:pStyle w:val="Compact"/>
@@ -6613,7 +7454,9 @@
           </w:p>
         </w:tc>
         <w:tc>
-          <w:tcPr/>
+          <w:tcPr>
+            <w:tcW w:w="2549" w:type="dxa"/>
+          </w:tcPr>
           <w:p>
             <w:pPr>
               <w:pStyle w:val="Compact"/>
@@ -6627,7 +7470,9 @@
       </w:tr>
       <w:tr>
         <w:tc>
-          <w:tcPr/>
+          <w:tcPr>
+            <w:tcW w:w="2225" w:type="dxa"/>
+          </w:tcPr>
           <w:p>
             <w:pPr>
               <w:pStyle w:val="Compact"/>
@@ -6639,7 +7484,9 @@
           </w:p>
         </w:tc>
         <w:tc>
-          <w:tcPr/>
+          <w:tcPr>
+            <w:tcW w:w="4584" w:type="dxa"/>
+          </w:tcPr>
           <w:p>
             <w:pPr>
               <w:pStyle w:val="Compact"/>
@@ -6651,7 +7498,9 @@
           </w:p>
         </w:tc>
         <w:tc>
-          <w:tcPr/>
+          <w:tcPr>
+            <w:tcW w:w="2549" w:type="dxa"/>
+          </w:tcPr>
           <w:p>
             <w:pPr>
               <w:pStyle w:val="Compact"/>
@@ -6665,7 +7514,9 @@
       </w:tr>
       <w:tr>
         <w:tc>
-          <w:tcPr/>
+          <w:tcPr>
+            <w:tcW w:w="2225" w:type="dxa"/>
+          </w:tcPr>
           <w:p>
             <w:pPr>
               <w:pStyle w:val="Compact"/>
@@ -6677,7 +7528,9 @@
           </w:p>
         </w:tc>
         <w:tc>
-          <w:tcPr/>
+          <w:tcPr>
+            <w:tcW w:w="4584" w:type="dxa"/>
+          </w:tcPr>
           <w:p>
             <w:pPr>
               <w:pStyle w:val="Compact"/>
@@ -6689,7 +7542,9 @@
           </w:p>
         </w:tc>
         <w:tc>
-          <w:tcPr/>
+          <w:tcPr>
+            <w:tcW w:w="2549" w:type="dxa"/>
+          </w:tcPr>
           <w:p>
             <w:pPr>
               <w:pStyle w:val="Compact"/>
@@ -6703,7 +7558,9 @@
       </w:tr>
       <w:tr>
         <w:tc>
-          <w:tcPr/>
+          <w:tcPr>
+            <w:tcW w:w="2225" w:type="dxa"/>
+          </w:tcPr>
           <w:p>
             <w:pPr>
               <w:pStyle w:val="Compact"/>
@@ -6715,7 +7572,9 @@
           </w:p>
         </w:tc>
         <w:tc>
-          <w:tcPr/>
+          <w:tcPr>
+            <w:tcW w:w="4584" w:type="dxa"/>
+          </w:tcPr>
           <w:p>
             <w:pPr>
               <w:pStyle w:val="Compact"/>
@@ -6727,7 +7586,9 @@
           </w:p>
         </w:tc>
         <w:tc>
-          <w:tcPr/>
+          <w:tcPr>
+            <w:tcW w:w="2549" w:type="dxa"/>
+          </w:tcPr>
           <w:p>
             <w:pPr>
               <w:pStyle w:val="Compact"/>
@@ -6955,21 +7816,24 @@
     <w:tbl>
       <w:tblPr>
         <w:tblStyle w:val="Table"/>
-        <w:tblW w:type="auto" w:w="0"/>
+        <w:tblW w:type="dxa" w:w="9360"/>
         <w:tblLook w:firstRow="1" w:lastRow="0" w:firstColumn="0" w:lastColumn="0" w:noHBand="0" w:noVBand="0" w:val="0020"/>
         <w:jc w:val="start"/>
+        <w:tblLayout w:type="fixed"/>
       </w:tblPr>
       <w:tblGrid>
-        <w:gridCol w:w="2640"/>
-        <w:gridCol w:w="2640"/>
-        <w:gridCol w:w="2640"/>
+        <w:gridCol w:w="2452"/>
+        <w:gridCol w:w="3222"/>
+        <w:gridCol w:w="3685"/>
       </w:tblGrid>
       <w:tr>
         <w:trPr>
           <w:tblHeader w:val="true"/>
         </w:trPr>
         <w:tc>
-          <w:tcPr/>
+          <w:tcPr>
+            <w:tcW w:w="2452" w:type="dxa"/>
+          </w:tcPr>
           <w:p>
             <w:pPr>
               <w:pStyle w:val="Compact"/>
@@ -6981,7 +7845,9 @@
           </w:p>
         </w:tc>
         <w:tc>
-          <w:tcPr/>
+          <w:tcPr>
+            <w:tcW w:w="3222" w:type="dxa"/>
+          </w:tcPr>
           <w:p>
             <w:pPr>
               <w:pStyle w:val="Compact"/>
@@ -6993,7 +7859,9 @@
           </w:p>
         </w:tc>
         <w:tc>
-          <w:tcPr/>
+          <w:tcPr>
+            <w:tcW w:w="3685" w:type="dxa"/>
+          </w:tcPr>
           <w:p>
             <w:pPr>
               <w:pStyle w:val="Compact"/>
@@ -7007,7 +7875,9 @@
       </w:tr>
       <w:tr>
         <w:tc>
-          <w:tcPr/>
+          <w:tcPr>
+            <w:tcW w:w="2452" w:type="dxa"/>
+          </w:tcPr>
           <w:p>
             <w:pPr>
               <w:pStyle w:val="Compact"/>
@@ -7019,7 +7889,9 @@
           </w:p>
         </w:tc>
         <w:tc>
-          <w:tcPr/>
+          <w:tcPr>
+            <w:tcW w:w="3222" w:type="dxa"/>
+          </w:tcPr>
           <w:p>
             <w:pPr>
               <w:pStyle w:val="Compact"/>
@@ -7031,7 +7903,9 @@
           </w:p>
         </w:tc>
         <w:tc>
-          <w:tcPr/>
+          <w:tcPr>
+            <w:tcW w:w="3685" w:type="dxa"/>
+          </w:tcPr>
           <w:p>
             <w:pPr>
               <w:pStyle w:val="Compact"/>
@@ -7045,7 +7919,9 @@
       </w:tr>
       <w:tr>
         <w:tc>
-          <w:tcPr/>
+          <w:tcPr>
+            <w:tcW w:w="2452" w:type="dxa"/>
+          </w:tcPr>
           <w:p>
             <w:pPr>
               <w:pStyle w:val="Compact"/>
@@ -7057,7 +7933,9 @@
           </w:p>
         </w:tc>
         <w:tc>
-          <w:tcPr/>
+          <w:tcPr>
+            <w:tcW w:w="3222" w:type="dxa"/>
+          </w:tcPr>
           <w:p>
             <w:pPr>
               <w:pStyle w:val="Compact"/>
@@ -7069,7 +7947,9 @@
           </w:p>
         </w:tc>
         <w:tc>
-          <w:tcPr/>
+          <w:tcPr>
+            <w:tcW w:w="3685" w:type="dxa"/>
+          </w:tcPr>
           <w:p>
             <w:pPr>
               <w:pStyle w:val="Compact"/>
@@ -7083,7 +7963,9 @@
       </w:tr>
       <w:tr>
         <w:tc>
-          <w:tcPr/>
+          <w:tcPr>
+            <w:tcW w:w="2452" w:type="dxa"/>
+          </w:tcPr>
           <w:p>
             <w:pPr>
               <w:pStyle w:val="Compact"/>
@@ -7095,7 +7977,9 @@
           </w:p>
         </w:tc>
         <w:tc>
-          <w:tcPr/>
+          <w:tcPr>
+            <w:tcW w:w="3222" w:type="dxa"/>
+          </w:tcPr>
           <w:p>
             <w:pPr>
               <w:pStyle w:val="Compact"/>
@@ -7107,7 +7991,9 @@
           </w:p>
         </w:tc>
         <w:tc>
-          <w:tcPr/>
+          <w:tcPr>
+            <w:tcW w:w="3685" w:type="dxa"/>
+          </w:tcPr>
           <w:p>
             <w:pPr>
               <w:pStyle w:val="Compact"/>
@@ -7121,7 +8007,9 @@
       </w:tr>
       <w:tr>
         <w:tc>
-          <w:tcPr/>
+          <w:tcPr>
+            <w:tcW w:w="2452" w:type="dxa"/>
+          </w:tcPr>
           <w:p>
             <w:pPr>
               <w:pStyle w:val="Compact"/>
@@ -7133,7 +8021,9 @@
           </w:p>
         </w:tc>
         <w:tc>
-          <w:tcPr/>
+          <w:tcPr>
+            <w:tcW w:w="3222" w:type="dxa"/>
+          </w:tcPr>
           <w:p>
             <w:pPr>
               <w:pStyle w:val="Compact"/>
@@ -7145,7 +8035,9 @@
           </w:p>
         </w:tc>
         <w:tc>
-          <w:tcPr/>
+          <w:tcPr>
+            <w:tcW w:w="3685" w:type="dxa"/>
+          </w:tcPr>
           <w:p>
             <w:pPr>
               <w:pStyle w:val="Compact"/>
@@ -7719,21 +8611,24 @@
     <w:tbl>
       <w:tblPr>
         <w:tblStyle w:val="Table"/>
-        <w:tblW w:type="auto" w:w="0"/>
+        <w:tblW w:type="dxa" w:w="9360"/>
         <w:tblLook w:firstRow="1" w:lastRow="0" w:firstColumn="0" w:lastColumn="0" w:noHBand="0" w:noVBand="0" w:val="0020"/>
         <w:jc w:val="start"/>
+        <w:tblLayout w:type="fixed"/>
       </w:tblPr>
       <w:tblGrid>
-        <w:gridCol w:w="2640"/>
-        <w:gridCol w:w="2640"/>
-        <w:gridCol w:w="2640"/>
+        <w:gridCol w:w="2279"/>
+        <w:gridCol w:w="4472"/>
+        <w:gridCol w:w="2608"/>
       </w:tblGrid>
       <w:tr>
         <w:trPr>
           <w:tblHeader w:val="true"/>
         </w:trPr>
         <w:tc>
-          <w:tcPr/>
+          <w:tcPr>
+            <w:tcW w:w="2279" w:type="dxa"/>
+          </w:tcPr>
           <w:p>
             <w:pPr>
               <w:pStyle w:val="Compact"/>
@@ -7745,7 +8640,9 @@
           </w:p>
         </w:tc>
         <w:tc>
-          <w:tcPr/>
+          <w:tcPr>
+            <w:tcW w:w="4472" w:type="dxa"/>
+          </w:tcPr>
           <w:p>
             <w:pPr>
               <w:pStyle w:val="Compact"/>
@@ -7757,7 +8654,9 @@
           </w:p>
         </w:tc>
         <w:tc>
-          <w:tcPr/>
+          <w:tcPr>
+            <w:tcW w:w="2608" w:type="dxa"/>
+          </w:tcPr>
           <w:p>
             <w:pPr>
               <w:pStyle w:val="Compact"/>
@@ -7771,7 +8670,9 @@
       </w:tr>
       <w:tr>
         <w:tc>
-          <w:tcPr/>
+          <w:tcPr>
+            <w:tcW w:w="2279" w:type="dxa"/>
+          </w:tcPr>
           <w:p>
             <w:pPr>
               <w:pStyle w:val="Compact"/>
@@ -7783,7 +8684,9 @@
           </w:p>
         </w:tc>
         <w:tc>
-          <w:tcPr/>
+          <w:tcPr>
+            <w:tcW w:w="4472" w:type="dxa"/>
+          </w:tcPr>
           <w:p>
             <w:pPr>
               <w:pStyle w:val="Compact"/>
@@ -7795,7 +8698,9 @@
           </w:p>
         </w:tc>
         <w:tc>
-          <w:tcPr/>
+          <w:tcPr>
+            <w:tcW w:w="2608" w:type="dxa"/>
+          </w:tcPr>
           <w:p>
             <w:pPr>
               <w:pStyle w:val="Compact"/>
@@ -7809,7 +8714,9 @@
       </w:tr>
       <w:tr>
         <w:tc>
-          <w:tcPr/>
+          <w:tcPr>
+            <w:tcW w:w="2279" w:type="dxa"/>
+          </w:tcPr>
           <w:p>
             <w:pPr>
               <w:pStyle w:val="Compact"/>
@@ -7821,7 +8728,9 @@
           </w:p>
         </w:tc>
         <w:tc>
-          <w:tcPr/>
+          <w:tcPr>
+            <w:tcW w:w="4472" w:type="dxa"/>
+          </w:tcPr>
           <w:p>
             <w:pPr>
               <w:pStyle w:val="Compact"/>
@@ -7833,7 +8742,9 @@
           </w:p>
         </w:tc>
         <w:tc>
-          <w:tcPr/>
+          <w:tcPr>
+            <w:tcW w:w="2608" w:type="dxa"/>
+          </w:tcPr>
           <w:p>
             <w:pPr>
               <w:pStyle w:val="Compact"/>
@@ -7847,7 +8758,9 @@
       </w:tr>
       <w:tr>
         <w:tc>
-          <w:tcPr/>
+          <w:tcPr>
+            <w:tcW w:w="2279" w:type="dxa"/>
+          </w:tcPr>
           <w:p>
             <w:pPr>
               <w:pStyle w:val="Compact"/>
@@ -7859,7 +8772,9 @@
           </w:p>
         </w:tc>
         <w:tc>
-          <w:tcPr/>
+          <w:tcPr>
+            <w:tcW w:w="4472" w:type="dxa"/>
+          </w:tcPr>
           <w:p>
             <w:pPr>
               <w:pStyle w:val="Compact"/>
@@ -7871,7 +8786,9 @@
           </w:p>
         </w:tc>
         <w:tc>
-          <w:tcPr/>
+          <w:tcPr>
+            <w:tcW w:w="2608" w:type="dxa"/>
+          </w:tcPr>
           <w:p>
             <w:pPr>
               <w:pStyle w:val="Compact"/>
@@ -7885,7 +8802,9 @@
       </w:tr>
       <w:tr>
         <w:tc>
-          <w:tcPr/>
+          <w:tcPr>
+            <w:tcW w:w="2279" w:type="dxa"/>
+          </w:tcPr>
           <w:p>
             <w:pPr>
               <w:pStyle w:val="Compact"/>
@@ -7897,7 +8816,9 @@
           </w:p>
         </w:tc>
         <w:tc>
-          <w:tcPr/>
+          <w:tcPr>
+            <w:tcW w:w="4472" w:type="dxa"/>
+          </w:tcPr>
           <w:p>
             <w:pPr>
               <w:pStyle w:val="Compact"/>
@@ -7909,7 +8830,9 @@
           </w:p>
         </w:tc>
         <w:tc>
-          <w:tcPr/>
+          <w:tcPr>
+            <w:tcW w:w="2608" w:type="dxa"/>
+          </w:tcPr>
           <w:p>
             <w:pPr>
               <w:pStyle w:val="Compact"/>
@@ -7923,7 +8846,9 @@
       </w:tr>
       <w:tr>
         <w:tc>
-          <w:tcPr/>
+          <w:tcPr>
+            <w:tcW w:w="2279" w:type="dxa"/>
+          </w:tcPr>
           <w:p>
             <w:pPr>
               <w:pStyle w:val="Compact"/>
@@ -7935,7 +8860,9 @@
           </w:p>
         </w:tc>
         <w:tc>
-          <w:tcPr/>
+          <w:tcPr>
+            <w:tcW w:w="4472" w:type="dxa"/>
+          </w:tcPr>
           <w:p>
             <w:pPr>
               <w:pStyle w:val="Compact"/>
@@ -7947,7 +8874,9 @@
           </w:p>
         </w:tc>
         <w:tc>
-          <w:tcPr/>
+          <w:tcPr>
+            <w:tcW w:w="2608" w:type="dxa"/>
+          </w:tcPr>
           <w:p>
             <w:pPr>
               <w:pStyle w:val="Compact"/>
@@ -7961,7 +8890,9 @@
       </w:tr>
       <w:tr>
         <w:tc>
-          <w:tcPr/>
+          <w:tcPr>
+            <w:tcW w:w="2279" w:type="dxa"/>
+          </w:tcPr>
           <w:p>
             <w:pPr>
               <w:pStyle w:val="Compact"/>
@@ -7973,7 +8904,9 @@
           </w:p>
         </w:tc>
         <w:tc>
-          <w:tcPr/>
+          <w:tcPr>
+            <w:tcW w:w="4472" w:type="dxa"/>
+          </w:tcPr>
           <w:p>
             <w:pPr>
               <w:pStyle w:val="Compact"/>
@@ -7985,7 +8918,9 @@
           </w:p>
         </w:tc>
         <w:tc>
-          <w:tcPr/>
+          <w:tcPr>
+            <w:tcW w:w="2608" w:type="dxa"/>
+          </w:tcPr>
           <w:p>
             <w:pPr>
               <w:pStyle w:val="Compact"/>
@@ -7999,7 +8934,9 @@
       </w:tr>
       <w:tr>
         <w:tc>
-          <w:tcPr/>
+          <w:tcPr>
+            <w:tcW w:w="2279" w:type="dxa"/>
+          </w:tcPr>
           <w:p>
             <w:pPr>
               <w:pStyle w:val="Compact"/>
@@ -8011,7 +8948,9 @@
           </w:p>
         </w:tc>
         <w:tc>
-          <w:tcPr/>
+          <w:tcPr>
+            <w:tcW w:w="4472" w:type="dxa"/>
+          </w:tcPr>
           <w:p>
             <w:pPr>
               <w:pStyle w:val="Compact"/>
@@ -8023,7 +8962,9 @@
           </w:p>
         </w:tc>
         <w:tc>
-          <w:tcPr/>
+          <w:tcPr>
+            <w:tcW w:w="2608" w:type="dxa"/>
+          </w:tcPr>
           <w:p>
             <w:pPr>
               <w:pStyle w:val="Compact"/>
@@ -8037,7 +8978,9 @@
       </w:tr>
       <w:tr>
         <w:tc>
-          <w:tcPr/>
+          <w:tcPr>
+            <w:tcW w:w="2279" w:type="dxa"/>
+          </w:tcPr>
           <w:p>
             <w:pPr>
               <w:pStyle w:val="Compact"/>
@@ -8049,7 +8992,9 @@
           </w:p>
         </w:tc>
         <w:tc>
-          <w:tcPr/>
+          <w:tcPr>
+            <w:tcW w:w="4472" w:type="dxa"/>
+          </w:tcPr>
           <w:p>
             <w:pPr>
               <w:pStyle w:val="Compact"/>
@@ -8061,7 +9006,9 @@
           </w:p>
         </w:tc>
         <w:tc>
-          <w:tcPr/>
+          <w:tcPr>
+            <w:tcW w:w="2608" w:type="dxa"/>
+          </w:tcPr>
           <w:p>
             <w:pPr>
               <w:pStyle w:val="Compact"/>
@@ -8241,22 +9188,25 @@
     <w:tbl>
       <w:tblPr>
         <w:tblStyle w:val="Table"/>
-        <w:tblW w:type="auto" w:w="0"/>
+        <w:tblW w:type="dxa" w:w="9360"/>
         <w:tblLook w:firstRow="1" w:lastRow="0" w:firstColumn="0" w:lastColumn="0" w:noHBand="0" w:noVBand="0" w:val="0020"/>
         <w:jc w:val="start"/>
+        <w:tblLayout w:type="fixed"/>
       </w:tblPr>
       <w:tblGrid>
-        <w:gridCol w:w="1980"/>
-        <w:gridCol w:w="1980"/>
-        <w:gridCol w:w="1980"/>
-        <w:gridCol w:w="1980"/>
+        <w:gridCol w:w="2268"/>
+        <w:gridCol w:w="1842"/>
+        <w:gridCol w:w="3776"/>
+        <w:gridCol w:w="1472"/>
       </w:tblGrid>
       <w:tr>
         <w:trPr>
           <w:tblHeader w:val="true"/>
         </w:trPr>
         <w:tc>
-          <w:tcPr/>
+          <w:tcPr>
+            <w:tcW w:w="2268" w:type="dxa"/>
+          </w:tcPr>
           <w:p>
             <w:pPr>
               <w:pStyle w:val="Compact"/>
@@ -8268,7 +9218,9 @@
           </w:p>
         </w:tc>
         <w:tc>
-          <w:tcPr/>
+          <w:tcPr>
+            <w:tcW w:w="1842" w:type="dxa"/>
+          </w:tcPr>
           <w:p>
             <w:pPr>
               <w:pStyle w:val="Compact"/>
@@ -8280,7 +9232,9 @@
           </w:p>
         </w:tc>
         <w:tc>
-          <w:tcPr/>
+          <w:tcPr>
+            <w:tcW w:w="3776" w:type="dxa"/>
+          </w:tcPr>
           <w:p>
             <w:pPr>
               <w:pStyle w:val="Compact"/>
@@ -8292,7 +9246,9 @@
           </w:p>
         </w:tc>
         <w:tc>
-          <w:tcPr/>
+          <w:tcPr>
+            <w:tcW w:w="1472" w:type="dxa"/>
+          </w:tcPr>
           <w:p>
             <w:pPr>
               <w:pStyle w:val="Compact"/>
@@ -8306,7 +9262,9 @@
       </w:tr>
       <w:tr>
         <w:tc>
-          <w:tcPr/>
+          <w:tcPr>
+            <w:tcW w:w="2268" w:type="dxa"/>
+          </w:tcPr>
           <w:p>
             <w:pPr>
               <w:pStyle w:val="Compact"/>
@@ -8318,7 +9276,9 @@
           </w:p>
         </w:tc>
         <w:tc>
-          <w:tcPr/>
+          <w:tcPr>
+            <w:tcW w:w="1842" w:type="dxa"/>
+          </w:tcPr>
           <w:p>
             <w:pPr>
               <w:pStyle w:val="Compact"/>
@@ -8330,7 +9290,9 @@
           </w:p>
         </w:tc>
         <w:tc>
-          <w:tcPr/>
+          <w:tcPr>
+            <w:tcW w:w="3776" w:type="dxa"/>
+          </w:tcPr>
           <w:p>
             <w:pPr>
               <w:pStyle w:val="Compact"/>
@@ -8342,7 +9304,9 @@
           </w:p>
         </w:tc>
         <w:tc>
-          <w:tcPr/>
+          <w:tcPr>
+            <w:tcW w:w="1472" w:type="dxa"/>
+          </w:tcPr>
           <w:p>
             <w:pPr>
               <w:pStyle w:val="Compact"/>
@@ -8356,7 +9320,9 @@
       </w:tr>
       <w:tr>
         <w:tc>
-          <w:tcPr/>
+          <w:tcPr>
+            <w:tcW w:w="2268" w:type="dxa"/>
+          </w:tcPr>
           <w:p>
             <w:pPr>
               <w:pStyle w:val="Compact"/>
@@ -8368,7 +9334,9 @@
           </w:p>
         </w:tc>
         <w:tc>
-          <w:tcPr/>
+          <w:tcPr>
+            <w:tcW w:w="1842" w:type="dxa"/>
+          </w:tcPr>
           <w:p>
             <w:pPr>
               <w:pStyle w:val="Compact"/>
@@ -8380,7 +9348,9 @@
           </w:p>
         </w:tc>
         <w:tc>
-          <w:tcPr/>
+          <w:tcPr>
+            <w:tcW w:w="3776" w:type="dxa"/>
+          </w:tcPr>
           <w:p>
             <w:pPr>
               <w:pStyle w:val="Compact"/>
@@ -8392,7 +9362,9 @@
           </w:p>
         </w:tc>
         <w:tc>
-          <w:tcPr/>
+          <w:tcPr>
+            <w:tcW w:w="1472" w:type="dxa"/>
+          </w:tcPr>
           <w:p>
             <w:pPr>
               <w:pStyle w:val="Compact"/>
@@ -8406,7 +9378,9 @@
       </w:tr>
       <w:tr>
         <w:tc>
-          <w:tcPr/>
+          <w:tcPr>
+            <w:tcW w:w="2268" w:type="dxa"/>
+          </w:tcPr>
           <w:p>
             <w:pPr>
               <w:pStyle w:val="Compact"/>
@@ -8418,7 +9392,9 @@
           </w:p>
         </w:tc>
         <w:tc>
-          <w:tcPr/>
+          <w:tcPr>
+            <w:tcW w:w="1842" w:type="dxa"/>
+          </w:tcPr>
           <w:p>
             <w:pPr>
               <w:pStyle w:val="Compact"/>
@@ -8430,7 +9406,9 @@
           </w:p>
         </w:tc>
         <w:tc>
-          <w:tcPr/>
+          <w:tcPr>
+            <w:tcW w:w="3776" w:type="dxa"/>
+          </w:tcPr>
           <w:p>
             <w:pPr>
               <w:pStyle w:val="Compact"/>
@@ -8442,7 +9420,9 @@
           </w:p>
         </w:tc>
         <w:tc>
-          <w:tcPr/>
+          <w:tcPr>
+            <w:tcW w:w="1472" w:type="dxa"/>
+          </w:tcPr>
           <w:p>
             <w:pPr>
               <w:pStyle w:val="Compact"/>
@@ -8456,7 +9436,9 @@
       </w:tr>
       <w:tr>
         <w:tc>
-          <w:tcPr/>
+          <w:tcPr>
+            <w:tcW w:w="2268" w:type="dxa"/>
+          </w:tcPr>
           <w:p>
             <w:pPr>
               <w:pStyle w:val="Compact"/>
@@ -8468,7 +9450,9 @@
           </w:p>
         </w:tc>
         <w:tc>
-          <w:tcPr/>
+          <w:tcPr>
+            <w:tcW w:w="1842" w:type="dxa"/>
+          </w:tcPr>
           <w:p>
             <w:pPr>
               <w:pStyle w:val="Compact"/>
@@ -8480,7 +9464,9 @@
           </w:p>
         </w:tc>
         <w:tc>
-          <w:tcPr/>
+          <w:tcPr>
+            <w:tcW w:w="3776" w:type="dxa"/>
+          </w:tcPr>
           <w:p>
             <w:pPr>
               <w:pStyle w:val="Compact"/>
@@ -8492,7 +9478,9 @@
           </w:p>
         </w:tc>
         <w:tc>
-          <w:tcPr/>
+          <w:tcPr>
+            <w:tcW w:w="1472" w:type="dxa"/>
+          </w:tcPr>
           <w:p>
             <w:pPr>
               <w:pStyle w:val="Compact"/>
@@ -8506,7 +9494,9 @@
       </w:tr>
       <w:tr>
         <w:tc>
-          <w:tcPr/>
+          <w:tcPr>
+            <w:tcW w:w="2268" w:type="dxa"/>
+          </w:tcPr>
           <w:p>
             <w:pPr>
               <w:pStyle w:val="Compact"/>
@@ -8518,7 +9508,9 @@
           </w:p>
         </w:tc>
         <w:tc>
-          <w:tcPr/>
+          <w:tcPr>
+            <w:tcW w:w="1842" w:type="dxa"/>
+          </w:tcPr>
           <w:p>
             <w:pPr>
               <w:pStyle w:val="Compact"/>
@@ -8530,7 +9522,9 @@
           </w:p>
         </w:tc>
         <w:tc>
-          <w:tcPr/>
+          <w:tcPr>
+            <w:tcW w:w="3776" w:type="dxa"/>
+          </w:tcPr>
           <w:p>
             <w:pPr>
               <w:pStyle w:val="Compact"/>
@@ -8542,7 +9536,9 @@
           </w:p>
         </w:tc>
         <w:tc>
-          <w:tcPr/>
+          <w:tcPr>
+            <w:tcW w:w="1472" w:type="dxa"/>
+          </w:tcPr>
           <w:p>
             <w:pPr>
               <w:pStyle w:val="Compact"/>
@@ -8556,7 +9552,9 @@
       </w:tr>
       <w:tr>
         <w:tc>
-          <w:tcPr/>
+          <w:tcPr>
+            <w:tcW w:w="2268" w:type="dxa"/>
+          </w:tcPr>
           <w:p>
             <w:pPr>
               <w:pStyle w:val="Compact"/>
@@ -8568,7 +9566,9 @@
           </w:p>
         </w:tc>
         <w:tc>
-          <w:tcPr/>
+          <w:tcPr>
+            <w:tcW w:w="1842" w:type="dxa"/>
+          </w:tcPr>
           <w:p>
             <w:pPr>
               <w:pStyle w:val="Compact"/>
@@ -8580,7 +9580,9 @@
           </w:p>
         </w:tc>
         <w:tc>
-          <w:tcPr/>
+          <w:tcPr>
+            <w:tcW w:w="3776" w:type="dxa"/>
+          </w:tcPr>
           <w:p>
             <w:pPr>
               <w:pStyle w:val="Compact"/>
@@ -8592,7 +9594,9 @@
           </w:p>
         </w:tc>
         <w:tc>
-          <w:tcPr/>
+          <w:tcPr>
+            <w:tcW w:w="1472" w:type="dxa"/>
+          </w:tcPr>
           <w:p>
             <w:pPr>
               <w:pStyle w:val="Compact"/>
@@ -8606,7 +9610,9 @@
       </w:tr>
       <w:tr>
         <w:tc>
-          <w:tcPr/>
+          <w:tcPr>
+            <w:tcW w:w="2268" w:type="dxa"/>
+          </w:tcPr>
           <w:p>
             <w:pPr>
               <w:pStyle w:val="Compact"/>
@@ -8618,7 +9624,9 @@
           </w:p>
         </w:tc>
         <w:tc>
-          <w:tcPr/>
+          <w:tcPr>
+            <w:tcW w:w="1842" w:type="dxa"/>
+          </w:tcPr>
           <w:p>
             <w:pPr>
               <w:pStyle w:val="Compact"/>
@@ -8630,7 +9638,9 @@
           </w:p>
         </w:tc>
         <w:tc>
-          <w:tcPr/>
+          <w:tcPr>
+            <w:tcW w:w="3776" w:type="dxa"/>
+          </w:tcPr>
           <w:p>
             <w:pPr>
               <w:pStyle w:val="Compact"/>
@@ -8642,7 +9652,9 @@
           </w:p>
         </w:tc>
         <w:tc>
-          <w:tcPr/>
+          <w:tcPr>
+            <w:tcW w:w="1472" w:type="dxa"/>
+          </w:tcPr>
           <w:p>
             <w:pPr>
               <w:pStyle w:val="Compact"/>
@@ -8656,7 +9668,9 @@
       </w:tr>
       <w:tr>
         <w:tc>
-          <w:tcPr/>
+          <w:tcPr>
+            <w:tcW w:w="2268" w:type="dxa"/>
+          </w:tcPr>
           <w:p>
             <w:pPr>
               <w:pStyle w:val="Compact"/>
@@ -8668,7 +9682,9 @@
           </w:p>
         </w:tc>
         <w:tc>
-          <w:tcPr/>
+          <w:tcPr>
+            <w:tcW w:w="1842" w:type="dxa"/>
+          </w:tcPr>
           <w:p>
             <w:pPr>
               <w:pStyle w:val="Compact"/>
@@ -8680,7 +9696,9 @@
           </w:p>
         </w:tc>
         <w:tc>
-          <w:tcPr/>
+          <w:tcPr>
+            <w:tcW w:w="3776" w:type="dxa"/>
+          </w:tcPr>
           <w:p>
             <w:pPr>
               <w:pStyle w:val="Compact"/>
@@ -8692,7 +9710,9 @@
           </w:p>
         </w:tc>
         <w:tc>
-          <w:tcPr/>
+          <w:tcPr>
+            <w:tcW w:w="1472" w:type="dxa"/>
+          </w:tcPr>
           <w:p>
             <w:pPr>
               <w:pStyle w:val="Compact"/>
@@ -8706,7 +9726,9 @@
       </w:tr>
       <w:tr>
         <w:tc>
-          <w:tcPr/>
+          <w:tcPr>
+            <w:tcW w:w="2268" w:type="dxa"/>
+          </w:tcPr>
           <w:p>
             <w:pPr>
               <w:pStyle w:val="Compact"/>
@@ -8718,7 +9740,9 @@
           </w:p>
         </w:tc>
         <w:tc>
-          <w:tcPr/>
+          <w:tcPr>
+            <w:tcW w:w="1842" w:type="dxa"/>
+          </w:tcPr>
           <w:p>
             <w:pPr>
               <w:pStyle w:val="Compact"/>
@@ -8730,7 +9754,9 @@
           </w:p>
         </w:tc>
         <w:tc>
-          <w:tcPr/>
+          <w:tcPr>
+            <w:tcW w:w="3776" w:type="dxa"/>
+          </w:tcPr>
           <w:p>
             <w:pPr>
               <w:pStyle w:val="Compact"/>
@@ -8742,7 +9768,9 @@
           </w:p>
         </w:tc>
         <w:tc>
-          <w:tcPr/>
+          <w:tcPr>
+            <w:tcW w:w="1472" w:type="dxa"/>
+          </w:tcPr>
           <w:p>
             <w:pPr>
               <w:pStyle w:val="Compact"/>
@@ -8756,7 +9784,9 @@
       </w:tr>
       <w:tr>
         <w:tc>
-          <w:tcPr/>
+          <w:tcPr>
+            <w:tcW w:w="2268" w:type="dxa"/>
+          </w:tcPr>
           <w:p>
             <w:pPr>
               <w:pStyle w:val="Compact"/>
@@ -8768,7 +9798,9 @@
           </w:p>
         </w:tc>
         <w:tc>
-          <w:tcPr/>
+          <w:tcPr>
+            <w:tcW w:w="1842" w:type="dxa"/>
+          </w:tcPr>
           <w:p>
             <w:pPr>
               <w:pStyle w:val="Compact"/>
@@ -8780,7 +9812,9 @@
           </w:p>
         </w:tc>
         <w:tc>
-          <w:tcPr/>
+          <w:tcPr>
+            <w:tcW w:w="3776" w:type="dxa"/>
+          </w:tcPr>
           <w:p>
             <w:pPr>
               <w:pStyle w:val="Compact"/>
@@ -8792,7 +9826,9 @@
           </w:p>
         </w:tc>
         <w:tc>
-          <w:tcPr/>
+          <w:tcPr>
+            <w:tcW w:w="1472" w:type="dxa"/>
+          </w:tcPr>
           <w:p>
             <w:pPr>
               <w:pStyle w:val="Compact"/>
@@ -8806,7 +9842,9 @@
       </w:tr>
       <w:tr>
         <w:tc>
-          <w:tcPr/>
+          <w:tcPr>
+            <w:tcW w:w="2268" w:type="dxa"/>
+          </w:tcPr>
           <w:p>
             <w:pPr>
               <w:pStyle w:val="Compact"/>
@@ -8818,7 +9856,9 @@
           </w:p>
         </w:tc>
         <w:tc>
-          <w:tcPr/>
+          <w:tcPr>
+            <w:tcW w:w="1842" w:type="dxa"/>
+          </w:tcPr>
           <w:p>
             <w:pPr>
               <w:pStyle w:val="Compact"/>
@@ -8830,7 +9870,9 @@
           </w:p>
         </w:tc>
         <w:tc>
-          <w:tcPr/>
+          <w:tcPr>
+            <w:tcW w:w="3776" w:type="dxa"/>
+          </w:tcPr>
           <w:p>
             <w:pPr>
               <w:pStyle w:val="Compact"/>
@@ -8842,7 +9884,9 @@
           </w:p>
         </w:tc>
         <w:tc>
-          <w:tcPr/>
+          <w:tcPr>
+            <w:tcW w:w="1472" w:type="dxa"/>
+          </w:tcPr>
           <w:p>
             <w:pPr>
               <w:pStyle w:val="Compact"/>
@@ -8856,7 +9900,9 @@
       </w:tr>
       <w:tr>
         <w:tc>
-          <w:tcPr/>
+          <w:tcPr>
+            <w:tcW w:w="2268" w:type="dxa"/>
+          </w:tcPr>
           <w:p>
             <w:pPr>
               <w:pStyle w:val="Compact"/>
@@ -8868,7 +9914,9 @@
           </w:p>
         </w:tc>
         <w:tc>
-          <w:tcPr/>
+          <w:tcPr>
+            <w:tcW w:w="1842" w:type="dxa"/>
+          </w:tcPr>
           <w:p>
             <w:pPr>
               <w:pStyle w:val="Compact"/>
@@ -8880,7 +9928,9 @@
           </w:p>
         </w:tc>
         <w:tc>
-          <w:tcPr/>
+          <w:tcPr>
+            <w:tcW w:w="3776" w:type="dxa"/>
+          </w:tcPr>
           <w:p>
             <w:pPr>
               <w:pStyle w:val="Compact"/>
@@ -8892,7 +9942,9 @@
           </w:p>
         </w:tc>
         <w:tc>
-          <w:tcPr/>
+          <w:tcPr>
+            <w:tcW w:w="1472" w:type="dxa"/>
+          </w:tcPr>
           <w:p>
             <w:pPr>
               <w:pStyle w:val="Compact"/>
@@ -8928,23 +9980,26 @@
     <w:tbl>
       <w:tblPr>
         <w:tblStyle w:val="Table"/>
-        <w:tblW w:type="auto" w:w="0"/>
+        <w:tblW w:type="dxa" w:w="9360"/>
         <w:tblLook w:firstRow="1" w:lastRow="0" w:firstColumn="0" w:lastColumn="0" w:noHBand="0" w:noVBand="0" w:val="0020"/>
         <w:jc w:val="start"/>
+        <w:tblLayout w:type="fixed"/>
       </w:tblPr>
       <w:tblGrid>
-        <w:gridCol w:w="1584"/>
-        <w:gridCol w:w="1584"/>
-        <w:gridCol w:w="1584"/>
-        <w:gridCol w:w="1584"/>
-        <w:gridCol w:w="1584"/>
+        <w:gridCol w:w="887"/>
+        <w:gridCol w:w="2582"/>
+        <w:gridCol w:w="1620"/>
+        <w:gridCol w:w="2317"/>
+        <w:gridCol w:w="1951"/>
       </w:tblGrid>
       <w:tr>
         <w:trPr>
           <w:tblHeader w:val="true"/>
         </w:trPr>
         <w:tc>
-          <w:tcPr/>
+          <w:tcPr>
+            <w:tcW w:w="887" w:type="dxa"/>
+          </w:tcPr>
           <w:p>
             <w:pPr>
               <w:pStyle w:val="Compact"/>
@@ -8956,7 +10011,9 @@
           </w:p>
         </w:tc>
         <w:tc>
-          <w:tcPr/>
+          <w:tcPr>
+            <w:tcW w:w="2582" w:type="dxa"/>
+          </w:tcPr>
           <w:p>
             <w:pPr>
               <w:pStyle w:val="Compact"/>
@@ -8968,7 +10025,9 @@
           </w:p>
         </w:tc>
         <w:tc>
-          <w:tcPr/>
+          <w:tcPr>
+            <w:tcW w:w="1620" w:type="dxa"/>
+          </w:tcPr>
           <w:p>
             <w:pPr>
               <w:pStyle w:val="Compact"/>
@@ -8980,7 +10039,9 @@
           </w:p>
         </w:tc>
         <w:tc>
-          <w:tcPr/>
+          <w:tcPr>
+            <w:tcW w:w="2317" w:type="dxa"/>
+          </w:tcPr>
           <w:p>
             <w:pPr>
               <w:pStyle w:val="Compact"/>
@@ -8992,7 +10053,9 @@
           </w:p>
         </w:tc>
         <w:tc>
-          <w:tcPr/>
+          <w:tcPr>
+            <w:tcW w:w="1951" w:type="dxa"/>
+          </w:tcPr>
           <w:p>
             <w:pPr>
               <w:pStyle w:val="Compact"/>
@@ -9006,7 +10069,9 @@
       </w:tr>
       <w:tr>
         <w:tc>
-          <w:tcPr/>
+          <w:tcPr>
+            <w:tcW w:w="887" w:type="dxa"/>
+          </w:tcPr>
           <w:p>
             <w:pPr>
               <w:pStyle w:val="Compact"/>
@@ -9018,7 +10083,9 @@
           </w:p>
         </w:tc>
         <w:tc>
-          <w:tcPr/>
+          <w:tcPr>
+            <w:tcW w:w="2582" w:type="dxa"/>
+          </w:tcPr>
           <w:p>
             <w:pPr>
               <w:pStyle w:val="Compact"/>
@@ -9030,7 +10097,9 @@
           </w:p>
         </w:tc>
         <w:tc>
-          <w:tcPr/>
+          <w:tcPr>
+            <w:tcW w:w="1620" w:type="dxa"/>
+          </w:tcPr>
           <w:p>
             <w:pPr>
               <w:pStyle w:val="Compact"/>
@@ -9042,7 +10111,9 @@
           </w:p>
         </w:tc>
         <w:tc>
-          <w:tcPr/>
+          <w:tcPr>
+            <w:tcW w:w="2317" w:type="dxa"/>
+          </w:tcPr>
           <w:p>
             <w:pPr>
               <w:pStyle w:val="Compact"/>
@@ -9063,7 +10134,9 @@
           </w:p>
         </w:tc>
         <w:tc>
-          <w:tcPr/>
+          <w:tcPr>
+            <w:tcW w:w="1951" w:type="dxa"/>
+          </w:tcPr>
           <w:p>
             <w:pPr>
               <w:pStyle w:val="Compact"/>
@@ -9077,7 +10150,9 @@
       </w:tr>
       <w:tr>
         <w:tc>
-          <w:tcPr/>
+          <w:tcPr>
+            <w:tcW w:w="887" w:type="dxa"/>
+          </w:tcPr>
           <w:p>
             <w:pPr>
               <w:pStyle w:val="Compact"/>
@@ -9089,7 +10164,9 @@
           </w:p>
         </w:tc>
         <w:tc>
-          <w:tcPr/>
+          <w:tcPr>
+            <w:tcW w:w="2582" w:type="dxa"/>
+          </w:tcPr>
           <w:p>
             <w:pPr>
               <w:pStyle w:val="Compact"/>
@@ -9101,7 +10178,9 @@
           </w:p>
         </w:tc>
         <w:tc>
-          <w:tcPr/>
+          <w:tcPr>
+            <w:tcW w:w="1620" w:type="dxa"/>
+          </w:tcPr>
           <w:p>
             <w:pPr>
               <w:pStyle w:val="Compact"/>
@@ -9113,7 +10192,9 @@
           </w:p>
         </w:tc>
         <w:tc>
-          <w:tcPr/>
+          <w:tcPr>
+            <w:tcW w:w="2317" w:type="dxa"/>
+          </w:tcPr>
           <w:p>
             <w:pPr>
               <w:pStyle w:val="Compact"/>
@@ -9134,7 +10215,9 @@
           </w:p>
         </w:tc>
         <w:tc>
-          <w:tcPr/>
+          <w:tcPr>
+            <w:tcW w:w="1951" w:type="dxa"/>
+          </w:tcPr>
           <w:p>
             <w:pPr>
               <w:pStyle w:val="Compact"/>
@@ -9148,7 +10231,9 @@
       </w:tr>
       <w:tr>
         <w:tc>
-          <w:tcPr/>
+          <w:tcPr>
+            <w:tcW w:w="887" w:type="dxa"/>
+          </w:tcPr>
           <w:p>
             <w:pPr>
               <w:pStyle w:val="Compact"/>
@@ -9160,7 +10245,9 @@
           </w:p>
         </w:tc>
         <w:tc>
-          <w:tcPr/>
+          <w:tcPr>
+            <w:tcW w:w="2582" w:type="dxa"/>
+          </w:tcPr>
           <w:p>
             <w:pPr>
               <w:pStyle w:val="Compact"/>
@@ -9172,7 +10259,9 @@
           </w:p>
         </w:tc>
         <w:tc>
-          <w:tcPr/>
+          <w:tcPr>
+            <w:tcW w:w="1620" w:type="dxa"/>
+          </w:tcPr>
           <w:p>
             <w:pPr>
               <w:pStyle w:val="Compact"/>
@@ -9184,7 +10273,9 @@
           </w:p>
         </w:tc>
         <w:tc>
-          <w:tcPr/>
+          <w:tcPr>
+            <w:tcW w:w="2317" w:type="dxa"/>
+          </w:tcPr>
           <w:p>
             <w:pPr>
               <w:pStyle w:val="Compact"/>
@@ -9205,7 +10296,9 @@
           </w:p>
         </w:tc>
         <w:tc>
-          <w:tcPr/>
+          <w:tcPr>
+            <w:tcW w:w="1951" w:type="dxa"/>
+          </w:tcPr>
           <w:p>
             <w:pPr>
               <w:pStyle w:val="Compact"/>
@@ -9219,7 +10312,9 @@
       </w:tr>
       <w:tr>
         <w:tc>
-          <w:tcPr/>
+          <w:tcPr>
+            <w:tcW w:w="887" w:type="dxa"/>
+          </w:tcPr>
           <w:p>
             <w:pPr>
               <w:pStyle w:val="Compact"/>
@@ -9231,7 +10326,9 @@
           </w:p>
         </w:tc>
         <w:tc>
-          <w:tcPr/>
+          <w:tcPr>
+            <w:tcW w:w="2582" w:type="dxa"/>
+          </w:tcPr>
           <w:p>
             <w:pPr>
               <w:pStyle w:val="Compact"/>
@@ -9243,7 +10340,9 @@
           </w:p>
         </w:tc>
         <w:tc>
-          <w:tcPr/>
+          <w:tcPr>
+            <w:tcW w:w="1620" w:type="dxa"/>
+          </w:tcPr>
           <w:p>
             <w:pPr>
               <w:pStyle w:val="Compact"/>
@@ -9255,7 +10354,9 @@
           </w:p>
         </w:tc>
         <w:tc>
-          <w:tcPr/>
+          <w:tcPr>
+            <w:tcW w:w="2317" w:type="dxa"/>
+          </w:tcPr>
           <w:p>
             <w:pPr>
               <w:pStyle w:val="Compact"/>
@@ -9267,7 +10368,9 @@
           </w:p>
         </w:tc>
         <w:tc>
-          <w:tcPr/>
+          <w:tcPr>
+            <w:tcW w:w="1951" w:type="dxa"/>
+          </w:tcPr>
           <w:p>
             <w:pPr>
               <w:pStyle w:val="Compact"/>
@@ -9281,7 +10384,9 @@
       </w:tr>
       <w:tr>
         <w:tc>
-          <w:tcPr/>
+          <w:tcPr>
+            <w:tcW w:w="887" w:type="dxa"/>
+          </w:tcPr>
           <w:p>
             <w:pPr>
               <w:pStyle w:val="Compact"/>
@@ -9293,7 +10398,9 @@
           </w:p>
         </w:tc>
         <w:tc>
-          <w:tcPr/>
+          <w:tcPr>
+            <w:tcW w:w="2582" w:type="dxa"/>
+          </w:tcPr>
           <w:p>
             <w:pPr>
               <w:pStyle w:val="Compact"/>
@@ -9305,7 +10412,9 @@
           </w:p>
         </w:tc>
         <w:tc>
-          <w:tcPr/>
+          <w:tcPr>
+            <w:tcW w:w="1620" w:type="dxa"/>
+          </w:tcPr>
           <w:p>
             <w:pPr>
               <w:pStyle w:val="Compact"/>
@@ -9317,7 +10426,9 @@
           </w:p>
         </w:tc>
         <w:tc>
-          <w:tcPr/>
+          <w:tcPr>
+            <w:tcW w:w="2317" w:type="dxa"/>
+          </w:tcPr>
           <w:p>
             <w:pPr>
               <w:pStyle w:val="Compact"/>
@@ -9329,7 +10440,9 @@
           </w:p>
         </w:tc>
         <w:tc>
-          <w:tcPr/>
+          <w:tcPr>
+            <w:tcW w:w="1951" w:type="dxa"/>
+          </w:tcPr>
           <w:p>
             <w:pPr>
               <w:pStyle w:val="Compact"/>
@@ -9343,7 +10456,9 @@
       </w:tr>
       <w:tr>
         <w:tc>
-          <w:tcPr/>
+          <w:tcPr>
+            <w:tcW w:w="887" w:type="dxa"/>
+          </w:tcPr>
           <w:p>
             <w:pPr>
               <w:pStyle w:val="Compact"/>
@@ -9355,7 +10470,9 @@
           </w:p>
         </w:tc>
         <w:tc>
-          <w:tcPr/>
+          <w:tcPr>
+            <w:tcW w:w="2582" w:type="dxa"/>
+          </w:tcPr>
           <w:p>
             <w:pPr>
               <w:pStyle w:val="Compact"/>
@@ -9367,7 +10484,9 @@
           </w:p>
         </w:tc>
         <w:tc>
-          <w:tcPr/>
+          <w:tcPr>
+            <w:tcW w:w="1620" w:type="dxa"/>
+          </w:tcPr>
           <w:p>
             <w:pPr>
               <w:pStyle w:val="Compact"/>
@@ -9379,7 +10498,9 @@
           </w:p>
         </w:tc>
         <w:tc>
-          <w:tcPr/>
+          <w:tcPr>
+            <w:tcW w:w="2317" w:type="dxa"/>
+          </w:tcPr>
           <w:p>
             <w:pPr>
               <w:pStyle w:val="Compact"/>
@@ -9391,7 +10512,9 @@
           </w:p>
         </w:tc>
         <w:tc>
-          <w:tcPr/>
+          <w:tcPr>
+            <w:tcW w:w="1951" w:type="dxa"/>
+          </w:tcPr>
           <w:p>
             <w:pPr>
               <w:pStyle w:val="Compact"/>
@@ -9405,7 +10528,9 @@
       </w:tr>
       <w:tr>
         <w:tc>
-          <w:tcPr/>
+          <w:tcPr>
+            <w:tcW w:w="887" w:type="dxa"/>
+          </w:tcPr>
           <w:p>
             <w:pPr>
               <w:pStyle w:val="Compact"/>
@@ -9417,7 +10542,9 @@
           </w:p>
         </w:tc>
         <w:tc>
-          <w:tcPr/>
+          <w:tcPr>
+            <w:tcW w:w="2582" w:type="dxa"/>
+          </w:tcPr>
           <w:p>
             <w:pPr>
               <w:pStyle w:val="Compact"/>
@@ -9429,7 +10556,9 @@
           </w:p>
         </w:tc>
         <w:tc>
-          <w:tcPr/>
+          <w:tcPr>
+            <w:tcW w:w="1620" w:type="dxa"/>
+          </w:tcPr>
           <w:p>
             <w:pPr>
               <w:pStyle w:val="Compact"/>
@@ -9441,7 +10570,9 @@
           </w:p>
         </w:tc>
         <w:tc>
-          <w:tcPr/>
+          <w:tcPr>
+            <w:tcW w:w="2317" w:type="dxa"/>
+          </w:tcPr>
           <w:p>
             <w:pPr>
               <w:pStyle w:val="Compact"/>
@@ -9462,7 +10593,9 @@
           </w:p>
         </w:tc>
         <w:tc>
-          <w:tcPr/>
+          <w:tcPr>
+            <w:tcW w:w="1951" w:type="dxa"/>
+          </w:tcPr>
           <w:p>
             <w:pPr>
               <w:pStyle w:val="Compact"/>
@@ -9476,7 +10609,9 @@
       </w:tr>
       <w:tr>
         <w:tc>
-          <w:tcPr/>
+          <w:tcPr>
+            <w:tcW w:w="887" w:type="dxa"/>
+          </w:tcPr>
           <w:p>
             <w:pPr>
               <w:pStyle w:val="Compact"/>
@@ -9488,7 +10623,9 @@
           </w:p>
         </w:tc>
         <w:tc>
-          <w:tcPr/>
+          <w:tcPr>
+            <w:tcW w:w="2582" w:type="dxa"/>
+          </w:tcPr>
           <w:p>
             <w:pPr>
               <w:pStyle w:val="Compact"/>
@@ -9500,7 +10637,9 @@
           </w:p>
         </w:tc>
         <w:tc>
-          <w:tcPr/>
+          <w:tcPr>
+            <w:tcW w:w="1620" w:type="dxa"/>
+          </w:tcPr>
           <w:p>
             <w:pPr>
               <w:pStyle w:val="Compact"/>
@@ -9512,7 +10651,9 @@
           </w:p>
         </w:tc>
         <w:tc>
-          <w:tcPr/>
+          <w:tcPr>
+            <w:tcW w:w="2317" w:type="dxa"/>
+          </w:tcPr>
           <w:p>
             <w:pPr>
               <w:pStyle w:val="Compact"/>
@@ -9524,7 +10665,9 @@
           </w:p>
         </w:tc>
         <w:tc>
-          <w:tcPr/>
+          <w:tcPr>
+            <w:tcW w:w="1951" w:type="dxa"/>
+          </w:tcPr>
           <w:p>
             <w:pPr>
               <w:pStyle w:val="Compact"/>
@@ -9550,23 +10693,26 @@
     <w:tbl>
       <w:tblPr>
         <w:tblStyle w:val="Table"/>
-        <w:tblW w:type="auto" w:w="0"/>
+        <w:tblW w:type="dxa" w:w="9360"/>
         <w:tblLook w:firstRow="1" w:lastRow="0" w:firstColumn="0" w:lastColumn="0" w:noHBand="0" w:noVBand="0" w:val="0020"/>
         <w:jc w:val="start"/>
+        <w:tblLayout w:type="fixed"/>
       </w:tblPr>
       <w:tblGrid>
-        <w:gridCol w:w="1584"/>
-        <w:gridCol w:w="1584"/>
-        <w:gridCol w:w="1584"/>
-        <w:gridCol w:w="1584"/>
-        <w:gridCol w:w="1584"/>
+        <w:gridCol w:w="1100"/>
+        <w:gridCol w:w="2899"/>
+        <w:gridCol w:w="3059"/>
+        <w:gridCol w:w="1315"/>
+        <w:gridCol w:w="984"/>
       </w:tblGrid>
       <w:tr>
         <w:trPr>
           <w:tblHeader w:val="true"/>
         </w:trPr>
         <w:tc>
-          <w:tcPr/>
+          <w:tcPr>
+            <w:tcW w:w="1100" w:type="dxa"/>
+          </w:tcPr>
           <w:p>
             <w:pPr>
               <w:pStyle w:val="Compact"/>
@@ -9578,7 +10724,9 @@
           </w:p>
         </w:tc>
         <w:tc>
-          <w:tcPr/>
+          <w:tcPr>
+            <w:tcW w:w="2899" w:type="dxa"/>
+          </w:tcPr>
           <w:p>
             <w:pPr>
               <w:pStyle w:val="Compact"/>
@@ -9590,7 +10738,9 @@
           </w:p>
         </w:tc>
         <w:tc>
-          <w:tcPr/>
+          <w:tcPr>
+            <w:tcW w:w="3059" w:type="dxa"/>
+          </w:tcPr>
           <w:p>
             <w:pPr>
               <w:pStyle w:val="Compact"/>
@@ -9602,7 +10752,9 @@
           </w:p>
         </w:tc>
         <w:tc>
-          <w:tcPr/>
+          <w:tcPr>
+            <w:tcW w:w="1315" w:type="dxa"/>
+          </w:tcPr>
           <w:p>
             <w:pPr>
               <w:pStyle w:val="Compact"/>
@@ -9614,7 +10766,9 @@
           </w:p>
         </w:tc>
         <w:tc>
-          <w:tcPr/>
+          <w:tcPr>
+            <w:tcW w:w="984" w:type="dxa"/>
+          </w:tcPr>
           <w:p>
             <w:pPr>
               <w:pStyle w:val="Compact"/>
@@ -9628,7 +10782,9 @@
       </w:tr>
       <w:tr>
         <w:tc>
-          <w:tcPr/>
+          <w:tcPr>
+            <w:tcW w:w="1100" w:type="dxa"/>
+          </w:tcPr>
           <w:p>
             <w:pPr>
               <w:pStyle w:val="Compact"/>
@@ -9640,7 +10796,9 @@
           </w:p>
         </w:tc>
         <w:tc>
-          <w:tcPr/>
+          <w:tcPr>
+            <w:tcW w:w="2899" w:type="dxa"/>
+          </w:tcPr>
           <w:p>
             <w:pPr>
               <w:pStyle w:val="Compact"/>
@@ -9652,7 +10810,9 @@
           </w:p>
         </w:tc>
         <w:tc>
-          <w:tcPr/>
+          <w:tcPr>
+            <w:tcW w:w="3059" w:type="dxa"/>
+          </w:tcPr>
           <w:p>
             <w:pPr>
               <w:pStyle w:val="Compact"/>
@@ -9664,7 +10824,9 @@
           </w:p>
         </w:tc>
         <w:tc>
-          <w:tcPr/>
+          <w:tcPr>
+            <w:tcW w:w="1315" w:type="dxa"/>
+          </w:tcPr>
           <w:p>
             <w:pPr>
               <w:pStyle w:val="Compact"/>
@@ -9676,7 +10838,9 @@
           </w:p>
         </w:tc>
         <w:tc>
-          <w:tcPr/>
+          <w:tcPr>
+            <w:tcW w:w="984" w:type="dxa"/>
+          </w:tcPr>
           <w:p>
             <w:pPr>
               <w:pStyle w:val="Compact"/>
@@ -9690,7 +10854,9 @@
       </w:tr>
       <w:tr>
         <w:tc>
-          <w:tcPr/>
+          <w:tcPr>
+            <w:tcW w:w="1100" w:type="dxa"/>
+          </w:tcPr>
           <w:p>
             <w:pPr>
               <w:pStyle w:val="Compact"/>
@@ -9702,7 +10868,9 @@
           </w:p>
         </w:tc>
         <w:tc>
-          <w:tcPr/>
+          <w:tcPr>
+            <w:tcW w:w="2899" w:type="dxa"/>
+          </w:tcPr>
           <w:p>
             <w:pPr>
               <w:pStyle w:val="Compact"/>
@@ -9714,7 +10882,9 @@
           </w:p>
         </w:tc>
         <w:tc>
-          <w:tcPr/>
+          <w:tcPr>
+            <w:tcW w:w="3059" w:type="dxa"/>
+          </w:tcPr>
           <w:p>
             <w:pPr>
               <w:pStyle w:val="Compact"/>
@@ -9726,7 +10896,9 @@
           </w:p>
         </w:tc>
         <w:tc>
-          <w:tcPr/>
+          <w:tcPr>
+            <w:tcW w:w="1315" w:type="dxa"/>
+          </w:tcPr>
           <w:p>
             <w:pPr>
               <w:pStyle w:val="Compact"/>
@@ -9738,7 +10910,9 @@
           </w:p>
         </w:tc>
         <w:tc>
-          <w:tcPr/>
+          <w:tcPr>
+            <w:tcW w:w="984" w:type="dxa"/>
+          </w:tcPr>
           <w:p>
             <w:pPr>
               <w:pStyle w:val="Compact"/>
@@ -9752,7 +10926,9 @@
       </w:tr>
       <w:tr>
         <w:tc>
-          <w:tcPr/>
+          <w:tcPr>
+            <w:tcW w:w="1100" w:type="dxa"/>
+          </w:tcPr>
           <w:p>
             <w:pPr>
               <w:pStyle w:val="Compact"/>
@@ -9764,7 +10940,9 @@
           </w:p>
         </w:tc>
         <w:tc>
-          <w:tcPr/>
+          <w:tcPr>
+            <w:tcW w:w="2899" w:type="dxa"/>
+          </w:tcPr>
           <w:p>
             <w:pPr>
               <w:pStyle w:val="Compact"/>
@@ -9776,7 +10954,9 @@
           </w:p>
         </w:tc>
         <w:tc>
-          <w:tcPr/>
+          <w:tcPr>
+            <w:tcW w:w="3059" w:type="dxa"/>
+          </w:tcPr>
           <w:p>
             <w:pPr>
               <w:pStyle w:val="Compact"/>
@@ -9788,7 +10968,9 @@
           </w:p>
         </w:tc>
         <w:tc>
-          <w:tcPr/>
+          <w:tcPr>
+            <w:tcW w:w="1315" w:type="dxa"/>
+          </w:tcPr>
           <w:p>
             <w:pPr>
               <w:pStyle w:val="Compact"/>
@@ -9800,7 +10982,9 @@
           </w:p>
         </w:tc>
         <w:tc>
-          <w:tcPr/>
+          <w:tcPr>
+            <w:tcW w:w="984" w:type="dxa"/>
+          </w:tcPr>
           <w:p>
             <w:pPr>
               <w:pStyle w:val="Compact"/>
@@ -9814,7 +10998,9 @@
       </w:tr>
       <w:tr>
         <w:tc>
-          <w:tcPr/>
+          <w:tcPr>
+            <w:tcW w:w="1100" w:type="dxa"/>
+          </w:tcPr>
           <w:p>
             <w:pPr>
               <w:pStyle w:val="Compact"/>
@@ -9826,7 +11012,9 @@
           </w:p>
         </w:tc>
         <w:tc>
-          <w:tcPr/>
+          <w:tcPr>
+            <w:tcW w:w="2899" w:type="dxa"/>
+          </w:tcPr>
           <w:p>
             <w:pPr>
               <w:pStyle w:val="Compact"/>
@@ -9838,7 +11026,9 @@
           </w:p>
         </w:tc>
         <w:tc>
-          <w:tcPr/>
+          <w:tcPr>
+            <w:tcW w:w="3059" w:type="dxa"/>
+          </w:tcPr>
           <w:p>
             <w:pPr>
               <w:pStyle w:val="Compact"/>
@@ -9850,7 +11040,9 @@
           </w:p>
         </w:tc>
         <w:tc>
-          <w:tcPr/>
+          <w:tcPr>
+            <w:tcW w:w="1315" w:type="dxa"/>
+          </w:tcPr>
           <w:p>
             <w:pPr>
               <w:pStyle w:val="Compact"/>
@@ -9862,7 +11054,9 @@
           </w:p>
         </w:tc>
         <w:tc>
-          <w:tcPr/>
+          <w:tcPr>
+            <w:tcW w:w="984" w:type="dxa"/>
+          </w:tcPr>
           <w:p>
             <w:pPr>
               <w:pStyle w:val="Compact"/>
@@ -9876,7 +11070,9 @@
       </w:tr>
       <w:tr>
         <w:tc>
-          <w:tcPr/>
+          <w:tcPr>
+            <w:tcW w:w="1100" w:type="dxa"/>
+          </w:tcPr>
           <w:p>
             <w:pPr>
               <w:pStyle w:val="Compact"/>
@@ -9888,7 +11084,9 @@
           </w:p>
         </w:tc>
         <w:tc>
-          <w:tcPr/>
+          <w:tcPr>
+            <w:tcW w:w="2899" w:type="dxa"/>
+          </w:tcPr>
           <w:p>
             <w:pPr>
               <w:pStyle w:val="Compact"/>
@@ -9900,7 +11098,9 @@
           </w:p>
         </w:tc>
         <w:tc>
-          <w:tcPr/>
+          <w:tcPr>
+            <w:tcW w:w="3059" w:type="dxa"/>
+          </w:tcPr>
           <w:p>
             <w:pPr>
               <w:pStyle w:val="Compact"/>
@@ -9912,7 +11112,9 @@
           </w:p>
         </w:tc>
         <w:tc>
-          <w:tcPr/>
+          <w:tcPr>
+            <w:tcW w:w="1315" w:type="dxa"/>
+          </w:tcPr>
           <w:p>
             <w:pPr>
               <w:pStyle w:val="Compact"/>
@@ -9924,7 +11126,9 @@
           </w:p>
         </w:tc>
         <w:tc>
-          <w:tcPr/>
+          <w:tcPr>
+            <w:tcW w:w="984" w:type="dxa"/>
+          </w:tcPr>
           <w:p>
             <w:pPr>
               <w:pStyle w:val="Compact"/>
@@ -10153,20 +11357,23 @@
     <w:tbl>
       <w:tblPr>
         <w:tblStyle w:val="Table"/>
-        <w:tblW w:type="auto" w:w="0"/>
+        <w:tblW w:type="dxa" w:w="9360"/>
         <w:tblLook w:firstRow="1" w:lastRow="0" w:firstColumn="0" w:lastColumn="0" w:noHBand="0" w:noVBand="0" w:val="0020"/>
         <w:jc w:val="start"/>
+        <w:tblLayout w:type="fixed"/>
       </w:tblPr>
       <w:tblGrid>
-        <w:gridCol w:w="3960"/>
-        <w:gridCol w:w="3960"/>
+        <w:gridCol w:w="3101"/>
+        <w:gridCol w:w="6258"/>
       </w:tblGrid>
       <w:tr>
         <w:trPr>
           <w:tblHeader w:val="true"/>
         </w:trPr>
         <w:tc>
-          <w:tcPr/>
+          <w:tcPr>
+            <w:tcW w:w="3101" w:type="dxa"/>
+          </w:tcPr>
           <w:p>
             <w:pPr>
               <w:pStyle w:val="Compact"/>
@@ -10178,7 +11385,9 @@
           </w:p>
         </w:tc>
         <w:tc>
-          <w:tcPr/>
+          <w:tcPr>
+            <w:tcW w:w="6258" w:type="dxa"/>
+          </w:tcPr>
           <w:p>
             <w:pPr>
               <w:pStyle w:val="Compact"/>
@@ -10192,7 +11401,9 @@
       </w:tr>
       <w:tr>
         <w:tc>
-          <w:tcPr/>
+          <w:tcPr>
+            <w:tcW w:w="3101" w:type="dxa"/>
+          </w:tcPr>
           <w:p>
             <w:pPr>
               <w:pStyle w:val="Compact"/>
@@ -10204,7 +11415,9 @@
           </w:p>
         </w:tc>
         <w:tc>
-          <w:tcPr/>
+          <w:tcPr>
+            <w:tcW w:w="6258" w:type="dxa"/>
+          </w:tcPr>
           <w:p>
             <w:pPr>
               <w:pStyle w:val="Compact"/>
@@ -10218,7 +11431,9 @@
       </w:tr>
       <w:tr>
         <w:tc>
-          <w:tcPr/>
+          <w:tcPr>
+            <w:tcW w:w="3101" w:type="dxa"/>
+          </w:tcPr>
           <w:p>
             <w:pPr>
               <w:pStyle w:val="Compact"/>
@@ -10230,7 +11445,9 @@
           </w:p>
         </w:tc>
         <w:tc>
-          <w:tcPr/>
+          <w:tcPr>
+            <w:tcW w:w="6258" w:type="dxa"/>
+          </w:tcPr>
           <w:p>
             <w:pPr>
               <w:pStyle w:val="Compact"/>
@@ -10244,7 +11461,9 @@
       </w:tr>
       <w:tr>
         <w:tc>
-          <w:tcPr/>
+          <w:tcPr>
+            <w:tcW w:w="3101" w:type="dxa"/>
+          </w:tcPr>
           <w:p>
             <w:pPr>
               <w:pStyle w:val="Compact"/>
@@ -10256,7 +11475,9 @@
           </w:p>
         </w:tc>
         <w:tc>
-          <w:tcPr/>
+          <w:tcPr>
+            <w:tcW w:w="6258" w:type="dxa"/>
+          </w:tcPr>
           <w:p>
             <w:pPr>
               <w:pStyle w:val="Compact"/>
@@ -10270,7 +11491,9 @@
       </w:tr>
       <w:tr>
         <w:tc>
-          <w:tcPr/>
+          <w:tcPr>
+            <w:tcW w:w="3101" w:type="dxa"/>
+          </w:tcPr>
           <w:p>
             <w:pPr>
               <w:pStyle w:val="Compact"/>
@@ -10282,7 +11505,9 @@
           </w:p>
         </w:tc>
         <w:tc>
-          <w:tcPr/>
+          <w:tcPr>
+            <w:tcW w:w="6258" w:type="dxa"/>
+          </w:tcPr>
           <w:p>
             <w:pPr>
               <w:pStyle w:val="Compact"/>
@@ -10296,7 +11521,9 @@
       </w:tr>
       <w:tr>
         <w:tc>
-          <w:tcPr/>
+          <w:tcPr>
+            <w:tcW w:w="3101" w:type="dxa"/>
+          </w:tcPr>
           <w:p>
             <w:pPr>
               <w:pStyle w:val="Compact"/>
@@ -10308,7 +11535,9 @@
           </w:p>
         </w:tc>
         <w:tc>
-          <w:tcPr/>
+          <w:tcPr>
+            <w:tcW w:w="6258" w:type="dxa"/>
+          </w:tcPr>
           <w:p>
             <w:pPr>
               <w:pStyle w:val="Compact"/>
@@ -10322,7 +11551,9 @@
       </w:tr>
       <w:tr>
         <w:tc>
-          <w:tcPr/>
+          <w:tcPr>
+            <w:tcW w:w="3101" w:type="dxa"/>
+          </w:tcPr>
           <w:p>
             <w:pPr>
               <w:pStyle w:val="Compact"/>
@@ -10334,7 +11565,9 @@
           </w:p>
         </w:tc>
         <w:tc>
-          <w:tcPr/>
+          <w:tcPr>
+            <w:tcW w:w="6258" w:type="dxa"/>
+          </w:tcPr>
           <w:p>
             <w:pPr>
               <w:pStyle w:val="Compact"/>
@@ -10348,7 +11581,9 @@
       </w:tr>
       <w:tr>
         <w:tc>
-          <w:tcPr/>
+          <w:tcPr>
+            <w:tcW w:w="3101" w:type="dxa"/>
+          </w:tcPr>
           <w:p>
             <w:pPr>
               <w:pStyle w:val="Compact"/>
@@ -10360,7 +11595,9 @@
           </w:p>
         </w:tc>
         <w:tc>
-          <w:tcPr/>
+          <w:tcPr>
+            <w:tcW w:w="6258" w:type="dxa"/>
+          </w:tcPr>
           <w:p>
             <w:pPr>
               <w:pStyle w:val="Compact"/>
@@ -10386,24 +11623,27 @@
     <w:tbl>
       <w:tblPr>
         <w:tblStyle w:val="Table"/>
-        <w:tblW w:type="auto" w:w="0"/>
+        <w:tblW w:type="dxa" w:w="9360"/>
         <w:tblLook w:firstRow="1" w:lastRow="0" w:firstColumn="0" w:lastColumn="0" w:noHBand="0" w:noVBand="0" w:val="0020"/>
         <w:jc w:val="start"/>
+        <w:tblLayout w:type="fixed"/>
       </w:tblPr>
       <w:tblGrid>
-        <w:gridCol w:w="1320"/>
-        <w:gridCol w:w="1320"/>
-        <w:gridCol w:w="1320"/>
-        <w:gridCol w:w="1320"/>
-        <w:gridCol w:w="1320"/>
-        <w:gridCol w:w="1320"/>
+        <w:gridCol w:w="858"/>
+        <w:gridCol w:w="858"/>
+        <w:gridCol w:w="2924"/>
+        <w:gridCol w:w="1029"/>
+        <w:gridCol w:w="1029"/>
+        <w:gridCol w:w="2659"/>
       </w:tblGrid>
       <w:tr>
         <w:trPr>
           <w:tblHeader w:val="true"/>
         </w:trPr>
         <w:tc>
-          <w:tcPr/>
+          <w:tcPr>
+            <w:tcW w:w="858" w:type="dxa"/>
+          </w:tcPr>
           <w:p>
             <w:pPr>
               <w:pStyle w:val="Compact"/>
@@ -10415,7 +11655,9 @@
           </w:p>
         </w:tc>
         <w:tc>
-          <w:tcPr/>
+          <w:tcPr>
+            <w:tcW w:w="858" w:type="dxa"/>
+          </w:tcPr>
           <w:p>
             <w:pPr>
               <w:pStyle w:val="Compact"/>
@@ -10427,7 +11669,9 @@
           </w:p>
         </w:tc>
         <w:tc>
-          <w:tcPr/>
+          <w:tcPr>
+            <w:tcW w:w="2924" w:type="dxa"/>
+          </w:tcPr>
           <w:p>
             <w:pPr>
               <w:pStyle w:val="Compact"/>
@@ -10439,7 +11683,9 @@
           </w:p>
         </w:tc>
         <w:tc>
-          <w:tcPr/>
+          <w:tcPr>
+            <w:tcW w:w="1029" w:type="dxa"/>
+          </w:tcPr>
           <w:p>
             <w:pPr>
               <w:pStyle w:val="Compact"/>
@@ -10451,7 +11697,9 @@
           </w:p>
         </w:tc>
         <w:tc>
-          <w:tcPr/>
+          <w:tcPr>
+            <w:tcW w:w="1029" w:type="dxa"/>
+          </w:tcPr>
           <w:p>
             <w:pPr>
               <w:pStyle w:val="Compact"/>
@@ -10463,7 +11711,9 @@
           </w:p>
         </w:tc>
         <w:tc>
-          <w:tcPr/>
+          <w:tcPr>
+            <w:tcW w:w="2659" w:type="dxa"/>
+          </w:tcPr>
           <w:p>
             <w:pPr>
               <w:pStyle w:val="Compact"/>
@@ -10477,7 +11727,9 @@
       </w:tr>
       <w:tr>
         <w:tc>
-          <w:tcPr/>
+          <w:tcPr>
+            <w:tcW w:w="858" w:type="dxa"/>
+          </w:tcPr>
           <w:p>
             <w:pPr>
               <w:pStyle w:val="Compact"/>
@@ -10489,7 +11741,9 @@
           </w:p>
         </w:tc>
         <w:tc>
-          <w:tcPr/>
+          <w:tcPr>
+            <w:tcW w:w="858" w:type="dxa"/>
+          </w:tcPr>
           <w:p>
             <w:pPr>
               <w:pStyle w:val="Compact"/>
@@ -10501,7 +11755,9 @@
           </w:p>
         </w:tc>
         <w:tc>
-          <w:tcPr/>
+          <w:tcPr>
+            <w:tcW w:w="2924" w:type="dxa"/>
+          </w:tcPr>
           <w:p>
             <w:pPr>
               <w:pStyle w:val="Compact"/>
@@ -10513,7 +11769,9 @@
           </w:p>
         </w:tc>
         <w:tc>
-          <w:tcPr/>
+          <w:tcPr>
+            <w:tcW w:w="1029" w:type="dxa"/>
+          </w:tcPr>
           <w:p>
             <w:pPr>
               <w:pStyle w:val="Compact"/>
@@ -10525,7 +11783,9 @@
           </w:p>
         </w:tc>
         <w:tc>
-          <w:tcPr/>
+          <w:tcPr>
+            <w:tcW w:w="1029" w:type="dxa"/>
+          </w:tcPr>
           <w:p>
             <w:pPr>
               <w:pStyle w:val="Compact"/>
@@ -10537,7 +11797,9 @@
           </w:p>
         </w:tc>
         <w:tc>
-          <w:tcPr/>
+          <w:tcPr>
+            <w:tcW w:w="2659" w:type="dxa"/>
+          </w:tcPr>
           <w:p>
             <w:pPr>
               <w:pStyle w:val="Compact"/>
@@ -10551,7 +11813,9 @@
       </w:tr>
       <w:tr>
         <w:tc>
-          <w:tcPr/>
+          <w:tcPr>
+            <w:tcW w:w="858" w:type="dxa"/>
+          </w:tcPr>
           <w:p>
             <w:pPr>
               <w:pStyle w:val="Compact"/>
@@ -10563,49 +11827,61 @@
           </w:p>
         </w:tc>
         <w:tc>
-          <w:tcPr/>
-          <w:p>
-            <w:pPr>
-              <w:pStyle w:val="Compact"/>
-            </w:pPr>
-          </w:p>
-        </w:tc>
-        <w:tc>
-          <w:tcPr/>
-          <w:p>
-            <w:pPr>
-              <w:pStyle w:val="Compact"/>
-            </w:pPr>
-          </w:p>
-        </w:tc>
-        <w:tc>
-          <w:tcPr/>
-          <w:p>
-            <w:pPr>
-              <w:pStyle w:val="Compact"/>
-            </w:pPr>
-          </w:p>
-        </w:tc>
-        <w:tc>
-          <w:tcPr/>
-          <w:p>
-            <w:pPr>
-              <w:pStyle w:val="Compact"/>
-            </w:pPr>
-          </w:p>
-        </w:tc>
-        <w:tc>
-          <w:tcPr/>
-          <w:p>
-            <w:pPr>
-              <w:pStyle w:val="Compact"/>
-            </w:pPr>
-          </w:p>
-        </w:tc>
-      </w:tr>
-      <w:tr>
-        <w:tc>
-          <w:tcPr/>
+          <w:tcPr>
+            <w:tcW w:w="858" w:type="dxa"/>
+          </w:tcPr>
+          <w:p>
+            <w:pPr>
+              <w:pStyle w:val="Compact"/>
+            </w:pPr>
+          </w:p>
+        </w:tc>
+        <w:tc>
+          <w:tcPr>
+            <w:tcW w:w="2924" w:type="dxa"/>
+          </w:tcPr>
+          <w:p>
+            <w:pPr>
+              <w:pStyle w:val="Compact"/>
+            </w:pPr>
+          </w:p>
+        </w:tc>
+        <w:tc>
+          <w:tcPr>
+            <w:tcW w:w="1029" w:type="dxa"/>
+          </w:tcPr>
+          <w:p>
+            <w:pPr>
+              <w:pStyle w:val="Compact"/>
+            </w:pPr>
+          </w:p>
+        </w:tc>
+        <w:tc>
+          <w:tcPr>
+            <w:tcW w:w="1029" w:type="dxa"/>
+          </w:tcPr>
+          <w:p>
+            <w:pPr>
+              <w:pStyle w:val="Compact"/>
+            </w:pPr>
+          </w:p>
+        </w:tc>
+        <w:tc>
+          <w:tcPr>
+            <w:tcW w:w="2659" w:type="dxa"/>
+          </w:tcPr>
+          <w:p>
+            <w:pPr>
+              <w:pStyle w:val="Compact"/>
+            </w:pPr>
+          </w:p>
+        </w:tc>
+      </w:tr>
+      <w:tr>
+        <w:tc>
+          <w:tcPr>
+            <w:tcW w:w="858" w:type="dxa"/>
+          </w:tcPr>
           <w:p>
             <w:pPr>
               <w:pStyle w:val="Compact"/>
@@ -10617,39 +11893,49 @@
           </w:p>
         </w:tc>
         <w:tc>
-          <w:tcPr/>
-          <w:p>
-            <w:pPr>
-              <w:pStyle w:val="Compact"/>
-            </w:pPr>
-          </w:p>
-        </w:tc>
-        <w:tc>
-          <w:tcPr/>
-          <w:p>
-            <w:pPr>
-              <w:pStyle w:val="Compact"/>
-            </w:pPr>
-          </w:p>
-        </w:tc>
-        <w:tc>
-          <w:tcPr/>
-          <w:p>
-            <w:pPr>
-              <w:pStyle w:val="Compact"/>
-            </w:pPr>
-          </w:p>
-        </w:tc>
-        <w:tc>
-          <w:tcPr/>
-          <w:p>
-            <w:pPr>
-              <w:pStyle w:val="Compact"/>
-            </w:pPr>
-          </w:p>
-        </w:tc>
-        <w:tc>
-          <w:tcPr/>
+          <w:tcPr>
+            <w:tcW w:w="858" w:type="dxa"/>
+          </w:tcPr>
+          <w:p>
+            <w:pPr>
+              <w:pStyle w:val="Compact"/>
+            </w:pPr>
+          </w:p>
+        </w:tc>
+        <w:tc>
+          <w:tcPr>
+            <w:tcW w:w="2924" w:type="dxa"/>
+          </w:tcPr>
+          <w:p>
+            <w:pPr>
+              <w:pStyle w:val="Compact"/>
+            </w:pPr>
+          </w:p>
+        </w:tc>
+        <w:tc>
+          <w:tcPr>
+            <w:tcW w:w="1029" w:type="dxa"/>
+          </w:tcPr>
+          <w:p>
+            <w:pPr>
+              <w:pStyle w:val="Compact"/>
+            </w:pPr>
+          </w:p>
+        </w:tc>
+        <w:tc>
+          <w:tcPr>
+            <w:tcW w:w="1029" w:type="dxa"/>
+          </w:tcPr>
+          <w:p>
+            <w:pPr>
+              <w:pStyle w:val="Compact"/>
+            </w:pPr>
+          </w:p>
+        </w:tc>
+        <w:tc>
+          <w:tcPr>
+            <w:tcW w:w="2659" w:type="dxa"/>
+          </w:tcPr>
           <w:p>
             <w:pPr>
               <w:pStyle w:val="Compact"/>
@@ -10671,23 +11957,26 @@
     <w:tbl>
       <w:tblPr>
         <w:tblStyle w:val="Table"/>
-        <w:tblW w:type="auto" w:w="0"/>
+        <w:tblW w:type="dxa" w:w="9360"/>
         <w:tblLook w:firstRow="1" w:lastRow="0" w:firstColumn="0" w:lastColumn="0" w:noHBand="0" w:noVBand="0" w:val="0020"/>
         <w:jc w:val="start"/>
+        <w:tblLayout w:type="fixed"/>
       </w:tblPr>
       <w:tblGrid>
-        <w:gridCol w:w="1584"/>
-        <w:gridCol w:w="1584"/>
-        <w:gridCol w:w="1584"/>
-        <w:gridCol w:w="1584"/>
-        <w:gridCol w:w="1584"/>
+        <w:gridCol w:w="1541"/>
+        <w:gridCol w:w="2268"/>
+        <w:gridCol w:w="2742"/>
+        <w:gridCol w:w="892"/>
+        <w:gridCol w:w="1914"/>
       </w:tblGrid>
       <w:tr>
         <w:trPr>
           <w:tblHeader w:val="true"/>
         </w:trPr>
         <w:tc>
-          <w:tcPr/>
+          <w:tcPr>
+            <w:tcW w:w="1541" w:type="dxa"/>
+          </w:tcPr>
           <w:p>
             <w:pPr>
               <w:pStyle w:val="Compact"/>
@@ -10699,7 +11988,9 @@
           </w:p>
         </w:tc>
         <w:tc>
-          <w:tcPr/>
+          <w:tcPr>
+            <w:tcW w:w="2268" w:type="dxa"/>
+          </w:tcPr>
           <w:p>
             <w:pPr>
               <w:pStyle w:val="Compact"/>
@@ -10711,7 +12002,9 @@
           </w:p>
         </w:tc>
         <w:tc>
-          <w:tcPr/>
+          <w:tcPr>
+            <w:tcW w:w="2742" w:type="dxa"/>
+          </w:tcPr>
           <w:p>
             <w:pPr>
               <w:pStyle w:val="Compact"/>
@@ -10723,7 +12016,9 @@
           </w:p>
         </w:tc>
         <w:tc>
-          <w:tcPr/>
+          <w:tcPr>
+            <w:tcW w:w="892" w:type="dxa"/>
+          </w:tcPr>
           <w:p>
             <w:pPr>
               <w:pStyle w:val="Compact"/>
@@ -10735,7 +12030,9 @@
           </w:p>
         </w:tc>
         <w:tc>
-          <w:tcPr/>
+          <w:tcPr>
+            <w:tcW w:w="1914" w:type="dxa"/>
+          </w:tcPr>
           <w:p>
             <w:pPr>
               <w:pStyle w:val="Compact"/>
@@ -10749,7 +12046,9 @@
       </w:tr>
       <w:tr>
         <w:tc>
-          <w:tcPr/>
+          <w:tcPr>
+            <w:tcW w:w="1541" w:type="dxa"/>
+          </w:tcPr>
           <w:p>
             <w:pPr>
               <w:pStyle w:val="Compact"/>
@@ -10761,7 +12060,9 @@
           </w:p>
         </w:tc>
         <w:tc>
-          <w:tcPr/>
+          <w:tcPr>
+            <w:tcW w:w="2268" w:type="dxa"/>
+          </w:tcPr>
           <w:p>
             <w:pPr>
               <w:pStyle w:val="Compact"/>
@@ -10773,7 +12074,9 @@
           </w:p>
         </w:tc>
         <w:tc>
-          <w:tcPr/>
+          <w:tcPr>
+            <w:tcW w:w="2742" w:type="dxa"/>
+          </w:tcPr>
           <w:p>
             <w:pPr>
               <w:pStyle w:val="Compact"/>
@@ -10785,7 +12088,9 @@
           </w:p>
         </w:tc>
         <w:tc>
-          <w:tcPr/>
+          <w:tcPr>
+            <w:tcW w:w="892" w:type="dxa"/>
+          </w:tcPr>
           <w:p>
             <w:pPr>
               <w:pStyle w:val="Compact"/>
@@ -10797,7 +12102,9 @@
           </w:p>
         </w:tc>
         <w:tc>
-          <w:tcPr/>
+          <w:tcPr>
+            <w:tcW w:w="1914" w:type="dxa"/>
+          </w:tcPr>
           <w:p>
             <w:pPr>
               <w:pStyle w:val="Compact"/>
@@ -10811,39 +12118,49 @@
       </w:tr>
       <w:tr>
         <w:tc>
-          <w:tcPr/>
-          <w:p>
-            <w:pPr>
-              <w:pStyle w:val="Compact"/>
-            </w:pPr>
-          </w:p>
-        </w:tc>
-        <w:tc>
-          <w:tcPr/>
-          <w:p>
-            <w:pPr>
-              <w:pStyle w:val="Compact"/>
-            </w:pPr>
-          </w:p>
-        </w:tc>
-        <w:tc>
-          <w:tcPr/>
-          <w:p>
-            <w:pPr>
-              <w:pStyle w:val="Compact"/>
-            </w:pPr>
-          </w:p>
-        </w:tc>
-        <w:tc>
-          <w:tcPr/>
-          <w:p>
-            <w:pPr>
-              <w:pStyle w:val="Compact"/>
-            </w:pPr>
-          </w:p>
-        </w:tc>
-        <w:tc>
-          <w:tcPr/>
+          <w:tcPr>
+            <w:tcW w:w="1541" w:type="dxa"/>
+          </w:tcPr>
+          <w:p>
+            <w:pPr>
+              <w:pStyle w:val="Compact"/>
+            </w:pPr>
+          </w:p>
+        </w:tc>
+        <w:tc>
+          <w:tcPr>
+            <w:tcW w:w="2268" w:type="dxa"/>
+          </w:tcPr>
+          <w:p>
+            <w:pPr>
+              <w:pStyle w:val="Compact"/>
+            </w:pPr>
+          </w:p>
+        </w:tc>
+        <w:tc>
+          <w:tcPr>
+            <w:tcW w:w="2742" w:type="dxa"/>
+          </w:tcPr>
+          <w:p>
+            <w:pPr>
+              <w:pStyle w:val="Compact"/>
+            </w:pPr>
+          </w:p>
+        </w:tc>
+        <w:tc>
+          <w:tcPr>
+            <w:tcW w:w="892" w:type="dxa"/>
+          </w:tcPr>
+          <w:p>
+            <w:pPr>
+              <w:pStyle w:val="Compact"/>
+            </w:pPr>
+          </w:p>
+        </w:tc>
+        <w:tc>
+          <w:tcPr>
+            <w:tcW w:w="1914" w:type="dxa"/>
+          </w:tcPr>
           <w:p>
             <w:pPr>
               <w:pStyle w:val="Compact"/>
@@ -10865,23 +12182,26 @@
     <w:tbl>
       <w:tblPr>
         <w:tblStyle w:val="Table"/>
-        <w:tblW w:type="auto" w:w="0"/>
+        <w:tblW w:type="dxa" w:w="9360"/>
         <w:tblLook w:firstRow="1" w:lastRow="0" w:firstColumn="0" w:lastColumn="0" w:noHBand="0" w:noVBand="0" w:val="0020"/>
         <w:jc w:val="start"/>
+        <w:tblLayout w:type="fixed"/>
       </w:tblPr>
       <w:tblGrid>
-        <w:gridCol w:w="1584"/>
-        <w:gridCol w:w="1584"/>
-        <w:gridCol w:w="1584"/>
-        <w:gridCol w:w="1584"/>
-        <w:gridCol w:w="1584"/>
+        <w:gridCol w:w="2343"/>
+        <w:gridCol w:w="1270"/>
+        <w:gridCol w:w="2051"/>
+        <w:gridCol w:w="1485"/>
+        <w:gridCol w:w="2209"/>
       </w:tblGrid>
       <w:tr>
         <w:trPr>
           <w:tblHeader w:val="true"/>
         </w:trPr>
         <w:tc>
-          <w:tcPr/>
+          <w:tcPr>
+            <w:tcW w:w="2343" w:type="dxa"/>
+          </w:tcPr>
           <w:p>
             <w:pPr>
               <w:pStyle w:val="Compact"/>
@@ -10893,7 +12213,9 @@
           </w:p>
         </w:tc>
         <w:tc>
-          <w:tcPr/>
+          <w:tcPr>
+            <w:tcW w:w="1270" w:type="dxa"/>
+          </w:tcPr>
           <w:p>
             <w:pPr>
               <w:pStyle w:val="Compact"/>
@@ -10905,7 +12227,9 @@
           </w:p>
         </w:tc>
         <w:tc>
-          <w:tcPr/>
+          <w:tcPr>
+            <w:tcW w:w="2051" w:type="dxa"/>
+          </w:tcPr>
           <w:p>
             <w:pPr>
               <w:pStyle w:val="Compact"/>
@@ -10917,7 +12241,9 @@
           </w:p>
         </w:tc>
         <w:tc>
-          <w:tcPr/>
+          <w:tcPr>
+            <w:tcW w:w="1485" w:type="dxa"/>
+          </w:tcPr>
           <w:p>
             <w:pPr>
               <w:pStyle w:val="Compact"/>
@@ -10929,7 +12255,9 @@
           </w:p>
         </w:tc>
         <w:tc>
-          <w:tcPr/>
+          <w:tcPr>
+            <w:tcW w:w="2209" w:type="dxa"/>
+          </w:tcPr>
           <w:p>
             <w:pPr>
               <w:pStyle w:val="Compact"/>
@@ -10943,7 +12271,9 @@
       </w:tr>
       <w:tr>
         <w:tc>
-          <w:tcPr/>
+          <w:tcPr>
+            <w:tcW w:w="2343" w:type="dxa"/>
+          </w:tcPr>
           <w:p>
             <w:pPr>
               <w:pStyle w:val="Compact"/>
@@ -10955,7 +12285,9 @@
           </w:p>
         </w:tc>
         <w:tc>
-          <w:tcPr/>
+          <w:tcPr>
+            <w:tcW w:w="1270" w:type="dxa"/>
+          </w:tcPr>
           <w:p>
             <w:pPr>
               <w:pStyle w:val="Compact"/>
@@ -10967,7 +12299,9 @@
           </w:p>
         </w:tc>
         <w:tc>
-          <w:tcPr/>
+          <w:tcPr>
+            <w:tcW w:w="2051" w:type="dxa"/>
+          </w:tcPr>
           <w:p>
             <w:pPr>
               <w:pStyle w:val="Compact"/>
@@ -10979,7 +12313,9 @@
           </w:p>
         </w:tc>
         <w:tc>
-          <w:tcPr/>
+          <w:tcPr>
+            <w:tcW w:w="1485" w:type="dxa"/>
+          </w:tcPr>
           <w:p>
             <w:pPr>
               <w:pStyle w:val="Compact"/>
@@ -10991,7 +12327,9 @@
           </w:p>
         </w:tc>
         <w:tc>
-          <w:tcPr/>
+          <w:tcPr>
+            <w:tcW w:w="2209" w:type="dxa"/>
+          </w:tcPr>
           <w:p>
             <w:pPr>
               <w:pStyle w:val="Compact"/>
@@ -11005,39 +12343,49 @@
       </w:tr>
       <w:tr>
         <w:tc>
-          <w:tcPr/>
-          <w:p>
-            <w:pPr>
-              <w:pStyle w:val="Compact"/>
-            </w:pPr>
-          </w:p>
-        </w:tc>
-        <w:tc>
-          <w:tcPr/>
-          <w:p>
-            <w:pPr>
-              <w:pStyle w:val="Compact"/>
-            </w:pPr>
-          </w:p>
-        </w:tc>
-        <w:tc>
-          <w:tcPr/>
-          <w:p>
-            <w:pPr>
-              <w:pStyle w:val="Compact"/>
-            </w:pPr>
-          </w:p>
-        </w:tc>
-        <w:tc>
-          <w:tcPr/>
-          <w:p>
-            <w:pPr>
-              <w:pStyle w:val="Compact"/>
-            </w:pPr>
-          </w:p>
-        </w:tc>
-        <w:tc>
-          <w:tcPr/>
+          <w:tcPr>
+            <w:tcW w:w="2343" w:type="dxa"/>
+          </w:tcPr>
+          <w:p>
+            <w:pPr>
+              <w:pStyle w:val="Compact"/>
+            </w:pPr>
+          </w:p>
+        </w:tc>
+        <w:tc>
+          <w:tcPr>
+            <w:tcW w:w="1270" w:type="dxa"/>
+          </w:tcPr>
+          <w:p>
+            <w:pPr>
+              <w:pStyle w:val="Compact"/>
+            </w:pPr>
+          </w:p>
+        </w:tc>
+        <w:tc>
+          <w:tcPr>
+            <w:tcW w:w="2051" w:type="dxa"/>
+          </w:tcPr>
+          <w:p>
+            <w:pPr>
+              <w:pStyle w:val="Compact"/>
+            </w:pPr>
+          </w:p>
+        </w:tc>
+        <w:tc>
+          <w:tcPr>
+            <w:tcW w:w="1485" w:type="dxa"/>
+          </w:tcPr>
+          <w:p>
+            <w:pPr>
+              <w:pStyle w:val="Compact"/>
+            </w:pPr>
+          </w:p>
+        </w:tc>
+        <w:tc>
+          <w:tcPr>
+            <w:tcW w:w="2209" w:type="dxa"/>
+          </w:tcPr>
           <w:p>
             <w:pPr>
               <w:pStyle w:val="Compact"/>
@@ -11059,22 +12407,25 @@
     <w:tbl>
       <w:tblPr>
         <w:tblStyle w:val="Table"/>
-        <w:tblW w:type="auto" w:w="0"/>
+        <w:tblW w:type="dxa" w:w="9360"/>
         <w:tblLook w:firstRow="1" w:lastRow="0" w:firstColumn="0" w:lastColumn="0" w:noHBand="0" w:noVBand="0" w:val="0020"/>
         <w:jc w:val="start"/>
+        <w:tblLayout w:type="fixed"/>
       </w:tblPr>
       <w:tblGrid>
-        <w:gridCol w:w="1980"/>
-        <w:gridCol w:w="1980"/>
-        <w:gridCol w:w="1980"/>
-        <w:gridCol w:w="1980"/>
+        <w:gridCol w:w="3162"/>
+        <w:gridCol w:w="1196"/>
+        <w:gridCol w:w="1183"/>
+        <w:gridCol w:w="3817"/>
       </w:tblGrid>
       <w:tr>
         <w:trPr>
           <w:tblHeader w:val="true"/>
         </w:trPr>
         <w:tc>
-          <w:tcPr/>
+          <w:tcPr>
+            <w:tcW w:w="3162" w:type="dxa"/>
+          </w:tcPr>
           <w:p>
             <w:pPr>
               <w:pStyle w:val="Compact"/>
@@ -11086,7 +12437,9 @@
           </w:p>
         </w:tc>
         <w:tc>
-          <w:tcPr/>
+          <w:tcPr>
+            <w:tcW w:w="1196" w:type="dxa"/>
+          </w:tcPr>
           <w:p>
             <w:pPr>
               <w:pStyle w:val="Compact"/>
@@ -11098,7 +12451,9 @@
           </w:p>
         </w:tc>
         <w:tc>
-          <w:tcPr/>
+          <w:tcPr>
+            <w:tcW w:w="1183" w:type="dxa"/>
+          </w:tcPr>
           <w:p>
             <w:pPr>
               <w:pStyle w:val="Compact"/>
@@ -11110,7 +12465,9 @@
           </w:p>
         </w:tc>
         <w:tc>
-          <w:tcPr/>
+          <w:tcPr>
+            <w:tcW w:w="3817" w:type="dxa"/>
+          </w:tcPr>
           <w:p>
             <w:pPr>
               <w:pStyle w:val="Compact"/>
@@ -11124,7 +12481,9 @@
       </w:tr>
       <w:tr>
         <w:tc>
-          <w:tcPr/>
+          <w:tcPr>
+            <w:tcW w:w="3162" w:type="dxa"/>
+          </w:tcPr>
           <w:p>
             <w:pPr>
               <w:pStyle w:val="Compact"/>
@@ -11136,7 +12495,9 @@
           </w:p>
         </w:tc>
         <w:tc>
-          <w:tcPr/>
+          <w:tcPr>
+            <w:tcW w:w="1196" w:type="dxa"/>
+          </w:tcPr>
           <w:p>
             <w:pPr>
               <w:pStyle w:val="Compact"/>
@@ -11148,7 +12509,9 @@
           </w:p>
         </w:tc>
         <w:tc>
-          <w:tcPr/>
+          <w:tcPr>
+            <w:tcW w:w="1183" w:type="dxa"/>
+          </w:tcPr>
           <w:p>
             <w:pPr>
               <w:pStyle w:val="Compact"/>
@@ -11160,7 +12523,9 @@
           </w:p>
         </w:tc>
         <w:tc>
-          <w:tcPr/>
+          <w:tcPr>
+            <w:tcW w:w="3817" w:type="dxa"/>
+          </w:tcPr>
           <w:p>
             <w:pPr>
               <w:pStyle w:val="Compact"/>
@@ -11174,31 +12539,39 @@
       </w:tr>
       <w:tr>
         <w:tc>
-          <w:tcPr/>
-          <w:p>
-            <w:pPr>
-              <w:pStyle w:val="Compact"/>
-            </w:pPr>
-          </w:p>
-        </w:tc>
-        <w:tc>
-          <w:tcPr/>
-          <w:p>
-            <w:pPr>
-              <w:pStyle w:val="Compact"/>
-            </w:pPr>
-          </w:p>
-        </w:tc>
-        <w:tc>
-          <w:tcPr/>
-          <w:p>
-            <w:pPr>
-              <w:pStyle w:val="Compact"/>
-            </w:pPr>
-          </w:p>
-        </w:tc>
-        <w:tc>
-          <w:tcPr/>
+          <w:tcPr>
+            <w:tcW w:w="3162" w:type="dxa"/>
+          </w:tcPr>
+          <w:p>
+            <w:pPr>
+              <w:pStyle w:val="Compact"/>
+            </w:pPr>
+          </w:p>
+        </w:tc>
+        <w:tc>
+          <w:tcPr>
+            <w:tcW w:w="1196" w:type="dxa"/>
+          </w:tcPr>
+          <w:p>
+            <w:pPr>
+              <w:pStyle w:val="Compact"/>
+            </w:pPr>
+          </w:p>
+        </w:tc>
+        <w:tc>
+          <w:tcPr>
+            <w:tcW w:w="1183" w:type="dxa"/>
+          </w:tcPr>
+          <w:p>
+            <w:pPr>
+              <w:pStyle w:val="Compact"/>
+            </w:pPr>
+          </w:p>
+        </w:tc>
+        <w:tc>
+          <w:tcPr>
+            <w:tcW w:w="3817" w:type="dxa"/>
+          </w:tcPr>
           <w:p>
             <w:pPr>
               <w:pStyle w:val="Compact"/>
@@ -11499,21 +12872,24 @@
     <w:tbl>
       <w:tblPr>
         <w:tblStyle w:val="Table"/>
-        <w:tblW w:type="auto" w:w="0"/>
+        <w:tblW w:type="dxa" w:w="9360"/>
         <w:tblLook w:firstRow="1" w:lastRow="0" w:firstColumn="0" w:lastColumn="0" w:noHBand="0" w:noVBand="0" w:val="0020"/>
         <w:jc w:val="start"/>
+        <w:tblLayout w:type="fixed"/>
       </w:tblPr>
       <w:tblGrid>
-        <w:gridCol w:w="2640"/>
-        <w:gridCol w:w="2640"/>
-        <w:gridCol w:w="2640"/>
+        <w:gridCol w:w="896"/>
+        <w:gridCol w:w="5594"/>
+        <w:gridCol w:w="2868"/>
       </w:tblGrid>
       <w:tr>
         <w:trPr>
           <w:tblHeader w:val="true"/>
         </w:trPr>
         <w:tc>
-          <w:tcPr/>
+          <w:tcPr>
+            <w:tcW w:w="896" w:type="dxa"/>
+          </w:tcPr>
           <w:p>
             <w:pPr>
               <w:pStyle w:val="Compact"/>
@@ -11525,7 +12901,9 @@
           </w:p>
         </w:tc>
         <w:tc>
-          <w:tcPr/>
+          <w:tcPr>
+            <w:tcW w:w="5594" w:type="dxa"/>
+          </w:tcPr>
           <w:p>
             <w:pPr>
               <w:pStyle w:val="Compact"/>
@@ -11537,7 +12915,9 @@
           </w:p>
         </w:tc>
         <w:tc>
-          <w:tcPr/>
+          <w:tcPr>
+            <w:tcW w:w="2868" w:type="dxa"/>
+          </w:tcPr>
           <w:p>
             <w:pPr>
               <w:pStyle w:val="Compact"/>
@@ -11551,7 +12931,9 @@
       </w:tr>
       <w:tr>
         <w:tc>
-          <w:tcPr/>
+          <w:tcPr>
+            <w:tcW w:w="896" w:type="dxa"/>
+          </w:tcPr>
           <w:p>
             <w:pPr>
               <w:pStyle w:val="Compact"/>
@@ -11563,7 +12945,9 @@
           </w:p>
         </w:tc>
         <w:tc>
-          <w:tcPr/>
+          <w:tcPr>
+            <w:tcW w:w="5594" w:type="dxa"/>
+          </w:tcPr>
           <w:p>
             <w:pPr>
               <w:pStyle w:val="Compact"/>
@@ -11575,7 +12959,9 @@
           </w:p>
         </w:tc>
         <w:tc>
-          <w:tcPr/>
+          <w:tcPr>
+            <w:tcW w:w="2868" w:type="dxa"/>
+          </w:tcPr>
           <w:p>
             <w:pPr>
               <w:pStyle w:val="Compact"/>
@@ -11589,7 +12975,9 @@
       </w:tr>
       <w:tr>
         <w:tc>
-          <w:tcPr/>
+          <w:tcPr>
+            <w:tcW w:w="896" w:type="dxa"/>
+          </w:tcPr>
           <w:p>
             <w:pPr>
               <w:pStyle w:val="Compact"/>
@@ -11601,7 +12989,9 @@
           </w:p>
         </w:tc>
         <w:tc>
-          <w:tcPr/>
+          <w:tcPr>
+            <w:tcW w:w="5594" w:type="dxa"/>
+          </w:tcPr>
           <w:p>
             <w:pPr>
               <w:pStyle w:val="Compact"/>
@@ -11613,7 +13003,9 @@
           </w:p>
         </w:tc>
         <w:tc>
-          <w:tcPr/>
+          <w:tcPr>
+            <w:tcW w:w="2868" w:type="dxa"/>
+          </w:tcPr>
           <w:p>
             <w:pPr>
               <w:pStyle w:val="Compact"/>
@@ -11627,7 +13019,9 @@
       </w:tr>
       <w:tr>
         <w:tc>
-          <w:tcPr/>
+          <w:tcPr>
+            <w:tcW w:w="896" w:type="dxa"/>
+          </w:tcPr>
           <w:p>
             <w:pPr>
               <w:pStyle w:val="Compact"/>
@@ -11639,7 +13033,9 @@
           </w:p>
         </w:tc>
         <w:tc>
-          <w:tcPr/>
+          <w:tcPr>
+            <w:tcW w:w="5594" w:type="dxa"/>
+          </w:tcPr>
           <w:p>
             <w:pPr>
               <w:pStyle w:val="Compact"/>
@@ -11651,7 +13047,9 @@
           </w:p>
         </w:tc>
         <w:tc>
-          <w:tcPr/>
+          <w:tcPr>
+            <w:tcW w:w="2868" w:type="dxa"/>
+          </w:tcPr>
           <w:p>
             <w:pPr>
               <w:pStyle w:val="Compact"/>
@@ -11665,7 +13063,9 @@
       </w:tr>
       <w:tr>
         <w:tc>
-          <w:tcPr/>
+          <w:tcPr>
+            <w:tcW w:w="896" w:type="dxa"/>
+          </w:tcPr>
           <w:p>
             <w:pPr>
               <w:pStyle w:val="Compact"/>
@@ -11677,7 +13077,9 @@
           </w:p>
         </w:tc>
         <w:tc>
-          <w:tcPr/>
+          <w:tcPr>
+            <w:tcW w:w="5594" w:type="dxa"/>
+          </w:tcPr>
           <w:p>
             <w:pPr>
               <w:pStyle w:val="Compact"/>
@@ -11689,7 +13091,9 @@
           </w:p>
         </w:tc>
         <w:tc>
-          <w:tcPr/>
+          <w:tcPr>
+            <w:tcW w:w="2868" w:type="dxa"/>
+          </w:tcPr>
           <w:p>
             <w:pPr>
               <w:pStyle w:val="Compact"/>
@@ -11703,7 +13107,9 @@
       </w:tr>
       <w:tr>
         <w:tc>
-          <w:tcPr/>
+          <w:tcPr>
+            <w:tcW w:w="896" w:type="dxa"/>
+          </w:tcPr>
           <w:p>
             <w:pPr>
               <w:pStyle w:val="Compact"/>
@@ -11715,7 +13121,9 @@
           </w:p>
         </w:tc>
         <w:tc>
-          <w:tcPr/>
+          <w:tcPr>
+            <w:tcW w:w="5594" w:type="dxa"/>
+          </w:tcPr>
           <w:p>
             <w:pPr>
               <w:pStyle w:val="Compact"/>
@@ -11727,7 +13135,9 @@
           </w:p>
         </w:tc>
         <w:tc>
-          <w:tcPr/>
+          <w:tcPr>
+            <w:tcW w:w="2868" w:type="dxa"/>
+          </w:tcPr>
           <w:p>
             <w:pPr>
               <w:pStyle w:val="Compact"/>
@@ -11741,7 +13151,9 @@
       </w:tr>
       <w:tr>
         <w:tc>
-          <w:tcPr/>
+          <w:tcPr>
+            <w:tcW w:w="896" w:type="dxa"/>
+          </w:tcPr>
           <w:p>
             <w:pPr>
               <w:pStyle w:val="Compact"/>
@@ -11753,7 +13165,9 @@
           </w:p>
         </w:tc>
         <w:tc>
-          <w:tcPr/>
+          <w:tcPr>
+            <w:tcW w:w="5594" w:type="dxa"/>
+          </w:tcPr>
           <w:p>
             <w:pPr>
               <w:pStyle w:val="Compact"/>
@@ -11765,7 +13179,9 @@
           </w:p>
         </w:tc>
         <w:tc>
-          <w:tcPr/>
+          <w:tcPr>
+            <w:tcW w:w="2868" w:type="dxa"/>
+          </w:tcPr>
           <w:p>
             <w:pPr>
               <w:pStyle w:val="Compact"/>
@@ -11779,7 +13195,9 @@
       </w:tr>
       <w:tr>
         <w:tc>
-          <w:tcPr/>
+          <w:tcPr>
+            <w:tcW w:w="896" w:type="dxa"/>
+          </w:tcPr>
           <w:p>
             <w:pPr>
               <w:pStyle w:val="Compact"/>
@@ -11791,7 +13209,9 @@
           </w:p>
         </w:tc>
         <w:tc>
-          <w:tcPr/>
+          <w:tcPr>
+            <w:tcW w:w="5594" w:type="dxa"/>
+          </w:tcPr>
           <w:p>
             <w:pPr>
               <w:pStyle w:val="Compact"/>
@@ -11803,7 +13223,9 @@
           </w:p>
         </w:tc>
         <w:tc>
-          <w:tcPr/>
+          <w:tcPr>
+            <w:tcW w:w="2868" w:type="dxa"/>
+          </w:tcPr>
           <w:p>
             <w:pPr>
               <w:pStyle w:val="Compact"/>
@@ -11817,7 +13239,9 @@
       </w:tr>
       <w:tr>
         <w:tc>
-          <w:tcPr/>
+          <w:tcPr>
+            <w:tcW w:w="896" w:type="dxa"/>
+          </w:tcPr>
           <w:p>
             <w:pPr>
               <w:pStyle w:val="Compact"/>
@@ -11829,7 +13253,9 @@
           </w:p>
         </w:tc>
         <w:tc>
-          <w:tcPr/>
+          <w:tcPr>
+            <w:tcW w:w="5594" w:type="dxa"/>
+          </w:tcPr>
           <w:p>
             <w:pPr>
               <w:pStyle w:val="Compact"/>
@@ -11841,7 +13267,9 @@
           </w:p>
         </w:tc>
         <w:tc>
-          <w:tcPr/>
+          <w:tcPr>
+            <w:tcW w:w="2868" w:type="dxa"/>
+          </w:tcPr>
           <w:p>
             <w:pPr>
               <w:pStyle w:val="Compact"/>
@@ -11855,7 +13283,9 @@
       </w:tr>
       <w:tr>
         <w:tc>
-          <w:tcPr/>
+          <w:tcPr>
+            <w:tcW w:w="896" w:type="dxa"/>
+          </w:tcPr>
           <w:p>
             <w:pPr>
               <w:pStyle w:val="Compact"/>
@@ -11867,7 +13297,9 @@
           </w:p>
         </w:tc>
         <w:tc>
-          <w:tcPr/>
+          <w:tcPr>
+            <w:tcW w:w="5594" w:type="dxa"/>
+          </w:tcPr>
           <w:p>
             <w:pPr>
               <w:pStyle w:val="Compact"/>
@@ -11879,7 +13311,9 @@
           </w:p>
         </w:tc>
         <w:tc>
-          <w:tcPr/>
+          <w:tcPr>
+            <w:tcW w:w="2868" w:type="dxa"/>
+          </w:tcPr>
           <w:p>
             <w:pPr>
               <w:pStyle w:val="Compact"/>
@@ -11902,7 +13336,9 @@
       </w:tr>
       <w:tr>
         <w:tc>
-          <w:tcPr/>
+          <w:tcPr>
+            <w:tcW w:w="896" w:type="dxa"/>
+          </w:tcPr>
           <w:p>
             <w:pPr>
               <w:pStyle w:val="Compact"/>
@@ -11914,7 +13350,9 @@
           </w:p>
         </w:tc>
         <w:tc>
-          <w:tcPr/>
+          <w:tcPr>
+            <w:tcW w:w="5594" w:type="dxa"/>
+          </w:tcPr>
           <w:p>
             <w:pPr>
               <w:pStyle w:val="Compact"/>
@@ -11926,7 +13364,9 @@
           </w:p>
         </w:tc>
         <w:tc>
-          <w:tcPr/>
+          <w:tcPr>
+            <w:tcW w:w="2868" w:type="dxa"/>
+          </w:tcPr>
           <w:p>
             <w:pPr>
               <w:pStyle w:val="Compact"/>
@@ -11940,7 +13380,9 @@
       </w:tr>
       <w:tr>
         <w:tc>
-          <w:tcPr/>
+          <w:tcPr>
+            <w:tcW w:w="896" w:type="dxa"/>
+          </w:tcPr>
           <w:p>
             <w:pPr>
               <w:pStyle w:val="Compact"/>
@@ -11952,7 +13394,9 @@
           </w:p>
         </w:tc>
         <w:tc>
-          <w:tcPr/>
+          <w:tcPr>
+            <w:tcW w:w="5594" w:type="dxa"/>
+          </w:tcPr>
           <w:p>
             <w:pPr>
               <w:pStyle w:val="Compact"/>
@@ -11964,7 +13408,9 @@
           </w:p>
         </w:tc>
         <w:tc>
-          <w:tcPr/>
+          <w:tcPr>
+            <w:tcW w:w="2868" w:type="dxa"/>
+          </w:tcPr>
           <w:p>
             <w:pPr>
               <w:pStyle w:val="Compact"/>
@@ -11978,7 +13424,9 @@
       </w:tr>
       <w:tr>
         <w:tc>
-          <w:tcPr/>
+          <w:tcPr>
+            <w:tcW w:w="896" w:type="dxa"/>
+          </w:tcPr>
           <w:p>
             <w:pPr>
               <w:pStyle w:val="Compact"/>
@@ -11990,7 +13438,9 @@
           </w:p>
         </w:tc>
         <w:tc>
-          <w:tcPr/>
+          <w:tcPr>
+            <w:tcW w:w="5594" w:type="dxa"/>
+          </w:tcPr>
           <w:p>
             <w:pPr>
               <w:pStyle w:val="Compact"/>
@@ -12002,7 +13452,9 @@
           </w:p>
         </w:tc>
         <w:tc>
-          <w:tcPr/>
+          <w:tcPr>
+            <w:tcW w:w="2868" w:type="dxa"/>
+          </w:tcPr>
           <w:p>
             <w:pPr>
               <w:pStyle w:val="Compact"/>
@@ -12016,7 +13468,9 @@
       </w:tr>
       <w:tr>
         <w:tc>
-          <w:tcPr/>
+          <w:tcPr>
+            <w:tcW w:w="896" w:type="dxa"/>
+          </w:tcPr>
           <w:p>
             <w:pPr>
               <w:pStyle w:val="Compact"/>
@@ -12028,7 +13482,9 @@
           </w:p>
         </w:tc>
         <w:tc>
-          <w:tcPr/>
+          <w:tcPr>
+            <w:tcW w:w="5594" w:type="dxa"/>
+          </w:tcPr>
           <w:p>
             <w:pPr>
               <w:pStyle w:val="Compact"/>
@@ -12040,7 +13496,9 @@
           </w:p>
         </w:tc>
         <w:tc>
-          <w:tcPr/>
+          <w:tcPr>
+            <w:tcW w:w="2868" w:type="dxa"/>
+          </w:tcPr>
           <w:p>
             <w:pPr>
               <w:pStyle w:val="Compact"/>
@@ -12054,7 +13512,9 @@
       </w:tr>
       <w:tr>
         <w:tc>
-          <w:tcPr/>
+          <w:tcPr>
+            <w:tcW w:w="896" w:type="dxa"/>
+          </w:tcPr>
           <w:p>
             <w:pPr>
               <w:pStyle w:val="Compact"/>
@@ -12066,7 +13526,9 @@
           </w:p>
         </w:tc>
         <w:tc>
-          <w:tcPr/>
+          <w:tcPr>
+            <w:tcW w:w="5594" w:type="dxa"/>
+          </w:tcPr>
           <w:p>
             <w:pPr>
               <w:pStyle w:val="Compact"/>
@@ -12078,7 +13540,9 @@
           </w:p>
         </w:tc>
         <w:tc>
-          <w:tcPr/>
+          <w:tcPr>
+            <w:tcW w:w="2868" w:type="dxa"/>
+          </w:tcPr>
           <w:p>
             <w:pPr>
               <w:pStyle w:val="Compact"/>
@@ -12092,7 +13556,9 @@
       </w:tr>
       <w:tr>
         <w:tc>
-          <w:tcPr/>
+          <w:tcPr>
+            <w:tcW w:w="896" w:type="dxa"/>
+          </w:tcPr>
           <w:p>
             <w:pPr>
               <w:pStyle w:val="Compact"/>
@@ -12104,7 +13570,9 @@
           </w:p>
         </w:tc>
         <w:tc>
-          <w:tcPr/>
+          <w:tcPr>
+            <w:tcW w:w="5594" w:type="dxa"/>
+          </w:tcPr>
           <w:p>
             <w:pPr>
               <w:pStyle w:val="Compact"/>
@@ -12116,7 +13584,9 @@
           </w:p>
         </w:tc>
         <w:tc>
-          <w:tcPr/>
+          <w:tcPr>
+            <w:tcW w:w="2868" w:type="dxa"/>
+          </w:tcPr>
           <w:p>
             <w:pPr>
               <w:pStyle w:val="Compact"/>
@@ -12130,7 +13600,9 @@
       </w:tr>
       <w:tr>
         <w:tc>
-          <w:tcPr/>
+          <w:tcPr>
+            <w:tcW w:w="896" w:type="dxa"/>
+          </w:tcPr>
           <w:p>
             <w:pPr>
               <w:pStyle w:val="Compact"/>
@@ -12142,7 +13614,9 @@
           </w:p>
         </w:tc>
         <w:tc>
-          <w:tcPr/>
+          <w:tcPr>
+            <w:tcW w:w="5594" w:type="dxa"/>
+          </w:tcPr>
           <w:p>
             <w:pPr>
               <w:pStyle w:val="Compact"/>
@@ -12154,7 +13628,9 @@
           </w:p>
         </w:tc>
         <w:tc>
-          <w:tcPr/>
+          <w:tcPr>
+            <w:tcW w:w="2868" w:type="dxa"/>
+          </w:tcPr>
           <w:p>
             <w:pPr>
               <w:pStyle w:val="Compact"/>
@@ -12310,21 +13786,24 @@
     <w:tbl>
       <w:tblPr>
         <w:tblStyle w:val="Table"/>
-        <w:tblW w:type="auto" w:w="0"/>
+        <w:tblW w:type="dxa" w:w="9360"/>
         <w:tblLook w:firstRow="1" w:lastRow="0" w:firstColumn="0" w:lastColumn="0" w:noHBand="0" w:noVBand="0" w:val="0020"/>
         <w:jc w:val="start"/>
+        <w:tblLayout w:type="fixed"/>
       </w:tblPr>
       <w:tblGrid>
-        <w:gridCol w:w="2640"/>
-        <w:gridCol w:w="2640"/>
-        <w:gridCol w:w="2640"/>
+        <w:gridCol w:w="2370"/>
+        <w:gridCol w:w="1540"/>
+        <w:gridCol w:w="5448"/>
       </w:tblGrid>
       <w:tr>
         <w:trPr>
           <w:tblHeader w:val="true"/>
         </w:trPr>
         <w:tc>
-          <w:tcPr/>
+          <w:tcPr>
+            <w:tcW w:w="2370" w:type="dxa"/>
+          </w:tcPr>
           <w:p>
             <w:pPr>
               <w:pStyle w:val="Compact"/>
@@ -12336,7 +13815,9 @@
           </w:p>
         </w:tc>
         <w:tc>
-          <w:tcPr/>
+          <w:tcPr>
+            <w:tcW w:w="1540" w:type="dxa"/>
+          </w:tcPr>
           <w:p>
             <w:pPr>
               <w:pStyle w:val="Compact"/>
@@ -12348,7 +13829,9 @@
           </w:p>
         </w:tc>
         <w:tc>
-          <w:tcPr/>
+          <w:tcPr>
+            <w:tcW w:w="5448" w:type="dxa"/>
+          </w:tcPr>
           <w:p>
             <w:pPr>
               <w:pStyle w:val="Compact"/>
@@ -12362,7 +13845,9 @@
       </w:tr>
       <w:tr>
         <w:tc>
-          <w:tcPr/>
+          <w:tcPr>
+            <w:tcW w:w="2370" w:type="dxa"/>
+          </w:tcPr>
           <w:p>
             <w:pPr>
               <w:pStyle w:val="Compact"/>
@@ -12374,7 +13859,9 @@
           </w:p>
         </w:tc>
         <w:tc>
-          <w:tcPr/>
+          <w:tcPr>
+            <w:tcW w:w="1540" w:type="dxa"/>
+          </w:tcPr>
           <w:p>
             <w:pPr>
               <w:pStyle w:val="Compact"/>
@@ -12386,7 +13873,9 @@
           </w:p>
         </w:tc>
         <w:tc>
-          <w:tcPr/>
+          <w:tcPr>
+            <w:tcW w:w="5448" w:type="dxa"/>
+          </w:tcPr>
           <w:p>
             <w:pPr>
               <w:pStyle w:val="Compact"/>
@@ -12405,7 +13894,9 @@
       </w:tr>
       <w:tr>
         <w:tc>
-          <w:tcPr/>
+          <w:tcPr>
+            <w:tcW w:w="2370" w:type="dxa"/>
+          </w:tcPr>
           <w:p>
             <w:pPr>
               <w:pStyle w:val="Compact"/>
@@ -12417,7 +13908,9 @@
           </w:p>
         </w:tc>
         <w:tc>
-          <w:tcPr/>
+          <w:tcPr>
+            <w:tcW w:w="1540" w:type="dxa"/>
+          </w:tcPr>
           <w:p>
             <w:pPr>
               <w:pStyle w:val="Compact"/>
@@ -12429,7 +13922,9 @@
           </w:p>
         </w:tc>
         <w:tc>
-          <w:tcPr/>
+          <w:tcPr>
+            <w:tcW w:w="5448" w:type="dxa"/>
+          </w:tcPr>
           <w:p>
             <w:pPr>
               <w:pStyle w:val="Compact"/>
@@ -12448,7 +13943,9 @@
       </w:tr>
       <w:tr>
         <w:tc>
-          <w:tcPr/>
+          <w:tcPr>
+            <w:tcW w:w="2370" w:type="dxa"/>
+          </w:tcPr>
           <w:p>
             <w:pPr>
               <w:pStyle w:val="Compact"/>
@@ -12460,7 +13957,9 @@
           </w:p>
         </w:tc>
         <w:tc>
-          <w:tcPr/>
+          <w:tcPr>
+            <w:tcW w:w="1540" w:type="dxa"/>
+          </w:tcPr>
           <w:p>
             <w:pPr>
               <w:pStyle w:val="Compact"/>
@@ -12472,7 +13971,9 @@
           </w:p>
         </w:tc>
         <w:tc>
-          <w:tcPr/>
+          <w:tcPr>
+            <w:tcW w:w="5448" w:type="dxa"/>
+          </w:tcPr>
           <w:p>
             <w:pPr>
               <w:pStyle w:val="Compact"/>
@@ -12491,7 +13992,9 @@
       </w:tr>
       <w:tr>
         <w:tc>
-          <w:tcPr/>
+          <w:tcPr>
+            <w:tcW w:w="2370" w:type="dxa"/>
+          </w:tcPr>
           <w:p>
             <w:pPr>
               <w:pStyle w:val="Compact"/>
@@ -12503,7 +14006,9 @@
           </w:p>
         </w:tc>
         <w:tc>
-          <w:tcPr/>
+          <w:tcPr>
+            <w:tcW w:w="1540" w:type="dxa"/>
+          </w:tcPr>
           <w:p>
             <w:pPr>
               <w:pStyle w:val="Compact"/>
@@ -12515,7 +14020,9 @@
           </w:p>
         </w:tc>
         <w:tc>
-          <w:tcPr/>
+          <w:tcPr>
+            <w:tcW w:w="5448" w:type="dxa"/>
+          </w:tcPr>
           <w:p>
             <w:pPr>
               <w:pStyle w:val="Compact"/>
@@ -12534,7 +14041,9 @@
       </w:tr>
       <w:tr>
         <w:tc>
-          <w:tcPr/>
+          <w:tcPr>
+            <w:tcW w:w="2370" w:type="dxa"/>
+          </w:tcPr>
           <w:p>
             <w:pPr>
               <w:pStyle w:val="Compact"/>
@@ -12546,7 +14055,9 @@
           </w:p>
         </w:tc>
         <w:tc>
-          <w:tcPr/>
+          <w:tcPr>
+            <w:tcW w:w="1540" w:type="dxa"/>
+          </w:tcPr>
           <w:p>
             <w:pPr>
               <w:pStyle w:val="Compact"/>
@@ -12558,7 +14069,9 @@
           </w:p>
         </w:tc>
         <w:tc>
-          <w:tcPr/>
+          <w:tcPr>
+            <w:tcW w:w="5448" w:type="dxa"/>
+          </w:tcPr>
           <w:p>
             <w:pPr>
               <w:pStyle w:val="Compact"/>
@@ -12577,7 +14090,9 @@
       </w:tr>
       <w:tr>
         <w:tc>
-          <w:tcPr/>
+          <w:tcPr>
+            <w:tcW w:w="2370" w:type="dxa"/>
+          </w:tcPr>
           <w:p>
             <w:pPr>
               <w:pStyle w:val="Compact"/>
@@ -12589,7 +14104,9 @@
           </w:p>
         </w:tc>
         <w:tc>
-          <w:tcPr/>
+          <w:tcPr>
+            <w:tcW w:w="1540" w:type="dxa"/>
+          </w:tcPr>
           <w:p>
             <w:pPr>
               <w:pStyle w:val="Compact"/>
@@ -12601,7 +14118,9 @@
           </w:p>
         </w:tc>
         <w:tc>
-          <w:tcPr/>
+          <w:tcPr>
+            <w:tcW w:w="5448" w:type="dxa"/>
+          </w:tcPr>
           <w:p>
             <w:pPr>
               <w:pStyle w:val="Compact"/>
@@ -12620,7 +14139,9 @@
       </w:tr>
       <w:tr>
         <w:tc>
-          <w:tcPr/>
+          <w:tcPr>
+            <w:tcW w:w="2370" w:type="dxa"/>
+          </w:tcPr>
           <w:p>
             <w:pPr>
               <w:pStyle w:val="Compact"/>
@@ -12632,7 +14153,9 @@
           </w:p>
         </w:tc>
         <w:tc>
-          <w:tcPr/>
+          <w:tcPr>
+            <w:tcW w:w="1540" w:type="dxa"/>
+          </w:tcPr>
           <w:p>
             <w:pPr>
               <w:pStyle w:val="Compact"/>
@@ -12644,7 +14167,9 @@
           </w:p>
         </w:tc>
         <w:tc>
-          <w:tcPr/>
+          <w:tcPr>
+            <w:tcW w:w="5448" w:type="dxa"/>
+          </w:tcPr>
           <w:p>
             <w:pPr>
               <w:pStyle w:val="Compact"/>
@@ -12663,7 +14188,9 @@
       </w:tr>
       <w:tr>
         <w:tc>
-          <w:tcPr/>
+          <w:tcPr>
+            <w:tcW w:w="2370" w:type="dxa"/>
+          </w:tcPr>
           <w:p>
             <w:pPr>
               <w:pStyle w:val="Compact"/>
@@ -12675,7 +14202,9 @@
           </w:p>
         </w:tc>
         <w:tc>
-          <w:tcPr/>
+          <w:tcPr>
+            <w:tcW w:w="1540" w:type="dxa"/>
+          </w:tcPr>
           <w:p>
             <w:pPr>
               <w:pStyle w:val="Compact"/>
@@ -12687,7 +14216,9 @@
           </w:p>
         </w:tc>
         <w:tc>
-          <w:tcPr/>
+          <w:tcPr>
+            <w:tcW w:w="5448" w:type="dxa"/>
+          </w:tcPr>
           <w:p>
             <w:pPr>
               <w:pStyle w:val="Compact"/>
@@ -12706,7 +14237,9 @@
       </w:tr>
       <w:tr>
         <w:tc>
-          <w:tcPr/>
+          <w:tcPr>
+            <w:tcW w:w="2370" w:type="dxa"/>
+          </w:tcPr>
           <w:p>
             <w:pPr>
               <w:pStyle w:val="Compact"/>
@@ -12718,7 +14251,9 @@
           </w:p>
         </w:tc>
         <w:tc>
-          <w:tcPr/>
+          <w:tcPr>
+            <w:tcW w:w="1540" w:type="dxa"/>
+          </w:tcPr>
           <w:p>
             <w:pPr>
               <w:pStyle w:val="Compact"/>
@@ -12730,7 +14265,9 @@
           </w:p>
         </w:tc>
         <w:tc>
-          <w:tcPr/>
+          <w:tcPr>
+            <w:tcW w:w="5448" w:type="dxa"/>
+          </w:tcPr>
           <w:p>
             <w:pPr>
               <w:pStyle w:val="Compact"/>
@@ -12749,7 +14286,9 @@
       </w:tr>
       <w:tr>
         <w:tc>
-          <w:tcPr/>
+          <w:tcPr>
+            <w:tcW w:w="2370" w:type="dxa"/>
+          </w:tcPr>
           <w:p>
             <w:pPr>
               <w:pStyle w:val="Compact"/>
@@ -12761,7 +14300,9 @@
           </w:p>
         </w:tc>
         <w:tc>
-          <w:tcPr/>
+          <w:tcPr>
+            <w:tcW w:w="1540" w:type="dxa"/>
+          </w:tcPr>
           <w:p>
             <w:pPr>
               <w:pStyle w:val="Compact"/>
@@ -12773,7 +14314,9 @@
           </w:p>
         </w:tc>
         <w:tc>
-          <w:tcPr/>
+          <w:tcPr>
+            <w:tcW w:w="5448" w:type="dxa"/>
+          </w:tcPr>
           <w:p>
             <w:pPr>
               <w:pStyle w:val="Compact"/>

--- a/dist/docs/primers/trade-systems-gtm-e2open-primer.docx
+++ b/dist/docs/primers/trade-systems-gtm-e2open-primer.docx
@@ -16,7 +16,7 @@
         <w:pStyle w:val="FirstParagraph"/>
       </w:pPr>
       <w:r>
-        <w:t xml:space="preserve">Last updated: 2026-10-08 · Owner: BSA Manager</w:t>
+        <w:t xml:space="preserve">Last updated: 2026-10-17 · Owner: BSA Manager</w:t>
       </w:r>
     </w:p>
     <w:p>
@@ -92,6 +92,30 @@
       </w:pPr>
       <w:r>
         <w:t xml:space="preserve">How to use this primer</w:t>
+      </w:r>
+    </w:p>
+    <w:p>
+      <w:pPr>
+        <w:pStyle w:val="FirstParagraph"/>
+      </w:pPr>
+      <w:r>
+        <w:t xml:space="preserve">Watch first: the 2-minute video</w:t>
+      </w:r>
+      <w:r>
+        <w:t xml:space="preserve"> </w:t>
+      </w:r>
+      <w:r>
+        <w:rPr>
+          <w:iCs/>
+          <w:i/>
+        </w:rPr>
+        <w:t xml:space="preserve">How trade data flows, and what changes with e2open</w:t>
+      </w:r>
+      <w:r>
+        <w:t xml:space="preserve"> </w:t>
+      </w:r>
+      <w:r>
+        <w:t xml:space="preserve">— [COMPANY: Stream link]. It walks the chain in Sections 3 to 5 (Oracle, the AS400 trade system, brokers, entry data back, and e2open) before you read them.</w:t>
       </w:r>
     </w:p>
     <w:tbl>
@@ -103,11 +127,11 @@
         <w:tblLayout w:type="fixed"/>
       </w:tblPr>
       <w:tblGrid>
-        <w:gridCol w:w="824"/>
-        <w:gridCol w:w="2329"/>
-        <w:gridCol w:w="2870"/>
-        <w:gridCol w:w="824"/>
-        <w:gridCol w:w="2510"/>
+        <w:gridCol w:w="1035"/>
+        <w:gridCol w:w="2202"/>
+        <w:gridCol w:w="2713"/>
+        <w:gridCol w:w="1035"/>
+        <w:gridCol w:w="2373"/>
       </w:tblGrid>
       <w:tr>
         <w:trPr>
@@ -115,7 +139,7 @@
         </w:trPr>
         <w:tc>
           <w:tcPr>
-            <w:tcW w:w="824" w:type="dxa"/>
+            <w:tcW w:w="1035" w:type="dxa"/>
           </w:tcPr>
           <w:p>
             <w:pPr>
@@ -129,7 +153,7 @@
         </w:tc>
         <w:tc>
           <w:tcPr>
-            <w:tcW w:w="2329" w:type="dxa"/>
+            <w:tcW w:w="2202" w:type="dxa"/>
           </w:tcPr>
           <w:p>
             <w:pPr>
@@ -155,7 +179,7 @@
         </w:tc>
         <w:tc>
           <w:tcPr>
-            <w:tcW w:w="2870" w:type="dxa"/>
+            <w:tcW w:w="2713" w:type="dxa"/>
           </w:tcPr>
           <w:p>
             <w:pPr>
@@ -169,7 +193,7 @@
         </w:tc>
         <w:tc>
           <w:tcPr>
-            <w:tcW w:w="824" w:type="dxa"/>
+            <w:tcW w:w="1035" w:type="dxa"/>
           </w:tcPr>
           <w:p>
             <w:pPr>
@@ -183,7 +207,7 @@
         </w:tc>
         <w:tc>
           <w:tcPr>
-            <w:tcW w:w="2510" w:type="dxa"/>
+            <w:tcW w:w="2373" w:type="dxa"/>
           </w:tcPr>
           <w:p>
             <w:pPr>
@@ -199,7 +223,7 @@
       <w:tr>
         <w:tc>
           <w:tcPr>
-            <w:tcW w:w="824" w:type="dxa"/>
+            <w:tcW w:w="1035" w:type="dxa"/>
           </w:tcPr>
           <w:p>
             <w:pPr>
@@ -213,7 +237,7 @@
         </w:tc>
         <w:tc>
           <w:tcPr>
-            <w:tcW w:w="2329" w:type="dxa"/>
+            <w:tcW w:w="2202" w:type="dxa"/>
           </w:tcPr>
           <w:p>
             <w:pPr>
@@ -227,7 +251,7 @@
         </w:tc>
         <w:tc>
           <w:tcPr>
-            <w:tcW w:w="2870" w:type="dxa"/>
+            <w:tcW w:w="2713" w:type="dxa"/>
           </w:tcPr>
           <w:p>
             <w:pPr>
@@ -241,7 +265,7 @@
         </w:tc>
         <w:tc>
           <w:tcPr>
-            <w:tcW w:w="824" w:type="dxa"/>
+            <w:tcW w:w="1035" w:type="dxa"/>
           </w:tcPr>
           <w:p>
             <w:pPr>
@@ -255,7 +279,7 @@
         </w:tc>
         <w:tc>
           <w:tcPr>
-            <w:tcW w:w="2510" w:type="dxa"/>
+            <w:tcW w:w="2373" w:type="dxa"/>
           </w:tcPr>
           <w:p>
             <w:pPr>
@@ -271,7 +295,7 @@
       <w:tr>
         <w:tc>
           <w:tcPr>
-            <w:tcW w:w="824" w:type="dxa"/>
+            <w:tcW w:w="1035" w:type="dxa"/>
           </w:tcPr>
           <w:p>
             <w:pPr>
@@ -285,7 +309,7 @@
         </w:tc>
         <w:tc>
           <w:tcPr>
-            <w:tcW w:w="2329" w:type="dxa"/>
+            <w:tcW w:w="2202" w:type="dxa"/>
           </w:tcPr>
           <w:p>
             <w:pPr>
@@ -299,7 +323,7 @@
         </w:tc>
         <w:tc>
           <w:tcPr>
-            <w:tcW w:w="2870" w:type="dxa"/>
+            <w:tcW w:w="2713" w:type="dxa"/>
           </w:tcPr>
           <w:p>
             <w:pPr>
@@ -313,7 +337,7 @@
         </w:tc>
         <w:tc>
           <w:tcPr>
-            <w:tcW w:w="824" w:type="dxa"/>
+            <w:tcW w:w="1035" w:type="dxa"/>
           </w:tcPr>
           <w:p>
             <w:pPr>
@@ -327,7 +351,7 @@
         </w:tc>
         <w:tc>
           <w:tcPr>
-            <w:tcW w:w="2510" w:type="dxa"/>
+            <w:tcW w:w="2373" w:type="dxa"/>
           </w:tcPr>
           <w:p>
             <w:pPr>
@@ -343,7 +367,7 @@
       <w:tr>
         <w:tc>
           <w:tcPr>
-            <w:tcW w:w="824" w:type="dxa"/>
+            <w:tcW w:w="1035" w:type="dxa"/>
           </w:tcPr>
           <w:p>
             <w:pPr>
@@ -357,7 +381,7 @@
         </w:tc>
         <w:tc>
           <w:tcPr>
-            <w:tcW w:w="2329" w:type="dxa"/>
+            <w:tcW w:w="2202" w:type="dxa"/>
           </w:tcPr>
           <w:p>
             <w:pPr>
@@ -371,7 +395,7 @@
         </w:tc>
         <w:tc>
           <w:tcPr>
-            <w:tcW w:w="2870" w:type="dxa"/>
+            <w:tcW w:w="2713" w:type="dxa"/>
           </w:tcPr>
           <w:p>
             <w:pPr>
@@ -385,7 +409,7 @@
         </w:tc>
         <w:tc>
           <w:tcPr>
-            <w:tcW w:w="824" w:type="dxa"/>
+            <w:tcW w:w="1035" w:type="dxa"/>
           </w:tcPr>
           <w:p>
             <w:pPr>
@@ -399,7 +423,7 @@
         </w:tc>
         <w:tc>
           <w:tcPr>
-            <w:tcW w:w="2510" w:type="dxa"/>
+            <w:tcW w:w="2373" w:type="dxa"/>
           </w:tcPr>
           <w:p>
             <w:pPr>
@@ -415,7 +439,7 @@
       <w:tr>
         <w:tc>
           <w:tcPr>
-            <w:tcW w:w="824" w:type="dxa"/>
+            <w:tcW w:w="1035" w:type="dxa"/>
           </w:tcPr>
           <w:p>
             <w:pPr>
@@ -429,7 +453,7 @@
         </w:tc>
         <w:tc>
           <w:tcPr>
-            <w:tcW w:w="2329" w:type="dxa"/>
+            <w:tcW w:w="2202" w:type="dxa"/>
           </w:tcPr>
           <w:p>
             <w:pPr>
@@ -443,7 +467,7 @@
         </w:tc>
         <w:tc>
           <w:tcPr>
-            <w:tcW w:w="2870" w:type="dxa"/>
+            <w:tcW w:w="2713" w:type="dxa"/>
           </w:tcPr>
           <w:p>
             <w:pPr>
@@ -457,7 +481,7 @@
         </w:tc>
         <w:tc>
           <w:tcPr>
-            <w:tcW w:w="824" w:type="dxa"/>
+            <w:tcW w:w="1035" w:type="dxa"/>
           </w:tcPr>
           <w:p>
             <w:pPr>
@@ -471,7 +495,7 @@
         </w:tc>
         <w:tc>
           <w:tcPr>
-            <w:tcW w:w="2510" w:type="dxa"/>
+            <w:tcW w:w="2373" w:type="dxa"/>
           </w:tcPr>
           <w:p>
             <w:pPr>
@@ -487,7 +511,7 @@
       <w:tr>
         <w:tc>
           <w:tcPr>
-            <w:tcW w:w="824" w:type="dxa"/>
+            <w:tcW w:w="1035" w:type="dxa"/>
           </w:tcPr>
           <w:p>
             <w:pPr>
@@ -501,7 +525,7 @@
         </w:tc>
         <w:tc>
           <w:tcPr>
-            <w:tcW w:w="2329" w:type="dxa"/>
+            <w:tcW w:w="2202" w:type="dxa"/>
           </w:tcPr>
           <w:p>
             <w:pPr>
@@ -515,7 +539,7 @@
         </w:tc>
         <w:tc>
           <w:tcPr>
-            <w:tcW w:w="2870" w:type="dxa"/>
+            <w:tcW w:w="2713" w:type="dxa"/>
           </w:tcPr>
           <w:p>
             <w:pPr>
@@ -529,7 +553,7 @@
         </w:tc>
         <w:tc>
           <w:tcPr>
-            <w:tcW w:w="824" w:type="dxa"/>
+            <w:tcW w:w="1035" w:type="dxa"/>
           </w:tcPr>
           <w:p>
             <w:pPr>
@@ -543,7 +567,7 @@
         </w:tc>
         <w:tc>
           <w:tcPr>
-            <w:tcW w:w="2510" w:type="dxa"/>
+            <w:tcW w:w="2373" w:type="dxa"/>
           </w:tcPr>
           <w:p>
             <w:pPr>
@@ -559,7 +583,7 @@
       <w:tr>
         <w:tc>
           <w:tcPr>
-            <w:tcW w:w="824" w:type="dxa"/>
+            <w:tcW w:w="1035" w:type="dxa"/>
           </w:tcPr>
           <w:p>
             <w:pPr>
@@ -573,7 +597,7 @@
         </w:tc>
         <w:tc>
           <w:tcPr>
-            <w:tcW w:w="2329" w:type="dxa"/>
+            <w:tcW w:w="2202" w:type="dxa"/>
           </w:tcPr>
           <w:p>
             <w:pPr>
@@ -587,7 +611,7 @@
         </w:tc>
         <w:tc>
           <w:tcPr>
-            <w:tcW w:w="2870" w:type="dxa"/>
+            <w:tcW w:w="2713" w:type="dxa"/>
           </w:tcPr>
           <w:p>
             <w:pPr>
@@ -601,7 +625,7 @@
         </w:tc>
         <w:tc>
           <w:tcPr>
-            <w:tcW w:w="824" w:type="dxa"/>
+            <w:tcW w:w="1035" w:type="dxa"/>
           </w:tcPr>
           <w:p>
             <w:pPr>
@@ -615,7 +639,7 @@
         </w:tc>
         <w:tc>
           <w:tcPr>
-            <w:tcW w:w="2510" w:type="dxa"/>
+            <w:tcW w:w="2373" w:type="dxa"/>
           </w:tcPr>
           <w:p>
             <w:pPr>
@@ -631,7 +655,7 @@
       <w:tr>
         <w:tc>
           <w:tcPr>
-            <w:tcW w:w="824" w:type="dxa"/>
+            <w:tcW w:w="1035" w:type="dxa"/>
           </w:tcPr>
           <w:p>
             <w:pPr>
@@ -645,7 +669,7 @@
         </w:tc>
         <w:tc>
           <w:tcPr>
-            <w:tcW w:w="2329" w:type="dxa"/>
+            <w:tcW w:w="2202" w:type="dxa"/>
           </w:tcPr>
           <w:p>
             <w:pPr>
@@ -659,7 +683,7 @@
         </w:tc>
         <w:tc>
           <w:tcPr>
-            <w:tcW w:w="2870" w:type="dxa"/>
+            <w:tcW w:w="2713" w:type="dxa"/>
           </w:tcPr>
           <w:p>
             <w:pPr>
@@ -673,7 +697,7 @@
         </w:tc>
         <w:tc>
           <w:tcPr>
-            <w:tcW w:w="824" w:type="dxa"/>
+            <w:tcW w:w="1035" w:type="dxa"/>
           </w:tcPr>
           <w:p>
             <w:pPr>
@@ -687,7 +711,7 @@
         </w:tc>
         <w:tc>
           <w:tcPr>
-            <w:tcW w:w="2510" w:type="dxa"/>
+            <w:tcW w:w="2373" w:type="dxa"/>
           </w:tcPr>
           <w:p>
             <w:pPr>
@@ -809,11 +833,11 @@
         <w:tblLayout w:type="fixed"/>
       </w:tblPr>
       <w:tblGrid>
-        <w:gridCol w:w="1155"/>
-        <w:gridCol w:w="3110"/>
-        <w:gridCol w:w="1900"/>
-        <w:gridCol w:w="1666"/>
-        <w:gridCol w:w="1526"/>
+        <w:gridCol w:w="1782"/>
+        <w:gridCol w:w="2005"/>
+        <w:gridCol w:w="1894"/>
+        <w:gridCol w:w="1894"/>
+        <w:gridCol w:w="1782"/>
       </w:tblGrid>
       <w:tr>
         <w:trPr>
@@ -821,7 +845,7 @@
         </w:trPr>
         <w:tc>
           <w:tcPr>
-            <w:tcW w:w="1155" w:type="dxa"/>
+            <w:tcW w:w="1782" w:type="dxa"/>
           </w:tcPr>
           <w:p>
             <w:pPr>
@@ -835,7 +859,7 @@
         </w:tc>
         <w:tc>
           <w:tcPr>
-            <w:tcW w:w="3110" w:type="dxa"/>
+            <w:tcW w:w="2005" w:type="dxa"/>
           </w:tcPr>
           <w:p>
             <w:pPr>
@@ -849,7 +873,7 @@
         </w:tc>
         <w:tc>
           <w:tcPr>
-            <w:tcW w:w="1900" w:type="dxa"/>
+            <w:tcW w:w="1894" w:type="dxa"/>
           </w:tcPr>
           <w:p>
             <w:pPr>
@@ -863,7 +887,7 @@
         </w:tc>
         <w:tc>
           <w:tcPr>
-            <w:tcW w:w="1666" w:type="dxa"/>
+            <w:tcW w:w="1894" w:type="dxa"/>
           </w:tcPr>
           <w:p>
             <w:pPr>
@@ -877,7 +901,7 @@
         </w:tc>
         <w:tc>
           <w:tcPr>
-            <w:tcW w:w="1526" w:type="dxa"/>
+            <w:tcW w:w="1782" w:type="dxa"/>
           </w:tcPr>
           <w:p>
             <w:pPr>
@@ -893,7 +917,7 @@
       <w:tr>
         <w:tc>
           <w:tcPr>
-            <w:tcW w:w="1155" w:type="dxa"/>
+            <w:tcW w:w="1782" w:type="dxa"/>
           </w:tcPr>
           <w:p>
             <w:pPr>
@@ -907,7 +931,7 @@
         </w:tc>
         <w:tc>
           <w:tcPr>
-            <w:tcW w:w="3110" w:type="dxa"/>
+            <w:tcW w:w="2005" w:type="dxa"/>
           </w:tcPr>
           <w:p>
             <w:pPr>
@@ -921,7 +945,7 @@
         </w:tc>
         <w:tc>
           <w:tcPr>
-            <w:tcW w:w="1900" w:type="dxa"/>
+            <w:tcW w:w="1894" w:type="dxa"/>
           </w:tcPr>
           <w:p>
             <w:pPr>
@@ -935,7 +959,7 @@
         </w:tc>
         <w:tc>
           <w:tcPr>
-            <w:tcW w:w="1666" w:type="dxa"/>
+            <w:tcW w:w="1894" w:type="dxa"/>
           </w:tcPr>
           <w:p>
             <w:pPr>
@@ -949,7 +973,7 @@
         </w:tc>
         <w:tc>
           <w:tcPr>
-            <w:tcW w:w="1526" w:type="dxa"/>
+            <w:tcW w:w="1782" w:type="dxa"/>
           </w:tcPr>
           <w:p>
             <w:pPr>
@@ -965,7 +989,7 @@
       <w:tr>
         <w:tc>
           <w:tcPr>
-            <w:tcW w:w="1155" w:type="dxa"/>
+            <w:tcW w:w="1782" w:type="dxa"/>
           </w:tcPr>
           <w:p>
             <w:pPr>
@@ -979,7 +1003,7 @@
         </w:tc>
         <w:tc>
           <w:tcPr>
-            <w:tcW w:w="3110" w:type="dxa"/>
+            <w:tcW w:w="2005" w:type="dxa"/>
           </w:tcPr>
           <w:p>
             <w:pPr>
@@ -993,7 +1017,7 @@
         </w:tc>
         <w:tc>
           <w:tcPr>
-            <w:tcW w:w="1900" w:type="dxa"/>
+            <w:tcW w:w="1894" w:type="dxa"/>
           </w:tcPr>
           <w:p>
             <w:pPr>
@@ -1007,7 +1031,7 @@
         </w:tc>
         <w:tc>
           <w:tcPr>
-            <w:tcW w:w="1666" w:type="dxa"/>
+            <w:tcW w:w="1894" w:type="dxa"/>
           </w:tcPr>
           <w:p>
             <w:pPr>
@@ -1021,7 +1045,7 @@
         </w:tc>
         <w:tc>
           <w:tcPr>
-            <w:tcW w:w="1526" w:type="dxa"/>
+            <w:tcW w:w="1782" w:type="dxa"/>
           </w:tcPr>
           <w:p>
             <w:pPr>
@@ -1037,7 +1061,7 @@
       <w:tr>
         <w:tc>
           <w:tcPr>
-            <w:tcW w:w="1155" w:type="dxa"/>
+            <w:tcW w:w="1782" w:type="dxa"/>
           </w:tcPr>
           <w:p>
             <w:pPr>
@@ -1051,7 +1075,7 @@
         </w:tc>
         <w:tc>
           <w:tcPr>
-            <w:tcW w:w="3110" w:type="dxa"/>
+            <w:tcW w:w="2005" w:type="dxa"/>
           </w:tcPr>
           <w:p>
             <w:pPr>
@@ -1065,7 +1089,7 @@
         </w:tc>
         <w:tc>
           <w:tcPr>
-            <w:tcW w:w="1900" w:type="dxa"/>
+            <w:tcW w:w="1894" w:type="dxa"/>
           </w:tcPr>
           <w:p>
             <w:pPr>
@@ -1079,7 +1103,7 @@
         </w:tc>
         <w:tc>
           <w:tcPr>
-            <w:tcW w:w="1666" w:type="dxa"/>
+            <w:tcW w:w="1894" w:type="dxa"/>
           </w:tcPr>
           <w:p>
             <w:pPr>
@@ -1093,7 +1117,7 @@
         </w:tc>
         <w:tc>
           <w:tcPr>
-            <w:tcW w:w="1526" w:type="dxa"/>
+            <w:tcW w:w="1782" w:type="dxa"/>
           </w:tcPr>
           <w:p>
             <w:pPr>
@@ -1109,7 +1133,7 @@
       <w:tr>
         <w:tc>
           <w:tcPr>
-            <w:tcW w:w="1155" w:type="dxa"/>
+            <w:tcW w:w="1782" w:type="dxa"/>
           </w:tcPr>
           <w:p>
             <w:pPr>
@@ -1123,7 +1147,7 @@
         </w:tc>
         <w:tc>
           <w:tcPr>
-            <w:tcW w:w="3110" w:type="dxa"/>
+            <w:tcW w:w="2005" w:type="dxa"/>
           </w:tcPr>
           <w:p>
             <w:pPr>
@@ -1137,7 +1161,7 @@
         </w:tc>
         <w:tc>
           <w:tcPr>
-            <w:tcW w:w="1900" w:type="dxa"/>
+            <w:tcW w:w="1894" w:type="dxa"/>
           </w:tcPr>
           <w:p>
             <w:pPr>
@@ -1151,7 +1175,7 @@
         </w:tc>
         <w:tc>
           <w:tcPr>
-            <w:tcW w:w="1666" w:type="dxa"/>
+            <w:tcW w:w="1894" w:type="dxa"/>
           </w:tcPr>
           <w:p>
             <w:pPr>
@@ -1165,7 +1189,7 @@
         </w:tc>
         <w:tc>
           <w:tcPr>
-            <w:tcW w:w="1526" w:type="dxa"/>
+            <w:tcW w:w="1782" w:type="dxa"/>
           </w:tcPr>
           <w:p>
             <w:pPr>
@@ -1181,7 +1205,7 @@
       <w:tr>
         <w:tc>
           <w:tcPr>
-            <w:tcW w:w="1155" w:type="dxa"/>
+            <w:tcW w:w="1782" w:type="dxa"/>
           </w:tcPr>
           <w:p>
             <w:pPr>
@@ -1195,7 +1219,7 @@
         </w:tc>
         <w:tc>
           <w:tcPr>
-            <w:tcW w:w="3110" w:type="dxa"/>
+            <w:tcW w:w="2005" w:type="dxa"/>
           </w:tcPr>
           <w:p>
             <w:pPr>
@@ -1209,7 +1233,7 @@
         </w:tc>
         <w:tc>
           <w:tcPr>
-            <w:tcW w:w="1900" w:type="dxa"/>
+            <w:tcW w:w="1894" w:type="dxa"/>
           </w:tcPr>
           <w:p>
             <w:pPr>
@@ -1223,7 +1247,7 @@
         </w:tc>
         <w:tc>
           <w:tcPr>
-            <w:tcW w:w="1666" w:type="dxa"/>
+            <w:tcW w:w="1894" w:type="dxa"/>
           </w:tcPr>
           <w:p>
             <w:pPr>
@@ -1237,7 +1261,7 @@
         </w:tc>
         <w:tc>
           <w:tcPr>
-            <w:tcW w:w="1526" w:type="dxa"/>
+            <w:tcW w:w="1782" w:type="dxa"/>
           </w:tcPr>
           <w:p>
             <w:pPr>
@@ -1253,7 +1277,7 @@
       <w:tr>
         <w:tc>
           <w:tcPr>
-            <w:tcW w:w="1155" w:type="dxa"/>
+            <w:tcW w:w="1782" w:type="dxa"/>
           </w:tcPr>
           <w:p>
             <w:pPr>
@@ -1267,7 +1291,7 @@
         </w:tc>
         <w:tc>
           <w:tcPr>
-            <w:tcW w:w="3110" w:type="dxa"/>
+            <w:tcW w:w="2005" w:type="dxa"/>
           </w:tcPr>
           <w:p>
             <w:pPr>
@@ -1281,7 +1305,7 @@
         </w:tc>
         <w:tc>
           <w:tcPr>
-            <w:tcW w:w="1900" w:type="dxa"/>
+            <w:tcW w:w="1894" w:type="dxa"/>
           </w:tcPr>
           <w:p>
             <w:pPr>
@@ -1295,7 +1319,7 @@
         </w:tc>
         <w:tc>
           <w:tcPr>
-            <w:tcW w:w="1666" w:type="dxa"/>
+            <w:tcW w:w="1894" w:type="dxa"/>
           </w:tcPr>
           <w:p>
             <w:pPr>
@@ -1309,7 +1333,7 @@
         </w:tc>
         <w:tc>
           <w:tcPr>
-            <w:tcW w:w="1526" w:type="dxa"/>
+            <w:tcW w:w="1782" w:type="dxa"/>
           </w:tcPr>
           <w:p>
             <w:pPr>
@@ -1325,7 +1349,7 @@
       <w:tr>
         <w:tc>
           <w:tcPr>
-            <w:tcW w:w="1155" w:type="dxa"/>
+            <w:tcW w:w="1782" w:type="dxa"/>
           </w:tcPr>
           <w:p>
             <w:pPr>
@@ -1339,7 +1363,7 @@
         </w:tc>
         <w:tc>
           <w:tcPr>
-            <w:tcW w:w="3110" w:type="dxa"/>
+            <w:tcW w:w="2005" w:type="dxa"/>
           </w:tcPr>
           <w:p>
             <w:pPr>
@@ -1353,7 +1377,7 @@
         </w:tc>
         <w:tc>
           <w:tcPr>
-            <w:tcW w:w="1900" w:type="dxa"/>
+            <w:tcW w:w="1894" w:type="dxa"/>
           </w:tcPr>
           <w:p>
             <w:pPr>
@@ -1367,7 +1391,7 @@
         </w:tc>
         <w:tc>
           <w:tcPr>
-            <w:tcW w:w="1666" w:type="dxa"/>
+            <w:tcW w:w="1894" w:type="dxa"/>
           </w:tcPr>
           <w:p>
             <w:pPr>
@@ -1381,7 +1405,7 @@
         </w:tc>
         <w:tc>
           <w:tcPr>
-            <w:tcW w:w="1526" w:type="dxa"/>
+            <w:tcW w:w="1782" w:type="dxa"/>
           </w:tcPr>
           <w:p>
             <w:pPr>
@@ -1397,7 +1421,7 @@
       <w:tr>
         <w:tc>
           <w:tcPr>
-            <w:tcW w:w="1155" w:type="dxa"/>
+            <w:tcW w:w="1782" w:type="dxa"/>
           </w:tcPr>
           <w:p>
             <w:pPr>
@@ -1411,7 +1435,7 @@
         </w:tc>
         <w:tc>
           <w:tcPr>
-            <w:tcW w:w="3110" w:type="dxa"/>
+            <w:tcW w:w="2005" w:type="dxa"/>
           </w:tcPr>
           <w:p>
             <w:pPr>
@@ -1425,7 +1449,7 @@
         </w:tc>
         <w:tc>
           <w:tcPr>
-            <w:tcW w:w="1900" w:type="dxa"/>
+            <w:tcW w:w="1894" w:type="dxa"/>
           </w:tcPr>
           <w:p>
             <w:pPr>
@@ -1439,7 +1463,7 @@
         </w:tc>
         <w:tc>
           <w:tcPr>
-            <w:tcW w:w="1666" w:type="dxa"/>
+            <w:tcW w:w="1894" w:type="dxa"/>
           </w:tcPr>
           <w:p>
             <w:pPr>
@@ -1453,7 +1477,7 @@
         </w:tc>
         <w:tc>
           <w:tcPr>
-            <w:tcW w:w="1526" w:type="dxa"/>
+            <w:tcW w:w="1782" w:type="dxa"/>
           </w:tcPr>
           <w:p>
             <w:pPr>
@@ -1469,7 +1493,7 @@
       <w:tr>
         <w:tc>
           <w:tcPr>
-            <w:tcW w:w="1155" w:type="dxa"/>
+            <w:tcW w:w="1782" w:type="dxa"/>
           </w:tcPr>
           <w:p>
             <w:pPr>
@@ -1483,7 +1507,7 @@
         </w:tc>
         <w:tc>
           <w:tcPr>
-            <w:tcW w:w="3110" w:type="dxa"/>
+            <w:tcW w:w="2005" w:type="dxa"/>
           </w:tcPr>
           <w:p>
             <w:pPr>
@@ -1497,7 +1521,7 @@
         </w:tc>
         <w:tc>
           <w:tcPr>
-            <w:tcW w:w="1900" w:type="dxa"/>
+            <w:tcW w:w="1894" w:type="dxa"/>
           </w:tcPr>
           <w:p>
             <w:pPr>
@@ -1511,7 +1535,7 @@
         </w:tc>
         <w:tc>
           <w:tcPr>
-            <w:tcW w:w="1666" w:type="dxa"/>
+            <w:tcW w:w="1894" w:type="dxa"/>
           </w:tcPr>
           <w:p>
             <w:pPr>
@@ -1525,7 +1549,7 @@
         </w:tc>
         <w:tc>
           <w:tcPr>
-            <w:tcW w:w="1526" w:type="dxa"/>
+            <w:tcW w:w="1782" w:type="dxa"/>
           </w:tcPr>
           <w:p>
             <w:pPr>
@@ -2080,11 +2104,11 @@
         <w:tblLayout w:type="fixed"/>
       </w:tblPr>
       <w:tblGrid>
-        <w:gridCol w:w="1475"/>
-        <w:gridCol w:w="1826"/>
-        <w:gridCol w:w="3111"/>
-        <w:gridCol w:w="1521"/>
-        <w:gridCol w:w="1425"/>
+        <w:gridCol w:w="1804"/>
+        <w:gridCol w:w="1804"/>
+        <w:gridCol w:w="2029"/>
+        <w:gridCol w:w="2029"/>
+        <w:gridCol w:w="1691"/>
       </w:tblGrid>
       <w:tr>
         <w:trPr>
@@ -2092,7 +2116,7 @@
         </w:trPr>
         <w:tc>
           <w:tcPr>
-            <w:tcW w:w="1475" w:type="dxa"/>
+            <w:tcW w:w="1804" w:type="dxa"/>
           </w:tcPr>
           <w:p>
             <w:pPr>
@@ -2106,7 +2130,7 @@
         </w:tc>
         <w:tc>
           <w:tcPr>
-            <w:tcW w:w="1826" w:type="dxa"/>
+            <w:tcW w:w="1804" w:type="dxa"/>
           </w:tcPr>
           <w:p>
             <w:pPr>
@@ -2120,7 +2144,7 @@
         </w:tc>
         <w:tc>
           <w:tcPr>
-            <w:tcW w:w="3111" w:type="dxa"/>
+            <w:tcW w:w="2029" w:type="dxa"/>
           </w:tcPr>
           <w:p>
             <w:pPr>
@@ -2134,7 +2158,7 @@
         </w:tc>
         <w:tc>
           <w:tcPr>
-            <w:tcW w:w="1521" w:type="dxa"/>
+            <w:tcW w:w="2029" w:type="dxa"/>
           </w:tcPr>
           <w:p>
             <w:pPr>
@@ -2148,7 +2172,7 @@
         </w:tc>
         <w:tc>
           <w:tcPr>
-            <w:tcW w:w="1425" w:type="dxa"/>
+            <w:tcW w:w="1691" w:type="dxa"/>
           </w:tcPr>
           <w:p>
             <w:pPr>
@@ -2164,7 +2188,7 @@
       <w:tr>
         <w:tc>
           <w:tcPr>
-            <w:tcW w:w="1475" w:type="dxa"/>
+            <w:tcW w:w="1804" w:type="dxa"/>
           </w:tcPr>
           <w:p>
             <w:pPr>
@@ -2178,7 +2202,7 @@
         </w:tc>
         <w:tc>
           <w:tcPr>
-            <w:tcW w:w="1826" w:type="dxa"/>
+            <w:tcW w:w="1804" w:type="dxa"/>
           </w:tcPr>
           <w:p>
             <w:pPr>
@@ -2192,7 +2216,7 @@
         </w:tc>
         <w:tc>
           <w:tcPr>
-            <w:tcW w:w="3111" w:type="dxa"/>
+            <w:tcW w:w="2029" w:type="dxa"/>
           </w:tcPr>
           <w:p>
             <w:pPr>
@@ -2206,7 +2230,7 @@
         </w:tc>
         <w:tc>
           <w:tcPr>
-            <w:tcW w:w="1521" w:type="dxa"/>
+            <w:tcW w:w="2029" w:type="dxa"/>
           </w:tcPr>
           <w:p>
             <w:pPr>
@@ -2220,7 +2244,7 @@
         </w:tc>
         <w:tc>
           <w:tcPr>
-            <w:tcW w:w="1425" w:type="dxa"/>
+            <w:tcW w:w="1691" w:type="dxa"/>
           </w:tcPr>
           <w:p>
             <w:pPr>
@@ -2236,7 +2260,7 @@
       <w:tr>
         <w:tc>
           <w:tcPr>
-            <w:tcW w:w="1475" w:type="dxa"/>
+            <w:tcW w:w="1804" w:type="dxa"/>
           </w:tcPr>
           <w:p>
             <w:pPr>
@@ -2250,7 +2274,7 @@
         </w:tc>
         <w:tc>
           <w:tcPr>
-            <w:tcW w:w="1826" w:type="dxa"/>
+            <w:tcW w:w="1804" w:type="dxa"/>
           </w:tcPr>
           <w:p>
             <w:pPr>
@@ -2264,7 +2288,7 @@
         </w:tc>
         <w:tc>
           <w:tcPr>
-            <w:tcW w:w="3111" w:type="dxa"/>
+            <w:tcW w:w="2029" w:type="dxa"/>
           </w:tcPr>
           <w:p>
             <w:pPr>
@@ -2278,7 +2302,7 @@
         </w:tc>
         <w:tc>
           <w:tcPr>
-            <w:tcW w:w="1521" w:type="dxa"/>
+            <w:tcW w:w="2029" w:type="dxa"/>
           </w:tcPr>
           <w:p>
             <w:pPr>
@@ -2292,7 +2316,7 @@
         </w:tc>
         <w:tc>
           <w:tcPr>
-            <w:tcW w:w="1425" w:type="dxa"/>
+            <w:tcW w:w="1691" w:type="dxa"/>
           </w:tcPr>
           <w:p>
             <w:pPr>
@@ -2308,7 +2332,7 @@
       <w:tr>
         <w:tc>
           <w:tcPr>
-            <w:tcW w:w="1475" w:type="dxa"/>
+            <w:tcW w:w="1804" w:type="dxa"/>
           </w:tcPr>
           <w:p>
             <w:pPr>
@@ -2322,7 +2346,7 @@
         </w:tc>
         <w:tc>
           <w:tcPr>
-            <w:tcW w:w="1826" w:type="dxa"/>
+            <w:tcW w:w="1804" w:type="dxa"/>
           </w:tcPr>
           <w:p>
             <w:pPr>
@@ -2336,7 +2360,7 @@
         </w:tc>
         <w:tc>
           <w:tcPr>
-            <w:tcW w:w="3111" w:type="dxa"/>
+            <w:tcW w:w="2029" w:type="dxa"/>
           </w:tcPr>
           <w:p>
             <w:pPr>
@@ -2350,7 +2374,7 @@
         </w:tc>
         <w:tc>
           <w:tcPr>
-            <w:tcW w:w="1521" w:type="dxa"/>
+            <w:tcW w:w="2029" w:type="dxa"/>
           </w:tcPr>
           <w:p>
             <w:pPr>
@@ -2364,7 +2388,7 @@
         </w:tc>
         <w:tc>
           <w:tcPr>
-            <w:tcW w:w="1425" w:type="dxa"/>
+            <w:tcW w:w="1691" w:type="dxa"/>
           </w:tcPr>
           <w:p>
             <w:pPr>
@@ -2380,7 +2404,7 @@
       <w:tr>
         <w:tc>
           <w:tcPr>
-            <w:tcW w:w="1475" w:type="dxa"/>
+            <w:tcW w:w="1804" w:type="dxa"/>
           </w:tcPr>
           <w:p>
             <w:pPr>
@@ -2394,7 +2418,7 @@
         </w:tc>
         <w:tc>
           <w:tcPr>
-            <w:tcW w:w="1826" w:type="dxa"/>
+            <w:tcW w:w="1804" w:type="dxa"/>
           </w:tcPr>
           <w:p>
             <w:pPr>
@@ -2408,7 +2432,7 @@
         </w:tc>
         <w:tc>
           <w:tcPr>
-            <w:tcW w:w="3111" w:type="dxa"/>
+            <w:tcW w:w="2029" w:type="dxa"/>
           </w:tcPr>
           <w:p>
             <w:pPr>
@@ -2422,7 +2446,7 @@
         </w:tc>
         <w:tc>
           <w:tcPr>
-            <w:tcW w:w="1521" w:type="dxa"/>
+            <w:tcW w:w="2029" w:type="dxa"/>
           </w:tcPr>
           <w:p>
             <w:pPr>
@@ -2436,7 +2460,7 @@
         </w:tc>
         <w:tc>
           <w:tcPr>
-            <w:tcW w:w="1425" w:type="dxa"/>
+            <w:tcW w:w="1691" w:type="dxa"/>
           </w:tcPr>
           <w:p>
             <w:pPr>
@@ -2452,7 +2476,7 @@
       <w:tr>
         <w:tc>
           <w:tcPr>
-            <w:tcW w:w="1475" w:type="dxa"/>
+            <w:tcW w:w="1804" w:type="dxa"/>
           </w:tcPr>
           <w:p>
             <w:pPr>
@@ -2466,7 +2490,7 @@
         </w:tc>
         <w:tc>
           <w:tcPr>
-            <w:tcW w:w="1826" w:type="dxa"/>
+            <w:tcW w:w="1804" w:type="dxa"/>
           </w:tcPr>
           <w:p>
             <w:pPr>
@@ -2480,7 +2504,7 @@
         </w:tc>
         <w:tc>
           <w:tcPr>
-            <w:tcW w:w="3111" w:type="dxa"/>
+            <w:tcW w:w="2029" w:type="dxa"/>
           </w:tcPr>
           <w:p>
             <w:pPr>
@@ -2494,7 +2518,7 @@
         </w:tc>
         <w:tc>
           <w:tcPr>
-            <w:tcW w:w="1521" w:type="dxa"/>
+            <w:tcW w:w="2029" w:type="dxa"/>
           </w:tcPr>
           <w:p>
             <w:pPr>
@@ -2508,7 +2532,7 @@
         </w:tc>
         <w:tc>
           <w:tcPr>
-            <w:tcW w:w="1425" w:type="dxa"/>
+            <w:tcW w:w="1691" w:type="dxa"/>
           </w:tcPr>
           <w:p>
             <w:pPr>
@@ -2524,7 +2548,7 @@
       <w:tr>
         <w:tc>
           <w:tcPr>
-            <w:tcW w:w="1475" w:type="dxa"/>
+            <w:tcW w:w="1804" w:type="dxa"/>
           </w:tcPr>
           <w:p>
             <w:pPr>
@@ -2538,7 +2562,7 @@
         </w:tc>
         <w:tc>
           <w:tcPr>
-            <w:tcW w:w="1826" w:type="dxa"/>
+            <w:tcW w:w="1804" w:type="dxa"/>
           </w:tcPr>
           <w:p>
             <w:pPr>
@@ -2552,7 +2576,7 @@
         </w:tc>
         <w:tc>
           <w:tcPr>
-            <w:tcW w:w="3111" w:type="dxa"/>
+            <w:tcW w:w="2029" w:type="dxa"/>
           </w:tcPr>
           <w:p>
             <w:pPr>
@@ -2566,7 +2590,7 @@
         </w:tc>
         <w:tc>
           <w:tcPr>
-            <w:tcW w:w="1521" w:type="dxa"/>
+            <w:tcW w:w="2029" w:type="dxa"/>
           </w:tcPr>
           <w:p>
             <w:pPr>
@@ -2580,7 +2604,7 @@
         </w:tc>
         <w:tc>
           <w:tcPr>
-            <w:tcW w:w="1425" w:type="dxa"/>
+            <w:tcW w:w="1691" w:type="dxa"/>
           </w:tcPr>
           <w:p>
             <w:pPr>
@@ -2596,7 +2620,7 @@
       <w:tr>
         <w:tc>
           <w:tcPr>
-            <w:tcW w:w="1475" w:type="dxa"/>
+            <w:tcW w:w="1804" w:type="dxa"/>
           </w:tcPr>
           <w:p>
             <w:pPr>
@@ -2610,7 +2634,7 @@
         </w:tc>
         <w:tc>
           <w:tcPr>
-            <w:tcW w:w="1826" w:type="dxa"/>
+            <w:tcW w:w="1804" w:type="dxa"/>
           </w:tcPr>
           <w:p>
             <w:pPr>
@@ -2624,7 +2648,7 @@
         </w:tc>
         <w:tc>
           <w:tcPr>
-            <w:tcW w:w="3111" w:type="dxa"/>
+            <w:tcW w:w="2029" w:type="dxa"/>
           </w:tcPr>
           <w:p>
             <w:pPr>
@@ -2638,7 +2662,7 @@
         </w:tc>
         <w:tc>
           <w:tcPr>
-            <w:tcW w:w="1521" w:type="dxa"/>
+            <w:tcW w:w="2029" w:type="dxa"/>
           </w:tcPr>
           <w:p>
             <w:pPr>
@@ -2652,7 +2676,7 @@
         </w:tc>
         <w:tc>
           <w:tcPr>
-            <w:tcW w:w="1425" w:type="dxa"/>
+            <w:tcW w:w="1691" w:type="dxa"/>
           </w:tcPr>
           <w:p>
             <w:pPr>
@@ -2668,7 +2692,7 @@
       <w:tr>
         <w:tc>
           <w:tcPr>
-            <w:tcW w:w="1475" w:type="dxa"/>
+            <w:tcW w:w="1804" w:type="dxa"/>
           </w:tcPr>
           <w:p>
             <w:pPr>
@@ -2682,7 +2706,7 @@
         </w:tc>
         <w:tc>
           <w:tcPr>
-            <w:tcW w:w="1826" w:type="dxa"/>
+            <w:tcW w:w="1804" w:type="dxa"/>
           </w:tcPr>
           <w:p>
             <w:pPr>
@@ -2696,7 +2720,7 @@
         </w:tc>
         <w:tc>
           <w:tcPr>
-            <w:tcW w:w="3111" w:type="dxa"/>
+            <w:tcW w:w="2029" w:type="dxa"/>
           </w:tcPr>
           <w:p>
             <w:pPr>
@@ -2710,7 +2734,7 @@
         </w:tc>
         <w:tc>
           <w:tcPr>
-            <w:tcW w:w="1521" w:type="dxa"/>
+            <w:tcW w:w="2029" w:type="dxa"/>
           </w:tcPr>
           <w:p>
             <w:pPr>
@@ -2724,7 +2748,7 @@
         </w:tc>
         <w:tc>
           <w:tcPr>
-            <w:tcW w:w="1425" w:type="dxa"/>
+            <w:tcW w:w="1691" w:type="dxa"/>
           </w:tcPr>
           <w:p>
             <w:pPr>
@@ -2740,7 +2764,7 @@
       <w:tr>
         <w:tc>
           <w:tcPr>
-            <w:tcW w:w="1475" w:type="dxa"/>
+            <w:tcW w:w="1804" w:type="dxa"/>
           </w:tcPr>
           <w:p>
             <w:pPr>
@@ -2754,7 +2778,7 @@
         </w:tc>
         <w:tc>
           <w:tcPr>
-            <w:tcW w:w="1826" w:type="dxa"/>
+            <w:tcW w:w="1804" w:type="dxa"/>
           </w:tcPr>
           <w:p>
             <w:pPr>
@@ -2768,7 +2792,7 @@
         </w:tc>
         <w:tc>
           <w:tcPr>
-            <w:tcW w:w="3111" w:type="dxa"/>
+            <w:tcW w:w="2029" w:type="dxa"/>
           </w:tcPr>
           <w:p>
             <w:pPr>
@@ -2782,7 +2806,7 @@
         </w:tc>
         <w:tc>
           <w:tcPr>
-            <w:tcW w:w="1521" w:type="dxa"/>
+            <w:tcW w:w="2029" w:type="dxa"/>
           </w:tcPr>
           <w:p>
             <w:pPr>
@@ -2796,7 +2820,7 @@
         </w:tc>
         <w:tc>
           <w:tcPr>
-            <w:tcW w:w="1425" w:type="dxa"/>
+            <w:tcW w:w="1691" w:type="dxa"/>
           </w:tcPr>
           <w:p>
             <w:pPr>
@@ -2812,7 +2836,7 @@
       <w:tr>
         <w:tc>
           <w:tcPr>
-            <w:tcW w:w="1475" w:type="dxa"/>
+            <w:tcW w:w="1804" w:type="dxa"/>
           </w:tcPr>
           <w:p>
             <w:pPr>
@@ -2826,7 +2850,7 @@
         </w:tc>
         <w:tc>
           <w:tcPr>
-            <w:tcW w:w="1826" w:type="dxa"/>
+            <w:tcW w:w="1804" w:type="dxa"/>
           </w:tcPr>
           <w:p>
             <w:pPr>
@@ -2840,7 +2864,7 @@
         </w:tc>
         <w:tc>
           <w:tcPr>
-            <w:tcW w:w="3111" w:type="dxa"/>
+            <w:tcW w:w="2029" w:type="dxa"/>
           </w:tcPr>
           <w:p>
             <w:pPr>
@@ -2854,7 +2878,7 @@
         </w:tc>
         <w:tc>
           <w:tcPr>
-            <w:tcW w:w="1521" w:type="dxa"/>
+            <w:tcW w:w="2029" w:type="dxa"/>
           </w:tcPr>
           <w:p>
             <w:pPr>
@@ -2868,7 +2892,7 @@
         </w:tc>
         <w:tc>
           <w:tcPr>
-            <w:tcW w:w="1425" w:type="dxa"/>
+            <w:tcW w:w="1691" w:type="dxa"/>
           </w:tcPr>
           <w:p>
             <w:pPr>
@@ -2884,7 +2908,7 @@
       <w:tr>
         <w:tc>
           <w:tcPr>
-            <w:tcW w:w="1475" w:type="dxa"/>
+            <w:tcW w:w="1804" w:type="dxa"/>
           </w:tcPr>
           <w:p>
             <w:pPr>
@@ -2898,7 +2922,7 @@
         </w:tc>
         <w:tc>
           <w:tcPr>
-            <w:tcW w:w="1826" w:type="dxa"/>
+            <w:tcW w:w="1804" w:type="dxa"/>
           </w:tcPr>
           <w:p>
             <w:pPr>
@@ -2912,7 +2936,7 @@
         </w:tc>
         <w:tc>
           <w:tcPr>
-            <w:tcW w:w="3111" w:type="dxa"/>
+            <w:tcW w:w="2029" w:type="dxa"/>
           </w:tcPr>
           <w:p>
             <w:pPr>
@@ -2926,7 +2950,7 @@
         </w:tc>
         <w:tc>
           <w:tcPr>
-            <w:tcW w:w="1521" w:type="dxa"/>
+            <w:tcW w:w="2029" w:type="dxa"/>
           </w:tcPr>
           <w:p>
             <w:pPr>
@@ -2940,7 +2964,7 @@
         </w:tc>
         <w:tc>
           <w:tcPr>
-            <w:tcW w:w="1425" w:type="dxa"/>
+            <w:tcW w:w="1691" w:type="dxa"/>
           </w:tcPr>
           <w:p>
             <w:pPr>
@@ -2956,7 +2980,7 @@
       <w:tr>
         <w:tc>
           <w:tcPr>
-            <w:tcW w:w="1475" w:type="dxa"/>
+            <w:tcW w:w="1804" w:type="dxa"/>
           </w:tcPr>
           <w:p>
             <w:pPr>
@@ -2970,7 +2994,7 @@
         </w:tc>
         <w:tc>
           <w:tcPr>
-            <w:tcW w:w="1826" w:type="dxa"/>
+            <w:tcW w:w="1804" w:type="dxa"/>
           </w:tcPr>
           <w:p>
             <w:pPr>
@@ -2984,7 +3008,7 @@
         </w:tc>
         <w:tc>
           <w:tcPr>
-            <w:tcW w:w="3111" w:type="dxa"/>
+            <w:tcW w:w="2029" w:type="dxa"/>
           </w:tcPr>
           <w:p>
             <w:pPr>
@@ -2998,7 +3022,7 @@
         </w:tc>
         <w:tc>
           <w:tcPr>
-            <w:tcW w:w="1521" w:type="dxa"/>
+            <w:tcW w:w="2029" w:type="dxa"/>
           </w:tcPr>
           <w:p>
             <w:pPr>
@@ -3012,7 +3036,7 @@
         </w:tc>
         <w:tc>
           <w:tcPr>
-            <w:tcW w:w="1425" w:type="dxa"/>
+            <w:tcW w:w="1691" w:type="dxa"/>
           </w:tcPr>
           <w:p>
             <w:pPr>
@@ -3028,7 +3052,7 @@
       <w:tr>
         <w:tc>
           <w:tcPr>
-            <w:tcW w:w="1475" w:type="dxa"/>
+            <w:tcW w:w="1804" w:type="dxa"/>
           </w:tcPr>
           <w:p>
             <w:pPr>
@@ -3042,7 +3066,7 @@
         </w:tc>
         <w:tc>
           <w:tcPr>
-            <w:tcW w:w="1826" w:type="dxa"/>
+            <w:tcW w:w="1804" w:type="dxa"/>
           </w:tcPr>
           <w:p>
             <w:pPr>
@@ -3056,7 +3080,7 @@
         </w:tc>
         <w:tc>
           <w:tcPr>
-            <w:tcW w:w="3111" w:type="dxa"/>
+            <w:tcW w:w="2029" w:type="dxa"/>
           </w:tcPr>
           <w:p>
             <w:pPr>
@@ -3070,7 +3094,7 @@
         </w:tc>
         <w:tc>
           <w:tcPr>
-            <w:tcW w:w="1521" w:type="dxa"/>
+            <w:tcW w:w="2029" w:type="dxa"/>
           </w:tcPr>
           <w:p>
             <w:pPr>
@@ -3084,7 +3108,7 @@
         </w:tc>
         <w:tc>
           <w:tcPr>
-            <w:tcW w:w="1425" w:type="dxa"/>
+            <w:tcW w:w="1691" w:type="dxa"/>
           </w:tcPr>
           <w:p>
             <w:pPr>
@@ -3100,7 +3124,7 @@
       <w:tr>
         <w:tc>
           <w:tcPr>
-            <w:tcW w:w="1475" w:type="dxa"/>
+            <w:tcW w:w="1804" w:type="dxa"/>
           </w:tcPr>
           <w:p>
             <w:pPr>
@@ -3114,7 +3138,7 @@
         </w:tc>
         <w:tc>
           <w:tcPr>
-            <w:tcW w:w="1826" w:type="dxa"/>
+            <w:tcW w:w="1804" w:type="dxa"/>
           </w:tcPr>
           <w:p>
             <w:pPr>
@@ -3128,7 +3152,7 @@
         </w:tc>
         <w:tc>
           <w:tcPr>
-            <w:tcW w:w="3111" w:type="dxa"/>
+            <w:tcW w:w="2029" w:type="dxa"/>
           </w:tcPr>
           <w:p>
             <w:pPr>
@@ -3142,7 +3166,7 @@
         </w:tc>
         <w:tc>
           <w:tcPr>
-            <w:tcW w:w="1521" w:type="dxa"/>
+            <w:tcW w:w="2029" w:type="dxa"/>
           </w:tcPr>
           <w:p>
             <w:pPr>
@@ -3156,7 +3180,7 @@
         </w:tc>
         <w:tc>
           <w:tcPr>
-            <w:tcW w:w="1425" w:type="dxa"/>
+            <w:tcW w:w="1691" w:type="dxa"/>
           </w:tcPr>
           <w:p>
             <w:pPr>
@@ -3172,7 +3196,7 @@
       <w:tr>
         <w:tc>
           <w:tcPr>
-            <w:tcW w:w="1475" w:type="dxa"/>
+            <w:tcW w:w="1804" w:type="dxa"/>
           </w:tcPr>
           <w:p>
             <w:pPr>
@@ -3186,7 +3210,7 @@
         </w:tc>
         <w:tc>
           <w:tcPr>
-            <w:tcW w:w="1826" w:type="dxa"/>
+            <w:tcW w:w="1804" w:type="dxa"/>
           </w:tcPr>
           <w:p>
             <w:pPr>
@@ -3200,7 +3224,7 @@
         </w:tc>
         <w:tc>
           <w:tcPr>
-            <w:tcW w:w="3111" w:type="dxa"/>
+            <w:tcW w:w="2029" w:type="dxa"/>
           </w:tcPr>
           <w:p>
             <w:pPr>
@@ -3214,7 +3238,7 @@
         </w:tc>
         <w:tc>
           <w:tcPr>
-            <w:tcW w:w="1521" w:type="dxa"/>
+            <w:tcW w:w="2029" w:type="dxa"/>
           </w:tcPr>
           <w:p>
             <w:pPr>
@@ -3228,7 +3252,7 @@
         </w:tc>
         <w:tc>
           <w:tcPr>
-            <w:tcW w:w="1425" w:type="dxa"/>
+            <w:tcW w:w="1691" w:type="dxa"/>
           </w:tcPr>
           <w:p>
             <w:pPr>
@@ -3244,7 +3268,7 @@
       <w:tr>
         <w:tc>
           <w:tcPr>
-            <w:tcW w:w="1475" w:type="dxa"/>
+            <w:tcW w:w="1804" w:type="dxa"/>
           </w:tcPr>
           <w:p>
             <w:pPr>
@@ -3258,7 +3282,7 @@
         </w:tc>
         <w:tc>
           <w:tcPr>
-            <w:tcW w:w="1826" w:type="dxa"/>
+            <w:tcW w:w="1804" w:type="dxa"/>
           </w:tcPr>
           <w:p>
             <w:pPr>
@@ -3272,7 +3296,7 @@
         </w:tc>
         <w:tc>
           <w:tcPr>
-            <w:tcW w:w="3111" w:type="dxa"/>
+            <w:tcW w:w="2029" w:type="dxa"/>
           </w:tcPr>
           <w:p>
             <w:pPr>
@@ -3286,7 +3310,7 @@
         </w:tc>
         <w:tc>
           <w:tcPr>
-            <w:tcW w:w="1521" w:type="dxa"/>
+            <w:tcW w:w="2029" w:type="dxa"/>
           </w:tcPr>
           <w:p>
             <w:pPr>
@@ -3300,7 +3324,7 @@
         </w:tc>
         <w:tc>
           <w:tcPr>
-            <w:tcW w:w="1425" w:type="dxa"/>
+            <w:tcW w:w="1691" w:type="dxa"/>
           </w:tcPr>
           <w:p>
             <w:pPr>
@@ -3730,11 +3754,11 @@
         <w:tblLayout w:type="fixed"/>
       </w:tblPr>
       <w:tblGrid>
-        <w:gridCol w:w="836"/>
-        <w:gridCol w:w="1172"/>
-        <w:gridCol w:w="3201"/>
-        <w:gridCol w:w="1652"/>
-        <w:gridCol w:w="2497"/>
+        <w:gridCol w:w="900"/>
+        <w:gridCol w:w="1610"/>
+        <w:gridCol w:w="2943"/>
+        <w:gridCol w:w="1610"/>
+        <w:gridCol w:w="2296"/>
       </w:tblGrid>
       <w:tr>
         <w:trPr>
@@ -3742,7 +3766,7 @@
         </w:trPr>
         <w:tc>
           <w:tcPr>
-            <w:tcW w:w="836" w:type="dxa"/>
+            <w:tcW w:w="900" w:type="dxa"/>
           </w:tcPr>
           <w:p>
             <w:pPr>
@@ -3756,7 +3780,7 @@
         </w:tc>
         <w:tc>
           <w:tcPr>
-            <w:tcW w:w="1172" w:type="dxa"/>
+            <w:tcW w:w="1610" w:type="dxa"/>
           </w:tcPr>
           <w:p>
             <w:pPr>
@@ -3770,7 +3794,7 @@
         </w:tc>
         <w:tc>
           <w:tcPr>
-            <w:tcW w:w="3201" w:type="dxa"/>
+            <w:tcW w:w="2943" w:type="dxa"/>
           </w:tcPr>
           <w:p>
             <w:pPr>
@@ -3784,7 +3808,7 @@
         </w:tc>
         <w:tc>
           <w:tcPr>
-            <w:tcW w:w="1652" w:type="dxa"/>
+            <w:tcW w:w="1610" w:type="dxa"/>
           </w:tcPr>
           <w:p>
             <w:pPr>
@@ -3798,7 +3822,7 @@
         </w:tc>
         <w:tc>
           <w:tcPr>
-            <w:tcW w:w="2497" w:type="dxa"/>
+            <w:tcW w:w="2296" w:type="dxa"/>
           </w:tcPr>
           <w:p>
             <w:pPr>
@@ -3814,7 +3838,7 @@
       <w:tr>
         <w:tc>
           <w:tcPr>
-            <w:tcW w:w="836" w:type="dxa"/>
+            <w:tcW w:w="900" w:type="dxa"/>
           </w:tcPr>
           <w:p>
             <w:pPr>
@@ -3828,7 +3852,7 @@
         </w:tc>
         <w:tc>
           <w:tcPr>
-            <w:tcW w:w="1172" w:type="dxa"/>
+            <w:tcW w:w="1610" w:type="dxa"/>
           </w:tcPr>
           <w:p>
             <w:pPr>
@@ -3842,7 +3866,7 @@
         </w:tc>
         <w:tc>
           <w:tcPr>
-            <w:tcW w:w="3201" w:type="dxa"/>
+            <w:tcW w:w="2943" w:type="dxa"/>
           </w:tcPr>
           <w:p>
             <w:pPr>
@@ -3856,7 +3880,7 @@
         </w:tc>
         <w:tc>
           <w:tcPr>
-            <w:tcW w:w="1652" w:type="dxa"/>
+            <w:tcW w:w="1610" w:type="dxa"/>
           </w:tcPr>
           <w:p>
             <w:pPr>
@@ -3870,7 +3894,7 @@
         </w:tc>
         <w:tc>
           <w:tcPr>
-            <w:tcW w:w="2497" w:type="dxa"/>
+            <w:tcW w:w="2296" w:type="dxa"/>
           </w:tcPr>
           <w:p>
             <w:pPr>
@@ -3886,7 +3910,7 @@
       <w:tr>
         <w:tc>
           <w:tcPr>
-            <w:tcW w:w="836" w:type="dxa"/>
+            <w:tcW w:w="900" w:type="dxa"/>
           </w:tcPr>
           <w:p>
             <w:pPr>
@@ -3900,7 +3924,7 @@
         </w:tc>
         <w:tc>
           <w:tcPr>
-            <w:tcW w:w="1172" w:type="dxa"/>
+            <w:tcW w:w="1610" w:type="dxa"/>
           </w:tcPr>
           <w:p>
             <w:pPr>
@@ -3914,7 +3938,7 @@
         </w:tc>
         <w:tc>
           <w:tcPr>
-            <w:tcW w:w="3201" w:type="dxa"/>
+            <w:tcW w:w="2943" w:type="dxa"/>
           </w:tcPr>
           <w:p>
             <w:pPr>
@@ -3928,7 +3952,7 @@
         </w:tc>
         <w:tc>
           <w:tcPr>
-            <w:tcW w:w="1652" w:type="dxa"/>
+            <w:tcW w:w="1610" w:type="dxa"/>
           </w:tcPr>
           <w:p>
             <w:pPr>
@@ -3942,7 +3966,7 @@
         </w:tc>
         <w:tc>
           <w:tcPr>
-            <w:tcW w:w="2497" w:type="dxa"/>
+            <w:tcW w:w="2296" w:type="dxa"/>
           </w:tcPr>
           <w:p>
             <w:pPr>
@@ -3958,7 +3982,7 @@
       <w:tr>
         <w:tc>
           <w:tcPr>
-            <w:tcW w:w="836" w:type="dxa"/>
+            <w:tcW w:w="900" w:type="dxa"/>
           </w:tcPr>
           <w:p>
             <w:pPr>
@@ -3972,7 +3996,7 @@
         </w:tc>
         <w:tc>
           <w:tcPr>
-            <w:tcW w:w="1172" w:type="dxa"/>
+            <w:tcW w:w="1610" w:type="dxa"/>
           </w:tcPr>
           <w:p>
             <w:pPr>
@@ -3986,7 +4010,7 @@
         </w:tc>
         <w:tc>
           <w:tcPr>
-            <w:tcW w:w="3201" w:type="dxa"/>
+            <w:tcW w:w="2943" w:type="dxa"/>
           </w:tcPr>
           <w:p>
             <w:pPr>
@@ -4000,7 +4024,7 @@
         </w:tc>
         <w:tc>
           <w:tcPr>
-            <w:tcW w:w="1652" w:type="dxa"/>
+            <w:tcW w:w="1610" w:type="dxa"/>
           </w:tcPr>
           <w:p>
             <w:pPr>
@@ -4014,7 +4038,7 @@
         </w:tc>
         <w:tc>
           <w:tcPr>
-            <w:tcW w:w="2497" w:type="dxa"/>
+            <w:tcW w:w="2296" w:type="dxa"/>
           </w:tcPr>
           <w:p>
             <w:pPr>
@@ -4030,7 +4054,7 @@
       <w:tr>
         <w:tc>
           <w:tcPr>
-            <w:tcW w:w="836" w:type="dxa"/>
+            <w:tcW w:w="900" w:type="dxa"/>
           </w:tcPr>
           <w:p>
             <w:pPr>
@@ -4044,7 +4068,7 @@
         </w:tc>
         <w:tc>
           <w:tcPr>
-            <w:tcW w:w="1172" w:type="dxa"/>
+            <w:tcW w:w="1610" w:type="dxa"/>
           </w:tcPr>
           <w:p>
             <w:pPr>
@@ -4058,7 +4082,7 @@
         </w:tc>
         <w:tc>
           <w:tcPr>
-            <w:tcW w:w="3201" w:type="dxa"/>
+            <w:tcW w:w="2943" w:type="dxa"/>
           </w:tcPr>
           <w:p>
             <w:pPr>
@@ -4072,7 +4096,7 @@
         </w:tc>
         <w:tc>
           <w:tcPr>
-            <w:tcW w:w="1652" w:type="dxa"/>
+            <w:tcW w:w="1610" w:type="dxa"/>
           </w:tcPr>
           <w:p>
             <w:pPr>
@@ -4086,7 +4110,7 @@
         </w:tc>
         <w:tc>
           <w:tcPr>
-            <w:tcW w:w="2497" w:type="dxa"/>
+            <w:tcW w:w="2296" w:type="dxa"/>
           </w:tcPr>
           <w:p>
             <w:pPr>
@@ -4102,7 +4126,7 @@
       <w:tr>
         <w:tc>
           <w:tcPr>
-            <w:tcW w:w="836" w:type="dxa"/>
+            <w:tcW w:w="900" w:type="dxa"/>
           </w:tcPr>
           <w:p>
             <w:pPr>
@@ -4116,7 +4140,7 @@
         </w:tc>
         <w:tc>
           <w:tcPr>
-            <w:tcW w:w="1172" w:type="dxa"/>
+            <w:tcW w:w="1610" w:type="dxa"/>
           </w:tcPr>
           <w:p>
             <w:pPr>
@@ -4130,7 +4154,7 @@
         </w:tc>
         <w:tc>
           <w:tcPr>
-            <w:tcW w:w="3201" w:type="dxa"/>
+            <w:tcW w:w="2943" w:type="dxa"/>
           </w:tcPr>
           <w:p>
             <w:pPr>
@@ -4144,7 +4168,7 @@
         </w:tc>
         <w:tc>
           <w:tcPr>
-            <w:tcW w:w="1652" w:type="dxa"/>
+            <w:tcW w:w="1610" w:type="dxa"/>
           </w:tcPr>
           <w:p>
             <w:pPr>
@@ -4158,7 +4182,7 @@
         </w:tc>
         <w:tc>
           <w:tcPr>
-            <w:tcW w:w="2497" w:type="dxa"/>
+            <w:tcW w:w="2296" w:type="dxa"/>
           </w:tcPr>
           <w:p>
             <w:pPr>
@@ -4174,7 +4198,7 @@
       <w:tr>
         <w:tc>
           <w:tcPr>
-            <w:tcW w:w="836" w:type="dxa"/>
+            <w:tcW w:w="900" w:type="dxa"/>
           </w:tcPr>
           <w:p>
             <w:pPr>
@@ -4188,7 +4212,7 @@
         </w:tc>
         <w:tc>
           <w:tcPr>
-            <w:tcW w:w="1172" w:type="dxa"/>
+            <w:tcW w:w="1610" w:type="dxa"/>
           </w:tcPr>
           <w:p>
             <w:pPr>
@@ -4202,7 +4226,7 @@
         </w:tc>
         <w:tc>
           <w:tcPr>
-            <w:tcW w:w="3201" w:type="dxa"/>
+            <w:tcW w:w="2943" w:type="dxa"/>
           </w:tcPr>
           <w:p>
             <w:pPr>
@@ -4216,7 +4240,7 @@
         </w:tc>
         <w:tc>
           <w:tcPr>
-            <w:tcW w:w="1652" w:type="dxa"/>
+            <w:tcW w:w="1610" w:type="dxa"/>
           </w:tcPr>
           <w:p>
             <w:pPr>
@@ -4230,7 +4254,7 @@
         </w:tc>
         <w:tc>
           <w:tcPr>
-            <w:tcW w:w="2497" w:type="dxa"/>
+            <w:tcW w:w="2296" w:type="dxa"/>
           </w:tcPr>
           <w:p>
             <w:pPr>
@@ -4246,7 +4270,7 @@
       <w:tr>
         <w:tc>
           <w:tcPr>
-            <w:tcW w:w="836" w:type="dxa"/>
+            <w:tcW w:w="900" w:type="dxa"/>
           </w:tcPr>
           <w:p>
             <w:pPr>
@@ -4260,7 +4284,7 @@
         </w:tc>
         <w:tc>
           <w:tcPr>
-            <w:tcW w:w="1172" w:type="dxa"/>
+            <w:tcW w:w="1610" w:type="dxa"/>
           </w:tcPr>
           <w:p>
             <w:pPr>
@@ -4274,7 +4298,7 @@
         </w:tc>
         <w:tc>
           <w:tcPr>
-            <w:tcW w:w="3201" w:type="dxa"/>
+            <w:tcW w:w="2943" w:type="dxa"/>
           </w:tcPr>
           <w:p>
             <w:pPr>
@@ -4288,7 +4312,7 @@
         </w:tc>
         <w:tc>
           <w:tcPr>
-            <w:tcW w:w="1652" w:type="dxa"/>
+            <w:tcW w:w="1610" w:type="dxa"/>
           </w:tcPr>
           <w:p>
             <w:pPr>
@@ -4302,7 +4326,7 @@
         </w:tc>
         <w:tc>
           <w:tcPr>
-            <w:tcW w:w="2497" w:type="dxa"/>
+            <w:tcW w:w="2296" w:type="dxa"/>
           </w:tcPr>
           <w:p>
             <w:pPr>
@@ -4318,7 +4342,7 @@
       <w:tr>
         <w:tc>
           <w:tcPr>
-            <w:tcW w:w="836" w:type="dxa"/>
+            <w:tcW w:w="900" w:type="dxa"/>
           </w:tcPr>
           <w:p>
             <w:pPr>
@@ -4332,7 +4356,7 @@
         </w:tc>
         <w:tc>
           <w:tcPr>
-            <w:tcW w:w="1172" w:type="dxa"/>
+            <w:tcW w:w="1610" w:type="dxa"/>
           </w:tcPr>
           <w:p>
             <w:pPr>
@@ -4346,7 +4370,7 @@
         </w:tc>
         <w:tc>
           <w:tcPr>
-            <w:tcW w:w="3201" w:type="dxa"/>
+            <w:tcW w:w="2943" w:type="dxa"/>
           </w:tcPr>
           <w:p>
             <w:pPr>
@@ -4360,7 +4384,7 @@
         </w:tc>
         <w:tc>
           <w:tcPr>
-            <w:tcW w:w="1652" w:type="dxa"/>
+            <w:tcW w:w="1610" w:type="dxa"/>
           </w:tcPr>
           <w:p>
             <w:pPr>
@@ -4374,7 +4398,7 @@
         </w:tc>
         <w:tc>
           <w:tcPr>
-            <w:tcW w:w="2497" w:type="dxa"/>
+            <w:tcW w:w="2296" w:type="dxa"/>
           </w:tcPr>
           <w:p>
             <w:pPr>
@@ -4390,7 +4414,7 @@
       <w:tr>
         <w:tc>
           <w:tcPr>
-            <w:tcW w:w="836" w:type="dxa"/>
+            <w:tcW w:w="900" w:type="dxa"/>
           </w:tcPr>
           <w:p>
             <w:pPr>
@@ -4404,7 +4428,7 @@
         </w:tc>
         <w:tc>
           <w:tcPr>
-            <w:tcW w:w="1172" w:type="dxa"/>
+            <w:tcW w:w="1610" w:type="dxa"/>
           </w:tcPr>
           <w:p>
             <w:pPr>
@@ -4418,7 +4442,7 @@
         </w:tc>
         <w:tc>
           <w:tcPr>
-            <w:tcW w:w="3201" w:type="dxa"/>
+            <w:tcW w:w="2943" w:type="dxa"/>
           </w:tcPr>
           <w:p>
             <w:pPr>
@@ -4432,7 +4456,7 @@
         </w:tc>
         <w:tc>
           <w:tcPr>
-            <w:tcW w:w="1652" w:type="dxa"/>
+            <w:tcW w:w="1610" w:type="dxa"/>
           </w:tcPr>
           <w:p>
             <w:pPr>
@@ -4446,7 +4470,7 @@
         </w:tc>
         <w:tc>
           <w:tcPr>
-            <w:tcW w:w="2497" w:type="dxa"/>
+            <w:tcW w:w="2296" w:type="dxa"/>
           </w:tcPr>
           <w:p>
             <w:pPr>
@@ -4462,7 +4486,7 @@
       <w:tr>
         <w:tc>
           <w:tcPr>
-            <w:tcW w:w="836" w:type="dxa"/>
+            <w:tcW w:w="900" w:type="dxa"/>
           </w:tcPr>
           <w:p>
             <w:pPr>
@@ -4476,7 +4500,7 @@
         </w:tc>
         <w:tc>
           <w:tcPr>
-            <w:tcW w:w="1172" w:type="dxa"/>
+            <w:tcW w:w="1610" w:type="dxa"/>
           </w:tcPr>
           <w:p>
             <w:pPr>
@@ -4490,7 +4514,7 @@
         </w:tc>
         <w:tc>
           <w:tcPr>
-            <w:tcW w:w="3201" w:type="dxa"/>
+            <w:tcW w:w="2943" w:type="dxa"/>
           </w:tcPr>
           <w:p>
             <w:pPr>
@@ -4504,7 +4528,7 @@
         </w:tc>
         <w:tc>
           <w:tcPr>
-            <w:tcW w:w="1652" w:type="dxa"/>
+            <w:tcW w:w="1610" w:type="dxa"/>
           </w:tcPr>
           <w:p>
             <w:pPr>
@@ -4518,7 +4542,7 @@
         </w:tc>
         <w:tc>
           <w:tcPr>
-            <w:tcW w:w="2497" w:type="dxa"/>
+            <w:tcW w:w="2296" w:type="dxa"/>
           </w:tcPr>
           <w:p>
             <w:pPr>
@@ -4534,7 +4558,7 @@
       <w:tr>
         <w:tc>
           <w:tcPr>
-            <w:tcW w:w="836" w:type="dxa"/>
+            <w:tcW w:w="900" w:type="dxa"/>
           </w:tcPr>
           <w:p>
             <w:pPr>
@@ -4548,7 +4572,7 @@
         </w:tc>
         <w:tc>
           <w:tcPr>
-            <w:tcW w:w="1172" w:type="dxa"/>
+            <w:tcW w:w="1610" w:type="dxa"/>
           </w:tcPr>
           <w:p>
             <w:pPr>
@@ -4562,7 +4586,7 @@
         </w:tc>
         <w:tc>
           <w:tcPr>
-            <w:tcW w:w="3201" w:type="dxa"/>
+            <w:tcW w:w="2943" w:type="dxa"/>
           </w:tcPr>
           <w:p>
             <w:pPr>
@@ -4576,7 +4600,7 @@
         </w:tc>
         <w:tc>
           <w:tcPr>
-            <w:tcW w:w="1652" w:type="dxa"/>
+            <w:tcW w:w="1610" w:type="dxa"/>
           </w:tcPr>
           <w:p>
             <w:pPr>
@@ -4590,7 +4614,7 @@
         </w:tc>
         <w:tc>
           <w:tcPr>
-            <w:tcW w:w="2497" w:type="dxa"/>
+            <w:tcW w:w="2296" w:type="dxa"/>
           </w:tcPr>
           <w:p>
             <w:pPr>
@@ -4606,7 +4630,7 @@
       <w:tr>
         <w:tc>
           <w:tcPr>
-            <w:tcW w:w="836" w:type="dxa"/>
+            <w:tcW w:w="900" w:type="dxa"/>
           </w:tcPr>
           <w:p>
             <w:pPr>
@@ -4620,7 +4644,7 @@
         </w:tc>
         <w:tc>
           <w:tcPr>
-            <w:tcW w:w="1172" w:type="dxa"/>
+            <w:tcW w:w="1610" w:type="dxa"/>
           </w:tcPr>
           <w:p>
             <w:pPr>
@@ -4634,7 +4658,7 @@
         </w:tc>
         <w:tc>
           <w:tcPr>
-            <w:tcW w:w="3201" w:type="dxa"/>
+            <w:tcW w:w="2943" w:type="dxa"/>
           </w:tcPr>
           <w:p>
             <w:pPr>
@@ -4648,7 +4672,7 @@
         </w:tc>
         <w:tc>
           <w:tcPr>
-            <w:tcW w:w="1652" w:type="dxa"/>
+            <w:tcW w:w="1610" w:type="dxa"/>
           </w:tcPr>
           <w:p>
             <w:pPr>
@@ -4662,7 +4686,7 @@
         </w:tc>
         <w:tc>
           <w:tcPr>
-            <w:tcW w:w="2497" w:type="dxa"/>
+            <w:tcW w:w="2296" w:type="dxa"/>
           </w:tcPr>
           <w:p>
             <w:pPr>
@@ -4687,7 +4711,7 @@
       <w:tr>
         <w:tc>
           <w:tcPr>
-            <w:tcW w:w="836" w:type="dxa"/>
+            <w:tcW w:w="900" w:type="dxa"/>
           </w:tcPr>
           <w:p>
             <w:pPr>
@@ -4701,7 +4725,7 @@
         </w:tc>
         <w:tc>
           <w:tcPr>
-            <w:tcW w:w="1172" w:type="dxa"/>
+            <w:tcW w:w="1610" w:type="dxa"/>
           </w:tcPr>
           <w:p>
             <w:pPr>
@@ -4715,7 +4739,7 @@
         </w:tc>
         <w:tc>
           <w:tcPr>
-            <w:tcW w:w="3201" w:type="dxa"/>
+            <w:tcW w:w="2943" w:type="dxa"/>
           </w:tcPr>
           <w:p>
             <w:pPr>
@@ -4729,7 +4753,7 @@
         </w:tc>
         <w:tc>
           <w:tcPr>
-            <w:tcW w:w="1652" w:type="dxa"/>
+            <w:tcW w:w="1610" w:type="dxa"/>
           </w:tcPr>
           <w:p>
             <w:pPr>
@@ -4743,7 +4767,7 @@
         </w:tc>
         <w:tc>
           <w:tcPr>
-            <w:tcW w:w="2497" w:type="dxa"/>
+            <w:tcW w:w="2296" w:type="dxa"/>
           </w:tcPr>
           <w:p>
             <w:pPr>
@@ -4759,7 +4783,7 @@
       <w:tr>
         <w:tc>
           <w:tcPr>
-            <w:tcW w:w="836" w:type="dxa"/>
+            <w:tcW w:w="900" w:type="dxa"/>
           </w:tcPr>
           <w:p>
             <w:pPr>
@@ -4773,7 +4797,7 @@
         </w:tc>
         <w:tc>
           <w:tcPr>
-            <w:tcW w:w="1172" w:type="dxa"/>
+            <w:tcW w:w="1610" w:type="dxa"/>
           </w:tcPr>
           <w:p>
             <w:pPr>
@@ -4787,7 +4811,7 @@
         </w:tc>
         <w:tc>
           <w:tcPr>
-            <w:tcW w:w="3201" w:type="dxa"/>
+            <w:tcW w:w="2943" w:type="dxa"/>
           </w:tcPr>
           <w:p>
             <w:pPr>
@@ -4801,7 +4825,7 @@
         </w:tc>
         <w:tc>
           <w:tcPr>
-            <w:tcW w:w="1652" w:type="dxa"/>
+            <w:tcW w:w="1610" w:type="dxa"/>
           </w:tcPr>
           <w:p>
             <w:pPr>
@@ -4815,7 +4839,7 @@
         </w:tc>
         <w:tc>
           <w:tcPr>
-            <w:tcW w:w="2497" w:type="dxa"/>
+            <w:tcW w:w="2296" w:type="dxa"/>
           </w:tcPr>
           <w:p>
             <w:pPr>
@@ -5223,7 +5247,7 @@
         <w:pStyle w:val="FirstParagraph"/>
       </w:pPr>
       <w:r>
-        <w:t xml:space="preserve">Oracle is the ERP; whether it is E-Business Suite or Fusion matters for table and screen names [COMPANY: Oracle EBS or Fusion]. Keep the concepts below and fill in the names in M2.</w:t>
+        <w:t xml:space="preserve">Oracle is the ERP: Oracle E-Business Suite (Oracle EBS), which sets the table and screen names. Keep the concepts below and fill in the names in M2.</w:t>
       </w:r>
     </w:p>
     <w:tbl>
@@ -5235,10 +5259,10 @@
         <w:tblLayout w:type="fixed"/>
       </w:tblPr>
       <w:tblGrid>
-        <w:gridCol w:w="887"/>
-        <w:gridCol w:w="3625"/>
-        <w:gridCol w:w="1981"/>
-        <w:gridCol w:w="2865"/>
+        <w:gridCol w:w="1380"/>
+        <w:gridCol w:w="3534"/>
+        <w:gridCol w:w="1931"/>
+        <w:gridCol w:w="2514"/>
       </w:tblGrid>
       <w:tr>
         <w:trPr>
@@ -5246,7 +5270,7 @@
         </w:trPr>
         <w:tc>
           <w:tcPr>
-            <w:tcW w:w="887" w:type="dxa"/>
+            <w:tcW w:w="1380" w:type="dxa"/>
           </w:tcPr>
           <w:p>
             <w:pPr>
@@ -5260,7 +5284,7 @@
         </w:tc>
         <w:tc>
           <w:tcPr>
-            <w:tcW w:w="3625" w:type="dxa"/>
+            <w:tcW w:w="3534" w:type="dxa"/>
           </w:tcPr>
           <w:p>
             <w:pPr>
@@ -5274,7 +5298,7 @@
         </w:tc>
         <w:tc>
           <w:tcPr>
-            <w:tcW w:w="1981" w:type="dxa"/>
+            <w:tcW w:w="1931" w:type="dxa"/>
           </w:tcPr>
           <w:p>
             <w:pPr>
@@ -5288,7 +5312,7 @@
         </w:tc>
         <w:tc>
           <w:tcPr>
-            <w:tcW w:w="2865" w:type="dxa"/>
+            <w:tcW w:w="2514" w:type="dxa"/>
           </w:tcPr>
           <w:p>
             <w:pPr>
@@ -5304,7 +5328,7 @@
       <w:tr>
         <w:tc>
           <w:tcPr>
-            <w:tcW w:w="887" w:type="dxa"/>
+            <w:tcW w:w="1380" w:type="dxa"/>
           </w:tcPr>
           <w:p>
             <w:pPr>
@@ -5318,7 +5342,7 @@
         </w:tc>
         <w:tc>
           <w:tcPr>
-            <w:tcW w:w="3625" w:type="dxa"/>
+            <w:tcW w:w="3534" w:type="dxa"/>
           </w:tcPr>
           <w:p>
             <w:pPr>
@@ -5332,7 +5356,7 @@
         </w:tc>
         <w:tc>
           <w:tcPr>
-            <w:tcW w:w="1981" w:type="dxa"/>
+            <w:tcW w:w="1931" w:type="dxa"/>
           </w:tcPr>
           <w:p>
             <w:pPr>
@@ -5346,7 +5370,7 @@
         </w:tc>
         <w:tc>
           <w:tcPr>
-            <w:tcW w:w="2865" w:type="dxa"/>
+            <w:tcW w:w="2514" w:type="dxa"/>
           </w:tcPr>
           <w:p>
             <w:pPr>
@@ -5362,7 +5386,7 @@
       <w:tr>
         <w:tc>
           <w:tcPr>
-            <w:tcW w:w="887" w:type="dxa"/>
+            <w:tcW w:w="1380" w:type="dxa"/>
           </w:tcPr>
           <w:p>
             <w:pPr>
@@ -5376,7 +5400,7 @@
         </w:tc>
         <w:tc>
           <w:tcPr>
-            <w:tcW w:w="3625" w:type="dxa"/>
+            <w:tcW w:w="3534" w:type="dxa"/>
           </w:tcPr>
           <w:p>
             <w:pPr>
@@ -5390,7 +5414,7 @@
         </w:tc>
         <w:tc>
           <w:tcPr>
-            <w:tcW w:w="1981" w:type="dxa"/>
+            <w:tcW w:w="1931" w:type="dxa"/>
           </w:tcPr>
           <w:p>
             <w:pPr>
@@ -5404,7 +5428,7 @@
         </w:tc>
         <w:tc>
           <w:tcPr>
-            <w:tcW w:w="2865" w:type="dxa"/>
+            <w:tcW w:w="2514" w:type="dxa"/>
           </w:tcPr>
           <w:p>
             <w:pPr>
@@ -5420,7 +5444,7 @@
       <w:tr>
         <w:tc>
           <w:tcPr>
-            <w:tcW w:w="887" w:type="dxa"/>
+            <w:tcW w:w="1380" w:type="dxa"/>
           </w:tcPr>
           <w:p>
             <w:pPr>
@@ -5434,7 +5458,7 @@
         </w:tc>
         <w:tc>
           <w:tcPr>
-            <w:tcW w:w="3625" w:type="dxa"/>
+            <w:tcW w:w="3534" w:type="dxa"/>
           </w:tcPr>
           <w:p>
             <w:pPr>
@@ -5448,7 +5472,7 @@
         </w:tc>
         <w:tc>
           <w:tcPr>
-            <w:tcW w:w="1981" w:type="dxa"/>
+            <w:tcW w:w="1931" w:type="dxa"/>
           </w:tcPr>
           <w:p>
             <w:pPr>
@@ -5462,7 +5486,7 @@
         </w:tc>
         <w:tc>
           <w:tcPr>
-            <w:tcW w:w="2865" w:type="dxa"/>
+            <w:tcW w:w="2514" w:type="dxa"/>
           </w:tcPr>
           <w:p>
             <w:pPr>
@@ -5478,7 +5502,7 @@
       <w:tr>
         <w:tc>
           <w:tcPr>
-            <w:tcW w:w="887" w:type="dxa"/>
+            <w:tcW w:w="1380" w:type="dxa"/>
           </w:tcPr>
           <w:p>
             <w:pPr>
@@ -5492,7 +5516,7 @@
         </w:tc>
         <w:tc>
           <w:tcPr>
-            <w:tcW w:w="3625" w:type="dxa"/>
+            <w:tcW w:w="3534" w:type="dxa"/>
           </w:tcPr>
           <w:p>
             <w:pPr>
@@ -5506,7 +5530,7 @@
         </w:tc>
         <w:tc>
           <w:tcPr>
-            <w:tcW w:w="1981" w:type="dxa"/>
+            <w:tcW w:w="1931" w:type="dxa"/>
           </w:tcPr>
           <w:p>
             <w:pPr>
@@ -5520,7 +5544,7 @@
         </w:tc>
         <w:tc>
           <w:tcPr>
-            <w:tcW w:w="2865" w:type="dxa"/>
+            <w:tcW w:w="2514" w:type="dxa"/>
           </w:tcPr>
           <w:p>
             <w:pPr>
@@ -5536,7 +5560,7 @@
       <w:tr>
         <w:tc>
           <w:tcPr>
-            <w:tcW w:w="887" w:type="dxa"/>
+            <w:tcW w:w="1380" w:type="dxa"/>
           </w:tcPr>
           <w:p>
             <w:pPr>
@@ -5550,7 +5574,7 @@
         </w:tc>
         <w:tc>
           <w:tcPr>
-            <w:tcW w:w="3625" w:type="dxa"/>
+            <w:tcW w:w="3534" w:type="dxa"/>
           </w:tcPr>
           <w:p>
             <w:pPr>
@@ -5564,7 +5588,7 @@
         </w:tc>
         <w:tc>
           <w:tcPr>
-            <w:tcW w:w="1981" w:type="dxa"/>
+            <w:tcW w:w="1931" w:type="dxa"/>
           </w:tcPr>
           <w:p>
             <w:pPr>
@@ -5578,23 +5602,23 @@
         </w:tc>
         <w:tc>
           <w:tcPr>
-            <w:tcW w:w="2865" w:type="dxa"/>
-          </w:tcPr>
-          <w:p>
-            <w:pPr>
-              <w:pStyle w:val="Compact"/>
-              <w:jc w:val="left"/>
-            </w:pPr>
-            <w:r>
-              <w:t xml:space="preserve">[COMPANY: Oracle EBS or Fusion cost elements and sub-elements]</w:t>
-            </w:r>
-          </w:p>
-        </w:tc>
-      </w:tr>
-      <w:tr>
-        <w:tc>
-          <w:tcPr>
-            <w:tcW w:w="887" w:type="dxa"/>
+            <w:tcW w:w="2514" w:type="dxa"/>
+          </w:tcPr>
+          <w:p>
+            <w:pPr>
+              <w:pStyle w:val="Compact"/>
+              <w:jc w:val="left"/>
+            </w:pPr>
+            <w:r>
+              <w:t xml:space="preserve">[COMPANY: Oracle EBS cost elements and sub-elements]</w:t>
+            </w:r>
+          </w:p>
+        </w:tc>
+      </w:tr>
+      <w:tr>
+        <w:tc>
+          <w:tcPr>
+            <w:tcW w:w="1380" w:type="dxa"/>
           </w:tcPr>
           <w:p>
             <w:pPr>
@@ -5608,7 +5632,7 @@
         </w:tc>
         <w:tc>
           <w:tcPr>
-            <w:tcW w:w="3625" w:type="dxa"/>
+            <w:tcW w:w="3534" w:type="dxa"/>
           </w:tcPr>
           <w:p>
             <w:pPr>
@@ -5622,7 +5646,7 @@
         </w:tc>
         <w:tc>
           <w:tcPr>
-            <w:tcW w:w="1981" w:type="dxa"/>
+            <w:tcW w:w="1931" w:type="dxa"/>
           </w:tcPr>
           <w:p>
             <w:pPr>
@@ -5636,7 +5660,7 @@
         </w:tc>
         <w:tc>
           <w:tcPr>
-            <w:tcW w:w="2865" w:type="dxa"/>
+            <w:tcW w:w="2514" w:type="dxa"/>
           </w:tcPr>
           <w:p>
             <w:pPr>
@@ -5652,7 +5676,7 @@
       <w:tr>
         <w:tc>
           <w:tcPr>
-            <w:tcW w:w="887" w:type="dxa"/>
+            <w:tcW w:w="1380" w:type="dxa"/>
           </w:tcPr>
           <w:p>
             <w:pPr>
@@ -5666,7 +5690,7 @@
         </w:tc>
         <w:tc>
           <w:tcPr>
-            <w:tcW w:w="3625" w:type="dxa"/>
+            <w:tcW w:w="3534" w:type="dxa"/>
           </w:tcPr>
           <w:p>
             <w:pPr>
@@ -5680,7 +5704,7 @@
         </w:tc>
         <w:tc>
           <w:tcPr>
-            <w:tcW w:w="1981" w:type="dxa"/>
+            <w:tcW w:w="1931" w:type="dxa"/>
           </w:tcPr>
           <w:p>
             <w:pPr>
@@ -5694,7 +5718,7 @@
         </w:tc>
         <w:tc>
           <w:tcPr>
-            <w:tcW w:w="2865" w:type="dxa"/>
+            <w:tcW w:w="2514" w:type="dxa"/>
           </w:tcPr>
           <w:p>
             <w:pPr>
@@ -5727,10 +5751,10 @@
         <w:tblLayout w:type="fixed"/>
       </w:tblPr>
       <w:tblGrid>
-        <w:gridCol w:w="1191"/>
-        <w:gridCol w:w="3372"/>
-        <w:gridCol w:w="2289"/>
-        <w:gridCol w:w="2507"/>
+        <w:gridCol w:w="1495"/>
+        <w:gridCol w:w="3246"/>
+        <w:gridCol w:w="2204"/>
+        <w:gridCol w:w="2413"/>
       </w:tblGrid>
       <w:tr>
         <w:trPr>
@@ -5738,7 +5762,7 @@
         </w:trPr>
         <w:tc>
           <w:tcPr>
-            <w:tcW w:w="1191" w:type="dxa"/>
+            <w:tcW w:w="1495" w:type="dxa"/>
           </w:tcPr>
           <w:p>
             <w:pPr>
@@ -5752,7 +5776,7 @@
         </w:tc>
         <w:tc>
           <w:tcPr>
-            <w:tcW w:w="3372" w:type="dxa"/>
+            <w:tcW w:w="3246" w:type="dxa"/>
           </w:tcPr>
           <w:p>
             <w:pPr>
@@ -5766,7 +5790,7 @@
         </w:tc>
         <w:tc>
           <w:tcPr>
-            <w:tcW w:w="2289" w:type="dxa"/>
+            <w:tcW w:w="2204" w:type="dxa"/>
           </w:tcPr>
           <w:p>
             <w:pPr>
@@ -5780,7 +5804,7 @@
         </w:tc>
         <w:tc>
           <w:tcPr>
-            <w:tcW w:w="2507" w:type="dxa"/>
+            <w:tcW w:w="2413" w:type="dxa"/>
           </w:tcPr>
           <w:p>
             <w:pPr>
@@ -5796,7 +5820,7 @@
       <w:tr>
         <w:tc>
           <w:tcPr>
-            <w:tcW w:w="1191" w:type="dxa"/>
+            <w:tcW w:w="1495" w:type="dxa"/>
           </w:tcPr>
           <w:p>
             <w:pPr>
@@ -5810,7 +5834,7 @@
         </w:tc>
         <w:tc>
           <w:tcPr>
-            <w:tcW w:w="3372" w:type="dxa"/>
+            <w:tcW w:w="3246" w:type="dxa"/>
           </w:tcPr>
           <w:p>
             <w:pPr>
@@ -5824,7 +5848,7 @@
         </w:tc>
         <w:tc>
           <w:tcPr>
-            <w:tcW w:w="2289" w:type="dxa"/>
+            <w:tcW w:w="2204" w:type="dxa"/>
           </w:tcPr>
           <w:p>
             <w:pPr>
@@ -5838,7 +5862,7 @@
         </w:tc>
         <w:tc>
           <w:tcPr>
-            <w:tcW w:w="2507" w:type="dxa"/>
+            <w:tcW w:w="2413" w:type="dxa"/>
           </w:tcPr>
           <w:p>
             <w:pPr>
@@ -5854,7 +5878,7 @@
       <w:tr>
         <w:tc>
           <w:tcPr>
-            <w:tcW w:w="1191" w:type="dxa"/>
+            <w:tcW w:w="1495" w:type="dxa"/>
           </w:tcPr>
           <w:p>
             <w:pPr>
@@ -5868,7 +5892,7 @@
         </w:tc>
         <w:tc>
           <w:tcPr>
-            <w:tcW w:w="3372" w:type="dxa"/>
+            <w:tcW w:w="3246" w:type="dxa"/>
           </w:tcPr>
           <w:p>
             <w:pPr>
@@ -5882,7 +5906,7 @@
         </w:tc>
         <w:tc>
           <w:tcPr>
-            <w:tcW w:w="2289" w:type="dxa"/>
+            <w:tcW w:w="2204" w:type="dxa"/>
           </w:tcPr>
           <w:p>
             <w:pPr>
@@ -5896,7 +5920,7 @@
         </w:tc>
         <w:tc>
           <w:tcPr>
-            <w:tcW w:w="2507" w:type="dxa"/>
+            <w:tcW w:w="2413" w:type="dxa"/>
           </w:tcPr>
           <w:p>
             <w:pPr>
@@ -5912,7 +5936,7 @@
       <w:tr>
         <w:tc>
           <w:tcPr>
-            <w:tcW w:w="1191" w:type="dxa"/>
+            <w:tcW w:w="1495" w:type="dxa"/>
           </w:tcPr>
           <w:p>
             <w:pPr>
@@ -5926,7 +5950,7 @@
         </w:tc>
         <w:tc>
           <w:tcPr>
-            <w:tcW w:w="3372" w:type="dxa"/>
+            <w:tcW w:w="3246" w:type="dxa"/>
           </w:tcPr>
           <w:p>
             <w:pPr>
@@ -5940,7 +5964,7 @@
         </w:tc>
         <w:tc>
           <w:tcPr>
-            <w:tcW w:w="2289" w:type="dxa"/>
+            <w:tcW w:w="2204" w:type="dxa"/>
           </w:tcPr>
           <w:p>
             <w:pPr>
@@ -5954,7 +5978,7 @@
         </w:tc>
         <w:tc>
           <w:tcPr>
-            <w:tcW w:w="2507" w:type="dxa"/>
+            <w:tcW w:w="2413" w:type="dxa"/>
           </w:tcPr>
           <w:p>
             <w:pPr>
@@ -5970,7 +5994,7 @@
       <w:tr>
         <w:tc>
           <w:tcPr>
-            <w:tcW w:w="1191" w:type="dxa"/>
+            <w:tcW w:w="1495" w:type="dxa"/>
           </w:tcPr>
           <w:p>
             <w:pPr>
@@ -5984,7 +6008,7 @@
         </w:tc>
         <w:tc>
           <w:tcPr>
-            <w:tcW w:w="3372" w:type="dxa"/>
+            <w:tcW w:w="3246" w:type="dxa"/>
           </w:tcPr>
           <w:p>
             <w:pPr>
@@ -5998,7 +6022,7 @@
         </w:tc>
         <w:tc>
           <w:tcPr>
-            <w:tcW w:w="2289" w:type="dxa"/>
+            <w:tcW w:w="2204" w:type="dxa"/>
           </w:tcPr>
           <w:p>
             <w:pPr>
@@ -6012,7 +6036,7 @@
         </w:tc>
         <w:tc>
           <w:tcPr>
-            <w:tcW w:w="2507" w:type="dxa"/>
+            <w:tcW w:w="2413" w:type="dxa"/>
           </w:tcPr>
           <w:p>
             <w:pPr>
@@ -6028,7 +6052,7 @@
       <w:tr>
         <w:tc>
           <w:tcPr>
-            <w:tcW w:w="1191" w:type="dxa"/>
+            <w:tcW w:w="1495" w:type="dxa"/>
           </w:tcPr>
           <w:p>
             <w:pPr>
@@ -6042,7 +6066,7 @@
         </w:tc>
         <w:tc>
           <w:tcPr>
-            <w:tcW w:w="3372" w:type="dxa"/>
+            <w:tcW w:w="3246" w:type="dxa"/>
           </w:tcPr>
           <w:p>
             <w:pPr>
@@ -6056,7 +6080,7 @@
         </w:tc>
         <w:tc>
           <w:tcPr>
-            <w:tcW w:w="2289" w:type="dxa"/>
+            <w:tcW w:w="2204" w:type="dxa"/>
           </w:tcPr>
           <w:p>
             <w:pPr>
@@ -6070,7 +6094,7 @@
         </w:tc>
         <w:tc>
           <w:tcPr>
-            <w:tcW w:w="2507" w:type="dxa"/>
+            <w:tcW w:w="2413" w:type="dxa"/>
           </w:tcPr>
           <w:p>
             <w:pPr>
@@ -6167,10 +6191,10 @@
         <w:tblLayout w:type="fixed"/>
       </w:tblPr>
       <w:tblGrid>
-        <w:gridCol w:w="1245"/>
-        <w:gridCol w:w="3256"/>
-        <w:gridCol w:w="1234"/>
-        <w:gridCol w:w="3624"/>
+        <w:gridCol w:w="1495"/>
+        <w:gridCol w:w="3014"/>
+        <w:gridCol w:w="1495"/>
+        <w:gridCol w:w="3355"/>
       </w:tblGrid>
       <w:tr>
         <w:trPr>
@@ -6178,7 +6202,7 @@
         </w:trPr>
         <w:tc>
           <w:tcPr>
-            <w:tcW w:w="1245" w:type="dxa"/>
+            <w:tcW w:w="1495" w:type="dxa"/>
           </w:tcPr>
           <w:p>
             <w:pPr>
@@ -6192,7 +6216,7 @@
         </w:tc>
         <w:tc>
           <w:tcPr>
-            <w:tcW w:w="3256" w:type="dxa"/>
+            <w:tcW w:w="3014" w:type="dxa"/>
           </w:tcPr>
           <w:p>
             <w:pPr>
@@ -6206,7 +6230,7 @@
         </w:tc>
         <w:tc>
           <w:tcPr>
-            <w:tcW w:w="1234" w:type="dxa"/>
+            <w:tcW w:w="1495" w:type="dxa"/>
           </w:tcPr>
           <w:p>
             <w:pPr>
@@ -6220,7 +6244,7 @@
         </w:tc>
         <w:tc>
           <w:tcPr>
-            <w:tcW w:w="3624" w:type="dxa"/>
+            <w:tcW w:w="3355" w:type="dxa"/>
           </w:tcPr>
           <w:p>
             <w:pPr>
@@ -6236,7 +6260,7 @@
       <w:tr>
         <w:tc>
           <w:tcPr>
-            <w:tcW w:w="1245" w:type="dxa"/>
+            <w:tcW w:w="1495" w:type="dxa"/>
           </w:tcPr>
           <w:p>
             <w:pPr>
@@ -6250,7 +6274,7 @@
         </w:tc>
         <w:tc>
           <w:tcPr>
-            <w:tcW w:w="3256" w:type="dxa"/>
+            <w:tcW w:w="3014" w:type="dxa"/>
           </w:tcPr>
           <w:p>
             <w:pPr>
@@ -6264,7 +6288,7 @@
         </w:tc>
         <w:tc>
           <w:tcPr>
-            <w:tcW w:w="1234" w:type="dxa"/>
+            <w:tcW w:w="1495" w:type="dxa"/>
           </w:tcPr>
           <w:p>
             <w:pPr>
@@ -6278,7 +6302,7 @@
         </w:tc>
         <w:tc>
           <w:tcPr>
-            <w:tcW w:w="3624" w:type="dxa"/>
+            <w:tcW w:w="3355" w:type="dxa"/>
           </w:tcPr>
           <w:p>
             <w:pPr>
@@ -6294,7 +6318,7 @@
       <w:tr>
         <w:tc>
           <w:tcPr>
-            <w:tcW w:w="1245" w:type="dxa"/>
+            <w:tcW w:w="1495" w:type="dxa"/>
           </w:tcPr>
           <w:p>
             <w:pPr>
@@ -6308,7 +6332,7 @@
         </w:tc>
         <w:tc>
           <w:tcPr>
-            <w:tcW w:w="3256" w:type="dxa"/>
+            <w:tcW w:w="3014" w:type="dxa"/>
           </w:tcPr>
           <w:p>
             <w:pPr>
@@ -6322,7 +6346,7 @@
         </w:tc>
         <w:tc>
           <w:tcPr>
-            <w:tcW w:w="1234" w:type="dxa"/>
+            <w:tcW w:w="1495" w:type="dxa"/>
           </w:tcPr>
           <w:p>
             <w:pPr>
@@ -6336,7 +6360,7 @@
         </w:tc>
         <w:tc>
           <w:tcPr>
-            <w:tcW w:w="3624" w:type="dxa"/>
+            <w:tcW w:w="3355" w:type="dxa"/>
           </w:tcPr>
           <w:p>
             <w:pPr>
@@ -6352,7 +6376,7 @@
       <w:tr>
         <w:tc>
           <w:tcPr>
-            <w:tcW w:w="1245" w:type="dxa"/>
+            <w:tcW w:w="1495" w:type="dxa"/>
           </w:tcPr>
           <w:p>
             <w:pPr>
@@ -6366,7 +6390,7 @@
         </w:tc>
         <w:tc>
           <w:tcPr>
-            <w:tcW w:w="3256" w:type="dxa"/>
+            <w:tcW w:w="3014" w:type="dxa"/>
           </w:tcPr>
           <w:p>
             <w:pPr>
@@ -6380,7 +6404,7 @@
         </w:tc>
         <w:tc>
           <w:tcPr>
-            <w:tcW w:w="1234" w:type="dxa"/>
+            <w:tcW w:w="1495" w:type="dxa"/>
           </w:tcPr>
           <w:p>
             <w:pPr>
@@ -6394,7 +6418,7 @@
         </w:tc>
         <w:tc>
           <w:tcPr>
-            <w:tcW w:w="3624" w:type="dxa"/>
+            <w:tcW w:w="3355" w:type="dxa"/>
           </w:tcPr>
           <w:p>
             <w:pPr>
@@ -6410,7 +6434,7 @@
       <w:tr>
         <w:tc>
           <w:tcPr>
-            <w:tcW w:w="1245" w:type="dxa"/>
+            <w:tcW w:w="1495" w:type="dxa"/>
           </w:tcPr>
           <w:p>
             <w:pPr>
@@ -6424,7 +6448,7 @@
         </w:tc>
         <w:tc>
           <w:tcPr>
-            <w:tcW w:w="3256" w:type="dxa"/>
+            <w:tcW w:w="3014" w:type="dxa"/>
           </w:tcPr>
           <w:p>
             <w:pPr>
@@ -6438,7 +6462,7 @@
         </w:tc>
         <w:tc>
           <w:tcPr>
-            <w:tcW w:w="1234" w:type="dxa"/>
+            <w:tcW w:w="1495" w:type="dxa"/>
           </w:tcPr>
           <w:p>
             <w:pPr>
@@ -6452,7 +6476,7 @@
         </w:tc>
         <w:tc>
           <w:tcPr>
-            <w:tcW w:w="3624" w:type="dxa"/>
+            <w:tcW w:w="3355" w:type="dxa"/>
           </w:tcPr>
           <w:p>
             <w:pPr>
@@ -6468,7 +6492,7 @@
       <w:tr>
         <w:tc>
           <w:tcPr>
-            <w:tcW w:w="1245" w:type="dxa"/>
+            <w:tcW w:w="1495" w:type="dxa"/>
           </w:tcPr>
           <w:p>
             <w:pPr>
@@ -6482,7 +6506,7 @@
         </w:tc>
         <w:tc>
           <w:tcPr>
-            <w:tcW w:w="3256" w:type="dxa"/>
+            <w:tcW w:w="3014" w:type="dxa"/>
           </w:tcPr>
           <w:p>
             <w:pPr>
@@ -6496,7 +6520,7 @@
         </w:tc>
         <w:tc>
           <w:tcPr>
-            <w:tcW w:w="1234" w:type="dxa"/>
+            <w:tcW w:w="1495" w:type="dxa"/>
           </w:tcPr>
           <w:p>
             <w:pPr>
@@ -6510,7 +6534,7 @@
         </w:tc>
         <w:tc>
           <w:tcPr>
-            <w:tcW w:w="3624" w:type="dxa"/>
+            <w:tcW w:w="3355" w:type="dxa"/>
           </w:tcPr>
           <w:p>
             <w:pPr>
@@ -6526,7 +6550,7 @@
       <w:tr>
         <w:tc>
           <w:tcPr>
-            <w:tcW w:w="1245" w:type="dxa"/>
+            <w:tcW w:w="1495" w:type="dxa"/>
           </w:tcPr>
           <w:p>
             <w:pPr>
@@ -6540,7 +6564,7 @@
         </w:tc>
         <w:tc>
           <w:tcPr>
-            <w:tcW w:w="3256" w:type="dxa"/>
+            <w:tcW w:w="3014" w:type="dxa"/>
           </w:tcPr>
           <w:p>
             <w:pPr>
@@ -6554,7 +6578,7 @@
         </w:tc>
         <w:tc>
           <w:tcPr>
-            <w:tcW w:w="1234" w:type="dxa"/>
+            <w:tcW w:w="1495" w:type="dxa"/>
           </w:tcPr>
           <w:p>
             <w:pPr>
@@ -6568,7 +6592,7 @@
         </w:tc>
         <w:tc>
           <w:tcPr>
-            <w:tcW w:w="3624" w:type="dxa"/>
+            <w:tcW w:w="3355" w:type="dxa"/>
           </w:tcPr>
           <w:p>
             <w:pPr>
@@ -6584,7 +6608,7 @@
       <w:tr>
         <w:tc>
           <w:tcPr>
-            <w:tcW w:w="1245" w:type="dxa"/>
+            <w:tcW w:w="1495" w:type="dxa"/>
           </w:tcPr>
           <w:p>
             <w:pPr>
@@ -6598,7 +6622,7 @@
         </w:tc>
         <w:tc>
           <w:tcPr>
-            <w:tcW w:w="3256" w:type="dxa"/>
+            <w:tcW w:w="3014" w:type="dxa"/>
           </w:tcPr>
           <w:p>
             <w:pPr>
@@ -6612,7 +6636,7 @@
         </w:tc>
         <w:tc>
           <w:tcPr>
-            <w:tcW w:w="1234" w:type="dxa"/>
+            <w:tcW w:w="1495" w:type="dxa"/>
           </w:tcPr>
           <w:p>
             <w:pPr>
@@ -6626,7 +6650,7 @@
         </w:tc>
         <w:tc>
           <w:tcPr>
-            <w:tcW w:w="3624" w:type="dxa"/>
+            <w:tcW w:w="3355" w:type="dxa"/>
           </w:tcPr>
           <w:p>
             <w:pPr>
@@ -6642,7 +6666,7 @@
       <w:tr>
         <w:tc>
           <w:tcPr>
-            <w:tcW w:w="1245" w:type="dxa"/>
+            <w:tcW w:w="1495" w:type="dxa"/>
           </w:tcPr>
           <w:p>
             <w:pPr>
@@ -6656,7 +6680,7 @@
         </w:tc>
         <w:tc>
           <w:tcPr>
-            <w:tcW w:w="3256" w:type="dxa"/>
+            <w:tcW w:w="3014" w:type="dxa"/>
           </w:tcPr>
           <w:p>
             <w:pPr>
@@ -6670,7 +6694,7 @@
         </w:tc>
         <w:tc>
           <w:tcPr>
-            <w:tcW w:w="1234" w:type="dxa"/>
+            <w:tcW w:w="1495" w:type="dxa"/>
           </w:tcPr>
           <w:p>
             <w:pPr>
@@ -6684,7 +6708,7 @@
         </w:tc>
         <w:tc>
           <w:tcPr>
-            <w:tcW w:w="3624" w:type="dxa"/>
+            <w:tcW w:w="3355" w:type="dxa"/>
           </w:tcPr>
           <w:p>
             <w:pPr>
@@ -6700,7 +6724,7 @@
       <w:tr>
         <w:tc>
           <w:tcPr>
-            <w:tcW w:w="1245" w:type="dxa"/>
+            <w:tcW w:w="1495" w:type="dxa"/>
           </w:tcPr>
           <w:p>
             <w:pPr>
@@ -6714,7 +6738,7 @@
         </w:tc>
         <w:tc>
           <w:tcPr>
-            <w:tcW w:w="3256" w:type="dxa"/>
+            <w:tcW w:w="3014" w:type="dxa"/>
           </w:tcPr>
           <w:p>
             <w:pPr>
@@ -6728,7 +6752,7 @@
         </w:tc>
         <w:tc>
           <w:tcPr>
-            <w:tcW w:w="1234" w:type="dxa"/>
+            <w:tcW w:w="1495" w:type="dxa"/>
           </w:tcPr>
           <w:p>
             <w:pPr>
@@ -6742,7 +6766,7 @@
         </w:tc>
         <w:tc>
           <w:tcPr>
-            <w:tcW w:w="3624" w:type="dxa"/>
+            <w:tcW w:w="3355" w:type="dxa"/>
           </w:tcPr>
           <w:p>
             <w:pPr>
@@ -6758,7 +6782,7 @@
       <w:tr>
         <w:tc>
           <w:tcPr>
-            <w:tcW w:w="1245" w:type="dxa"/>
+            <w:tcW w:w="1495" w:type="dxa"/>
           </w:tcPr>
           <w:p>
             <w:pPr>
@@ -6772,7 +6796,7 @@
         </w:tc>
         <w:tc>
           <w:tcPr>
-            <w:tcW w:w="3256" w:type="dxa"/>
+            <w:tcW w:w="3014" w:type="dxa"/>
           </w:tcPr>
           <w:p>
             <w:pPr>
@@ -6786,7 +6810,7 @@
         </w:tc>
         <w:tc>
           <w:tcPr>
-            <w:tcW w:w="1234" w:type="dxa"/>
+            <w:tcW w:w="1495" w:type="dxa"/>
           </w:tcPr>
           <w:p>
             <w:pPr>
@@ -6800,7 +6824,7 @@
         </w:tc>
         <w:tc>
           <w:tcPr>
-            <w:tcW w:w="3624" w:type="dxa"/>
+            <w:tcW w:w="3355" w:type="dxa"/>
           </w:tcPr>
           <w:p>
             <w:pPr>
@@ -6816,7 +6840,7 @@
       <w:tr>
         <w:tc>
           <w:tcPr>
-            <w:tcW w:w="1245" w:type="dxa"/>
+            <w:tcW w:w="1495" w:type="dxa"/>
           </w:tcPr>
           <w:p>
             <w:pPr>
@@ -6830,7 +6854,7 @@
         </w:tc>
         <w:tc>
           <w:tcPr>
-            <w:tcW w:w="3256" w:type="dxa"/>
+            <w:tcW w:w="3014" w:type="dxa"/>
           </w:tcPr>
           <w:p>
             <w:pPr>
@@ -6844,7 +6868,7 @@
         </w:tc>
         <w:tc>
           <w:tcPr>
-            <w:tcW w:w="1234" w:type="dxa"/>
+            <w:tcW w:w="1495" w:type="dxa"/>
           </w:tcPr>
           <w:p>
             <w:pPr>
@@ -6858,7 +6882,7 @@
         </w:tc>
         <w:tc>
           <w:tcPr>
-            <w:tcW w:w="3624" w:type="dxa"/>
+            <w:tcW w:w="3355" w:type="dxa"/>
           </w:tcPr>
           <w:p>
             <w:pPr>
@@ -6874,7 +6898,7 @@
       <w:tr>
         <w:tc>
           <w:tcPr>
-            <w:tcW w:w="1245" w:type="dxa"/>
+            <w:tcW w:w="1495" w:type="dxa"/>
           </w:tcPr>
           <w:p>
             <w:pPr>
@@ -6888,7 +6912,7 @@
         </w:tc>
         <w:tc>
           <w:tcPr>
-            <w:tcW w:w="3256" w:type="dxa"/>
+            <w:tcW w:w="3014" w:type="dxa"/>
           </w:tcPr>
           <w:p>
             <w:pPr>
@@ -6902,7 +6926,7 @@
         </w:tc>
         <w:tc>
           <w:tcPr>
-            <w:tcW w:w="1234" w:type="dxa"/>
+            <w:tcW w:w="1495" w:type="dxa"/>
           </w:tcPr>
           <w:p>
             <w:pPr>
@@ -6916,7 +6940,7 @@
         </w:tc>
         <w:tc>
           <w:tcPr>
-            <w:tcW w:w="3624" w:type="dxa"/>
+            <w:tcW w:w="3355" w:type="dxa"/>
           </w:tcPr>
           <w:p>
             <w:pPr>
@@ -6932,7 +6956,7 @@
       <w:tr>
         <w:tc>
           <w:tcPr>
-            <w:tcW w:w="1245" w:type="dxa"/>
+            <w:tcW w:w="1495" w:type="dxa"/>
           </w:tcPr>
           <w:p>
             <w:pPr>
@@ -6946,7 +6970,7 @@
         </w:tc>
         <w:tc>
           <w:tcPr>
-            <w:tcW w:w="3256" w:type="dxa"/>
+            <w:tcW w:w="3014" w:type="dxa"/>
           </w:tcPr>
           <w:p>
             <w:pPr>
@@ -6960,7 +6984,7 @@
         </w:tc>
         <w:tc>
           <w:tcPr>
-            <w:tcW w:w="1234" w:type="dxa"/>
+            <w:tcW w:w="1495" w:type="dxa"/>
           </w:tcPr>
           <w:p>
             <w:pPr>
@@ -6974,7 +6998,7 @@
         </w:tc>
         <w:tc>
           <w:tcPr>
-            <w:tcW w:w="3624" w:type="dxa"/>
+            <w:tcW w:w="3355" w:type="dxa"/>
           </w:tcPr>
           <w:p>
             <w:pPr>
@@ -6990,7 +7014,7 @@
       <w:tr>
         <w:tc>
           <w:tcPr>
-            <w:tcW w:w="1245" w:type="dxa"/>
+            <w:tcW w:w="1495" w:type="dxa"/>
           </w:tcPr>
           <w:p>
             <w:pPr>
@@ -7004,7 +7028,7 @@
         </w:tc>
         <w:tc>
           <w:tcPr>
-            <w:tcW w:w="3256" w:type="dxa"/>
+            <w:tcW w:w="3014" w:type="dxa"/>
           </w:tcPr>
           <w:p>
             <w:pPr>
@@ -7018,7 +7042,7 @@
         </w:tc>
         <w:tc>
           <w:tcPr>
-            <w:tcW w:w="1234" w:type="dxa"/>
+            <w:tcW w:w="1495" w:type="dxa"/>
           </w:tcPr>
           <w:p>
             <w:pPr>
@@ -7032,7 +7056,7 @@
         </w:tc>
         <w:tc>
           <w:tcPr>
-            <w:tcW w:w="3624" w:type="dxa"/>
+            <w:tcW w:w="3355" w:type="dxa"/>
           </w:tcPr>
           <w:p>
             <w:pPr>
@@ -9104,7 +9128,7 @@
         <w:pStyle w:val="Compact"/>
       </w:pPr>
       <w:r>
-        <w:t xml:space="preserve">How e2open will integrate with Oracle (items, suppliers, POs, costs) [COMPANY: Oracle EBS or Fusion].</w:t>
+        <w:t xml:space="preserve">How e2open will integrate with Oracle EBS (items, suppliers, POs, costs).</w:t>
       </w:r>
     </w:p>
     <w:p>
@@ -9194,10 +9218,10 @@
         <w:tblLayout w:type="fixed"/>
       </w:tblPr>
       <w:tblGrid>
-        <w:gridCol w:w="2268"/>
-        <w:gridCol w:w="1842"/>
-        <w:gridCol w:w="3776"/>
-        <w:gridCol w:w="1472"/>
+        <w:gridCol w:w="2262"/>
+        <w:gridCol w:w="1837"/>
+        <w:gridCol w:w="3765"/>
+        <w:gridCol w:w="1495"/>
       </w:tblGrid>
       <w:tr>
         <w:trPr>
@@ -9205,7 +9229,7 @@
         </w:trPr>
         <w:tc>
           <w:tcPr>
-            <w:tcW w:w="2268" w:type="dxa"/>
+            <w:tcW w:w="2262" w:type="dxa"/>
           </w:tcPr>
           <w:p>
             <w:pPr>
@@ -9219,7 +9243,7 @@
         </w:tc>
         <w:tc>
           <w:tcPr>
-            <w:tcW w:w="1842" w:type="dxa"/>
+            <w:tcW w:w="1837" w:type="dxa"/>
           </w:tcPr>
           <w:p>
             <w:pPr>
@@ -9233,7 +9257,7 @@
         </w:tc>
         <w:tc>
           <w:tcPr>
-            <w:tcW w:w="3776" w:type="dxa"/>
+            <w:tcW w:w="3765" w:type="dxa"/>
           </w:tcPr>
           <w:p>
             <w:pPr>
@@ -9247,7 +9271,7 @@
         </w:tc>
         <w:tc>
           <w:tcPr>
-            <w:tcW w:w="1472" w:type="dxa"/>
+            <w:tcW w:w="1495" w:type="dxa"/>
           </w:tcPr>
           <w:p>
             <w:pPr>
@@ -9263,7 +9287,7 @@
       <w:tr>
         <w:tc>
           <w:tcPr>
-            <w:tcW w:w="2268" w:type="dxa"/>
+            <w:tcW w:w="2262" w:type="dxa"/>
           </w:tcPr>
           <w:p>
             <w:pPr>
@@ -9277,7 +9301,7 @@
         </w:tc>
         <w:tc>
           <w:tcPr>
-            <w:tcW w:w="1842" w:type="dxa"/>
+            <w:tcW w:w="1837" w:type="dxa"/>
           </w:tcPr>
           <w:p>
             <w:pPr>
@@ -9291,7 +9315,7 @@
         </w:tc>
         <w:tc>
           <w:tcPr>
-            <w:tcW w:w="3776" w:type="dxa"/>
+            <w:tcW w:w="3765" w:type="dxa"/>
           </w:tcPr>
           <w:p>
             <w:pPr>
@@ -9305,7 +9329,7 @@
         </w:tc>
         <w:tc>
           <w:tcPr>
-            <w:tcW w:w="1472" w:type="dxa"/>
+            <w:tcW w:w="1495" w:type="dxa"/>
           </w:tcPr>
           <w:p>
             <w:pPr>
@@ -9321,7 +9345,7 @@
       <w:tr>
         <w:tc>
           <w:tcPr>
-            <w:tcW w:w="2268" w:type="dxa"/>
+            <w:tcW w:w="2262" w:type="dxa"/>
           </w:tcPr>
           <w:p>
             <w:pPr>
@@ -9335,7 +9359,7 @@
         </w:tc>
         <w:tc>
           <w:tcPr>
-            <w:tcW w:w="1842" w:type="dxa"/>
+            <w:tcW w:w="1837" w:type="dxa"/>
           </w:tcPr>
           <w:p>
             <w:pPr>
@@ -9349,7 +9373,7 @@
         </w:tc>
         <w:tc>
           <w:tcPr>
-            <w:tcW w:w="3776" w:type="dxa"/>
+            <w:tcW w:w="3765" w:type="dxa"/>
           </w:tcPr>
           <w:p>
             <w:pPr>
@@ -9363,7 +9387,7 @@
         </w:tc>
         <w:tc>
           <w:tcPr>
-            <w:tcW w:w="1472" w:type="dxa"/>
+            <w:tcW w:w="1495" w:type="dxa"/>
           </w:tcPr>
           <w:p>
             <w:pPr>
@@ -9379,7 +9403,7 @@
       <w:tr>
         <w:tc>
           <w:tcPr>
-            <w:tcW w:w="2268" w:type="dxa"/>
+            <w:tcW w:w="2262" w:type="dxa"/>
           </w:tcPr>
           <w:p>
             <w:pPr>
@@ -9393,7 +9417,7 @@
         </w:tc>
         <w:tc>
           <w:tcPr>
-            <w:tcW w:w="1842" w:type="dxa"/>
+            <w:tcW w:w="1837" w:type="dxa"/>
           </w:tcPr>
           <w:p>
             <w:pPr>
@@ -9407,7 +9431,7 @@
         </w:tc>
         <w:tc>
           <w:tcPr>
-            <w:tcW w:w="3776" w:type="dxa"/>
+            <w:tcW w:w="3765" w:type="dxa"/>
           </w:tcPr>
           <w:p>
             <w:pPr>
@@ -9421,7 +9445,7 @@
         </w:tc>
         <w:tc>
           <w:tcPr>
-            <w:tcW w:w="1472" w:type="dxa"/>
+            <w:tcW w:w="1495" w:type="dxa"/>
           </w:tcPr>
           <w:p>
             <w:pPr>
@@ -9437,7 +9461,7 @@
       <w:tr>
         <w:tc>
           <w:tcPr>
-            <w:tcW w:w="2268" w:type="dxa"/>
+            <w:tcW w:w="2262" w:type="dxa"/>
           </w:tcPr>
           <w:p>
             <w:pPr>
@@ -9451,7 +9475,7 @@
         </w:tc>
         <w:tc>
           <w:tcPr>
-            <w:tcW w:w="1842" w:type="dxa"/>
+            <w:tcW w:w="1837" w:type="dxa"/>
           </w:tcPr>
           <w:p>
             <w:pPr>
@@ -9465,7 +9489,7 @@
         </w:tc>
         <w:tc>
           <w:tcPr>
-            <w:tcW w:w="3776" w:type="dxa"/>
+            <w:tcW w:w="3765" w:type="dxa"/>
           </w:tcPr>
           <w:p>
             <w:pPr>
@@ -9479,7 +9503,7 @@
         </w:tc>
         <w:tc>
           <w:tcPr>
-            <w:tcW w:w="1472" w:type="dxa"/>
+            <w:tcW w:w="1495" w:type="dxa"/>
           </w:tcPr>
           <w:p>
             <w:pPr>
@@ -9495,7 +9519,7 @@
       <w:tr>
         <w:tc>
           <w:tcPr>
-            <w:tcW w:w="2268" w:type="dxa"/>
+            <w:tcW w:w="2262" w:type="dxa"/>
           </w:tcPr>
           <w:p>
             <w:pPr>
@@ -9509,7 +9533,7 @@
         </w:tc>
         <w:tc>
           <w:tcPr>
-            <w:tcW w:w="1842" w:type="dxa"/>
+            <w:tcW w:w="1837" w:type="dxa"/>
           </w:tcPr>
           <w:p>
             <w:pPr>
@@ -9523,7 +9547,7 @@
         </w:tc>
         <w:tc>
           <w:tcPr>
-            <w:tcW w:w="3776" w:type="dxa"/>
+            <w:tcW w:w="3765" w:type="dxa"/>
           </w:tcPr>
           <w:p>
             <w:pPr>
@@ -9537,7 +9561,7 @@
         </w:tc>
         <w:tc>
           <w:tcPr>
-            <w:tcW w:w="1472" w:type="dxa"/>
+            <w:tcW w:w="1495" w:type="dxa"/>
           </w:tcPr>
           <w:p>
             <w:pPr>
@@ -9553,7 +9577,7 @@
       <w:tr>
         <w:tc>
           <w:tcPr>
-            <w:tcW w:w="2268" w:type="dxa"/>
+            <w:tcW w:w="2262" w:type="dxa"/>
           </w:tcPr>
           <w:p>
             <w:pPr>
@@ -9567,7 +9591,7 @@
         </w:tc>
         <w:tc>
           <w:tcPr>
-            <w:tcW w:w="1842" w:type="dxa"/>
+            <w:tcW w:w="1837" w:type="dxa"/>
           </w:tcPr>
           <w:p>
             <w:pPr>
@@ -9581,7 +9605,7 @@
         </w:tc>
         <w:tc>
           <w:tcPr>
-            <w:tcW w:w="3776" w:type="dxa"/>
+            <w:tcW w:w="3765" w:type="dxa"/>
           </w:tcPr>
           <w:p>
             <w:pPr>
@@ -9595,7 +9619,7 @@
         </w:tc>
         <w:tc>
           <w:tcPr>
-            <w:tcW w:w="1472" w:type="dxa"/>
+            <w:tcW w:w="1495" w:type="dxa"/>
           </w:tcPr>
           <w:p>
             <w:pPr>
@@ -9611,7 +9635,7 @@
       <w:tr>
         <w:tc>
           <w:tcPr>
-            <w:tcW w:w="2268" w:type="dxa"/>
+            <w:tcW w:w="2262" w:type="dxa"/>
           </w:tcPr>
           <w:p>
             <w:pPr>
@@ -9625,7 +9649,7 @@
         </w:tc>
         <w:tc>
           <w:tcPr>
-            <w:tcW w:w="1842" w:type="dxa"/>
+            <w:tcW w:w="1837" w:type="dxa"/>
           </w:tcPr>
           <w:p>
             <w:pPr>
@@ -9639,7 +9663,7 @@
         </w:tc>
         <w:tc>
           <w:tcPr>
-            <w:tcW w:w="3776" w:type="dxa"/>
+            <w:tcW w:w="3765" w:type="dxa"/>
           </w:tcPr>
           <w:p>
             <w:pPr>
@@ -9653,7 +9677,7 @@
         </w:tc>
         <w:tc>
           <w:tcPr>
-            <w:tcW w:w="1472" w:type="dxa"/>
+            <w:tcW w:w="1495" w:type="dxa"/>
           </w:tcPr>
           <w:p>
             <w:pPr>
@@ -9669,7 +9693,7 @@
       <w:tr>
         <w:tc>
           <w:tcPr>
-            <w:tcW w:w="2268" w:type="dxa"/>
+            <w:tcW w:w="2262" w:type="dxa"/>
           </w:tcPr>
           <w:p>
             <w:pPr>
@@ -9683,7 +9707,7 @@
         </w:tc>
         <w:tc>
           <w:tcPr>
-            <w:tcW w:w="1842" w:type="dxa"/>
+            <w:tcW w:w="1837" w:type="dxa"/>
           </w:tcPr>
           <w:p>
             <w:pPr>
@@ -9697,7 +9721,7 @@
         </w:tc>
         <w:tc>
           <w:tcPr>
-            <w:tcW w:w="3776" w:type="dxa"/>
+            <w:tcW w:w="3765" w:type="dxa"/>
           </w:tcPr>
           <w:p>
             <w:pPr>
@@ -9711,7 +9735,7 @@
         </w:tc>
         <w:tc>
           <w:tcPr>
-            <w:tcW w:w="1472" w:type="dxa"/>
+            <w:tcW w:w="1495" w:type="dxa"/>
           </w:tcPr>
           <w:p>
             <w:pPr>
@@ -9727,7 +9751,7 @@
       <w:tr>
         <w:tc>
           <w:tcPr>
-            <w:tcW w:w="2268" w:type="dxa"/>
+            <w:tcW w:w="2262" w:type="dxa"/>
           </w:tcPr>
           <w:p>
             <w:pPr>
@@ -9741,7 +9765,7 @@
         </w:tc>
         <w:tc>
           <w:tcPr>
-            <w:tcW w:w="1842" w:type="dxa"/>
+            <w:tcW w:w="1837" w:type="dxa"/>
           </w:tcPr>
           <w:p>
             <w:pPr>
@@ -9755,7 +9779,7 @@
         </w:tc>
         <w:tc>
           <w:tcPr>
-            <w:tcW w:w="3776" w:type="dxa"/>
+            <w:tcW w:w="3765" w:type="dxa"/>
           </w:tcPr>
           <w:p>
             <w:pPr>
@@ -9769,7 +9793,7 @@
         </w:tc>
         <w:tc>
           <w:tcPr>
-            <w:tcW w:w="1472" w:type="dxa"/>
+            <w:tcW w:w="1495" w:type="dxa"/>
           </w:tcPr>
           <w:p>
             <w:pPr>
@@ -9785,7 +9809,7 @@
       <w:tr>
         <w:tc>
           <w:tcPr>
-            <w:tcW w:w="2268" w:type="dxa"/>
+            <w:tcW w:w="2262" w:type="dxa"/>
           </w:tcPr>
           <w:p>
             <w:pPr>
@@ -9799,7 +9823,7 @@
         </w:tc>
         <w:tc>
           <w:tcPr>
-            <w:tcW w:w="1842" w:type="dxa"/>
+            <w:tcW w:w="1837" w:type="dxa"/>
           </w:tcPr>
           <w:p>
             <w:pPr>
@@ -9813,7 +9837,7 @@
         </w:tc>
         <w:tc>
           <w:tcPr>
-            <w:tcW w:w="3776" w:type="dxa"/>
+            <w:tcW w:w="3765" w:type="dxa"/>
           </w:tcPr>
           <w:p>
             <w:pPr>
@@ -9827,7 +9851,7 @@
         </w:tc>
         <w:tc>
           <w:tcPr>
-            <w:tcW w:w="1472" w:type="dxa"/>
+            <w:tcW w:w="1495" w:type="dxa"/>
           </w:tcPr>
           <w:p>
             <w:pPr>
@@ -9843,7 +9867,7 @@
       <w:tr>
         <w:tc>
           <w:tcPr>
-            <w:tcW w:w="2268" w:type="dxa"/>
+            <w:tcW w:w="2262" w:type="dxa"/>
           </w:tcPr>
           <w:p>
             <w:pPr>
@@ -9857,7 +9881,7 @@
         </w:tc>
         <w:tc>
           <w:tcPr>
-            <w:tcW w:w="1842" w:type="dxa"/>
+            <w:tcW w:w="1837" w:type="dxa"/>
           </w:tcPr>
           <w:p>
             <w:pPr>
@@ -9871,7 +9895,7 @@
         </w:tc>
         <w:tc>
           <w:tcPr>
-            <w:tcW w:w="3776" w:type="dxa"/>
+            <w:tcW w:w="3765" w:type="dxa"/>
           </w:tcPr>
           <w:p>
             <w:pPr>
@@ -9885,7 +9909,7 @@
         </w:tc>
         <w:tc>
           <w:tcPr>
-            <w:tcW w:w="1472" w:type="dxa"/>
+            <w:tcW w:w="1495" w:type="dxa"/>
           </w:tcPr>
           <w:p>
             <w:pPr>
@@ -9901,7 +9925,7 @@
       <w:tr>
         <w:tc>
           <w:tcPr>
-            <w:tcW w:w="2268" w:type="dxa"/>
+            <w:tcW w:w="2262" w:type="dxa"/>
           </w:tcPr>
           <w:p>
             <w:pPr>
@@ -9915,7 +9939,7 @@
         </w:tc>
         <w:tc>
           <w:tcPr>
-            <w:tcW w:w="1842" w:type="dxa"/>
+            <w:tcW w:w="1837" w:type="dxa"/>
           </w:tcPr>
           <w:p>
             <w:pPr>
@@ -9929,7 +9953,7 @@
         </w:tc>
         <w:tc>
           <w:tcPr>
-            <w:tcW w:w="3776" w:type="dxa"/>
+            <w:tcW w:w="3765" w:type="dxa"/>
           </w:tcPr>
           <w:p>
             <w:pPr>
@@ -9943,7 +9967,7 @@
         </w:tc>
         <w:tc>
           <w:tcPr>
-            <w:tcW w:w="1472" w:type="dxa"/>
+            <w:tcW w:w="1495" w:type="dxa"/>
           </w:tcPr>
           <w:p>
             <w:pPr>
@@ -9986,11 +10010,11 @@
         <w:tblLayout w:type="fixed"/>
       </w:tblPr>
       <w:tblGrid>
-        <w:gridCol w:w="887"/>
-        <w:gridCol w:w="2582"/>
-        <w:gridCol w:w="1620"/>
-        <w:gridCol w:w="2317"/>
-        <w:gridCol w:w="1951"/>
+        <w:gridCol w:w="1724"/>
+        <w:gridCol w:w="2113"/>
+        <w:gridCol w:w="1724"/>
+        <w:gridCol w:w="2199"/>
+        <w:gridCol w:w="1596"/>
       </w:tblGrid>
       <w:tr>
         <w:trPr>
@@ -9998,7 +10022,7 @@
         </w:trPr>
         <w:tc>
           <w:tcPr>
-            <w:tcW w:w="887" w:type="dxa"/>
+            <w:tcW w:w="1724" w:type="dxa"/>
           </w:tcPr>
           <w:p>
             <w:pPr>
@@ -10012,7 +10036,7 @@
         </w:tc>
         <w:tc>
           <w:tcPr>
-            <w:tcW w:w="2582" w:type="dxa"/>
+            <w:tcW w:w="2113" w:type="dxa"/>
           </w:tcPr>
           <w:p>
             <w:pPr>
@@ -10026,7 +10050,7 @@
         </w:tc>
         <w:tc>
           <w:tcPr>
-            <w:tcW w:w="1620" w:type="dxa"/>
+            <w:tcW w:w="1724" w:type="dxa"/>
           </w:tcPr>
           <w:p>
             <w:pPr>
@@ -10040,7 +10064,7 @@
         </w:tc>
         <w:tc>
           <w:tcPr>
-            <w:tcW w:w="2317" w:type="dxa"/>
+            <w:tcW w:w="2199" w:type="dxa"/>
           </w:tcPr>
           <w:p>
             <w:pPr>
@@ -10054,7 +10078,7 @@
         </w:tc>
         <w:tc>
           <w:tcPr>
-            <w:tcW w:w="1951" w:type="dxa"/>
+            <w:tcW w:w="1596" w:type="dxa"/>
           </w:tcPr>
           <w:p>
             <w:pPr>
@@ -10070,7 +10094,7 @@
       <w:tr>
         <w:tc>
           <w:tcPr>
-            <w:tcW w:w="887" w:type="dxa"/>
+            <w:tcW w:w="1724" w:type="dxa"/>
           </w:tcPr>
           <w:p>
             <w:pPr>
@@ -10084,7 +10108,7 @@
         </w:tc>
         <w:tc>
           <w:tcPr>
-            <w:tcW w:w="2582" w:type="dxa"/>
+            <w:tcW w:w="2113" w:type="dxa"/>
           </w:tcPr>
           <w:p>
             <w:pPr>
@@ -10098,7 +10122,7 @@
         </w:tc>
         <w:tc>
           <w:tcPr>
-            <w:tcW w:w="1620" w:type="dxa"/>
+            <w:tcW w:w="1724" w:type="dxa"/>
           </w:tcPr>
           <w:p>
             <w:pPr>
@@ -10112,7 +10136,7 @@
         </w:tc>
         <w:tc>
           <w:tcPr>
-            <w:tcW w:w="2317" w:type="dxa"/>
+            <w:tcW w:w="2199" w:type="dxa"/>
           </w:tcPr>
           <w:p>
             <w:pPr>
@@ -10135,7 +10159,7 @@
         </w:tc>
         <w:tc>
           <w:tcPr>
-            <w:tcW w:w="1951" w:type="dxa"/>
+            <w:tcW w:w="1596" w:type="dxa"/>
           </w:tcPr>
           <w:p>
             <w:pPr>
@@ -10151,7 +10175,7 @@
       <w:tr>
         <w:tc>
           <w:tcPr>
-            <w:tcW w:w="887" w:type="dxa"/>
+            <w:tcW w:w="1724" w:type="dxa"/>
           </w:tcPr>
           <w:p>
             <w:pPr>
@@ -10165,7 +10189,7 @@
         </w:tc>
         <w:tc>
           <w:tcPr>
-            <w:tcW w:w="2582" w:type="dxa"/>
+            <w:tcW w:w="2113" w:type="dxa"/>
           </w:tcPr>
           <w:p>
             <w:pPr>
@@ -10179,7 +10203,7 @@
         </w:tc>
         <w:tc>
           <w:tcPr>
-            <w:tcW w:w="1620" w:type="dxa"/>
+            <w:tcW w:w="1724" w:type="dxa"/>
           </w:tcPr>
           <w:p>
             <w:pPr>
@@ -10193,7 +10217,7 @@
         </w:tc>
         <w:tc>
           <w:tcPr>
-            <w:tcW w:w="2317" w:type="dxa"/>
+            <w:tcW w:w="2199" w:type="dxa"/>
           </w:tcPr>
           <w:p>
             <w:pPr>
@@ -10216,7 +10240,7 @@
         </w:tc>
         <w:tc>
           <w:tcPr>
-            <w:tcW w:w="1951" w:type="dxa"/>
+            <w:tcW w:w="1596" w:type="dxa"/>
           </w:tcPr>
           <w:p>
             <w:pPr>
@@ -10232,7 +10256,7 @@
       <w:tr>
         <w:tc>
           <w:tcPr>
-            <w:tcW w:w="887" w:type="dxa"/>
+            <w:tcW w:w="1724" w:type="dxa"/>
           </w:tcPr>
           <w:p>
             <w:pPr>
@@ -10246,7 +10270,7 @@
         </w:tc>
         <w:tc>
           <w:tcPr>
-            <w:tcW w:w="2582" w:type="dxa"/>
+            <w:tcW w:w="2113" w:type="dxa"/>
           </w:tcPr>
           <w:p>
             <w:pPr>
@@ -10260,7 +10284,7 @@
         </w:tc>
         <w:tc>
           <w:tcPr>
-            <w:tcW w:w="1620" w:type="dxa"/>
+            <w:tcW w:w="1724" w:type="dxa"/>
           </w:tcPr>
           <w:p>
             <w:pPr>
@@ -10274,7 +10298,7 @@
         </w:tc>
         <w:tc>
           <w:tcPr>
-            <w:tcW w:w="2317" w:type="dxa"/>
+            <w:tcW w:w="2199" w:type="dxa"/>
           </w:tcPr>
           <w:p>
             <w:pPr>
@@ -10297,7 +10321,7 @@
         </w:tc>
         <w:tc>
           <w:tcPr>
-            <w:tcW w:w="1951" w:type="dxa"/>
+            <w:tcW w:w="1596" w:type="dxa"/>
           </w:tcPr>
           <w:p>
             <w:pPr>
@@ -10313,7 +10337,7 @@
       <w:tr>
         <w:tc>
           <w:tcPr>
-            <w:tcW w:w="887" w:type="dxa"/>
+            <w:tcW w:w="1724" w:type="dxa"/>
           </w:tcPr>
           <w:p>
             <w:pPr>
@@ -10327,7 +10351,7 @@
         </w:tc>
         <w:tc>
           <w:tcPr>
-            <w:tcW w:w="2582" w:type="dxa"/>
+            <w:tcW w:w="2113" w:type="dxa"/>
           </w:tcPr>
           <w:p>
             <w:pPr>
@@ -10341,7 +10365,7 @@
         </w:tc>
         <w:tc>
           <w:tcPr>
-            <w:tcW w:w="1620" w:type="dxa"/>
+            <w:tcW w:w="1724" w:type="dxa"/>
           </w:tcPr>
           <w:p>
             <w:pPr>
@@ -10355,7 +10379,7 @@
         </w:tc>
         <w:tc>
           <w:tcPr>
-            <w:tcW w:w="2317" w:type="dxa"/>
+            <w:tcW w:w="2199" w:type="dxa"/>
           </w:tcPr>
           <w:p>
             <w:pPr>
@@ -10369,7 +10393,7 @@
         </w:tc>
         <w:tc>
           <w:tcPr>
-            <w:tcW w:w="1951" w:type="dxa"/>
+            <w:tcW w:w="1596" w:type="dxa"/>
           </w:tcPr>
           <w:p>
             <w:pPr>
@@ -10385,7 +10409,7 @@
       <w:tr>
         <w:tc>
           <w:tcPr>
-            <w:tcW w:w="887" w:type="dxa"/>
+            <w:tcW w:w="1724" w:type="dxa"/>
           </w:tcPr>
           <w:p>
             <w:pPr>
@@ -10399,7 +10423,7 @@
         </w:tc>
         <w:tc>
           <w:tcPr>
-            <w:tcW w:w="2582" w:type="dxa"/>
+            <w:tcW w:w="2113" w:type="dxa"/>
           </w:tcPr>
           <w:p>
             <w:pPr>
@@ -10413,7 +10437,7 @@
         </w:tc>
         <w:tc>
           <w:tcPr>
-            <w:tcW w:w="1620" w:type="dxa"/>
+            <w:tcW w:w="1724" w:type="dxa"/>
           </w:tcPr>
           <w:p>
             <w:pPr>
@@ -10427,7 +10451,7 @@
         </w:tc>
         <w:tc>
           <w:tcPr>
-            <w:tcW w:w="2317" w:type="dxa"/>
+            <w:tcW w:w="2199" w:type="dxa"/>
           </w:tcPr>
           <w:p>
             <w:pPr>
@@ -10441,7 +10465,7 @@
         </w:tc>
         <w:tc>
           <w:tcPr>
-            <w:tcW w:w="1951" w:type="dxa"/>
+            <w:tcW w:w="1596" w:type="dxa"/>
           </w:tcPr>
           <w:p>
             <w:pPr>
@@ -10457,7 +10481,7 @@
       <w:tr>
         <w:tc>
           <w:tcPr>
-            <w:tcW w:w="887" w:type="dxa"/>
+            <w:tcW w:w="1724" w:type="dxa"/>
           </w:tcPr>
           <w:p>
             <w:pPr>
@@ -10471,7 +10495,7 @@
         </w:tc>
         <w:tc>
           <w:tcPr>
-            <w:tcW w:w="2582" w:type="dxa"/>
+            <w:tcW w:w="2113" w:type="dxa"/>
           </w:tcPr>
           <w:p>
             <w:pPr>
@@ -10485,7 +10509,7 @@
         </w:tc>
         <w:tc>
           <w:tcPr>
-            <w:tcW w:w="1620" w:type="dxa"/>
+            <w:tcW w:w="1724" w:type="dxa"/>
           </w:tcPr>
           <w:p>
             <w:pPr>
@@ -10499,7 +10523,7 @@
         </w:tc>
         <w:tc>
           <w:tcPr>
-            <w:tcW w:w="2317" w:type="dxa"/>
+            <w:tcW w:w="2199" w:type="dxa"/>
           </w:tcPr>
           <w:p>
             <w:pPr>
@@ -10513,7 +10537,7 @@
         </w:tc>
         <w:tc>
           <w:tcPr>
-            <w:tcW w:w="1951" w:type="dxa"/>
+            <w:tcW w:w="1596" w:type="dxa"/>
           </w:tcPr>
           <w:p>
             <w:pPr>
@@ -10529,7 +10553,7 @@
       <w:tr>
         <w:tc>
           <w:tcPr>
-            <w:tcW w:w="887" w:type="dxa"/>
+            <w:tcW w:w="1724" w:type="dxa"/>
           </w:tcPr>
           <w:p>
             <w:pPr>
@@ -10543,7 +10567,7 @@
         </w:tc>
         <w:tc>
           <w:tcPr>
-            <w:tcW w:w="2582" w:type="dxa"/>
+            <w:tcW w:w="2113" w:type="dxa"/>
           </w:tcPr>
           <w:p>
             <w:pPr>
@@ -10557,7 +10581,7 @@
         </w:tc>
         <w:tc>
           <w:tcPr>
-            <w:tcW w:w="1620" w:type="dxa"/>
+            <w:tcW w:w="1724" w:type="dxa"/>
           </w:tcPr>
           <w:p>
             <w:pPr>
@@ -10571,7 +10595,7 @@
         </w:tc>
         <w:tc>
           <w:tcPr>
-            <w:tcW w:w="2317" w:type="dxa"/>
+            <w:tcW w:w="2199" w:type="dxa"/>
           </w:tcPr>
           <w:p>
             <w:pPr>
@@ -10594,7 +10618,7 @@
         </w:tc>
         <w:tc>
           <w:tcPr>
-            <w:tcW w:w="1951" w:type="dxa"/>
+            <w:tcW w:w="1596" w:type="dxa"/>
           </w:tcPr>
           <w:p>
             <w:pPr>
@@ -10610,7 +10634,7 @@
       <w:tr>
         <w:tc>
           <w:tcPr>
-            <w:tcW w:w="887" w:type="dxa"/>
+            <w:tcW w:w="1724" w:type="dxa"/>
           </w:tcPr>
           <w:p>
             <w:pPr>
@@ -10624,7 +10648,7 @@
         </w:tc>
         <w:tc>
           <w:tcPr>
-            <w:tcW w:w="2582" w:type="dxa"/>
+            <w:tcW w:w="2113" w:type="dxa"/>
           </w:tcPr>
           <w:p>
             <w:pPr>
@@ -10638,7 +10662,7 @@
         </w:tc>
         <w:tc>
           <w:tcPr>
-            <w:tcW w:w="1620" w:type="dxa"/>
+            <w:tcW w:w="1724" w:type="dxa"/>
           </w:tcPr>
           <w:p>
             <w:pPr>
@@ -10652,7 +10676,7 @@
         </w:tc>
         <w:tc>
           <w:tcPr>
-            <w:tcW w:w="2317" w:type="dxa"/>
+            <w:tcW w:w="2199" w:type="dxa"/>
           </w:tcPr>
           <w:p>
             <w:pPr>
@@ -10666,7 +10690,7 @@
         </w:tc>
         <w:tc>
           <w:tcPr>
-            <w:tcW w:w="1951" w:type="dxa"/>
+            <w:tcW w:w="1596" w:type="dxa"/>
           </w:tcPr>
           <w:p>
             <w:pPr>
@@ -10699,11 +10723,11 @@
         <w:tblLayout w:type="fixed"/>
       </w:tblPr>
       <w:tblGrid>
-        <w:gridCol w:w="1100"/>
-        <w:gridCol w:w="2899"/>
-        <w:gridCol w:w="3059"/>
-        <w:gridCol w:w="1315"/>
-        <w:gridCol w:w="984"/>
+        <w:gridCol w:w="1610"/>
+        <w:gridCol w:w="2483"/>
+        <w:gridCol w:w="2621"/>
+        <w:gridCol w:w="1380"/>
+        <w:gridCol w:w="1265"/>
       </w:tblGrid>
       <w:tr>
         <w:trPr>
@@ -10711,7 +10735,7 @@
         </w:trPr>
         <w:tc>
           <w:tcPr>
-            <w:tcW w:w="1100" w:type="dxa"/>
+            <w:tcW w:w="1610" w:type="dxa"/>
           </w:tcPr>
           <w:p>
             <w:pPr>
@@ -10725,7 +10749,7 @@
         </w:tc>
         <w:tc>
           <w:tcPr>
-            <w:tcW w:w="2899" w:type="dxa"/>
+            <w:tcW w:w="2483" w:type="dxa"/>
           </w:tcPr>
           <w:p>
             <w:pPr>
@@ -10739,7 +10763,7 @@
         </w:tc>
         <w:tc>
           <w:tcPr>
-            <w:tcW w:w="3059" w:type="dxa"/>
+            <w:tcW w:w="2621" w:type="dxa"/>
           </w:tcPr>
           <w:p>
             <w:pPr>
@@ -10753,7 +10777,7 @@
         </w:tc>
         <w:tc>
           <w:tcPr>
-            <w:tcW w:w="1315" w:type="dxa"/>
+            <w:tcW w:w="1380" w:type="dxa"/>
           </w:tcPr>
           <w:p>
             <w:pPr>
@@ -10767,7 +10791,7 @@
         </w:tc>
         <w:tc>
           <w:tcPr>
-            <w:tcW w:w="984" w:type="dxa"/>
+            <w:tcW w:w="1265" w:type="dxa"/>
           </w:tcPr>
           <w:p>
             <w:pPr>
@@ -10783,7 +10807,7 @@
       <w:tr>
         <w:tc>
           <w:tcPr>
-            <w:tcW w:w="1100" w:type="dxa"/>
+            <w:tcW w:w="1610" w:type="dxa"/>
           </w:tcPr>
           <w:p>
             <w:pPr>
@@ -10797,7 +10821,7 @@
         </w:tc>
         <w:tc>
           <w:tcPr>
-            <w:tcW w:w="2899" w:type="dxa"/>
+            <w:tcW w:w="2483" w:type="dxa"/>
           </w:tcPr>
           <w:p>
             <w:pPr>
@@ -10811,7 +10835,7 @@
         </w:tc>
         <w:tc>
           <w:tcPr>
-            <w:tcW w:w="3059" w:type="dxa"/>
+            <w:tcW w:w="2621" w:type="dxa"/>
           </w:tcPr>
           <w:p>
             <w:pPr>
@@ -10825,7 +10849,7 @@
         </w:tc>
         <w:tc>
           <w:tcPr>
-            <w:tcW w:w="1315" w:type="dxa"/>
+            <w:tcW w:w="1380" w:type="dxa"/>
           </w:tcPr>
           <w:p>
             <w:pPr>
@@ -10839,7 +10863,7 @@
         </w:tc>
         <w:tc>
           <w:tcPr>
-            <w:tcW w:w="984" w:type="dxa"/>
+            <w:tcW w:w="1265" w:type="dxa"/>
           </w:tcPr>
           <w:p>
             <w:pPr>
@@ -10855,7 +10879,7 @@
       <w:tr>
         <w:tc>
           <w:tcPr>
-            <w:tcW w:w="1100" w:type="dxa"/>
+            <w:tcW w:w="1610" w:type="dxa"/>
           </w:tcPr>
           <w:p>
             <w:pPr>
@@ -10869,7 +10893,7 @@
         </w:tc>
         <w:tc>
           <w:tcPr>
-            <w:tcW w:w="2899" w:type="dxa"/>
+            <w:tcW w:w="2483" w:type="dxa"/>
           </w:tcPr>
           <w:p>
             <w:pPr>
@@ -10883,7 +10907,7 @@
         </w:tc>
         <w:tc>
           <w:tcPr>
-            <w:tcW w:w="3059" w:type="dxa"/>
+            <w:tcW w:w="2621" w:type="dxa"/>
           </w:tcPr>
           <w:p>
             <w:pPr>
@@ -10897,7 +10921,7 @@
         </w:tc>
         <w:tc>
           <w:tcPr>
-            <w:tcW w:w="1315" w:type="dxa"/>
+            <w:tcW w:w="1380" w:type="dxa"/>
           </w:tcPr>
           <w:p>
             <w:pPr>
@@ -10911,7 +10935,7 @@
         </w:tc>
         <w:tc>
           <w:tcPr>
-            <w:tcW w:w="984" w:type="dxa"/>
+            <w:tcW w:w="1265" w:type="dxa"/>
           </w:tcPr>
           <w:p>
             <w:pPr>
@@ -10927,7 +10951,7 @@
       <w:tr>
         <w:tc>
           <w:tcPr>
-            <w:tcW w:w="1100" w:type="dxa"/>
+            <w:tcW w:w="1610" w:type="dxa"/>
           </w:tcPr>
           <w:p>
             <w:pPr>
@@ -10941,7 +10965,7 @@
         </w:tc>
         <w:tc>
           <w:tcPr>
-            <w:tcW w:w="2899" w:type="dxa"/>
+            <w:tcW w:w="2483" w:type="dxa"/>
           </w:tcPr>
           <w:p>
             <w:pPr>
@@ -10955,7 +10979,7 @@
         </w:tc>
         <w:tc>
           <w:tcPr>
-            <w:tcW w:w="3059" w:type="dxa"/>
+            <w:tcW w:w="2621" w:type="dxa"/>
           </w:tcPr>
           <w:p>
             <w:pPr>
@@ -10969,7 +10993,7 @@
         </w:tc>
         <w:tc>
           <w:tcPr>
-            <w:tcW w:w="1315" w:type="dxa"/>
+            <w:tcW w:w="1380" w:type="dxa"/>
           </w:tcPr>
           <w:p>
             <w:pPr>
@@ -10983,7 +11007,7 @@
         </w:tc>
         <w:tc>
           <w:tcPr>
-            <w:tcW w:w="984" w:type="dxa"/>
+            <w:tcW w:w="1265" w:type="dxa"/>
           </w:tcPr>
           <w:p>
             <w:pPr>
@@ -10999,7 +11023,7 @@
       <w:tr>
         <w:tc>
           <w:tcPr>
-            <w:tcW w:w="1100" w:type="dxa"/>
+            <w:tcW w:w="1610" w:type="dxa"/>
           </w:tcPr>
           <w:p>
             <w:pPr>
@@ -11013,7 +11037,7 @@
         </w:tc>
         <w:tc>
           <w:tcPr>
-            <w:tcW w:w="2899" w:type="dxa"/>
+            <w:tcW w:w="2483" w:type="dxa"/>
           </w:tcPr>
           <w:p>
             <w:pPr>
@@ -11027,7 +11051,7 @@
         </w:tc>
         <w:tc>
           <w:tcPr>
-            <w:tcW w:w="3059" w:type="dxa"/>
+            <w:tcW w:w="2621" w:type="dxa"/>
           </w:tcPr>
           <w:p>
             <w:pPr>
@@ -11041,7 +11065,7 @@
         </w:tc>
         <w:tc>
           <w:tcPr>
-            <w:tcW w:w="1315" w:type="dxa"/>
+            <w:tcW w:w="1380" w:type="dxa"/>
           </w:tcPr>
           <w:p>
             <w:pPr>
@@ -11055,7 +11079,7 @@
         </w:tc>
         <w:tc>
           <w:tcPr>
-            <w:tcW w:w="984" w:type="dxa"/>
+            <w:tcW w:w="1265" w:type="dxa"/>
           </w:tcPr>
           <w:p>
             <w:pPr>
@@ -11071,7 +11095,7 @@
       <w:tr>
         <w:tc>
           <w:tcPr>
-            <w:tcW w:w="1100" w:type="dxa"/>
+            <w:tcW w:w="1610" w:type="dxa"/>
           </w:tcPr>
           <w:p>
             <w:pPr>
@@ -11085,7 +11109,7 @@
         </w:tc>
         <w:tc>
           <w:tcPr>
-            <w:tcW w:w="2899" w:type="dxa"/>
+            <w:tcW w:w="2483" w:type="dxa"/>
           </w:tcPr>
           <w:p>
             <w:pPr>
@@ -11099,7 +11123,7 @@
         </w:tc>
         <w:tc>
           <w:tcPr>
-            <w:tcW w:w="3059" w:type="dxa"/>
+            <w:tcW w:w="2621" w:type="dxa"/>
           </w:tcPr>
           <w:p>
             <w:pPr>
@@ -11113,7 +11137,7 @@
         </w:tc>
         <w:tc>
           <w:tcPr>
-            <w:tcW w:w="1315" w:type="dxa"/>
+            <w:tcW w:w="1380" w:type="dxa"/>
           </w:tcPr>
           <w:p>
             <w:pPr>
@@ -11127,7 +11151,7 @@
         </w:tc>
         <w:tc>
           <w:tcPr>
-            <w:tcW w:w="984" w:type="dxa"/>
+            <w:tcW w:w="1265" w:type="dxa"/>
           </w:tcPr>
           <w:p>
             <w:pPr>
@@ -11629,12 +11653,12 @@
         <w:tblLayout w:type="fixed"/>
       </w:tblPr>
       <w:tblGrid>
-        <w:gridCol w:w="858"/>
-        <w:gridCol w:w="858"/>
-        <w:gridCol w:w="2924"/>
-        <w:gridCol w:w="1029"/>
-        <w:gridCol w:w="1029"/>
-        <w:gridCol w:w="2659"/>
+        <w:gridCol w:w="900"/>
+        <w:gridCol w:w="920"/>
+        <w:gridCol w:w="2744"/>
+        <w:gridCol w:w="1150"/>
+        <w:gridCol w:w="1150"/>
+        <w:gridCol w:w="2495"/>
       </w:tblGrid>
       <w:tr>
         <w:trPr>
@@ -11642,7 +11666,7 @@
         </w:trPr>
         <w:tc>
           <w:tcPr>
-            <w:tcW w:w="858" w:type="dxa"/>
+            <w:tcW w:w="900" w:type="dxa"/>
           </w:tcPr>
           <w:p>
             <w:pPr>
@@ -11656,7 +11680,7 @@
         </w:tc>
         <w:tc>
           <w:tcPr>
-            <w:tcW w:w="858" w:type="dxa"/>
+            <w:tcW w:w="920" w:type="dxa"/>
           </w:tcPr>
           <w:p>
             <w:pPr>
@@ -11670,7 +11694,7 @@
         </w:tc>
         <w:tc>
           <w:tcPr>
-            <w:tcW w:w="2924" w:type="dxa"/>
+            <w:tcW w:w="2744" w:type="dxa"/>
           </w:tcPr>
           <w:p>
             <w:pPr>
@@ -11684,7 +11708,7 @@
         </w:tc>
         <w:tc>
           <w:tcPr>
-            <w:tcW w:w="1029" w:type="dxa"/>
+            <w:tcW w:w="1150" w:type="dxa"/>
           </w:tcPr>
           <w:p>
             <w:pPr>
@@ -11698,7 +11722,7 @@
         </w:tc>
         <w:tc>
           <w:tcPr>
-            <w:tcW w:w="1029" w:type="dxa"/>
+            <w:tcW w:w="1150" w:type="dxa"/>
           </w:tcPr>
           <w:p>
             <w:pPr>
@@ -11712,7 +11736,7 @@
         </w:tc>
         <w:tc>
           <w:tcPr>
-            <w:tcW w:w="2659" w:type="dxa"/>
+            <w:tcW w:w="2495" w:type="dxa"/>
           </w:tcPr>
           <w:p>
             <w:pPr>
@@ -11728,7 +11752,7 @@
       <w:tr>
         <w:tc>
           <w:tcPr>
-            <w:tcW w:w="858" w:type="dxa"/>
+            <w:tcW w:w="900" w:type="dxa"/>
           </w:tcPr>
           <w:p>
             <w:pPr>
@@ -11742,7 +11766,7 @@
         </w:tc>
         <w:tc>
           <w:tcPr>
-            <w:tcW w:w="858" w:type="dxa"/>
+            <w:tcW w:w="920" w:type="dxa"/>
           </w:tcPr>
           <w:p>
             <w:pPr>
@@ -11756,7 +11780,7 @@
         </w:tc>
         <w:tc>
           <w:tcPr>
-            <w:tcW w:w="2924" w:type="dxa"/>
+            <w:tcW w:w="2744" w:type="dxa"/>
           </w:tcPr>
           <w:p>
             <w:pPr>
@@ -11770,7 +11794,7 @@
         </w:tc>
         <w:tc>
           <w:tcPr>
-            <w:tcW w:w="1029" w:type="dxa"/>
+            <w:tcW w:w="1150" w:type="dxa"/>
           </w:tcPr>
           <w:p>
             <w:pPr>
@@ -11784,7 +11808,7 @@
         </w:tc>
         <w:tc>
           <w:tcPr>
-            <w:tcW w:w="1029" w:type="dxa"/>
+            <w:tcW w:w="1150" w:type="dxa"/>
           </w:tcPr>
           <w:p>
             <w:pPr>
@@ -11798,7 +11822,7 @@
         </w:tc>
         <w:tc>
           <w:tcPr>
-            <w:tcW w:w="2659" w:type="dxa"/>
+            <w:tcW w:w="2495" w:type="dxa"/>
           </w:tcPr>
           <w:p>
             <w:pPr>
@@ -11814,7 +11838,7 @@
       <w:tr>
         <w:tc>
           <w:tcPr>
-            <w:tcW w:w="858" w:type="dxa"/>
+            <w:tcW w:w="900" w:type="dxa"/>
           </w:tcPr>
           <w:p>
             <w:pPr>
@@ -11828,59 +11852,59 @@
         </w:tc>
         <w:tc>
           <w:tcPr>
-            <w:tcW w:w="858" w:type="dxa"/>
-          </w:tcPr>
-          <w:p>
-            <w:pPr>
-              <w:pStyle w:val="Compact"/>
-            </w:pPr>
-          </w:p>
-        </w:tc>
-        <w:tc>
-          <w:tcPr>
-            <w:tcW w:w="2924" w:type="dxa"/>
-          </w:tcPr>
-          <w:p>
-            <w:pPr>
-              <w:pStyle w:val="Compact"/>
-            </w:pPr>
-          </w:p>
-        </w:tc>
-        <w:tc>
-          <w:tcPr>
-            <w:tcW w:w="1029" w:type="dxa"/>
-          </w:tcPr>
-          <w:p>
-            <w:pPr>
-              <w:pStyle w:val="Compact"/>
-            </w:pPr>
-          </w:p>
-        </w:tc>
-        <w:tc>
-          <w:tcPr>
-            <w:tcW w:w="1029" w:type="dxa"/>
-          </w:tcPr>
-          <w:p>
-            <w:pPr>
-              <w:pStyle w:val="Compact"/>
-            </w:pPr>
-          </w:p>
-        </w:tc>
-        <w:tc>
-          <w:tcPr>
-            <w:tcW w:w="2659" w:type="dxa"/>
-          </w:tcPr>
-          <w:p>
-            <w:pPr>
-              <w:pStyle w:val="Compact"/>
-            </w:pPr>
-          </w:p>
-        </w:tc>
-      </w:tr>
-      <w:tr>
-        <w:tc>
-          <w:tcPr>
-            <w:tcW w:w="858" w:type="dxa"/>
+            <w:tcW w:w="920" w:type="dxa"/>
+          </w:tcPr>
+          <w:p>
+            <w:pPr>
+              <w:pStyle w:val="Compact"/>
+            </w:pPr>
+          </w:p>
+        </w:tc>
+        <w:tc>
+          <w:tcPr>
+            <w:tcW w:w="2744" w:type="dxa"/>
+          </w:tcPr>
+          <w:p>
+            <w:pPr>
+              <w:pStyle w:val="Compact"/>
+            </w:pPr>
+          </w:p>
+        </w:tc>
+        <w:tc>
+          <w:tcPr>
+            <w:tcW w:w="1150" w:type="dxa"/>
+          </w:tcPr>
+          <w:p>
+            <w:pPr>
+              <w:pStyle w:val="Compact"/>
+            </w:pPr>
+          </w:p>
+        </w:tc>
+        <w:tc>
+          <w:tcPr>
+            <w:tcW w:w="1150" w:type="dxa"/>
+          </w:tcPr>
+          <w:p>
+            <w:pPr>
+              <w:pStyle w:val="Compact"/>
+            </w:pPr>
+          </w:p>
+        </w:tc>
+        <w:tc>
+          <w:tcPr>
+            <w:tcW w:w="2495" w:type="dxa"/>
+          </w:tcPr>
+          <w:p>
+            <w:pPr>
+              <w:pStyle w:val="Compact"/>
+            </w:pPr>
+          </w:p>
+        </w:tc>
+      </w:tr>
+      <w:tr>
+        <w:tc>
+          <w:tcPr>
+            <w:tcW w:w="900" w:type="dxa"/>
           </w:tcPr>
           <w:p>
             <w:pPr>
@@ -11894,47 +11918,47 @@
         </w:tc>
         <w:tc>
           <w:tcPr>
-            <w:tcW w:w="858" w:type="dxa"/>
-          </w:tcPr>
-          <w:p>
-            <w:pPr>
-              <w:pStyle w:val="Compact"/>
-            </w:pPr>
-          </w:p>
-        </w:tc>
-        <w:tc>
-          <w:tcPr>
-            <w:tcW w:w="2924" w:type="dxa"/>
-          </w:tcPr>
-          <w:p>
-            <w:pPr>
-              <w:pStyle w:val="Compact"/>
-            </w:pPr>
-          </w:p>
-        </w:tc>
-        <w:tc>
-          <w:tcPr>
-            <w:tcW w:w="1029" w:type="dxa"/>
-          </w:tcPr>
-          <w:p>
-            <w:pPr>
-              <w:pStyle w:val="Compact"/>
-            </w:pPr>
-          </w:p>
-        </w:tc>
-        <w:tc>
-          <w:tcPr>
-            <w:tcW w:w="1029" w:type="dxa"/>
-          </w:tcPr>
-          <w:p>
-            <w:pPr>
-              <w:pStyle w:val="Compact"/>
-            </w:pPr>
-          </w:p>
-        </w:tc>
-        <w:tc>
-          <w:tcPr>
-            <w:tcW w:w="2659" w:type="dxa"/>
+            <w:tcW w:w="920" w:type="dxa"/>
+          </w:tcPr>
+          <w:p>
+            <w:pPr>
+              <w:pStyle w:val="Compact"/>
+            </w:pPr>
+          </w:p>
+        </w:tc>
+        <w:tc>
+          <w:tcPr>
+            <w:tcW w:w="2744" w:type="dxa"/>
+          </w:tcPr>
+          <w:p>
+            <w:pPr>
+              <w:pStyle w:val="Compact"/>
+            </w:pPr>
+          </w:p>
+        </w:tc>
+        <w:tc>
+          <w:tcPr>
+            <w:tcW w:w="1150" w:type="dxa"/>
+          </w:tcPr>
+          <w:p>
+            <w:pPr>
+              <w:pStyle w:val="Compact"/>
+            </w:pPr>
+          </w:p>
+        </w:tc>
+        <w:tc>
+          <w:tcPr>
+            <w:tcW w:w="1150" w:type="dxa"/>
+          </w:tcPr>
+          <w:p>
+            <w:pPr>
+              <w:pStyle w:val="Compact"/>
+            </w:pPr>
+          </w:p>
+        </w:tc>
+        <w:tc>
+          <w:tcPr>
+            <w:tcW w:w="2495" w:type="dxa"/>
           </w:tcPr>
           <w:p>
             <w:pPr>
@@ -11963,11 +11987,11 @@
         <w:tblLayout w:type="fixed"/>
       </w:tblPr>
       <w:tblGrid>
-        <w:gridCol w:w="1541"/>
-        <w:gridCol w:w="2268"/>
-        <w:gridCol w:w="2742"/>
-        <w:gridCol w:w="892"/>
-        <w:gridCol w:w="1914"/>
+        <w:gridCol w:w="1473"/>
+        <w:gridCol w:w="2168"/>
+        <w:gridCol w:w="2622"/>
+        <w:gridCol w:w="1265"/>
+        <w:gridCol w:w="1830"/>
       </w:tblGrid>
       <w:tr>
         <w:trPr>
@@ -11975,7 +11999,7 @@
         </w:trPr>
         <w:tc>
           <w:tcPr>
-            <w:tcW w:w="1541" w:type="dxa"/>
+            <w:tcW w:w="1473" w:type="dxa"/>
           </w:tcPr>
           <w:p>
             <w:pPr>
@@ -11989,7 +12013,7 @@
         </w:tc>
         <w:tc>
           <w:tcPr>
-            <w:tcW w:w="2268" w:type="dxa"/>
+            <w:tcW w:w="2168" w:type="dxa"/>
           </w:tcPr>
           <w:p>
             <w:pPr>
@@ -12003,7 +12027,7 @@
         </w:tc>
         <w:tc>
           <w:tcPr>
-            <w:tcW w:w="2742" w:type="dxa"/>
+            <w:tcW w:w="2622" w:type="dxa"/>
           </w:tcPr>
           <w:p>
             <w:pPr>
@@ -12017,7 +12041,7 @@
         </w:tc>
         <w:tc>
           <w:tcPr>
-            <w:tcW w:w="892" w:type="dxa"/>
+            <w:tcW w:w="1265" w:type="dxa"/>
           </w:tcPr>
           <w:p>
             <w:pPr>
@@ -12031,7 +12055,7 @@
         </w:tc>
         <w:tc>
           <w:tcPr>
-            <w:tcW w:w="1914" w:type="dxa"/>
+            <w:tcW w:w="1830" w:type="dxa"/>
           </w:tcPr>
           <w:p>
             <w:pPr>
@@ -12047,7 +12071,7 @@
       <w:tr>
         <w:tc>
           <w:tcPr>
-            <w:tcW w:w="1541" w:type="dxa"/>
+            <w:tcW w:w="1473" w:type="dxa"/>
           </w:tcPr>
           <w:p>
             <w:pPr>
@@ -12061,7 +12085,7 @@
         </w:tc>
         <w:tc>
           <w:tcPr>
-            <w:tcW w:w="2268" w:type="dxa"/>
+            <w:tcW w:w="2168" w:type="dxa"/>
           </w:tcPr>
           <w:p>
             <w:pPr>
@@ -12075,7 +12099,7 @@
         </w:tc>
         <w:tc>
           <w:tcPr>
-            <w:tcW w:w="2742" w:type="dxa"/>
+            <w:tcW w:w="2622" w:type="dxa"/>
           </w:tcPr>
           <w:p>
             <w:pPr>
@@ -12089,7 +12113,7 @@
         </w:tc>
         <w:tc>
           <w:tcPr>
-            <w:tcW w:w="892" w:type="dxa"/>
+            <w:tcW w:w="1265" w:type="dxa"/>
           </w:tcPr>
           <w:p>
             <w:pPr>
@@ -12103,7 +12127,7 @@
         </w:tc>
         <w:tc>
           <w:tcPr>
-            <w:tcW w:w="1914" w:type="dxa"/>
+            <w:tcW w:w="1830" w:type="dxa"/>
           </w:tcPr>
           <w:p>
             <w:pPr>
@@ -12119,47 +12143,47 @@
       <w:tr>
         <w:tc>
           <w:tcPr>
-            <w:tcW w:w="1541" w:type="dxa"/>
-          </w:tcPr>
-          <w:p>
-            <w:pPr>
-              <w:pStyle w:val="Compact"/>
-            </w:pPr>
-          </w:p>
-        </w:tc>
-        <w:tc>
-          <w:tcPr>
-            <w:tcW w:w="2268" w:type="dxa"/>
-          </w:tcPr>
-          <w:p>
-            <w:pPr>
-              <w:pStyle w:val="Compact"/>
-            </w:pPr>
-          </w:p>
-        </w:tc>
-        <w:tc>
-          <w:tcPr>
-            <w:tcW w:w="2742" w:type="dxa"/>
-          </w:tcPr>
-          <w:p>
-            <w:pPr>
-              <w:pStyle w:val="Compact"/>
-            </w:pPr>
-          </w:p>
-        </w:tc>
-        <w:tc>
-          <w:tcPr>
-            <w:tcW w:w="892" w:type="dxa"/>
-          </w:tcPr>
-          <w:p>
-            <w:pPr>
-              <w:pStyle w:val="Compact"/>
-            </w:pPr>
-          </w:p>
-        </w:tc>
-        <w:tc>
-          <w:tcPr>
-            <w:tcW w:w="1914" w:type="dxa"/>
+            <w:tcW w:w="1473" w:type="dxa"/>
+          </w:tcPr>
+          <w:p>
+            <w:pPr>
+              <w:pStyle w:val="Compact"/>
+            </w:pPr>
+          </w:p>
+        </w:tc>
+        <w:tc>
+          <w:tcPr>
+            <w:tcW w:w="2168" w:type="dxa"/>
+          </w:tcPr>
+          <w:p>
+            <w:pPr>
+              <w:pStyle w:val="Compact"/>
+            </w:pPr>
+          </w:p>
+        </w:tc>
+        <w:tc>
+          <w:tcPr>
+            <w:tcW w:w="2622" w:type="dxa"/>
+          </w:tcPr>
+          <w:p>
+            <w:pPr>
+              <w:pStyle w:val="Compact"/>
+            </w:pPr>
+          </w:p>
+        </w:tc>
+        <w:tc>
+          <w:tcPr>
+            <w:tcW w:w="1265" w:type="dxa"/>
+          </w:tcPr>
+          <w:p>
+            <w:pPr>
+              <w:pStyle w:val="Compact"/>
+            </w:pPr>
+          </w:p>
+        </w:tc>
+        <w:tc>
+          <w:tcPr>
+            <w:tcW w:w="1830" w:type="dxa"/>
           </w:tcPr>
           <w:p>
             <w:pPr>
@@ -12878,9 +12902,9 @@
         <w:tblLayout w:type="fixed"/>
       </w:tblPr>
       <w:tblGrid>
-        <w:gridCol w:w="896"/>
-        <w:gridCol w:w="5594"/>
-        <w:gridCol w:w="2868"/>
+        <w:gridCol w:w="900"/>
+        <w:gridCol w:w="5592"/>
+        <w:gridCol w:w="2867"/>
       </w:tblGrid>
       <w:tr>
         <w:trPr>
@@ -12888,7 +12912,7 @@
         </w:trPr>
         <w:tc>
           <w:tcPr>
-            <w:tcW w:w="896" w:type="dxa"/>
+            <w:tcW w:w="900" w:type="dxa"/>
           </w:tcPr>
           <w:p>
             <w:pPr>
@@ -12902,7 +12926,7 @@
         </w:tc>
         <w:tc>
           <w:tcPr>
-            <w:tcW w:w="5594" w:type="dxa"/>
+            <w:tcW w:w="5592" w:type="dxa"/>
           </w:tcPr>
           <w:p>
             <w:pPr>
@@ -12916,7 +12940,7 @@
         </w:tc>
         <w:tc>
           <w:tcPr>
-            <w:tcW w:w="2868" w:type="dxa"/>
+            <w:tcW w:w="2867" w:type="dxa"/>
           </w:tcPr>
           <w:p>
             <w:pPr>
@@ -12932,7 +12956,7 @@
       <w:tr>
         <w:tc>
           <w:tcPr>
-            <w:tcW w:w="896" w:type="dxa"/>
+            <w:tcW w:w="900" w:type="dxa"/>
           </w:tcPr>
           <w:p>
             <w:pPr>
@@ -12946,7 +12970,7 @@
         </w:tc>
         <w:tc>
           <w:tcPr>
-            <w:tcW w:w="5594" w:type="dxa"/>
+            <w:tcW w:w="5592" w:type="dxa"/>
           </w:tcPr>
           <w:p>
             <w:pPr>
@@ -12960,7 +12984,7 @@
         </w:tc>
         <w:tc>
           <w:tcPr>
-            <w:tcW w:w="2868" w:type="dxa"/>
+            <w:tcW w:w="2867" w:type="dxa"/>
           </w:tcPr>
           <w:p>
             <w:pPr>
@@ -12976,7 +13000,7 @@
       <w:tr>
         <w:tc>
           <w:tcPr>
-            <w:tcW w:w="896" w:type="dxa"/>
+            <w:tcW w:w="900" w:type="dxa"/>
           </w:tcPr>
           <w:p>
             <w:pPr>
@@ -12990,7 +13014,7 @@
         </w:tc>
         <w:tc>
           <w:tcPr>
-            <w:tcW w:w="5594" w:type="dxa"/>
+            <w:tcW w:w="5592" w:type="dxa"/>
           </w:tcPr>
           <w:p>
             <w:pPr>
@@ -13004,7 +13028,7 @@
         </w:tc>
         <w:tc>
           <w:tcPr>
-            <w:tcW w:w="2868" w:type="dxa"/>
+            <w:tcW w:w="2867" w:type="dxa"/>
           </w:tcPr>
           <w:p>
             <w:pPr>
@@ -13020,7 +13044,7 @@
       <w:tr>
         <w:tc>
           <w:tcPr>
-            <w:tcW w:w="896" w:type="dxa"/>
+            <w:tcW w:w="900" w:type="dxa"/>
           </w:tcPr>
           <w:p>
             <w:pPr>
@@ -13034,7 +13058,7 @@
         </w:tc>
         <w:tc>
           <w:tcPr>
-            <w:tcW w:w="5594" w:type="dxa"/>
+            <w:tcW w:w="5592" w:type="dxa"/>
           </w:tcPr>
           <w:p>
             <w:pPr>
@@ -13048,7 +13072,7 @@
         </w:tc>
         <w:tc>
           <w:tcPr>
-            <w:tcW w:w="2868" w:type="dxa"/>
+            <w:tcW w:w="2867" w:type="dxa"/>
           </w:tcPr>
           <w:p>
             <w:pPr>
@@ -13064,7 +13088,7 @@
       <w:tr>
         <w:tc>
           <w:tcPr>
-            <w:tcW w:w="896" w:type="dxa"/>
+            <w:tcW w:w="900" w:type="dxa"/>
           </w:tcPr>
           <w:p>
             <w:pPr>
@@ -13078,7 +13102,7 @@
         </w:tc>
         <w:tc>
           <w:tcPr>
-            <w:tcW w:w="5594" w:type="dxa"/>
+            <w:tcW w:w="5592" w:type="dxa"/>
           </w:tcPr>
           <w:p>
             <w:pPr>
@@ -13092,7 +13116,7 @@
         </w:tc>
         <w:tc>
           <w:tcPr>
-            <w:tcW w:w="2868" w:type="dxa"/>
+            <w:tcW w:w="2867" w:type="dxa"/>
           </w:tcPr>
           <w:p>
             <w:pPr>
@@ -13108,7 +13132,7 @@
       <w:tr>
         <w:tc>
           <w:tcPr>
-            <w:tcW w:w="896" w:type="dxa"/>
+            <w:tcW w:w="900" w:type="dxa"/>
           </w:tcPr>
           <w:p>
             <w:pPr>
@@ -13122,7 +13146,7 @@
         </w:tc>
         <w:tc>
           <w:tcPr>
-            <w:tcW w:w="5594" w:type="dxa"/>
+            <w:tcW w:w="5592" w:type="dxa"/>
           </w:tcPr>
           <w:p>
             <w:pPr>
@@ -13136,7 +13160,7 @@
         </w:tc>
         <w:tc>
           <w:tcPr>
-            <w:tcW w:w="2868" w:type="dxa"/>
+            <w:tcW w:w="2867" w:type="dxa"/>
           </w:tcPr>
           <w:p>
             <w:pPr>
@@ -13152,7 +13176,7 @@
       <w:tr>
         <w:tc>
           <w:tcPr>
-            <w:tcW w:w="896" w:type="dxa"/>
+            <w:tcW w:w="900" w:type="dxa"/>
           </w:tcPr>
           <w:p>
             <w:pPr>
@@ -13166,7 +13190,7 @@
         </w:tc>
         <w:tc>
           <w:tcPr>
-            <w:tcW w:w="5594" w:type="dxa"/>
+            <w:tcW w:w="5592" w:type="dxa"/>
           </w:tcPr>
           <w:p>
             <w:pPr>
@@ -13180,7 +13204,7 @@
         </w:tc>
         <w:tc>
           <w:tcPr>
-            <w:tcW w:w="2868" w:type="dxa"/>
+            <w:tcW w:w="2867" w:type="dxa"/>
           </w:tcPr>
           <w:p>
             <w:pPr>
@@ -13196,7 +13220,7 @@
       <w:tr>
         <w:tc>
           <w:tcPr>
-            <w:tcW w:w="896" w:type="dxa"/>
+            <w:tcW w:w="900" w:type="dxa"/>
           </w:tcPr>
           <w:p>
             <w:pPr>
@@ -13210,7 +13234,7 @@
         </w:tc>
         <w:tc>
           <w:tcPr>
-            <w:tcW w:w="5594" w:type="dxa"/>
+            <w:tcW w:w="5592" w:type="dxa"/>
           </w:tcPr>
           <w:p>
             <w:pPr>
@@ -13224,7 +13248,7 @@
         </w:tc>
         <w:tc>
           <w:tcPr>
-            <w:tcW w:w="2868" w:type="dxa"/>
+            <w:tcW w:w="2867" w:type="dxa"/>
           </w:tcPr>
           <w:p>
             <w:pPr>
@@ -13240,7 +13264,7 @@
       <w:tr>
         <w:tc>
           <w:tcPr>
-            <w:tcW w:w="896" w:type="dxa"/>
+            <w:tcW w:w="900" w:type="dxa"/>
           </w:tcPr>
           <w:p>
             <w:pPr>
@@ -13254,7 +13278,7 @@
         </w:tc>
         <w:tc>
           <w:tcPr>
-            <w:tcW w:w="5594" w:type="dxa"/>
+            <w:tcW w:w="5592" w:type="dxa"/>
           </w:tcPr>
           <w:p>
             <w:pPr>
@@ -13268,7 +13292,7 @@
         </w:tc>
         <w:tc>
           <w:tcPr>
-            <w:tcW w:w="2868" w:type="dxa"/>
+            <w:tcW w:w="2867" w:type="dxa"/>
           </w:tcPr>
           <w:p>
             <w:pPr>
@@ -13284,7 +13308,7 @@
       <w:tr>
         <w:tc>
           <w:tcPr>
-            <w:tcW w:w="896" w:type="dxa"/>
+            <w:tcW w:w="900" w:type="dxa"/>
           </w:tcPr>
           <w:p>
             <w:pPr>
@@ -13298,7 +13322,7 @@
         </w:tc>
         <w:tc>
           <w:tcPr>
-            <w:tcW w:w="5594" w:type="dxa"/>
+            <w:tcW w:w="5592" w:type="dxa"/>
           </w:tcPr>
           <w:p>
             <w:pPr>
@@ -13312,7 +13336,7 @@
         </w:tc>
         <w:tc>
           <w:tcPr>
-            <w:tcW w:w="2868" w:type="dxa"/>
+            <w:tcW w:w="2867" w:type="dxa"/>
           </w:tcPr>
           <w:p>
             <w:pPr>
@@ -13337,7 +13361,7 @@
       <w:tr>
         <w:tc>
           <w:tcPr>
-            <w:tcW w:w="896" w:type="dxa"/>
+            <w:tcW w:w="900" w:type="dxa"/>
           </w:tcPr>
           <w:p>
             <w:pPr>
@@ -13351,7 +13375,7 @@
         </w:tc>
         <w:tc>
           <w:tcPr>
-            <w:tcW w:w="5594" w:type="dxa"/>
+            <w:tcW w:w="5592" w:type="dxa"/>
           </w:tcPr>
           <w:p>
             <w:pPr>
@@ -13365,7 +13389,7 @@
         </w:tc>
         <w:tc>
           <w:tcPr>
-            <w:tcW w:w="2868" w:type="dxa"/>
+            <w:tcW w:w="2867" w:type="dxa"/>
           </w:tcPr>
           <w:p>
             <w:pPr>
@@ -13381,7 +13405,7 @@
       <w:tr>
         <w:tc>
           <w:tcPr>
-            <w:tcW w:w="896" w:type="dxa"/>
+            <w:tcW w:w="900" w:type="dxa"/>
           </w:tcPr>
           <w:p>
             <w:pPr>
@@ -13395,7 +13419,7 @@
         </w:tc>
         <w:tc>
           <w:tcPr>
-            <w:tcW w:w="5594" w:type="dxa"/>
+            <w:tcW w:w="5592" w:type="dxa"/>
           </w:tcPr>
           <w:p>
             <w:pPr>
@@ -13409,7 +13433,7 @@
         </w:tc>
         <w:tc>
           <w:tcPr>
-            <w:tcW w:w="2868" w:type="dxa"/>
+            <w:tcW w:w="2867" w:type="dxa"/>
           </w:tcPr>
           <w:p>
             <w:pPr>
@@ -13425,7 +13449,7 @@
       <w:tr>
         <w:tc>
           <w:tcPr>
-            <w:tcW w:w="896" w:type="dxa"/>
+            <w:tcW w:w="900" w:type="dxa"/>
           </w:tcPr>
           <w:p>
             <w:pPr>
@@ -13439,7 +13463,7 @@
         </w:tc>
         <w:tc>
           <w:tcPr>
-            <w:tcW w:w="5594" w:type="dxa"/>
+            <w:tcW w:w="5592" w:type="dxa"/>
           </w:tcPr>
           <w:p>
             <w:pPr>
@@ -13453,7 +13477,7 @@
         </w:tc>
         <w:tc>
           <w:tcPr>
-            <w:tcW w:w="2868" w:type="dxa"/>
+            <w:tcW w:w="2867" w:type="dxa"/>
           </w:tcPr>
           <w:p>
             <w:pPr>
@@ -13469,7 +13493,7 @@
       <w:tr>
         <w:tc>
           <w:tcPr>
-            <w:tcW w:w="896" w:type="dxa"/>
+            <w:tcW w:w="900" w:type="dxa"/>
           </w:tcPr>
           <w:p>
             <w:pPr>
@@ -13483,7 +13507,7 @@
         </w:tc>
         <w:tc>
           <w:tcPr>
-            <w:tcW w:w="5594" w:type="dxa"/>
+            <w:tcW w:w="5592" w:type="dxa"/>
           </w:tcPr>
           <w:p>
             <w:pPr>
@@ -13497,7 +13521,7 @@
         </w:tc>
         <w:tc>
           <w:tcPr>
-            <w:tcW w:w="2868" w:type="dxa"/>
+            <w:tcW w:w="2867" w:type="dxa"/>
           </w:tcPr>
           <w:p>
             <w:pPr>
@@ -13513,7 +13537,7 @@
       <w:tr>
         <w:tc>
           <w:tcPr>
-            <w:tcW w:w="896" w:type="dxa"/>
+            <w:tcW w:w="900" w:type="dxa"/>
           </w:tcPr>
           <w:p>
             <w:pPr>
@@ -13527,7 +13551,7 @@
         </w:tc>
         <w:tc>
           <w:tcPr>
-            <w:tcW w:w="5594" w:type="dxa"/>
+            <w:tcW w:w="5592" w:type="dxa"/>
           </w:tcPr>
           <w:p>
             <w:pPr>
@@ -13541,7 +13565,7 @@
         </w:tc>
         <w:tc>
           <w:tcPr>
-            <w:tcW w:w="2868" w:type="dxa"/>
+            <w:tcW w:w="2867" w:type="dxa"/>
           </w:tcPr>
           <w:p>
             <w:pPr>
@@ -13557,7 +13581,7 @@
       <w:tr>
         <w:tc>
           <w:tcPr>
-            <w:tcW w:w="896" w:type="dxa"/>
+            <w:tcW w:w="900" w:type="dxa"/>
           </w:tcPr>
           <w:p>
             <w:pPr>
@@ -13571,7 +13595,7 @@
         </w:tc>
         <w:tc>
           <w:tcPr>
-            <w:tcW w:w="5594" w:type="dxa"/>
+            <w:tcW w:w="5592" w:type="dxa"/>
           </w:tcPr>
           <w:p>
             <w:pPr>
@@ -13585,7 +13609,7 @@
         </w:tc>
         <w:tc>
           <w:tcPr>
-            <w:tcW w:w="2868" w:type="dxa"/>
+            <w:tcW w:w="2867" w:type="dxa"/>
           </w:tcPr>
           <w:p>
             <w:pPr>
@@ -13601,7 +13625,7 @@
       <w:tr>
         <w:tc>
           <w:tcPr>
-            <w:tcW w:w="896" w:type="dxa"/>
+            <w:tcW w:w="900" w:type="dxa"/>
           </w:tcPr>
           <w:p>
             <w:pPr>
@@ -13615,7 +13639,7 @@
         </w:tc>
         <w:tc>
           <w:tcPr>
-            <w:tcW w:w="5594" w:type="dxa"/>
+            <w:tcW w:w="5592" w:type="dxa"/>
           </w:tcPr>
           <w:p>
             <w:pPr>
@@ -13629,7 +13653,7 @@
         </w:tc>
         <w:tc>
           <w:tcPr>
-            <w:tcW w:w="2868" w:type="dxa"/>
+            <w:tcW w:w="2867" w:type="dxa"/>
           </w:tcPr>
           <w:p>
             <w:pPr>
